--- a/docs/PRD-项目管理系统.docx
+++ b/docs/PRD-项目管理系统.docx
@@ -2,7 +2,7 @@
 <file path=word/document.xml><?xml version="1.0" encoding="utf-8"?>
 <w:document xmlns:w="http://schemas.openxmlformats.org/wordprocessingml/2006/main" xmlns:m="http://schemas.openxmlformats.org/officeDocument/2006/math" xmlns:r="http://schemas.openxmlformats.org/officeDocument/2006/relationships" xmlns:o="urn:schemas-microsoft-com:office:office" xmlns:v="urn:schemas-microsoft-com:vml" xmlns:w10="urn:schemas-microsoft-com:office:word" xmlns:a="http://schemas.openxmlformats.org/drawingml/2006/main" xmlns:pic="http://schemas.openxmlformats.org/drawingml/2006/picture" xmlns:wp="http://schemas.openxmlformats.org/drawingml/2006/wordprocessingDrawing">
   <w:body>
-    <w:bookmarkStart w:id="61" w:name="项目管理系统-产品需求文档prd"/>
+    <w:bookmarkStart w:id="62" w:name="项目管理系统-产品需求文档prd"/>
     <w:p>
       <w:pPr>
         <w:pStyle w:val="Heading1"/>
@@ -36,7 +36,20 @@
         <w:t xml:space="preserve">最后更新</w:t>
       </w:r>
       <w:r>
-        <w:t xml:space="preserve">：2026-04-23</w:t>
+        <w:t xml:space="preserve">：2026-12-20</w:t>
+      </w:r>
+      <w:r>
+        <w:br/>
+      </w:r>
+      <w:r>
+        <w:rPr>
+          <w:bCs/>
+          <w:b/>
+        </w:rPr>
+        <w:t xml:space="preserve">修订说明</w:t>
+      </w:r>
+      <w:r>
+        <w:t xml:space="preserve">：已纳入 (1) 项目名称+版本号全库唯一与表单校验 (2) 支持文件夹上传及可延展的目录树 (3) 从项目概况跳转到「版本号」二级目录节点。</w:t>
       </w:r>
     </w:p>
     <w:p>
@@ -348,7 +361,57 @@
         <w:t xml:space="preserve">文件存储</w:t>
       </w:r>
       <w:r>
-        <w:t xml:space="preserve">：需求文档为上传文件，需有服务端存储、命名与元数据记录（具体由技术方案确定）；预览能力依赖可预览格式与浏览器/服务组件能力。</w:t>
+        <w:t xml:space="preserve">：需求文档为上传</w:t>
+      </w:r>
+      <w:r>
+        <w:rPr>
+          <w:bCs/>
+          <w:b/>
+        </w:rPr>
+        <w:t xml:space="preserve">文件</w:t>
+      </w:r>
+      <w:r>
+        <w:t xml:space="preserve">或</w:t>
+      </w:r>
+      <w:r>
+        <w:rPr>
+          <w:bCs/>
+          <w:b/>
+        </w:rPr>
+        <w:t xml:space="preserve">文件夹</w:t>
+      </w:r>
+      <w:r>
+        <w:t xml:space="preserve">（文件夹上传在客户端按</w:t>
+      </w:r>
+      <w:r>
+        <w:rPr>
+          <w:bCs/>
+          <w:b/>
+        </w:rPr>
+        <w:t xml:space="preserve">目录树</w:t>
+      </w:r>
+      <w:r>
+        <w:t xml:space="preserve">或</w:t>
+      </w:r>
+      <w:r>
+        <w:rPr>
+          <w:bCs/>
+          <w:b/>
+        </w:rPr>
+        <w:t xml:space="preserve">多文件+路径</w:t>
+      </w:r>
+      <w:r>
+        <w:t xml:space="preserve">还原结构，</w:t>
+      </w:r>
+      <w:r>
+        <w:rPr>
+          <w:bCs/>
+          <w:b/>
+        </w:rPr>
+        <w:t xml:space="preserve">具体能力以浏览器/系统 API 与实现方案为准</w:t>
+      </w:r>
+      <w:r>
+        <w:t xml:space="preserve">）；需有服务端存储、命名与元数据记录；预览能力依赖可预览格式与浏览器/服务组件能力。</w:t>
       </w:r>
     </w:p>
     <w:p>
@@ -368,6 +431,94 @@
       </w:r>
       <w:r>
         <w:t xml:space="preserve">：「登录态维持 5 小时」为产品规则，由会话/令牌策略实现。</w:t>
+      </w:r>
+    </w:p>
+    <w:p>
+      <w:pPr>
+        <w:numPr>
+          <w:ilvl w:val="0"/>
+          <w:numId w:val="1003"/>
+        </w:numPr>
+        <w:pStyle w:val="Compact"/>
+      </w:pPr>
+      <w:r>
+        <w:rPr>
+          <w:bCs/>
+          <w:b/>
+        </w:rPr>
+        <w:t xml:space="preserve">数据主键/唯一性</w:t>
+      </w:r>
+      <w:r>
+        <w:t xml:space="preserve">：</w:t>
+      </w:r>
+      <w:r>
+        <w:rPr>
+          <w:bCs/>
+          <w:b/>
+        </w:rPr>
+        <w:t xml:space="preserve">「项目名称 + 版本号」</w:t>
+      </w:r>
+      <w:r>
+        <w:t xml:space="preserve"> </w:t>
+      </w:r>
+      <w:r>
+        <w:t xml:space="preserve">在全库</w:t>
+      </w:r>
+      <w:r>
+        <w:rPr>
+          <w:bCs/>
+          <w:b/>
+        </w:rPr>
+        <w:t xml:space="preserve">唯一</w:t>
+      </w:r>
+      <w:r>
+        <w:t xml:space="preserve">对应</w:t>
+      </w:r>
+      <w:r>
+        <w:rPr>
+          <w:bCs/>
+          <w:b/>
+        </w:rPr>
+        <w:t xml:space="preserve">一条</w:t>
+      </w:r>
+      <w:r>
+        <w:t xml:space="preserve">项目记录；</w:t>
+      </w:r>
+      <w:r>
+        <w:rPr>
+          <w:bCs/>
+          <w:b/>
+        </w:rPr>
+        <w:t xml:space="preserve">不存在</w:t>
+      </w:r>
+      <w:r>
+        <w:t xml:space="preserve">相同组合的两条及以上记录。落地方式可为数据库唯一约束 + 前端的</w:t>
+      </w:r>
+      <w:r>
+        <w:rPr>
+          <w:bCs/>
+          <w:b/>
+        </w:rPr>
+        <w:t xml:space="preserve">新增/修改</w:t>
+      </w:r>
+      <w:r>
+        <w:t xml:space="preserve">校验与提示，见</w:t>
+      </w:r>
+      <w:r>
+        <w:t xml:space="preserve"> </w:t>
+      </w:r>
+      <w:r>
+        <w:rPr>
+          <w:bCs/>
+          <w:b/>
+        </w:rPr>
+        <w:t xml:space="preserve">§6.1.4、§6.1.1</w:t>
+      </w:r>
+      <w:r>
+        <w:t xml:space="preserve"> </w:t>
+      </w:r>
+      <w:r>
+        <w:t xml:space="preserve">说明。</w:t>
       </w:r>
     </w:p>
     <w:p>
@@ -945,6 +1096,94 @@
     </w:p>
     <w:p>
       <w:pPr>
+        <w:numPr>
+          <w:ilvl w:val="0"/>
+          <w:numId w:val="1007"/>
+        </w:numPr>
+        <w:pStyle w:val="Compact"/>
+      </w:pPr>
+      <w:r>
+        <w:rPr>
+          <w:bCs/>
+          <w:b/>
+        </w:rPr>
+        <w:t xml:space="preserve">业务唯一性</w:t>
+      </w:r>
+      <w:r>
+        <w:t xml:space="preserve">：</w:t>
+      </w:r>
+      <w:r>
+        <w:rPr>
+          <w:bCs/>
+          <w:b/>
+        </w:rPr>
+        <w:t xml:space="preserve">「项目名称 + 版本号」</w:t>
+      </w:r>
+      <w:r>
+        <w:t xml:space="preserve"> </w:t>
+      </w:r>
+      <w:r>
+        <w:t xml:space="preserve">组合在</w:t>
+      </w:r>
+      <w:r>
+        <w:rPr>
+          <w:bCs/>
+          <w:b/>
+        </w:rPr>
+        <w:t xml:space="preserve">全系统</w:t>
+      </w:r>
+      <w:r>
+        <w:t xml:space="preserve">内</w:t>
+      </w:r>
+      <w:r>
+        <w:rPr>
+          <w:bCs/>
+          <w:b/>
+        </w:rPr>
+        <w:t xml:space="preserve">唯一</w:t>
+      </w:r>
+      <w:r>
+        <w:t xml:space="preserve">；</w:t>
+      </w:r>
+      <w:r>
+        <w:rPr>
+          <w:bCs/>
+          <w:b/>
+        </w:rPr>
+        <w:t xml:space="preserve">不允许</w:t>
+      </w:r>
+      <w:r>
+        <w:t xml:space="preserve">存在两条及以上</w:t>
+      </w:r>
+      <w:r>
+        <w:rPr>
+          <w:bCs/>
+          <w:b/>
+        </w:rPr>
+        <w:t xml:space="preserve">相同组合</w:t>
+      </w:r>
+      <w:r>
+        <w:t xml:space="preserve">的项目记录（与</w:t>
+      </w:r>
+      <w:r>
+        <w:t xml:space="preserve"> </w:t>
+      </w:r>
+      <w:r>
+        <w:rPr>
+          <w:bCs/>
+          <w:b/>
+        </w:rPr>
+        <w:t xml:space="preserve">§6.1.4</w:t>
+      </w:r>
+      <w:r>
+        <w:t xml:space="preserve"> </w:t>
+      </w:r>
+      <w:r>
+        <w:t xml:space="preserve">中新增/修改唯一性校验一致）。</w:t>
+      </w:r>
+    </w:p>
+    <w:p>
+      <w:pPr>
         <w:pStyle w:val="FirstParagraph"/>
       </w:pPr>
       <w:r>
@@ -1532,7 +1771,69 @@
         <w:t xml:space="preserve"> </w:t>
       </w:r>
       <w:r>
-        <w:t xml:space="preserve">添加（可多文件、数量与大小限制由评审与方案确定）。</w:t>
+        <w:t xml:space="preserve">或</w:t>
+      </w:r>
+      <w:r>
+        <w:t xml:space="preserve"> </w:t>
+      </w:r>
+      <w:r>
+        <w:rPr>
+          <w:bCs/>
+          <w:b/>
+        </w:rPr>
+        <w:t xml:space="preserve">选择本地文件夹上传</w:t>
+      </w:r>
+      <w:r>
+        <w:t xml:space="preserve"> </w:t>
+      </w:r>
+      <w:r>
+        <w:t xml:space="preserve">添加；若上传文件夹，则按</w:t>
+      </w:r>
+      <w:r>
+        <w:rPr>
+          <w:bCs/>
+          <w:b/>
+        </w:rPr>
+        <w:t xml:space="preserve">文件夹结构</w:t>
+      </w:r>
+      <w:r>
+        <w:t xml:space="preserve">在对应</w:t>
+      </w:r>
+      <w:r>
+        <w:rPr>
+          <w:bCs/>
+          <w:b/>
+        </w:rPr>
+        <w:t xml:space="preserve">版本目录</w:t>
+      </w:r>
+      <w:r>
+        <w:t xml:space="preserve">下</w:t>
+      </w:r>
+      <w:r>
+        <w:rPr>
+          <w:bCs/>
+          <w:b/>
+        </w:rPr>
+        <w:t xml:space="preserve">还原/合并</w:t>
+      </w:r>
+      <w:r>
+        <w:t xml:space="preserve">为子目录与文件（与</w:t>
+      </w:r>
+      <w:r>
+        <w:t xml:space="preserve"> </w:t>
+      </w:r>
+      <w:r>
+        <w:rPr>
+          <w:bCs/>
+          <w:b/>
+        </w:rPr>
+        <w:t xml:space="preserve">§6.2.2</w:t>
+      </w:r>
+      <w:r>
+        <w:t xml:space="preserve"> </w:t>
+      </w:r>
+      <w:r>
+        <w:t xml:space="preserve">可延展树一致；数量与单文件/总大小等限制由评审与方案确定）。</w:t>
       </w:r>
     </w:p>
     <w:p>
@@ -1578,7 +1879,17 @@
         <w:pStyle w:val="Compact"/>
       </w:pPr>
       <w:r>
-        <w:t xml:space="preserve">项目版本（若与「版本号」为同一业务含义，可合并为一个字段在 PRD/原型中避免重复）</w:t>
+        <w:t xml:space="preserve">版本号（与「项目名称」共同构成</w:t>
+      </w:r>
+      <w:r>
+        <w:rPr>
+          <w:bCs/>
+          <w:b/>
+        </w:rPr>
+        <w:t xml:space="preserve">业务主键</w:t>
+      </w:r>
+      <w:r>
+        <w:t xml:space="preserve">）</w:t>
       </w:r>
       <w:r>
         <w:br/>
@@ -1595,210 +1906,259 @@
       <w:r>
         <w:t xml:space="preserve">项目经理</w:t>
       </w:r>
-      <w:r>
-        <w:br/>
+    </w:p>
+    <w:p>
+      <w:pPr>
+        <w:numPr>
+          <w:ilvl w:val="0"/>
+          <w:numId w:val="1011"/>
+        </w:numPr>
+        <w:pStyle w:val="Compact"/>
+      </w:pPr>
+      <w:r>
+        <w:rPr>
+          <w:bCs/>
+          <w:b/>
+        </w:rPr>
+        <w:t xml:space="preserve">「项目名称 + 版本号」唯一性校验</w:t>
+      </w:r>
+      <w:r>
+        <w:t xml:space="preserve">（</w:t>
+      </w:r>
+      <w:r>
+        <w:rPr>
+          <w:bCs/>
+          <w:b/>
+        </w:rPr>
+        <w:t xml:space="preserve">新增</w:t>
+      </w:r>
+      <w:r>
+        <w:t xml:space="preserve">与</w:t>
+      </w:r>
+      <w:r>
+        <w:rPr>
+          <w:bCs/>
+          <w:b/>
+        </w:rPr>
+        <w:t xml:space="preserve">修改</w:t>
+      </w:r>
+      <w:r>
+        <w:t xml:space="preserve">均须执行）：</w:t>
       </w:r>
     </w:p>
     <w:p>
       <w:pPr>
         <w:numPr>
           <w:ilvl w:val="1"/>
-          <w:numId w:val="1012"/>
-        </w:numPr>
-        <w:pStyle w:val="Compact"/>
-      </w:pPr>
-      <w:r>
-        <w:t xml:space="preserve">版本号（若与「项目版本」重复，建议评审时合并为单字段，避免双字段语义冲突）</w:t>
-      </w:r>
-    </w:p>
-    <w:p>
-      <w:pPr>
-        <w:pStyle w:val="BlockText"/>
-      </w:pPr>
-      <w:r>
-        <w:rPr>
-          <w:bCs/>
-          <w:b/>
-        </w:rPr>
-        <w:t xml:space="preserve">说明</w:t>
-      </w:r>
-      <w:r>
-        <w:t xml:space="preserve">：若「项目版本」与「版本号」为同一概念，建议统一为「版本号」一项必填；若为业务版本与技术版本两类，需分别定义。此处先按原需求保留，待产品定稿时合并或拆分。</w:t>
-      </w:r>
-    </w:p>
-    <w:bookmarkEnd w:id="33"/>
-    <w:bookmarkStart w:id="34" w:name="需求文档列与跨页跳转"/>
-    <w:p>
-      <w:pPr>
-        <w:pStyle w:val="Heading4"/>
-      </w:pPr>
-      <w:r>
-        <w:t xml:space="preserve">6.1.5 「需求文档」列与跨页跳转</w:t>
-      </w:r>
-    </w:p>
-    <w:p>
-      <w:pPr>
-        <w:numPr>
-          <w:ilvl w:val="0"/>
           <w:numId w:val="1013"/>
         </w:numPr>
         <w:pStyle w:val="Compact"/>
       </w:pPr>
       <w:r>
-        <w:t xml:space="preserve">列表</w:t>
-      </w:r>
-      <w:r>
-        <w:rPr>
-          <w:bCs/>
-          <w:b/>
-        </w:rPr>
-        <w:t xml:space="preserve">每一行</w:t>
-      </w:r>
-      <w:r>
-        <w:t xml:space="preserve">的</w:t>
-      </w:r>
-      <w:r>
-        <w:t xml:space="preserve"> </w:t>
-      </w:r>
-      <w:r>
-        <w:rPr>
-          <w:bCs/>
-          <w:b/>
-        </w:rPr>
-        <w:t xml:space="preserve">需求文档</w:t>
-      </w:r>
-      <w:r>
-        <w:t xml:space="preserve"> </w:t>
-      </w:r>
-      <w:r>
-        <w:t xml:space="preserve">列提供</w:t>
-      </w:r>
-      <w:r>
-        <w:t xml:space="preserve"> </w:t>
-      </w:r>
-      <w:r>
-        <w:rPr>
-          <w:bCs/>
-          <w:b/>
-        </w:rPr>
-        <w:t xml:space="preserve">「文档查看」类入口</w:t>
-      </w:r>
-      <w:r>
-        <w:t xml:space="preserve">（如链接或按钮）。</w:t>
+        <w:rPr>
+          <w:bCs/>
+          <w:b/>
+        </w:rPr>
+        <w:t xml:space="preserve">保存前</w:t>
+      </w:r>
+      <w:r>
+        <w:t xml:space="preserve">（点击「确定」时）在</w:t>
+      </w:r>
+      <w:r>
+        <w:rPr>
+          <w:bCs/>
+          <w:b/>
+        </w:rPr>
+        <w:t xml:space="preserve">全库</w:t>
+      </w:r>
+      <w:r>
+        <w:t xml:space="preserve">检查是否已存在</w:t>
+      </w:r>
+      <w:r>
+        <w:rPr>
+          <w:bCs/>
+          <w:b/>
+        </w:rPr>
+        <w:t xml:space="preserve">相同「项目名称 + 版本号」</w:t>
+      </w:r>
+      <w:r>
+        <w:t xml:space="preserve"> </w:t>
+      </w:r>
+      <w:r>
+        <w:t xml:space="preserve">的组合。</w:t>
       </w:r>
     </w:p>
     <w:p>
       <w:pPr>
         <w:numPr>
-          <w:ilvl w:val="0"/>
+          <w:ilvl w:val="1"/>
           <w:numId w:val="1013"/>
         </w:numPr>
         <w:pStyle w:val="Compact"/>
       </w:pPr>
       <w:r>
-        <w:t xml:space="preserve">行为：跳转至</w:t>
-      </w:r>
-      <w:r>
-        <w:t xml:space="preserve"> </w:t>
-      </w:r>
-      <w:r>
-        <w:rPr>
-          <w:bCs/>
-          <w:b/>
-        </w:rPr>
-        <w:t xml:space="preserve">二级菜单「需求文档管理」</w:t>
-      </w:r>
-      <w:r>
-        <w:t xml:space="preserve"> </w:t>
-      </w:r>
-      <w:r>
-        <w:t xml:space="preserve">页，并</w:t>
-      </w:r>
-      <w:r>
-        <w:t xml:space="preserve"> </w:t>
-      </w:r>
-      <w:r>
-        <w:rPr>
-          <w:bCs/>
-          <w:b/>
-        </w:rPr>
-        <w:t xml:space="preserve">定位到</w:t>
-      </w:r>
-      <w:r>
-        <w:t xml:space="preserve"> </w:t>
-      </w:r>
-      <w:r>
-        <w:t xml:space="preserve">与该项目/版本/文档对应的</w:t>
-      </w:r>
-      <w:r>
-        <w:t xml:space="preserve"> </w:t>
-      </w:r>
-      <w:r>
-        <w:rPr>
-          <w:bCs/>
-          <w:b/>
-        </w:rPr>
-        <w:t xml:space="preserve">需求文档目录</w:t>
-      </w:r>
-      <w:r>
-        <w:t xml:space="preserve">（与 6.2 目录树「项目名称 → 版本号 → 需求文档」结构一致，确保打开后选中的树节点、右侧表单与目标文档所在目录一致）。</w:t>
-      </w:r>
-    </w:p>
-    <w:p>
-      <w:pPr>
-        <w:pStyle w:val="FirstParagraph"/>
-      </w:pPr>
-      <w:r>
-        <w:rPr>
-          <w:bCs/>
-          <w:b/>
-        </w:rPr>
-        <w:t xml:space="preserve">验收要点</w:t>
-      </w:r>
-      <w:r>
-        <w:t xml:space="preserve">：从项目 A 的某行进入，目录树高亮/展开至「项目 A → 对应版本 → 目标目录」，右侧列表展示该目录下文档。</w:t>
-      </w:r>
-    </w:p>
-    <w:p>
-      <w:r>
-        <w:pict>
-          <v:rect style="width:0;height:1.5pt" o:hralign="center" o:hrstd="t" o:hr="t"/>
-        </w:pict>
-      </w:r>
-    </w:p>
-    <w:bookmarkEnd w:id="34"/>
-    <w:bookmarkEnd w:id="35"/>
-    <w:bookmarkStart w:id="40" w:name="二级菜单项目管理-需求文档管理"/>
-    <w:p>
-      <w:pPr>
-        <w:pStyle w:val="Heading3"/>
-      </w:pPr>
-      <w:r>
-        <w:t xml:space="preserve">6.2 二级菜单：项目管理 → 需求文档管理</w:t>
-      </w:r>
-    </w:p>
-    <w:p>
-      <w:pPr>
-        <w:pStyle w:val="FirstParagraph"/>
-      </w:pPr>
-      <w:r>
-        <w:rPr>
-          <w:bCs/>
-          <w:b/>
-        </w:rPr>
-        <w:t xml:space="preserve">定位</w:t>
-      </w:r>
-      <w:r>
-        <w:t xml:space="preserve">：以「目录树 + 文档表」管理所有需求文档的归属与操作。</w:t>
-      </w:r>
-    </w:p>
-    <w:bookmarkStart w:id="36" w:name="页面结构两栏"/>
+        <w:rPr>
+          <w:bCs/>
+          <w:b/>
+        </w:rPr>
+        <w:t xml:space="preserve">新增</w:t>
+      </w:r>
+      <w:r>
+        <w:t xml:space="preserve">：若已存在，</w:t>
+      </w:r>
+      <w:r>
+        <w:rPr>
+          <w:bCs/>
+          <w:b/>
+        </w:rPr>
+        <w:t xml:space="preserve">禁止保存</w:t>
+      </w:r>
+      <w:r>
+        <w:t xml:space="preserve">，</w:t>
+      </w:r>
+      <w:r>
+        <w:rPr>
+          <w:bCs/>
+          <w:b/>
+        </w:rPr>
+        <w:t xml:space="preserve">提示</w:t>
+      </w:r>
+      <w:r>
+        <w:t xml:space="preserve">（示例）：「已存在相同项目名称与版本号的项目，请修改名称或版本号后重试。」</w:t>
+      </w:r>
+    </w:p>
+    <w:p>
+      <w:pPr>
+        <w:numPr>
+          <w:ilvl w:val="1"/>
+          <w:numId w:val="1013"/>
+        </w:numPr>
+        <w:pStyle w:val="Compact"/>
+      </w:pPr>
+      <w:r>
+        <w:rPr>
+          <w:bCs/>
+          <w:b/>
+        </w:rPr>
+        <w:t xml:space="preserve">修改</w:t>
+      </w:r>
+      <w:r>
+        <w:t xml:space="preserve">：若用户将</w:t>
+      </w:r>
+      <w:r>
+        <w:rPr>
+          <w:bCs/>
+          <w:b/>
+        </w:rPr>
+        <w:t xml:space="preserve">项目名称</w:t>
+      </w:r>
+      <w:r>
+        <w:t xml:space="preserve">或</w:t>
+      </w:r>
+      <w:r>
+        <w:rPr>
+          <w:bCs/>
+          <w:b/>
+        </w:rPr>
+        <w:t xml:space="preserve">版本号</w:t>
+      </w:r>
+      <w:r>
+        <w:t xml:space="preserve">改为与</w:t>
+      </w:r>
+      <w:r>
+        <w:rPr>
+          <w:bCs/>
+          <w:b/>
+        </w:rPr>
+        <w:t xml:space="preserve">其他行</w:t>
+      </w:r>
+      <w:r>
+        <w:t xml:space="preserve">已存在的组合</w:t>
+      </w:r>
+      <w:r>
+        <w:rPr>
+          <w:bCs/>
+          <w:b/>
+        </w:rPr>
+        <w:t xml:space="preserve">重复</w:t>
+      </w:r>
+      <w:r>
+        <w:t xml:space="preserve">，</w:t>
+      </w:r>
+      <w:r>
+        <w:rPr>
+          <w:bCs/>
+          <w:b/>
+        </w:rPr>
+        <w:t xml:space="preserve">禁止保存</w:t>
+      </w:r>
+      <w:r>
+        <w:t xml:space="preserve">，</w:t>
+      </w:r>
+      <w:r>
+        <w:rPr>
+          <w:bCs/>
+          <w:b/>
+        </w:rPr>
+        <w:t xml:space="preserve">提示</w:t>
+      </w:r>
+      <w:r>
+        <w:t xml:space="preserve">同上；若</w:t>
+      </w:r>
+      <w:r>
+        <w:rPr>
+          <w:bCs/>
+          <w:b/>
+        </w:rPr>
+        <w:t xml:space="preserve">未改</w:t>
+      </w:r>
+      <w:r>
+        <w:t xml:space="preserve">该组合，仅改其他字段，</w:t>
+      </w:r>
+      <w:r>
+        <w:rPr>
+          <w:bCs/>
+          <w:b/>
+        </w:rPr>
+        <w:t xml:space="preserve">应允许</w:t>
+      </w:r>
+      <w:r>
+        <w:t xml:space="preserve">保存。</w:t>
+      </w:r>
+    </w:p>
+    <w:p>
+      <w:pPr>
+        <w:pStyle w:val="BlockText"/>
+      </w:pPr>
+      <w:r>
+        <w:rPr>
+          <w:bCs/>
+          <w:b/>
+        </w:rPr>
+        <w:t xml:space="preserve">说明</w:t>
+      </w:r>
+      <w:r>
+        <w:t xml:space="preserve">：列表中「项目名称」与「版本号」为两个独立展示字段，</w:t>
+      </w:r>
+      <w:r>
+        <w:rPr>
+          <w:bCs/>
+          <w:b/>
+        </w:rPr>
+        <w:t xml:space="preserve">业务上</w:t>
+      </w:r>
+      <w:r>
+        <w:t xml:space="preserve">以二者组合唯一标识一个项目行。</w:t>
+      </w:r>
+    </w:p>
+    <w:bookmarkEnd w:id="33"/>
+    <w:bookmarkStart w:id="34" w:name="需求文档列与跨页跳转"/>
     <w:p>
       <w:pPr>
         <w:pStyle w:val="Heading4"/>
       </w:pPr>
       <w:r>
-        <w:t xml:space="preserve">6.2.1 页面结构（两栏）</w:t>
+        <w:t xml:space="preserve">6.1.5 「需求文档」列与跨页跳转</w:t>
       </w:r>
     </w:p>
     <w:p>
@@ -1810,24 +2170,46 @@
         <w:pStyle w:val="Compact"/>
       </w:pPr>
       <w:r>
-        <w:rPr>
-          <w:bCs/>
-          <w:b/>
-        </w:rPr>
-        <w:t xml:space="preserve">左</w:t>
-      </w:r>
-      <w:r>
-        <w:t xml:space="preserve">：</w:t>
-      </w:r>
-      <w:r>
-        <w:rPr>
-          <w:bCs/>
-          <w:b/>
-        </w:rPr>
-        <w:t xml:space="preserve">需求文档目录树</w:t>
-      </w:r>
-      <w:r>
-        <w:br/>
+        <w:t xml:space="preserve">列表</w:t>
+      </w:r>
+      <w:r>
+        <w:rPr>
+          <w:bCs/>
+          <w:b/>
+        </w:rPr>
+        <w:t xml:space="preserve">每一行</w:t>
+      </w:r>
+      <w:r>
+        <w:t xml:space="preserve">的</w:t>
+      </w:r>
+      <w:r>
+        <w:t xml:space="preserve"> </w:t>
+      </w:r>
+      <w:r>
+        <w:rPr>
+          <w:bCs/>
+          <w:b/>
+        </w:rPr>
+        <w:t xml:space="preserve">需求文档</w:t>
+      </w:r>
+      <w:r>
+        <w:t xml:space="preserve"> </w:t>
+      </w:r>
+      <w:r>
+        <w:t xml:space="preserve">列提供</w:t>
+      </w:r>
+      <w:r>
+        <w:t xml:space="preserve"> </w:t>
+      </w:r>
+      <w:r>
+        <w:rPr>
+          <w:bCs/>
+          <w:b/>
+        </w:rPr>
+        <w:t xml:space="preserve">「文档查看」类入口</w:t>
+      </w:r>
+      <w:r>
+        <w:t xml:space="preserve">（如链接或按钮）。</w:t>
       </w:r>
     </w:p>
     <w:p>
@@ -1843,33 +2225,226 @@
           <w:bCs/>
           <w:b/>
         </w:rPr>
-        <w:t xml:space="preserve">右</w:t>
-      </w:r>
-      <w:r>
-        <w:t xml:space="preserve">：</w:t>
-      </w:r>
-      <w:r>
-        <w:rPr>
-          <w:bCs/>
-          <w:b/>
-        </w:rPr>
-        <w:t xml:space="preserve">当前选中目录</w:t>
-      </w:r>
-      <w:r>
-        <w:t xml:space="preserve"> </w:t>
-      </w:r>
-      <w:r>
-        <w:t xml:space="preserve">对应的</w:t>
-      </w:r>
-      <w:r>
-        <w:t xml:space="preserve"> </w:t>
-      </w:r>
-      <w:r>
-        <w:rPr>
-          <w:bCs/>
-          <w:b/>
-        </w:rPr>
-        <w:t xml:space="preserve">文档表单/列表</w:t>
+        <w:t xml:space="preserve">跳转目标</w:t>
+      </w:r>
+      <w:r>
+        <w:t xml:space="preserve">（</w:t>
+      </w:r>
+      <w:r>
+        <w:rPr>
+          <w:bCs/>
+          <w:b/>
+        </w:rPr>
+        <w:t xml:space="preserve">明确</w:t>
+      </w:r>
+      <w:r>
+        <w:t xml:space="preserve">）：从项目概况进入时，</w:t>
+      </w:r>
+      <w:r>
+        <w:rPr>
+          <w:bCs/>
+          <w:b/>
+        </w:rPr>
+        <w:t xml:space="preserve">仅</w:t>
+      </w:r>
+      <w:r>
+        <w:t xml:space="preserve">跳转到</w:t>
+      </w:r>
+      <w:r>
+        <w:rPr>
+          <w:bCs/>
+          <w:b/>
+        </w:rPr>
+        <w:t xml:space="preserve">需求文档管理</w:t>
+      </w:r>
+      <w:r>
+        <w:t xml:space="preserve">页中、与该行项目对应的</w:t>
+      </w:r>
+      <w:r>
+        <w:rPr>
+          <w:bCs/>
+          <w:b/>
+        </w:rPr>
+        <w:t xml:space="preserve">二级目录</w:t>
+      </w:r>
+      <w:r>
+        <w:t xml:space="preserve">——即树节点</w:t>
+      </w:r>
+      <w:r>
+        <w:t xml:space="preserve"> </w:t>
+      </w:r>
+      <w:r>
+        <w:rPr>
+          <w:bCs/>
+          <w:b/>
+        </w:rPr>
+        <w:t xml:space="preserve">「项目名称」→「该行的版本号」</w:t>
+      </w:r>
+      <w:r>
+        <w:t xml:space="preserve">（</w:t>
+      </w:r>
+      <w:r>
+        <w:rPr>
+          <w:bCs/>
+          <w:b/>
+        </w:rPr>
+        <w:t xml:space="preserve">版本号</w:t>
+      </w:r>
+      <w:r>
+        <w:t xml:space="preserve">这一层，为该项目下该版本的</w:t>
+      </w:r>
+      <w:r>
+        <w:rPr>
+          <w:bCs/>
+          <w:b/>
+        </w:rPr>
+        <w:t xml:space="preserve">根目录/挂载点</w:t>
+      </w:r>
+      <w:r>
+        <w:t xml:space="preserve">）。</w:t>
+      </w:r>
+      <w:r>
+        <w:rPr>
+          <w:bCs/>
+          <w:b/>
+        </w:rPr>
+        <w:t xml:space="preserve">不</w:t>
+      </w:r>
+      <w:r>
+        <w:t xml:space="preserve">强制定位到更深层子目录；用户可在该版本下</w:t>
+      </w:r>
+      <w:r>
+        <w:rPr>
+          <w:bCs/>
+          <w:b/>
+        </w:rPr>
+        <w:t xml:space="preserve">自行展开</w:t>
+      </w:r>
+      <w:r>
+        <w:t xml:space="preserve">子文件夹继续浏览（见</w:t>
+      </w:r>
+      <w:r>
+        <w:t xml:space="preserve"> </w:t>
+      </w:r>
+      <w:r>
+        <w:rPr>
+          <w:bCs/>
+          <w:b/>
+        </w:rPr>
+        <w:t xml:space="preserve">§6.2.2</w:t>
+      </w:r>
+      <w:r>
+        <w:t xml:space="preserve">）。</w:t>
+      </w:r>
+    </w:p>
+    <w:p>
+      <w:pPr>
+        <w:numPr>
+          <w:ilvl w:val="0"/>
+          <w:numId w:val="1014"/>
+        </w:numPr>
+        <w:pStyle w:val="Compact"/>
+      </w:pPr>
+      <w:r>
+        <w:rPr>
+          <w:bCs/>
+          <w:b/>
+        </w:rPr>
+        <w:t xml:space="preserve">行为补充</w:t>
+      </w:r>
+      <w:r>
+        <w:t xml:space="preserve">：打开</w:t>
+      </w:r>
+      <w:r>
+        <w:t xml:space="preserve"> </w:t>
+      </w:r>
+      <w:r>
+        <w:rPr>
+          <w:bCs/>
+          <w:b/>
+        </w:rPr>
+        <w:t xml:space="preserve">「需求文档管理」</w:t>
+      </w:r>
+      <w:r>
+        <w:t xml:space="preserve"> </w:t>
+      </w:r>
+      <w:r>
+        <w:t xml:space="preserve">标签页后，</w:t>
+      </w:r>
+      <w:r>
+        <w:rPr>
+          <w:bCs/>
+          <w:b/>
+        </w:rPr>
+        <w:t xml:space="preserve">自动选中/展开</w:t>
+      </w:r>
+      <w:r>
+        <w:t xml:space="preserve"> </w:t>
+      </w:r>
+      <w:r>
+        <w:t xml:space="preserve">至</w:t>
+      </w:r>
+      <w:r>
+        <w:t xml:space="preserve"> </w:t>
+      </w:r>
+      <w:r>
+        <w:rPr>
+          <w:bCs/>
+          <w:b/>
+        </w:rPr>
+        <w:t xml:space="preserve">「项目 → 该版本号」</w:t>
+      </w:r>
+      <w:r>
+        <w:t xml:space="preserve"> </w:t>
+      </w:r>
+      <w:r>
+        <w:t xml:space="preserve">节点，</w:t>
+      </w:r>
+      <w:r>
+        <w:rPr>
+          <w:bCs/>
+          <w:b/>
+        </w:rPr>
+        <w:t xml:space="preserve">右侧</w:t>
+      </w:r>
+      <w:r>
+        <w:t xml:space="preserve">展示该</w:t>
+      </w:r>
+      <w:r>
+        <w:rPr>
+          <w:bCs/>
+          <w:b/>
+        </w:rPr>
+        <w:t xml:space="preserve">版本目录</w:t>
+      </w:r>
+      <w:r>
+        <w:t xml:space="preserve">下内容（</w:t>
+      </w:r>
+      <w:r>
+        <w:rPr>
+          <w:bCs/>
+          <w:b/>
+        </w:rPr>
+        <w:t xml:space="preserve">直接</w:t>
+      </w:r>
+      <w:r>
+        <w:t xml:space="preserve">子级：文件或子文件夹在</w:t>
+      </w:r>
+      <w:r>
+        <w:t xml:space="preserve"> </w:t>
+      </w:r>
+      <w:r>
+        <w:rPr>
+          <w:bCs/>
+          <w:b/>
+        </w:rPr>
+        <w:t xml:space="preserve">§6.2.3</w:t>
+      </w:r>
+      <w:r>
+        <w:t xml:space="preserve"> </w:t>
+      </w:r>
+      <w:r>
+        <w:t xml:space="preserve">的列表/树中体现）。</w:t>
       </w:r>
     </w:p>
     <w:p>
@@ -1877,17 +2452,118 @@
         <w:pStyle w:val="FirstParagraph"/>
       </w:pPr>
       <w:r>
-        <w:t xml:space="preserve">仅当选中某目录时，右侧展示其内容；切换目录时右侧刷新。</w:t>
-      </w:r>
-    </w:p>
-    <w:bookmarkEnd w:id="36"/>
-    <w:bookmarkStart w:id="37" w:name="目录树结构"/>
+        <w:rPr>
+          <w:bCs/>
+          <w:b/>
+        </w:rPr>
+        <w:t xml:space="preserve">验收要点</w:t>
+      </w:r>
+      <w:r>
+        <w:t xml:space="preserve">：从项目 A、版本 V 的一行点「文档查看」，应看到目录树</w:t>
+      </w:r>
+      <w:r>
+        <w:rPr>
+          <w:bCs/>
+          <w:b/>
+        </w:rPr>
+        <w:t xml:space="preserve">高亮/展开</w:t>
+      </w:r>
+      <w:r>
+        <w:t xml:space="preserve">到</w:t>
+      </w:r>
+      <w:r>
+        <w:t xml:space="preserve"> </w:t>
+      </w:r>
+      <w:r>
+        <w:rPr>
+          <w:bCs/>
+          <w:b/>
+        </w:rPr>
+        <w:t xml:space="preserve">项目 A 下的「版本 V」</w:t>
+      </w:r>
+      <w:r>
+        <w:t xml:space="preserve"> </w:t>
+      </w:r>
+      <w:r>
+        <w:t xml:space="preserve">这一层，右侧为</w:t>
+      </w:r>
+      <w:r>
+        <w:rPr>
+          <w:bCs/>
+          <w:b/>
+        </w:rPr>
+        <w:t xml:space="preserve">该版本</w:t>
+      </w:r>
+      <w:r>
+        <w:t xml:space="preserve">目录下内容；若该版本下仅有子文件夹，右侧按</w:t>
+      </w:r>
+      <w:r>
+        <w:t xml:space="preserve"> </w:t>
+      </w:r>
+      <w:r>
+        <w:rPr>
+          <w:bCs/>
+          <w:b/>
+        </w:rPr>
+        <w:t xml:space="preserve">§6.2.3</w:t>
+      </w:r>
+      <w:r>
+        <w:t xml:space="preserve"> </w:t>
+      </w:r>
+      <w:r>
+        <w:t xml:space="preserve">显示「当前目录」下文档列表或</w:t>
+      </w:r>
+      <w:r>
+        <w:rPr>
+          <w:bCs/>
+          <w:b/>
+        </w:rPr>
+        <w:t xml:space="preserve">空</w:t>
+      </w:r>
+      <w:r>
+        <w:t xml:space="preserve">（可再点进子节点）。</w:t>
+      </w:r>
+    </w:p>
+    <w:p>
+      <w:r>
+        <w:pict>
+          <v:rect style="width:0;height:1.5pt" o:hralign="center" o:hrstd="t" o:hr="t"/>
+        </w:pict>
+      </w:r>
+    </w:p>
+    <w:bookmarkEnd w:id="34"/>
+    <w:bookmarkEnd w:id="35"/>
+    <w:bookmarkStart w:id="40" w:name="二级菜单项目管理-需求文档管理"/>
+    <w:p>
+      <w:pPr>
+        <w:pStyle w:val="Heading3"/>
+      </w:pPr>
+      <w:r>
+        <w:t xml:space="preserve">6.2 二级菜单：项目管理 → 需求文档管理</w:t>
+      </w:r>
+    </w:p>
+    <w:p>
+      <w:pPr>
+        <w:pStyle w:val="FirstParagraph"/>
+      </w:pPr>
+      <w:r>
+        <w:rPr>
+          <w:bCs/>
+          <w:b/>
+        </w:rPr>
+        <w:t xml:space="preserve">定位</w:t>
+      </w:r>
+      <w:r>
+        <w:t xml:space="preserve">：以「目录树 + 文档表」管理所有需求文档的归属与操作。</w:t>
+      </w:r>
+    </w:p>
+    <w:bookmarkStart w:id="36" w:name="页面结构两栏"/>
     <w:p>
       <w:pPr>
         <w:pStyle w:val="Heading4"/>
       </w:pPr>
       <w:r>
-        <w:t xml:space="preserve">6.2.2 目录树结构</w:t>
+        <w:t xml:space="preserve">6.2.1 页面结构（两栏）</w:t>
       </w:r>
     </w:p>
     <w:p>
@@ -1899,17 +2575,24 @@
         <w:pStyle w:val="Compact"/>
       </w:pPr>
       <w:r>
-        <w:t xml:space="preserve">树形结构：</w:t>
-      </w:r>
-      <w:r>
-        <w:rPr>
-          <w:bCs/>
-          <w:b/>
-        </w:rPr>
-        <w:t xml:space="preserve">项目名称 → 版本号 → 需求文档</w:t>
-      </w:r>
-      <w:r>
-        <w:t xml:space="preserve">（第三层为需求文档相关节点，表示该版本下的文档目录或分组；具体是文件夹还是文档集合由技术实现，产品呈现为可展开节点直至文档所在层级）。</w:t>
+        <w:rPr>
+          <w:bCs/>
+          <w:b/>
+        </w:rPr>
+        <w:t xml:space="preserve">左</w:t>
+      </w:r>
+      <w:r>
+        <w:t xml:space="preserve">：</w:t>
+      </w:r>
+      <w:r>
+        <w:rPr>
+          <w:bCs/>
+          <w:b/>
+        </w:rPr>
+        <w:t xml:space="preserve">需求文档目录树</w:t>
+      </w:r>
+      <w:r>
+        <w:br/>
       </w:r>
     </w:p>
     <w:p>
@@ -1921,27 +2604,411 @@
         <w:pStyle w:val="Compact"/>
       </w:pPr>
       <w:r>
-        <w:t xml:space="preserve">与 6.1.5 联动：从项目概况跳转时，</w:t>
-      </w:r>
-      <w:r>
-        <w:rPr>
-          <w:bCs/>
-          <w:b/>
-        </w:rPr>
-        <w:t xml:space="preserve">自动定位</w:t>
-      </w:r>
-      <w:r>
-        <w:t xml:space="preserve">到与该项目、版本、文档位置一致的节点。</w:t>
+        <w:rPr>
+          <w:bCs/>
+          <w:b/>
+        </w:rPr>
+        <w:t xml:space="preserve">右</w:t>
+      </w:r>
+      <w:r>
+        <w:t xml:space="preserve">：</w:t>
+      </w:r>
+      <w:r>
+        <w:rPr>
+          <w:bCs/>
+          <w:b/>
+        </w:rPr>
+        <w:t xml:space="preserve">当前选中目录</w:t>
+      </w:r>
+      <w:r>
+        <w:t xml:space="preserve"> </w:t>
+      </w:r>
+      <w:r>
+        <w:t xml:space="preserve">对应的</w:t>
+      </w:r>
+      <w:r>
+        <w:t xml:space="preserve"> </w:t>
+      </w:r>
+      <w:r>
+        <w:rPr>
+          <w:bCs/>
+          <w:b/>
+        </w:rPr>
+        <w:t xml:space="preserve">文档表单/列表</w:t>
+      </w:r>
+    </w:p>
+    <w:p>
+      <w:pPr>
+        <w:pStyle w:val="FirstParagraph"/>
+      </w:pPr>
+      <w:r>
+        <w:t xml:space="preserve">仅当选中某目录时，右侧展示其内容；切换目录时右侧刷新。</w:t>
+      </w:r>
+    </w:p>
+    <w:bookmarkEnd w:id="36"/>
+    <w:bookmarkStart w:id="37" w:name="目录树结构"/>
+    <w:p>
+      <w:pPr>
+        <w:pStyle w:val="Heading4"/>
+      </w:pPr>
+      <w:r>
+        <w:t xml:space="preserve">6.2.2 目录树结构</w:t>
+      </w:r>
+    </w:p>
+    <w:p>
+      <w:pPr>
+        <w:numPr>
+          <w:ilvl w:val="0"/>
+          <w:numId w:val="1016"/>
+        </w:numPr>
+        <w:pStyle w:val="Compact"/>
+      </w:pPr>
+      <w:r>
+        <w:rPr>
+          <w:bCs/>
+          <w:b/>
+        </w:rPr>
+        <w:t xml:space="preserve">根结构</w:t>
+      </w:r>
+      <w:r>
+        <w:t xml:space="preserve">：</w:t>
+      </w:r>
+      <w:r>
+        <w:rPr>
+          <w:bCs/>
+          <w:b/>
+        </w:rPr>
+        <w:t xml:space="preserve">第 1 层</w:t>
+      </w:r>
+      <w:r>
+        <w:t xml:space="preserve"> </w:t>
+      </w:r>
+      <w:r>
+        <w:t xml:space="preserve">为</w:t>
+      </w:r>
+      <w:r>
+        <w:t xml:space="preserve"> </w:t>
+      </w:r>
+      <w:r>
+        <w:rPr>
+          <w:bCs/>
+          <w:b/>
+        </w:rPr>
+        <w:t xml:space="preserve">项目名称</w:t>
+      </w:r>
+      <w:r>
+        <w:t xml:space="preserve">；</w:t>
+      </w:r>
+      <w:r>
+        <w:rPr>
+          <w:bCs/>
+          <w:b/>
+        </w:rPr>
+        <w:t xml:space="preserve">第 2 层</w:t>
+      </w:r>
+      <w:r>
+        <w:t xml:space="preserve"> </w:t>
+      </w:r>
+      <w:r>
+        <w:t xml:space="preserve">为</w:t>
+      </w:r>
+      <w:r>
+        <w:t xml:space="preserve"> </w:t>
+      </w:r>
+      <w:r>
+        <w:rPr>
+          <w:bCs/>
+          <w:b/>
+        </w:rPr>
+        <w:t xml:space="preserve">版本号</w:t>
+      </w:r>
+      <w:r>
+        <w:t xml:space="preserve">（</w:t>
+      </w:r>
+      <w:r>
+        <w:rPr>
+          <w:bCs/>
+          <w:b/>
+        </w:rPr>
+        <w:t xml:space="preserve">即与 §6.1.5 跳转目标对应的「二级目录」</w:t>
+      </w:r>
+      <w:r>
+        <w:t xml:space="preserve">——某项目下某一版本的根）。</w:t>
+      </w:r>
+    </w:p>
+    <w:p>
+      <w:pPr>
+        <w:numPr>
+          <w:ilvl w:val="0"/>
+          <w:numId w:val="1016"/>
+        </w:numPr>
+        <w:pStyle w:val="Compact"/>
+      </w:pPr>
+      <w:r>
+        <w:rPr>
+          <w:bCs/>
+          <w:b/>
+        </w:rPr>
+        <w:t xml:space="preserve">第 3 层及以深</w:t>
+      </w:r>
+      <w:r>
+        <w:t xml:space="preserve">：在「版本号」下，</w:t>
+      </w:r>
+      <w:r>
+        <w:rPr>
+          <w:bCs/>
+          <w:b/>
+        </w:rPr>
+        <w:t xml:space="preserve">既可以</w:t>
+      </w:r>
+      <w:r>
+        <w:t xml:space="preserve"> </w:t>
+      </w:r>
+      <w:r>
+        <w:t xml:space="preserve">直接挂</w:t>
+      </w:r>
+      <w:r>
+        <w:rPr>
+          <w:bCs/>
+          <w:b/>
+        </w:rPr>
+        <w:t xml:space="preserve">单个/多个</w:t>
+      </w:r>
+      <w:r>
+        <w:t xml:space="preserve">需求文档</w:t>
+      </w:r>
+      <w:r>
+        <w:rPr>
+          <w:bCs/>
+          <w:b/>
+        </w:rPr>
+        <w:t xml:space="preserve">文件</w:t>
+      </w:r>
+      <w:r>
+        <w:t xml:space="preserve">节点，</w:t>
+      </w:r>
+      <w:r>
+        <w:rPr>
+          <w:bCs/>
+          <w:b/>
+        </w:rPr>
+        <w:t xml:space="preserve">也可以</w:t>
+      </w:r>
+      <w:r>
+        <w:t xml:space="preserve"> </w:t>
+      </w:r>
+      <w:r>
+        <w:t xml:space="preserve">挂</w:t>
+      </w:r>
+      <w:r>
+        <w:rPr>
+          <w:bCs/>
+          <w:b/>
+        </w:rPr>
+        <w:t xml:space="preserve">文件夹</w:t>
+      </w:r>
+      <w:r>
+        <w:t xml:space="preserve">节点。文件夹</w:t>
+      </w:r>
+      <w:r>
+        <w:rPr>
+          <w:bCs/>
+          <w:b/>
+        </w:rPr>
+        <w:t xml:space="preserve">可以嵌套</w:t>
+      </w:r>
+      <w:r>
+        <w:t xml:space="preserve">（</w:t>
+      </w:r>
+      <w:r>
+        <w:rPr>
+          <w:bCs/>
+          <w:b/>
+        </w:rPr>
+        <w:t xml:space="preserve">子文件夹下</w:t>
+      </w:r>
+      <w:r>
+        <w:t xml:space="preserve">还可继续有文件或</w:t>
+      </w:r>
+      <w:r>
+        <w:rPr>
+          <w:bCs/>
+          <w:b/>
+        </w:rPr>
+        <w:t xml:space="preserve">更深</w:t>
+      </w:r>
+      <w:r>
+        <w:t xml:space="preserve">子目录），</w:t>
+      </w:r>
+      <w:r>
+        <w:rPr>
+          <w:bCs/>
+          <w:b/>
+        </w:rPr>
+        <w:t xml:space="preserve">目录树在深度上可延展</w:t>
+      </w:r>
+      <w:r>
+        <w:t xml:space="preserve">；</w:t>
+      </w:r>
+      <w:r>
+        <w:rPr>
+          <w:bCs/>
+          <w:b/>
+        </w:rPr>
+        <w:t xml:space="preserve">不存在</w:t>
+      </w:r>
+      <w:r>
+        <w:t xml:space="preserve">只能固定三层的限制。</w:t>
+      </w:r>
+    </w:p>
+    <w:p>
+      <w:pPr>
+        <w:numPr>
+          <w:ilvl w:val="0"/>
+          <w:numId w:val="1016"/>
+        </w:numPr>
+        <w:pStyle w:val="Compact"/>
+      </w:pPr>
+      <w:r>
+        <w:rPr>
+          <w:bCs/>
+          <w:b/>
+        </w:rPr>
+        <w:t xml:space="preserve">与上传的关系</w:t>
+      </w:r>
+      <w:r>
+        <w:t xml:space="preserve">：</w:t>
+      </w:r>
+      <w:r>
+        <w:rPr>
+          <w:bCs/>
+          <w:b/>
+        </w:rPr>
+        <w:t xml:space="preserve">上传文件</w:t>
+      </w:r>
+      <w:r>
+        <w:t xml:space="preserve"> </w:t>
+      </w:r>
+      <w:r>
+        <w:t xml:space="preserve">或</w:t>
+      </w:r>
+      <w:r>
+        <w:rPr>
+          <w:bCs/>
+          <w:b/>
+        </w:rPr>
+        <w:t xml:space="preserve">上传文件夹</w:t>
+      </w:r>
+      <w:r>
+        <w:t xml:space="preserve"> </w:t>
+      </w:r>
+      <w:r>
+        <w:t xml:space="preserve">时，当前选中目录为</w:t>
+      </w:r>
+      <w:r>
+        <w:rPr>
+          <w:bCs/>
+          <w:b/>
+        </w:rPr>
+        <w:t xml:space="preserve">落点</w:t>
+      </w:r>
+      <w:r>
+        <w:t xml:space="preserve">；</w:t>
+      </w:r>
+      <w:r>
+        <w:rPr>
+          <w:bCs/>
+          <w:b/>
+        </w:rPr>
+        <w:t xml:space="preserve">上传文件夹</w:t>
+      </w:r>
+      <w:r>
+        <w:t xml:space="preserve"> </w:t>
+      </w:r>
+      <w:r>
+        <w:t xml:space="preserve">时，以选定目录为根，在下方</w:t>
+      </w:r>
+      <w:r>
+        <w:rPr>
+          <w:bCs/>
+          <w:b/>
+        </w:rPr>
+        <w:t xml:space="preserve">按本地文件夹结构</w:t>
+      </w:r>
+      <w:r>
+        <w:t xml:space="preserve">创建/合并子树。</w:t>
+      </w:r>
+    </w:p>
+    <w:p>
+      <w:pPr>
+        <w:numPr>
+          <w:ilvl w:val="0"/>
+          <w:numId w:val="1016"/>
+        </w:numPr>
+        <w:pStyle w:val="Compact"/>
+      </w:pPr>
+      <w:r>
+        <w:t xml:space="preserve">与 6.1.5 联动：从项目概况</w:t>
+      </w:r>
+      <w:r>
+        <w:rPr>
+          <w:bCs/>
+          <w:b/>
+        </w:rPr>
+        <w:t xml:space="preserve">文档查看</w:t>
+      </w:r>
+      <w:r>
+        <w:t xml:space="preserve">跳转时，</w:t>
+      </w:r>
+      <w:r>
+        <w:rPr>
+          <w:bCs/>
+          <w:b/>
+        </w:rPr>
+        <w:t xml:space="preserve">定位</w:t>
+      </w:r>
+      <w:r>
+        <w:t xml:space="preserve">到</w:t>
+      </w:r>
+      <w:r>
+        <w:rPr>
+          <w:bCs/>
+          <w:b/>
+        </w:rPr>
+        <w:t xml:space="preserve">第 2 层「该项目的该版本号」</w:t>
+      </w:r>
+      <w:r>
+        <w:t xml:space="preserve">节点，</w:t>
+      </w:r>
+      <w:r>
+        <w:rPr>
+          <w:bCs/>
+          <w:b/>
+        </w:rPr>
+        <w:t xml:space="preserve">不</w:t>
+      </w:r>
+      <w:r>
+        <w:t xml:space="preserve">再向下自动定位到某一条深层路径，除非</w:t>
+      </w:r>
+      <w:r>
+        <w:rPr>
+          <w:bCs/>
+          <w:b/>
+        </w:rPr>
+        <w:t xml:space="preserve">后续</w:t>
+      </w:r>
+      <w:r>
+        <w:t xml:space="preserve">产品单独立项「跳转到具体子路径」能力。</w:t>
       </w:r>
     </w:p>
     <w:bookmarkEnd w:id="37"/>
-    <w:bookmarkStart w:id="38" w:name="右侧当前目录有文档"/>
+    <w:bookmarkStart w:id="38" w:name="右侧当前选中目录下挂有文件"/>
     <w:p>
       <w:pPr>
         <w:pStyle w:val="Heading4"/>
       </w:pPr>
       <w:r>
-        <w:t xml:space="preserve">6.2.3 右侧：当前目录有文档</w:t>
+        <w:t xml:space="preserve">6.2.3 右侧：当前「选中目录」下挂有文件</w:t>
       </w:r>
     </w:p>
     <w:p>
@@ -1949,6 +3016,209 @@
         <w:pStyle w:val="FirstParagraph"/>
       </w:pPr>
       <w:r>
+        <w:t xml:space="preserve">说明：</w:t>
+      </w:r>
+      <w:r>
+        <w:rPr>
+          <w:bCs/>
+          <w:b/>
+        </w:rPr>
+        <w:t xml:space="preserve">「当前目录」</w:t>
+      </w:r>
+      <w:r>
+        <w:t xml:space="preserve"> </w:t>
+      </w:r>
+      <w:r>
+        <w:t xml:space="preserve">在逻辑上</w:t>
+      </w:r>
+      <w:r>
+        <w:rPr>
+          <w:bCs/>
+          <w:b/>
+        </w:rPr>
+        <w:t xml:space="preserve">等于</w:t>
+      </w:r>
+      <w:r>
+        <w:t xml:space="preserve"> </w:t>
+      </w:r>
+      <w:r>
+        <w:t xml:space="preserve">树中</w:t>
+      </w:r>
+      <w:r>
+        <w:rPr>
+          <w:bCs/>
+          <w:b/>
+        </w:rPr>
+        <w:t xml:space="preserve">选中的</w:t>
+      </w:r>
+      <w:r>
+        <w:t xml:space="preserve">节点所代表的</w:t>
+      </w:r>
+      <w:r>
+        <w:rPr>
+          <w:bCs/>
+          <w:b/>
+        </w:rPr>
+        <w:t xml:space="preserve">目录</w:t>
+      </w:r>
+      <w:r>
+        <w:t xml:space="preserve">（</w:t>
+      </w:r>
+      <w:r>
+        <w:rPr>
+          <w:bCs/>
+          <w:b/>
+        </w:rPr>
+        <w:t xml:space="preserve">版本号</w:t>
+      </w:r>
+      <w:r>
+        <w:t xml:space="preserve">节点、或</w:t>
+      </w:r>
+      <w:r>
+        <w:rPr>
+          <w:bCs/>
+          <w:b/>
+        </w:rPr>
+        <w:t xml:space="preserve">某子文件夹</w:t>
+      </w:r>
+      <w:r>
+        <w:t xml:space="preserve">节点均适用）。</w:t>
+      </w:r>
+      <w:r>
+        <w:rPr>
+          <w:bCs/>
+          <w:b/>
+        </w:rPr>
+        <w:t xml:space="preserve">仅当</w:t>
+      </w:r>
+      <w:r>
+        <w:t xml:space="preserve"> </w:t>
+      </w:r>
+      <w:r>
+        <w:t xml:space="preserve">该层下</w:t>
+      </w:r>
+      <w:r>
+        <w:rPr>
+          <w:bCs/>
+          <w:b/>
+        </w:rPr>
+        <w:t xml:space="preserve">有文件</w:t>
+      </w:r>
+      <w:r>
+        <w:t xml:space="preserve">时，在右侧表格</w:t>
+      </w:r>
+      <w:r>
+        <w:rPr>
+          <w:bCs/>
+          <w:b/>
+        </w:rPr>
+        <w:t xml:space="preserve">列出</w:t>
+      </w:r>
+      <w:r>
+        <w:t xml:space="preserve">这些</w:t>
+      </w:r>
+      <w:r>
+        <w:rPr>
+          <w:bCs/>
+          <w:b/>
+        </w:rPr>
+        <w:t xml:space="preserve">文件</w:t>
+      </w:r>
+      <w:r>
+        <w:t xml:space="preserve">（</w:t>
+      </w:r>
+      <w:r>
+        <w:rPr>
+          <w:bCs/>
+          <w:b/>
+        </w:rPr>
+        <w:t xml:space="preserve">不</w:t>
+      </w:r>
+      <w:r>
+        <w:t xml:space="preserve">在表格中</w:t>
+      </w:r>
+      <w:r>
+        <w:rPr>
+          <w:bCs/>
+          <w:b/>
+        </w:rPr>
+        <w:t xml:space="preserve">重复</w:t>
+      </w:r>
+      <w:r>
+        <w:t xml:space="preserve">列出</w:t>
+      </w:r>
+      <w:r>
+        <w:rPr>
+          <w:bCs/>
+          <w:b/>
+        </w:rPr>
+        <w:t xml:space="preserve">子文件夹</w:t>
+      </w:r>
+      <w:r>
+        <w:t xml:space="preserve">本身，子文件夹仅显示在</w:t>
+      </w:r>
+      <w:r>
+        <w:rPr>
+          <w:bCs/>
+          <w:b/>
+        </w:rPr>
+        <w:t xml:space="preserve">左侧树</w:t>
+      </w:r>
+      <w:r>
+        <w:t xml:space="preserve">中；</w:t>
+      </w:r>
+      <w:r>
+        <w:rPr>
+          <w:bCs/>
+          <w:b/>
+        </w:rPr>
+        <w:t xml:space="preserve">若</w:t>
+      </w:r>
+      <w:r>
+        <w:t xml:space="preserve">需「当前层既有文件也有子夹」的呈现，</w:t>
+      </w:r>
+      <w:r>
+        <w:rPr>
+          <w:bCs/>
+          <w:b/>
+        </w:rPr>
+        <w:t xml:space="preserve">以左侧树</w:t>
+      </w:r>
+      <w:r>
+        <w:t xml:space="preserve">导航</w:t>
+      </w:r>
+      <w:r>
+        <w:t xml:space="preserve"> </w:t>
+      </w:r>
+      <w:r>
+        <w:rPr>
+          <w:bCs/>
+          <w:b/>
+        </w:rPr>
+        <w:t xml:space="preserve">+</w:t>
+      </w:r>
+      <w:r>
+        <w:t xml:space="preserve"> </w:t>
+      </w:r>
+      <w:r>
+        <w:t xml:space="preserve">右侧</w:t>
+      </w:r>
+      <w:r>
+        <w:rPr>
+          <w:bCs/>
+          <w:b/>
+        </w:rPr>
+        <w:t xml:space="preserve">仅本层直挂文件</w:t>
+      </w:r>
+      <w:r>
+        <w:t xml:space="preserve">为准，具体交互可在原型中微调）。</w:t>
+      </w:r>
+    </w:p>
+    <w:p>
+      <w:pPr>
+        <w:pStyle w:val="BodyText"/>
+      </w:pPr>
+      <w:r>
         <w:t xml:space="preserve">展示</w:t>
       </w:r>
       <w:r>
@@ -1959,13 +3229,30 @@
           <w:bCs/>
           <w:b/>
         </w:rPr>
-        <w:t xml:space="preserve">当前目录下</w:t>
-      </w:r>
-      <w:r>
-        <w:t xml:space="preserve"> </w:t>
-      </w:r>
-      <w:r>
-        <w:t xml:space="preserve">的文档</w:t>
+        <w:t xml:space="preserve">当前目录</w:t>
+      </w:r>
+      <w:r>
+        <w:t xml:space="preserve"> </w:t>
+      </w:r>
+      <w:r>
+        <w:rPr>
+          <w:bCs/>
+          <w:b/>
+        </w:rPr>
+        <w:t xml:space="preserve">直接</w:t>
+      </w:r>
+      <w:r>
+        <w:t xml:space="preserve">下的</w:t>
+      </w:r>
+      <w:r>
+        <w:t xml:space="preserve"> </w:t>
+      </w:r>
+      <w:r>
+        <w:rPr>
+          <w:bCs/>
+          <w:b/>
+        </w:rPr>
+        <w:t xml:space="preserve">文件</w:t>
       </w:r>
       <w:r>
         <w:t xml:space="preserve"> </w:t>
@@ -2427,7 +3714,14 @@
               <w:jc w:val="left"/>
             </w:pPr>
             <w:r>
-              <w:t xml:space="preserve">选择本地文件</w:t>
+              <w:t xml:space="preserve">选择本地</w:t>
+            </w:r>
+            <w:r>
+              <w:rPr>
+                <w:bCs/>
+                <w:b/>
+              </w:rPr>
+              <w:t xml:space="preserve">文件</w:t>
             </w:r>
             <w:r>
               <w:t xml:space="preserve"> </w:t>
@@ -2440,17 +3734,50 @@
               <w:t xml:space="preserve">覆盖当前文件</w:t>
             </w:r>
             <w:r>
-              <w:t xml:space="preserve">；上传成功后</w:t>
+              <w:t xml:space="preserve">（对表格中的</w:t>
             </w:r>
             <w:r>
               <w:rPr>
                 <w:bCs/>
                 <w:b/>
               </w:rPr>
-              <w:t xml:space="preserve">刷新</w:t>
-            </w:r>
-            <w:r>
-              <w:t xml:space="preserve">当前目录文档列表</w:t>
+              <w:t xml:space="preserve">行</w:t>
+            </w:r>
+            <w:r>
+              <w:t xml:space="preserve">=文件）；</w:t>
+            </w:r>
+            <w:r>
+              <w:rPr>
+                <w:bCs/>
+                <w:b/>
+              </w:rPr>
+              <w:t xml:space="preserve">不支持</w:t>
+            </w:r>
+            <w:r>
+              <w:t xml:space="preserve"> </w:t>
+            </w:r>
+            <w:r>
+              <w:t xml:space="preserve">用一次「更新」替换整</w:t>
+            </w:r>
+            <w:r>
+              <w:rPr>
+                <w:bCs/>
+                <w:b/>
+              </w:rPr>
+              <w:t xml:space="preserve">文件夹</w:t>
+            </w:r>
+            <w:r>
+              <w:t xml:space="preserve">节点，子目录变更通过</w:t>
+            </w:r>
+            <w:r>
+              <w:rPr>
+                <w:bCs/>
+                <w:b/>
+              </w:rPr>
+              <w:t xml:space="preserve">树内</w:t>
+            </w:r>
+            <w:r>
+              <w:t xml:space="preserve">删除/上传处理</w:t>
             </w:r>
           </w:p>
         </w:tc>
@@ -2463,27 +3790,245 @@
       <w:r>
         <w:t xml:space="preserve">产品允诺的「支持」范围在开发阶段以实际可行为准；不支持的类型走统一不预览文案。</w:t>
       </w:r>
+      <w:r>
+        <w:br/>
+      </w:r>
+      <w:r>
+        <w:rPr>
+          <w:bCs/>
+          <w:b/>
+        </w:rPr>
+        <w:t xml:space="preserve">注</w:t>
+      </w:r>
+      <w:r>
+        <w:t xml:space="preserve">：</w:t>
+      </w:r>
+      <w:r>
+        <w:rPr>
+          <w:bCs/>
+          <w:b/>
+        </w:rPr>
+        <w:t xml:space="preserve">文件夹</w:t>
+      </w:r>
+      <w:r>
+        <w:t xml:space="preserve"> </w:t>
+      </w:r>
+      <w:r>
+        <w:t xml:space="preserve">节点</w:t>
+      </w:r>
+      <w:r>
+        <w:rPr>
+          <w:bCs/>
+          <w:b/>
+        </w:rPr>
+        <w:t xml:space="preserve">无</w:t>
+      </w:r>
+      <w:r>
+        <w:t xml:space="preserve"> </w:t>
+      </w:r>
+      <w:r>
+        <w:rPr>
+          <w:bCs/>
+          <w:b/>
+        </w:rPr>
+        <w:t xml:space="preserve">预览</w:t>
+      </w:r>
+      <w:r>
+        <w:t xml:space="preserve"> </w:t>
+      </w:r>
+      <w:r>
+        <w:t xml:space="preserve">行为（或</w:t>
+      </w:r>
+      <w:r>
+        <w:rPr>
+          <w:bCs/>
+          <w:b/>
+        </w:rPr>
+        <w:t xml:space="preserve">灰显/不提供</w:t>
+      </w:r>
+      <w:r>
+        <w:t xml:space="preserve">预览列）；</w:t>
+      </w:r>
+      <w:r>
+        <w:rPr>
+          <w:bCs/>
+          <w:b/>
+        </w:rPr>
+        <w:t xml:space="preserve">删除文件夹</w:t>
+      </w:r>
+      <w:r>
+        <w:t xml:space="preserve"> </w:t>
+      </w:r>
+      <w:r>
+        <w:t xml:space="preserve">须</w:t>
+      </w:r>
+      <w:r>
+        <w:rPr>
+          <w:bCs/>
+          <w:b/>
+        </w:rPr>
+        <w:t xml:space="preserve">二次确认</w:t>
+      </w:r>
+      <w:r>
+        <w:t xml:space="preserve">，并</w:t>
+      </w:r>
+      <w:r>
+        <w:rPr>
+          <w:bCs/>
+          <w:b/>
+        </w:rPr>
+        <w:t xml:space="preserve">明确</w:t>
+      </w:r>
+      <w:r>
+        <w:t xml:space="preserve">是否</w:t>
+      </w:r>
+      <w:r>
+        <w:rPr>
+          <w:bCs/>
+          <w:b/>
+        </w:rPr>
+        <w:t xml:space="preserve">级联删除</w:t>
+      </w:r>
+      <w:r>
+        <w:t xml:space="preserve">其下</w:t>
+      </w:r>
+      <w:r>
+        <w:rPr>
+          <w:bCs/>
+          <w:b/>
+        </w:rPr>
+        <w:t xml:space="preserve">全部</w:t>
+      </w:r>
+      <w:r>
+        <w:t xml:space="preserve">子级（建议默认</w:t>
+      </w:r>
+      <w:r>
+        <w:rPr>
+          <w:bCs/>
+          <w:b/>
+        </w:rPr>
+        <w:t xml:space="preserve">级联删除</w:t>
+      </w:r>
+      <w:r>
+        <w:t xml:space="preserve">并在文案中</w:t>
+      </w:r>
+      <w:r>
+        <w:rPr>
+          <w:bCs/>
+          <w:b/>
+        </w:rPr>
+        <w:t xml:space="preserve">声明</w:t>
+      </w:r>
+      <w:r>
+        <w:t xml:space="preserve">风险）。</w:t>
+      </w:r>
     </w:p>
     <w:bookmarkEnd w:id="38"/>
-    <w:bookmarkStart w:id="39" w:name="右侧当前目录无文档"/>
+    <w:bookmarkStart w:id="39" w:name="右侧当前目录无文件或仅有子目录无直挂文件"/>
     <w:p>
       <w:pPr>
         <w:pStyle w:val="Heading4"/>
       </w:pPr>
       <w:r>
-        <w:t xml:space="preserve">6.2.4 右侧：当前目录无文档</w:t>
+        <w:t xml:space="preserve">6.2.4 右侧：当前目录无</w:t>
+      </w:r>
+      <w:r>
+        <w:rPr>
+          <w:bCs/>
+          <w:b/>
+        </w:rPr>
+        <w:t xml:space="preserve">文件</w:t>
+      </w:r>
+      <w:r>
+        <w:t xml:space="preserve">、或</w:t>
+      </w:r>
+      <w:r>
+        <w:rPr>
+          <w:bCs/>
+          <w:b/>
+        </w:rPr>
+        <w:t xml:space="preserve">仅</w:t>
+      </w:r>
+      <w:r>
+        <w:t xml:space="preserve">有子目录无</w:t>
+      </w:r>
+      <w:r>
+        <w:rPr>
+          <w:bCs/>
+          <w:b/>
+        </w:rPr>
+        <w:t xml:space="preserve">直挂</w:t>
+      </w:r>
+      <w:r>
+        <w:t xml:space="preserve">文件</w:t>
       </w:r>
     </w:p>
     <w:p>
       <w:pPr>
         <w:numPr>
           <w:ilvl w:val="0"/>
-          <w:numId w:val="1016"/>
+          <w:numId w:val="1017"/>
         </w:numPr>
         <w:pStyle w:val="Compact"/>
       </w:pPr>
       <w:r>
-        <w:t xml:space="preserve">主文案：</w:t>
+        <w:t xml:space="preserve">若</w:t>
+      </w:r>
+      <w:r>
+        <w:rPr>
+          <w:bCs/>
+          <w:b/>
+        </w:rPr>
+        <w:t xml:space="preserve">当前节点</w:t>
+      </w:r>
+      <w:r>
+        <w:t xml:space="preserve">为</w:t>
+      </w:r>
+      <w:r>
+        <w:rPr>
+          <w:bCs/>
+          <w:b/>
+        </w:rPr>
+        <w:t xml:space="preserve">空目录</w:t>
+      </w:r>
+      <w:r>
+        <w:t xml:space="preserve">（</w:t>
+      </w:r>
+      <w:r>
+        <w:rPr>
+          <w:bCs/>
+          <w:b/>
+        </w:rPr>
+        <w:t xml:space="preserve">无</w:t>
+      </w:r>
+      <w:r>
+        <w:t xml:space="preserve">直挂文件、</w:t>
+      </w:r>
+      <w:r>
+        <w:rPr>
+          <w:bCs/>
+          <w:b/>
+        </w:rPr>
+        <w:t xml:space="preserve">且</w:t>
+      </w:r>
+      <w:r>
+        <w:t xml:space="preserve"> </w:t>
+      </w:r>
+      <w:r>
+        <w:t xml:space="preserve">树上也</w:t>
+      </w:r>
+      <w:r>
+        <w:rPr>
+          <w:bCs/>
+          <w:b/>
+        </w:rPr>
+        <w:t xml:space="preserve">无</w:t>
+      </w:r>
+      <w:r>
+        <w:t xml:space="preserve"> </w:t>
+      </w:r>
+      <w:r>
+        <w:t xml:space="preserve">子节点），主文案：</w:t>
       </w:r>
       <w:r>
         <w:rPr>
@@ -2492,19 +4037,108 @@
         <w:t xml:space="preserve">当前目录下无需求文档</w:t>
       </w:r>
       <w:r>
-        <w:br/>
+        <w:t xml:space="preserve">，</w:t>
+      </w:r>
+      <w:r>
+        <w:rPr>
+          <w:bCs/>
+          <w:b/>
+        </w:rPr>
+        <w:t xml:space="preserve">立即上传</w:t>
+      </w:r>
+      <w:r>
+        <w:t xml:space="preserve"> </w:t>
+      </w:r>
+      <w:r>
+        <w:t xml:space="preserve">可上传</w:t>
+      </w:r>
+      <w:r>
+        <w:rPr>
+          <w:bCs/>
+          <w:b/>
+        </w:rPr>
+        <w:t xml:space="preserve">文件</w:t>
+      </w:r>
+      <w:r>
+        <w:t xml:space="preserve">或</w:t>
+      </w:r>
+      <w:r>
+        <w:rPr>
+          <w:bCs/>
+          <w:b/>
+        </w:rPr>
+        <w:t xml:space="preserve">文件夹</w:t>
+      </w:r>
+      <w:r>
+        <w:t xml:space="preserve">（</w:t>
+      </w:r>
+      <w:r>
+        <w:rPr>
+          <w:bCs/>
+          <w:b/>
+        </w:rPr>
+        <w:t xml:space="preserve">文件夹上传</w:t>
+      </w:r>
+      <w:r>
+        <w:t xml:space="preserve"> </w:t>
+      </w:r>
+      <w:r>
+        <w:t xml:space="preserve">行为同</w:t>
+      </w:r>
+      <w:r>
+        <w:t xml:space="preserve"> </w:t>
+      </w:r>
+      <w:r>
+        <w:rPr>
+          <w:bCs/>
+          <w:b/>
+        </w:rPr>
+        <w:t xml:space="preserve">§6.2.2</w:t>
+      </w:r>
+      <w:r>
+        <w:t xml:space="preserve">）。</w:t>
       </w:r>
     </w:p>
     <w:p>
       <w:pPr>
         <w:numPr>
           <w:ilvl w:val="0"/>
-          <w:numId w:val="1016"/>
+          <w:numId w:val="1017"/>
         </w:numPr>
         <w:pStyle w:val="Compact"/>
       </w:pPr>
       <w:r>
-        <w:t xml:space="preserve">提供按钮：</w:t>
+        <w:t xml:space="preserve">若</w:t>
+      </w:r>
+      <w:r>
+        <w:rPr>
+          <w:bCs/>
+          <w:b/>
+        </w:rPr>
+        <w:t xml:space="preserve">有子文件夹</w:t>
+      </w:r>
+      <w:r>
+        <w:t xml:space="preserve">但</w:t>
+      </w:r>
+      <w:r>
+        <w:rPr>
+          <w:bCs/>
+          <w:b/>
+        </w:rPr>
+        <w:t xml:space="preserve">本层无直挂文件</w:t>
+      </w:r>
+      <w:r>
+        <w:t xml:space="preserve">：可展示「当前层无直挂文件」类提示，</w:t>
+      </w:r>
+      <w:r>
+        <w:rPr>
+          <w:bCs/>
+          <w:b/>
+        </w:rPr>
+        <w:t xml:space="preserve">仍</w:t>
+      </w:r>
+      <w:r>
+        <w:t xml:space="preserve">提供</w:t>
       </w:r>
       <w:r>
         <w:rPr>
@@ -2514,19 +4148,110 @@
         <w:t xml:space="preserve">立即上传</w:t>
       </w:r>
       <w:r>
-        <w:br/>
+        <w:t xml:space="preserve"> </w:t>
+      </w:r>
+      <w:r>
+        <w:t xml:space="preserve">与</w:t>
+      </w:r>
+      <w:r>
+        <w:t xml:space="preserve"> </w:t>
+      </w:r>
+      <w:r>
+        <w:rPr>
+          <w:bCs/>
+          <w:b/>
+        </w:rPr>
+        <w:t xml:space="preserve">在左侧</w:t>
+      </w:r>
+      <w:r>
+        <w:t xml:space="preserve"> </w:t>
+      </w:r>
+      <w:r>
+        <w:rPr>
+          <w:bCs/>
+          <w:b/>
+        </w:rPr>
+        <w:t xml:space="preserve">展开/进入</w:t>
+      </w:r>
+      <w:r>
+        <w:t xml:space="preserve"> </w:t>
+      </w:r>
+      <w:r>
+        <w:t xml:space="preserve">子夹的引导；</w:t>
+      </w:r>
+      <w:r>
+        <w:rPr>
+          <w:bCs/>
+          <w:b/>
+        </w:rPr>
+        <w:t xml:space="preserve">不</w:t>
+      </w:r>
+      <w:r>
+        <w:t xml:space="preserve"> </w:t>
+      </w:r>
+      <w:r>
+        <w:t xml:space="preserve">强制要求有文件才</w:t>
+      </w:r>
+      <w:r>
+        <w:rPr>
+          <w:bCs/>
+          <w:b/>
+        </w:rPr>
+        <w:t xml:space="preserve">显示</w:t>
+      </w:r>
+      <w:r>
+        <w:t xml:space="preserve"> </w:t>
+      </w:r>
+      <w:r>
+        <w:t xml:space="preserve">树，</w:t>
+      </w:r>
+      <w:r>
+        <w:rPr>
+          <w:bCs/>
+          <w:b/>
+        </w:rPr>
+        <w:t xml:space="preserve">以左侧树</w:t>
+      </w:r>
+      <w:r>
+        <w:t xml:space="preserve"> </w:t>
+      </w:r>
+      <w:r>
+        <w:t xml:space="preserve">为准在</w:t>
+      </w:r>
+      <w:r>
+        <w:rPr>
+          <w:bCs/>
+          <w:b/>
+        </w:rPr>
+        <w:t xml:space="preserve">子目录</w:t>
+      </w:r>
+      <w:r>
+        <w:t xml:space="preserve"> </w:t>
+      </w:r>
+      <w:r>
+        <w:t xml:space="preserve">下展示文件表。</w:t>
       </w:r>
     </w:p>
     <w:p>
       <w:pPr>
         <w:numPr>
           <w:ilvl w:val="0"/>
-          <w:numId w:val="1016"/>
+          <w:numId w:val="1017"/>
         </w:numPr>
         <w:pStyle w:val="Compact"/>
       </w:pPr>
       <w:r>
-        <w:t xml:space="preserve">行为：选择本地文件上传到</w:t>
+        <w:rPr>
+          <w:bCs/>
+          <w:b/>
+        </w:rPr>
+        <w:t xml:space="preserve">上传</w:t>
+      </w:r>
+      <w:r>
+        <w:t xml:space="preserve"> </w:t>
+      </w:r>
+      <w:r>
+        <w:t xml:space="preserve">到</w:t>
       </w:r>
       <w:r>
         <w:rPr>
@@ -2536,7 +4261,53 @@
         <w:t xml:space="preserve">当前目录</w:t>
       </w:r>
       <w:r>
-        <w:t xml:space="preserve">，上传成功后</w:t>
+        <w:t xml:space="preserve"> </w:t>
+      </w:r>
+      <w:r>
+        <w:t xml:space="preserve">时：支持</w:t>
+      </w:r>
+      <w:r>
+        <w:rPr>
+          <w:bCs/>
+          <w:b/>
+        </w:rPr>
+        <w:t xml:space="preserve">选择</w:t>
+      </w:r>
+      <w:r>
+        <w:t xml:space="preserve"> </w:t>
+      </w:r>
+      <w:r>
+        <w:rPr>
+          <w:bCs/>
+          <w:b/>
+        </w:rPr>
+        <w:t xml:space="preserve">多个文件</w:t>
+      </w:r>
+      <w:r>
+        <w:t xml:space="preserve">、</w:t>
+      </w:r>
+      <w:r>
+        <w:rPr>
+          <w:bCs/>
+          <w:b/>
+        </w:rPr>
+        <w:t xml:space="preserve">单个文件夹</w:t>
+      </w:r>
+      <w:r>
+        <w:t xml:space="preserve"> </w:t>
+      </w:r>
+      <w:r>
+        <w:t xml:space="preserve">或</w:t>
+      </w:r>
+      <w:r>
+        <w:rPr>
+          <w:bCs/>
+          <w:b/>
+        </w:rPr>
+        <w:t xml:space="preserve">混合</w:t>
+      </w:r>
+      <w:r>
+        <w:t xml:space="preserve">；完成后</w:t>
       </w:r>
       <w:r>
         <w:rPr>
@@ -2546,7 +4317,10 @@
         <w:t xml:space="preserve">刷新</w:t>
       </w:r>
       <w:r>
-        <w:t xml:space="preserve">右侧列表（进入 6.2.3 有文档态）。</w:t>
+        <w:t xml:space="preserve"> </w:t>
+      </w:r>
+      <w:r>
+        <w:t xml:space="preserve">树与右侧列表（进入 6.2.3 或保持树可展开态）。</w:t>
       </w:r>
     </w:p>
     <w:p>
@@ -2747,32 +4521,12 @@
       <w:pPr>
         <w:numPr>
           <w:ilvl w:val="0"/>
-          <w:numId w:val="1017"/>
+          <w:numId w:val="1018"/>
         </w:numPr>
         <w:pStyle w:val="Compact"/>
       </w:pPr>
       <w:r>
-        <w:t xml:space="preserve">「</w:t>
-      </w:r>
-      <w:r>
-        <w:rPr>
-          <w:bCs/>
-          <w:b/>
-        </w:rPr>
-        <w:t xml:space="preserve">项目版本</w:t>
-      </w:r>
-      <w:r>
-        <w:t xml:space="preserve">」与「</w:t>
-      </w:r>
-      <w:r>
-        <w:rPr>
-          <w:bCs/>
-          <w:b/>
-        </w:rPr>
-        <w:t xml:space="preserve">版本号</w:t>
-      </w:r>
-      <w:r>
-        <w:t xml:space="preserve">」是否同一字段；列表与表单是否去重。</w:t>
+        <w:t xml:space="preserve">可预览格式边界：例如 rp、旧版 Office、ZIP 的列表或禁止预览。</w:t>
       </w:r>
       <w:r>
         <w:br/>
@@ -2782,12 +4536,48 @@
       <w:pPr>
         <w:numPr>
           <w:ilvl w:val="0"/>
-          <w:numId w:val="1017"/>
+          <w:numId w:val="1018"/>
         </w:numPr>
         <w:pStyle w:val="Compact"/>
       </w:pPr>
       <w:r>
-        <w:t xml:space="preserve">需求文档在树第三层是单文档还是多文档/文件夹；「立即上传」是否支持批量。</w:t>
+        <w:t xml:space="preserve">文件夹/目录节点</w:t>
+      </w:r>
+      <w:r>
+        <w:rPr>
+          <w:bCs/>
+          <w:b/>
+        </w:rPr>
+        <w:t xml:space="preserve">级联删除</w:t>
+      </w:r>
+      <w:r>
+        <w:t xml:space="preserve"> </w:t>
+      </w:r>
+      <w:r>
+        <w:t xml:space="preserve">的</w:t>
+      </w:r>
+      <w:r>
+        <w:rPr>
+          <w:bCs/>
+          <w:b/>
+        </w:rPr>
+        <w:t xml:space="preserve">默认</w:t>
+      </w:r>
+      <w:r>
+        <w:t xml:space="preserve">策略与</w:t>
+      </w:r>
+      <w:r>
+        <w:rPr>
+          <w:bCs/>
+          <w:b/>
+        </w:rPr>
+        <w:t xml:space="preserve">可恢复/回收站</w:t>
+      </w:r>
+      <w:r>
+        <w:t xml:space="preserve"> </w:t>
+      </w:r>
+      <w:r>
+        <w:t xml:space="preserve">是否入本期。</w:t>
       </w:r>
       <w:r>
         <w:br/>
@@ -2797,19 +4587,55 @@
       <w:pPr>
         <w:numPr>
           <w:ilvl w:val="0"/>
-          <w:numId w:val="1017"/>
+          <w:numId w:val="1018"/>
         </w:numPr>
         <w:pStyle w:val="Compact"/>
       </w:pPr>
       <w:r>
-        <w:t xml:space="preserve">从项目概况跳转的「精确定位」：定位到</w:t>
-      </w:r>
-      <w:r>
-        <w:rPr>
-          <w:bCs/>
-          <w:b/>
-        </w:rPr>
-        <w:t xml:space="preserve">目录</w:t>
+        <w:t xml:space="preserve">上传文件夹/多文件的</w:t>
+      </w:r>
+      <w:r>
+        <w:rPr>
+          <w:bCs/>
+          <w:b/>
+        </w:rPr>
+        <w:t xml:space="preserve">单批上限</w:t>
+      </w:r>
+      <w:r>
+        <w:t xml:space="preserve">、</w:t>
+      </w:r>
+      <w:r>
+        <w:rPr>
+          <w:bCs/>
+          <w:b/>
+        </w:rPr>
+        <w:t xml:space="preserve">单文件/总大小</w:t>
+      </w:r>
+      <w:r>
+        <w:t xml:space="preserve"> </w:t>
+      </w:r>
+      <w:r>
+        <w:t xml:space="preserve">上限、</w:t>
+      </w:r>
+      <w:r>
+        <w:rPr>
+          <w:bCs/>
+          <w:b/>
+        </w:rPr>
+        <w:t xml:space="preserve">重名</w:t>
+      </w:r>
+      <w:r>
+        <w:t xml:space="preserve">时</w:t>
+      </w:r>
+      <w:r>
+        <w:rPr>
+          <w:bCs/>
+          <w:b/>
+        </w:rPr>
+        <w:t xml:space="preserve">覆盖</w:t>
+      </w:r>
+      <w:r>
+        <w:t xml:space="preserve"> </w:t>
       </w:r>
       <w:r>
         <w:t xml:space="preserve">还是</w:t>
@@ -2819,10 +4645,10 @@
           <w:bCs/>
           <w:b/>
         </w:rPr>
-        <w:t xml:space="preserve">具体文件</w:t>
-      </w:r>
-      <w:r>
-        <w:t xml:space="preserve">（原需求强调「需求文档目录」为目录级）。</w:t>
+        <w:t xml:space="preserve">自动重命名</w:t>
+      </w:r>
+      <w:r>
+        <w:t xml:space="preserve">。</w:t>
       </w:r>
       <w:r>
         <w:br/>
@@ -2832,27 +4658,89 @@
       <w:pPr>
         <w:numPr>
           <w:ilvl w:val="0"/>
-          <w:numId w:val="1017"/>
+          <w:numId w:val="1018"/>
         </w:numPr>
         <w:pStyle w:val="Compact"/>
       </w:pPr>
       <w:r>
-        <w:t xml:space="preserve">可预览格式边界：例如 rp、旧版 Office、ZIP 的列表或禁止预览。</w:t>
-      </w:r>
-      <w:r>
-        <w:br/>
-      </w:r>
-    </w:p>
-    <w:p>
-      <w:pPr>
-        <w:numPr>
-          <w:ilvl w:val="0"/>
-          <w:numId w:val="1017"/>
-        </w:numPr>
-        <w:pStyle w:val="Compact"/>
-      </w:pPr>
-      <w:r>
         <w:t xml:space="preserve">后续多用户、角色、审计、存储配额为二期，本期不写死。</w:t>
+      </w:r>
+    </w:p>
+    <w:p>
+      <w:pPr>
+        <w:pStyle w:val="BlockText"/>
+      </w:pPr>
+      <w:r>
+        <w:t xml:space="preserve">已在本版 PRD 中</w:t>
+      </w:r>
+      <w:r>
+        <w:rPr>
+          <w:bCs/>
+          <w:b/>
+        </w:rPr>
+        <w:t xml:space="preserve">纳入</w:t>
+      </w:r>
+      <w:r>
+        <w:t xml:space="preserve">：「项目名称+版本号」</w:t>
+      </w:r>
+      <w:r>
+        <w:rPr>
+          <w:bCs/>
+          <w:b/>
+        </w:rPr>
+        <w:t xml:space="preserve">唯一</w:t>
+      </w:r>
+      <w:r>
+        <w:t xml:space="preserve">；</w:t>
+      </w:r>
+      <w:r>
+        <w:rPr>
+          <w:bCs/>
+          <w:b/>
+        </w:rPr>
+        <w:t xml:space="preserve">文件夹上传</w:t>
+      </w:r>
+      <w:r>
+        <w:t xml:space="preserve"> </w:t>
+      </w:r>
+      <w:r>
+        <w:t xml:space="preserve">与</w:t>
+      </w:r>
+      <w:r>
+        <w:rPr>
+          <w:bCs/>
+          <w:b/>
+        </w:rPr>
+        <w:t xml:space="preserve">可延展</w:t>
+      </w:r>
+      <w:r>
+        <w:t xml:space="preserve">目录树；</w:t>
+      </w:r>
+      <w:r>
+        <w:rPr>
+          <w:bCs/>
+          <w:b/>
+        </w:rPr>
+        <w:t xml:space="preserve">跳转</w:t>
+      </w:r>
+      <w:r>
+        <w:t xml:space="preserve"> </w:t>
+      </w:r>
+      <w:r>
+        <w:t xml:space="preserve">至</w:t>
+      </w:r>
+      <w:r>
+        <w:rPr>
+          <w:bCs/>
+          <w:b/>
+        </w:rPr>
+        <w:t xml:space="preserve">版本号</w:t>
+      </w:r>
+      <w:r>
+        <w:t xml:space="preserve"> </w:t>
+      </w:r>
+      <w:r>
+        <w:t xml:space="preserve">二级目录。</w:t>
       </w:r>
     </w:p>
     <w:p>
@@ -2875,14 +4763,14 @@
     <w:tbl>
       <w:tblPr>
         <w:tblStyle w:val="Table"/>
-        <w:tblW w:type="auto" w:w="0"/>
+        <w:tblW w:type="pct" w:w="5000"/>
         <w:tblLook w:firstRow="1" w:lastRow="0" w:firstColumn="0" w:lastColumn="0" w:noHBand="0" w:noVBand="0" w:val="0020"/>
         <w:jc w:val="start"/>
       </w:tblPr>
       <w:tblGrid>
+        <w:gridCol w:w="1980"/>
         <w:gridCol w:w="2640"/>
-        <w:gridCol w:w="2640"/>
-        <w:gridCol w:w="2640"/>
+        <w:gridCol w:w="3300"/>
       </w:tblGrid>
       <w:tr>
         <w:trPr>
@@ -3060,7 +4948,37 @@
               <w:jc w:val="left"/>
             </w:pPr>
             <w:r>
-              <w:t xml:space="preserve">从项目跳需求文档并定位</w:t>
+              <w:t xml:space="preserve">从项目跳</w:t>
+            </w:r>
+            <w:r>
+              <w:rPr>
+                <w:bCs/>
+                <w:b/>
+              </w:rPr>
+              <w:t xml:space="preserve">需求文档管理</w:t>
+            </w:r>
+            <w:r>
+              <w:t xml:space="preserve">并</w:t>
+            </w:r>
+            <w:r>
+              <w:rPr>
+                <w:bCs/>
+                <w:b/>
+              </w:rPr>
+              <w:t xml:space="preserve">定位</w:t>
+            </w:r>
+            <w:r>
+              <w:t xml:space="preserve">至</w:t>
+            </w:r>
+            <w:r>
+              <w:t xml:space="preserve"> </w:t>
+            </w:r>
+            <w:r>
+              <w:rPr>
+                <w:bCs/>
+                <w:b/>
+              </w:rPr>
+              <w:t xml:space="preserve">项目→版本号(二级目录)</w:t>
             </w:r>
           </w:p>
         </w:tc>
@@ -3098,19 +5016,19 @@
               <w:jc w:val="left"/>
             </w:pPr>
             <w:r>
-              <w:t xml:space="preserve">树+列表、预览/下载/删/更、空态上传</w:t>
-            </w:r>
-          </w:p>
-        </w:tc>
-        <w:tc>
-          <w:tcPr/>
-          <w:p>
-            <w:pPr>
-              <w:pStyle w:val="Compact"/>
-              <w:jc w:val="left"/>
-            </w:pPr>
-            <w:r>
-              <w:t xml:space="preserve">§6.2</w:t>
+              <w:t xml:space="preserve">树+列表、预览/下载/删/更、空态上传；文件夹与可嵌套目录；上传文件夹</w:t>
+            </w:r>
+          </w:p>
+        </w:tc>
+        <w:tc>
+          <w:tcPr/>
+          <w:p>
+            <w:pPr>
+              <w:pStyle w:val="Compact"/>
+              <w:jc w:val="left"/>
+            </w:pPr>
+            <w:r>
+              <w:t xml:space="preserve">§6.2、§3</w:t>
             </w:r>
           </w:p>
         </w:tc>
@@ -3149,6 +5067,82 @@
             </w:pPr>
             <w:r>
               <w:t xml:space="preserve">§4、§5.2、§7</w:t>
+            </w:r>
+          </w:p>
+        </w:tc>
+      </w:tr>
+      <w:tr>
+        <w:tc>
+          <w:tcPr/>
+          <w:p>
+            <w:pPr>
+              <w:pStyle w:val="Compact"/>
+              <w:jc w:val="left"/>
+            </w:pPr>
+            <w:r>
+              <w:t xml:space="preserve">R-07</w:t>
+            </w:r>
+          </w:p>
+        </w:tc>
+        <w:tc>
+          <w:tcPr/>
+          <w:p>
+            <w:pPr>
+              <w:pStyle w:val="Compact"/>
+              <w:jc w:val="left"/>
+            </w:pPr>
+            <w:r>
+              <w:t xml:space="preserve">「项目名称+版本号」全库唯一、新增/修改唯一性校验与提示</w:t>
+            </w:r>
+          </w:p>
+        </w:tc>
+        <w:tc>
+          <w:tcPr/>
+          <w:p>
+            <w:pPr>
+              <w:pStyle w:val="Compact"/>
+              <w:jc w:val="left"/>
+            </w:pPr>
+            <w:r>
+              <w:t xml:space="preserve">§3、§6.1.1、§6.1.4</w:t>
+            </w:r>
+          </w:p>
+        </w:tc>
+      </w:tr>
+      <w:tr>
+        <w:tc>
+          <w:tcPr/>
+          <w:p>
+            <w:pPr>
+              <w:pStyle w:val="Compact"/>
+              <w:jc w:val="left"/>
+            </w:pPr>
+            <w:r>
+              <w:t xml:space="preserve">R-08</w:t>
+            </w:r>
+          </w:p>
+        </w:tc>
+        <w:tc>
+          <w:tcPr/>
+          <w:p>
+            <w:pPr>
+              <w:pStyle w:val="Compact"/>
+              <w:jc w:val="left"/>
+            </w:pPr>
+            <w:r>
+              <w:t xml:space="preserve">从项目跳转到「项目→版本号」二级目录、右侧展示该层内容</w:t>
+            </w:r>
+          </w:p>
+        </w:tc>
+        <w:tc>
+          <w:tcPr/>
+          <w:p>
+            <w:pPr>
+              <w:pStyle w:val="Compact"/>
+              <w:jc w:val="left"/>
+            </w:pPr>
+            <w:r>
+              <w:t xml:space="preserve">§6.1.5、§6.2.2</w:t>
             </w:r>
           </w:p>
         </w:tc>
@@ -3162,7 +5156,7 @@
       </w:r>
     </w:p>
     <w:bookmarkEnd w:id="44"/>
-    <w:bookmarkStart w:id="60" w:name="附录-a字段字典状态机与线框图说明"/>
+    <w:bookmarkStart w:id="61" w:name="附录-a字段字典状态机与线框图说明"/>
     <w:p>
       <w:pPr>
         <w:pStyle w:val="Heading2"/>
@@ -3325,7 +5319,27 @@
               <w:jc w:val="left"/>
             </w:pPr>
             <w:r>
-              <w:t xml:space="preserve">查询条件之一（模糊）</w:t>
+              <w:t xml:space="preserve">与「版本号」</w:t>
+            </w:r>
+            <w:r>
+              <w:rPr>
+                <w:bCs/>
+                <w:b/>
+              </w:rPr>
+              <w:t xml:space="preserve">组合</w:t>
+            </w:r>
+            <w:r>
+              <w:t xml:space="preserve">在</w:t>
+            </w:r>
+            <w:r>
+              <w:rPr>
+                <w:bCs/>
+                <w:b/>
+              </w:rPr>
+              <w:t xml:space="preserve">全库唯一</w:t>
+            </w:r>
+            <w:r>
+              <w:t xml:space="preserve">；查询条件（模糊）</w:t>
             </w:r>
           </w:p>
         </w:tc>
@@ -3339,19 +5353,19 @@
               <w:jc w:val="left"/>
             </w:pPr>
             <w:r>
-              <w:t xml:space="preserve">项目版本 / 版本号</w:t>
-            </w:r>
-          </w:p>
-        </w:tc>
-        <w:tc>
-          <w:tcPr/>
-          <w:p>
-            <w:pPr>
-              <w:pStyle w:val="Compact"/>
-              <w:jc w:val="left"/>
-            </w:pPr>
-            <w:r>
-              <w:t xml:space="preserve">是（待统一命名）</w:t>
+              <w:t xml:space="preserve">版本号</w:t>
+            </w:r>
+          </w:p>
+        </w:tc>
+        <w:tc>
+          <w:tcPr/>
+          <w:p>
+            <w:pPr>
+              <w:pStyle w:val="Compact"/>
+              <w:jc w:val="left"/>
+            </w:pPr>
+            <w:r>
+              <w:t xml:space="preserve">是</w:t>
             </w:r>
           </w:p>
         </w:tc>
@@ -3387,7 +5401,63 @@
               <w:jc w:val="left"/>
             </w:pPr>
             <w:r>
-              <w:t xml:space="preserve">与目录树第二级「版本号」一致；可合并为单字段</w:t>
+              <w:t xml:space="preserve">与</w:t>
+            </w:r>
+            <w:r>
+              <w:rPr>
+                <w:bCs/>
+                <w:b/>
+              </w:rPr>
+              <w:t xml:space="preserve">项目名称</w:t>
+            </w:r>
+            <w:r>
+              <w:t xml:space="preserve"> </w:t>
+            </w:r>
+            <w:r>
+              <w:t xml:space="preserve">组合</w:t>
+            </w:r>
+            <w:r>
+              <w:rPr>
+                <w:bCs/>
+                <w:b/>
+              </w:rPr>
+              <w:t xml:space="preserve">唯一</w:t>
+            </w:r>
+            <w:r>
+              <w:t xml:space="preserve">；</w:t>
+            </w:r>
+            <w:r>
+              <w:rPr>
+                <w:bCs/>
+                <w:b/>
+              </w:rPr>
+              <w:t xml:space="preserve">对应</w:t>
+            </w:r>
+            <w:r>
+              <w:t xml:space="preserve"> </w:t>
+            </w:r>
+            <w:r>
+              <w:t xml:space="preserve">需求文档树中</w:t>
+            </w:r>
+            <w:r>
+              <w:rPr>
+                <w:bCs/>
+                <w:b/>
+              </w:rPr>
+              <w:t xml:space="preserve">第 2 层</w:t>
+            </w:r>
+            <w:r>
+              <w:t xml:space="preserve">「该版本」</w:t>
+            </w:r>
+            <w:r>
+              <w:rPr>
+                <w:bCs/>
+                <w:b/>
+              </w:rPr>
+              <w:t xml:space="preserve">目录</w:t>
+            </w:r>
+            <w:r>
+              <w:t xml:space="preserve">；查询（模糊）</w:t>
             </w:r>
           </w:p>
         </w:tc>
@@ -3401,7 +5471,7 @@
               <w:jc w:val="left"/>
             </w:pPr>
             <w:r>
-              <w:t xml:space="preserve">版本号</w:t>
+              <w:t xml:space="preserve">项目经理</w:t>
             </w:r>
           </w:p>
         </w:tc>
@@ -3437,19 +5507,19 @@
               <w:jc w:val="left"/>
             </w:pPr>
             <w:r>
-              <w:t xml:space="preserve">是*</w:t>
-            </w:r>
-          </w:p>
-        </w:tc>
-        <w:tc>
-          <w:tcPr/>
-          <w:p>
-            <w:pPr>
-              <w:pStyle w:val="Compact"/>
-              <w:jc w:val="left"/>
-            </w:pPr>
-            <w:r>
-              <w:t xml:space="preserve">若与「项目版本」合并则仅保留一项</w:t>
+              <w:t xml:space="preserve">是</w:t>
+            </w:r>
+          </w:p>
+        </w:tc>
+        <w:tc>
+          <w:tcPr/>
+          <w:p>
+            <w:pPr>
+              <w:pStyle w:val="Compact"/>
+              <w:jc w:val="left"/>
+            </w:pPr>
+            <w:r>
+              <w:t xml:space="preserve">查询（模糊）</w:t>
             </w:r>
           </w:p>
         </w:tc>
@@ -3463,7 +5533,7 @@
               <w:jc w:val="left"/>
             </w:pPr>
             <w:r>
-              <w:t xml:space="preserve">项目经理</w:t>
+              <w:t xml:space="preserve">需求部门</w:t>
             </w:r>
           </w:p>
         </w:tc>
@@ -3499,7 +5569,7 @@
               <w:jc w:val="left"/>
             </w:pPr>
             <w:r>
-              <w:t xml:space="preserve">是</w:t>
+              <w:t xml:space="preserve">否*</w:t>
             </w:r>
           </w:p>
         </w:tc>
@@ -3525,7 +5595,7 @@
               <w:jc w:val="left"/>
             </w:pPr>
             <w:r>
-              <w:t xml:space="preserve">需求部门</w:t>
+              <w:t xml:space="preserve">描述</w:t>
             </w:r>
           </w:p>
         </w:tc>
@@ -3549,31 +5619,31 @@
               <w:jc w:val="left"/>
             </w:pPr>
             <w:r>
-              <w:t xml:space="preserve">文本</w:t>
-            </w:r>
-          </w:p>
-        </w:tc>
-        <w:tc>
-          <w:tcPr/>
-          <w:p>
-            <w:pPr>
-              <w:pStyle w:val="Compact"/>
-              <w:jc w:val="left"/>
-            </w:pPr>
-            <w:r>
-              <w:t xml:space="preserve">否*</w:t>
-            </w:r>
-          </w:p>
-        </w:tc>
-        <w:tc>
-          <w:tcPr/>
-          <w:p>
-            <w:pPr>
-              <w:pStyle w:val="Compact"/>
-              <w:jc w:val="left"/>
-            </w:pPr>
-            <w:r>
-              <w:t xml:space="preserve">查询（模糊）；无说明时按可选，待定稿</w:t>
+              <w:t xml:space="preserve">长文本</w:t>
+            </w:r>
+          </w:p>
+        </w:tc>
+        <w:tc>
+          <w:tcPr/>
+          <w:p>
+            <w:pPr>
+              <w:pStyle w:val="Compact"/>
+              <w:jc w:val="left"/>
+            </w:pPr>
+            <w:r>
+              <w:t xml:space="preserve">否</w:t>
+            </w:r>
+          </w:p>
+        </w:tc>
+        <w:tc>
+          <w:tcPr/>
+          <w:p>
+            <w:pPr>
+              <w:pStyle w:val="Compact"/>
+              <w:jc w:val="left"/>
+            </w:pPr>
+            <w:r>
+              <w:t xml:space="preserve">可摘要，弹窗全显</w:t>
             </w:r>
           </w:p>
         </w:tc>
@@ -3587,7 +5657,7 @@
               <w:jc w:val="left"/>
             </w:pPr>
             <w:r>
-              <w:t xml:space="preserve">描述</w:t>
+              <w:t xml:space="preserve">需求文档</w:t>
             </w:r>
           </w:p>
         </w:tc>
@@ -3611,31 +5681,54 @@
               <w:jc w:val="left"/>
             </w:pPr>
             <w:r>
-              <w:t xml:space="preserve">长文本</w:t>
-            </w:r>
-          </w:p>
-        </w:tc>
-        <w:tc>
-          <w:tcPr/>
-          <w:p>
-            <w:pPr>
-              <w:pStyle w:val="Compact"/>
-              <w:jc w:val="left"/>
-            </w:pPr>
-            <w:r>
-              <w:t xml:space="preserve">否</w:t>
-            </w:r>
-          </w:p>
-        </w:tc>
-        <w:tc>
-          <w:tcPr/>
-          <w:p>
-            <w:pPr>
-              <w:pStyle w:val="Compact"/>
-              <w:jc w:val="left"/>
-            </w:pPr>
-            <w:r>
-              <w:t xml:space="preserve">可摘要，弹窗全显</w:t>
+              <w:t xml:space="preserve">关联/附件</w:t>
+            </w:r>
+          </w:p>
+        </w:tc>
+        <w:tc>
+          <w:tcPr/>
+          <w:p>
+            <w:pPr>
+              <w:pStyle w:val="Compact"/>
+              <w:jc w:val="left"/>
+            </w:pPr>
+            <w:r>
+              <w:t xml:space="preserve">视业务</w:t>
+            </w:r>
+          </w:p>
+        </w:tc>
+        <w:tc>
+          <w:tcPr/>
+          <w:p>
+            <w:pPr>
+              <w:pStyle w:val="Compact"/>
+              <w:jc w:val="left"/>
+            </w:pPr>
+            <w:r>
+              <w:t xml:space="preserve">标签块展示；与</w:t>
+            </w:r>
+            <w:r>
+              <w:rPr>
+                <w:bCs/>
+                <w:b/>
+              </w:rPr>
+              <w:t xml:space="preserve">版本</w:t>
+            </w:r>
+            <w:r>
+              <w:t xml:space="preserve">下</w:t>
+            </w:r>
+            <w:r>
+              <w:rPr>
+                <w:bCs/>
+                <w:b/>
+              </w:rPr>
+              <w:t xml:space="preserve">目录/文件</w:t>
+            </w:r>
+            <w:r>
+              <w:t xml:space="preserve"> </w:t>
+            </w:r>
+            <w:r>
+              <w:t xml:space="preserve">的映射，见 A.1.4</w:t>
             </w:r>
           </w:p>
         </w:tc>
@@ -3649,81 +5742,149 @@
               <w:jc w:val="left"/>
             </w:pPr>
             <w:r>
-              <w:t xml:space="preserve">需求文档</w:t>
-            </w:r>
-          </w:p>
-        </w:tc>
-        <w:tc>
-          <w:tcPr/>
-          <w:p>
-            <w:pPr>
-              <w:pStyle w:val="Compact"/>
-              <w:jc w:val="left"/>
-            </w:pPr>
-            <w:r>
-              <w:t xml:space="preserve">是</w:t>
-            </w:r>
-          </w:p>
-        </w:tc>
-        <w:tc>
-          <w:tcPr/>
-          <w:p>
-            <w:pPr>
-              <w:pStyle w:val="Compact"/>
-              <w:jc w:val="left"/>
-            </w:pPr>
-            <w:r>
-              <w:t xml:space="preserve">关联/附件</w:t>
-            </w:r>
-          </w:p>
-        </w:tc>
-        <w:tc>
-          <w:tcPr/>
-          <w:p>
-            <w:pPr>
-              <w:pStyle w:val="Compact"/>
-              <w:jc w:val="left"/>
-            </w:pPr>
-            <w:r>
-              <w:t xml:space="preserve">视业务</w:t>
-            </w:r>
-          </w:p>
-        </w:tc>
-        <w:tc>
-          <w:tcPr/>
-          <w:p>
-            <w:pPr>
-              <w:pStyle w:val="Compact"/>
-              <w:jc w:val="left"/>
-            </w:pPr>
-            <w:r>
-              <w:t xml:space="preserve">多文件时标签块展示；需文件与目录的映射关系</w:t>
+              <w:rPr>
+                <w:bCs/>
+                <w:b/>
+              </w:rPr>
+              <w:t xml:space="preserve">（业务）唯一性</w:t>
+            </w:r>
+          </w:p>
+        </w:tc>
+        <w:tc>
+          <w:tcPr/>
+          <w:p>
+            <w:pPr>
+              <w:pStyle w:val="Compact"/>
+              <w:jc w:val="left"/>
+            </w:pPr>
+            <w:r>
+              <w:t xml:space="preserve">规则/约束</w:t>
+            </w:r>
+          </w:p>
+        </w:tc>
+        <w:tc>
+          <w:tcPr/>
+          <w:p>
+            <w:pPr>
+              <w:pStyle w:val="Compact"/>
+              <w:jc w:val="left"/>
+            </w:pPr>
+            <w:r>
+              <w:t xml:space="preserve">—</w:t>
+            </w:r>
+          </w:p>
+        </w:tc>
+        <w:tc>
+          <w:tcPr/>
+          <w:p>
+            <w:pPr>
+              <w:pStyle w:val="Compact"/>
+              <w:jc w:val="left"/>
+            </w:pPr>
+            <w:r>
+              <w:t xml:space="preserve">—</w:t>
+            </w:r>
+          </w:p>
+        </w:tc>
+        <w:tc>
+          <w:tcPr/>
+          <w:p>
+            <w:pPr>
+              <w:pStyle w:val="Compact"/>
+              <w:jc w:val="left"/>
+            </w:pPr>
+            <w:r>
+              <w:rPr>
+                <w:bCs/>
+                <w:b/>
+              </w:rPr>
+              <w:t xml:space="preserve">（项目名称, 版本号）</w:t>
+            </w:r>
+            <w:r>
+              <w:t xml:space="preserve"> </w:t>
+            </w:r>
+            <w:r>
+              <w:t xml:space="preserve">组合</w:t>
+            </w:r>
+            <w:r>
+              <w:rPr>
+                <w:bCs/>
+                <w:b/>
+              </w:rPr>
+              <w:t xml:space="preserve">全库</w:t>
+            </w:r>
+            <w:r>
+              <w:t xml:space="preserve">不得重复；</w:t>
+            </w:r>
+            <w:r>
+              <w:rPr>
+                <w:bCs/>
+                <w:b/>
+              </w:rPr>
+              <w:t xml:space="preserve">新增/修改</w:t>
+            </w:r>
+            <w:r>
+              <w:t xml:space="preserve"> </w:t>
+            </w:r>
+            <w:r>
+              <w:t xml:space="preserve">时</w:t>
+            </w:r>
+            <w:r>
+              <w:rPr>
+                <w:bCs/>
+                <w:b/>
+              </w:rPr>
+              <w:t xml:space="preserve">校验</w:t>
+            </w:r>
+            <w:r>
+              <w:t xml:space="preserve"> </w:t>
+            </w:r>
+            <w:r>
+              <w:t xml:space="preserve">与</w:t>
+            </w:r>
+            <w:r>
+              <w:t xml:space="preserve"> </w:t>
+            </w:r>
+            <w:r>
+              <w:rPr>
+                <w:bCs/>
+                <w:b/>
+              </w:rPr>
+              <w:t xml:space="preserve">提示</w:t>
+            </w:r>
+            <w:r>
+              <w:t xml:space="preserve"> </w:t>
+            </w:r>
+            <w:r>
+              <w:t xml:space="preserve">见</w:t>
+            </w:r>
+            <w:r>
+              <w:t xml:space="preserve"> </w:t>
+            </w:r>
+            <w:r>
+              <w:rPr>
+                <w:bCs/>
+                <w:b/>
+              </w:rPr>
+              <w:t xml:space="preserve">§6.1.4</w:t>
+            </w:r>
+            <w:r>
+              <w:t xml:space="preserve">；需求部门是否</w:t>
+            </w:r>
+            <w:r>
+              <w:rPr>
+                <w:bCs/>
+                <w:b/>
+              </w:rPr>
+              <w:t xml:space="preserve">必填</w:t>
+            </w:r>
+            <w:r>
+              <w:t xml:space="preserve">可后续定稿。</w:t>
             </w:r>
           </w:p>
         </w:tc>
       </w:tr>
     </w:tbl>
-    <w:p>
-      <w:pPr>
-        <w:pStyle w:val="BodyText"/>
-      </w:pPr>
-      <w:r>
-        <w:t xml:space="preserve">*</w:t>
-      </w:r>
-      <w:r>
-        <w:t xml:space="preserve"> </w:t>
-      </w:r>
-      <w:r>
-        <w:rPr>
-          <w:bCs/>
-          <w:b/>
-        </w:rPr>
-        <w:t xml:space="preserve">评审定稿</w:t>
-      </w:r>
-      <w:r>
-        <w:t xml:space="preserve">：「项目版本」与「版本号」去重后必填项；需求部门是否必填。</w:t>
-      </w:r>
-    </w:p>
     <w:bookmarkEnd w:id="45"/>
     <w:bookmarkStart w:id="46" w:name="a.1.2-用户与登录"/>
     <w:p>
@@ -4500,15 +6661,15 @@
     <w:tbl>
       <w:tblPr>
         <w:tblStyle w:val="Table"/>
-        <w:tblW w:type="auto" w:w="0"/>
+        <w:tblW w:type="pct" w:w="5000"/>
         <w:tblLook w:firstRow="1" w:lastRow="0" w:firstColumn="0" w:lastColumn="0" w:noHBand="0" w:noVBand="0" w:val="0020"/>
         <w:jc w:val="start"/>
       </w:tblPr>
       <w:tblGrid>
-        <w:gridCol w:w="1980"/>
-        <w:gridCol w:w="1980"/>
-        <w:gridCol w:w="1980"/>
-        <w:gridCol w:w="1980"/>
+        <w:gridCol w:w="1485"/>
+        <w:gridCol w:w="2475"/>
+        <w:gridCol w:w="2475"/>
+        <w:gridCol w:w="1485"/>
       </w:tblGrid>
       <w:tr>
         <w:trPr>
@@ -4634,31 +6795,101 @@
               <w:jc w:val="left"/>
             </w:pPr>
             <w:r>
-              <w:t xml:space="preserve">版本</w:t>
-            </w:r>
-          </w:p>
-        </w:tc>
-        <w:tc>
-          <w:tcPr/>
-          <w:p>
-            <w:pPr>
-              <w:pStyle w:val="Compact"/>
-              <w:jc w:val="left"/>
-            </w:pPr>
-            <w:r>
-              <w:t xml:space="preserve">版本号（+ 项目 ID）</w:t>
-            </w:r>
-          </w:p>
-        </w:tc>
-        <w:tc>
-          <w:tcPr/>
-          <w:p>
-            <w:pPr>
-              <w:pStyle w:val="Compact"/>
-              <w:jc w:val="left"/>
-            </w:pPr>
-            <w:r>
-              <w:t xml:space="preserve">多个第三层</w:t>
+              <w:rPr>
+                <w:bCs/>
+                <w:b/>
+              </w:rPr>
+              <w:t xml:space="preserve">版本号（二级目录/跳转落点）</w:t>
+            </w:r>
+          </w:p>
+        </w:tc>
+        <w:tc>
+          <w:tcPr/>
+          <w:p>
+            <w:pPr>
+              <w:pStyle w:val="Compact"/>
+              <w:jc w:val="left"/>
+            </w:pPr>
+            <w:r>
+              <w:t xml:space="preserve">项目内唯一、与</w:t>
+            </w:r>
+            <w:r>
+              <w:rPr>
+                <w:bCs/>
+                <w:b/>
+              </w:rPr>
+              <w:t xml:space="preserve">项目概况</w:t>
+            </w:r>
+            <w:r>
+              <w:t xml:space="preserve"> </w:t>
+            </w:r>
+            <w:r>
+              <w:t xml:space="preserve">版本号 一致</w:t>
+            </w:r>
+          </w:p>
+        </w:tc>
+        <w:tc>
+          <w:tcPr/>
+          <w:p>
+            <w:pPr>
+              <w:pStyle w:val="Compact"/>
+              <w:jc w:val="left"/>
+            </w:pPr>
+            <w:r>
+              <w:rPr>
+                <w:bCs/>
+                <w:b/>
+              </w:rPr>
+              <w:t xml:space="preserve">多文件</w:t>
+            </w:r>
+            <w:r>
+              <w:t xml:space="preserve"> </w:t>
+            </w:r>
+            <w:r>
+              <w:t xml:space="preserve">与/或</w:t>
+            </w:r>
+            <w:r>
+              <w:rPr>
+                <w:bCs/>
+                <w:b/>
+              </w:rPr>
+              <w:t xml:space="preserve">子文件夹</w:t>
+            </w:r>
+            <w:r>
+              <w:t xml:space="preserve"> </w:t>
+            </w:r>
+            <w:r>
+              <w:t xml:space="preserve">节点（</w:t>
+            </w:r>
+            <w:r>
+              <w:rPr>
+                <w:bCs/>
+                <w:b/>
+              </w:rPr>
+              <w:t xml:space="preserve">可</w:t>
+            </w:r>
+            <w:r>
+              <w:t xml:space="preserve"> </w:t>
+            </w:r>
+            <w:r>
+              <w:rPr>
+                <w:bCs/>
+                <w:b/>
+              </w:rPr>
+              <w:t xml:space="preserve">嵌套</w:t>
+            </w:r>
+            <w:r>
+              <w:t xml:space="preserve"> </w:t>
+            </w:r>
+            <w:r>
+              <w:rPr>
+                <w:bCs/>
+                <w:b/>
+              </w:rPr>
+              <w:t xml:space="preserve">延展</w:t>
+            </w:r>
+            <w:r>
+              <w:t xml:space="preserve">）</w:t>
             </w:r>
           </w:p>
         </w:tc>
@@ -4672,43 +6903,76 @@
               <w:jc w:val="left"/>
             </w:pPr>
             <w:r>
-              <w:t xml:space="preserve">3</w:t>
-            </w:r>
-          </w:p>
-        </w:tc>
-        <w:tc>
-          <w:tcPr/>
-          <w:p>
-            <w:pPr>
-              <w:pStyle w:val="Compact"/>
-              <w:jc w:val="left"/>
-            </w:pPr>
-            <w:r>
-              <w:t xml:space="preserve">需求文档层</w:t>
-            </w:r>
-          </w:p>
-        </w:tc>
-        <w:tc>
-          <w:tcPr/>
-          <w:p>
-            <w:pPr>
-              <w:pStyle w:val="Compact"/>
-              <w:jc w:val="left"/>
-            </w:pPr>
-            <w:r>
-              <w:t xml:space="preserve">与业务约定</w:t>
-            </w:r>
-          </w:p>
-        </w:tc>
-        <w:tc>
-          <w:tcPr/>
-          <w:p>
-            <w:pPr>
-              <w:pStyle w:val="Compact"/>
-              <w:jc w:val="left"/>
-            </w:pPr>
-            <w:r>
-              <w:t xml:space="preserve">下挂文件或空</w:t>
+              <w:t xml:space="preserve">≥3</w:t>
+            </w:r>
+          </w:p>
+        </w:tc>
+        <w:tc>
+          <w:tcPr/>
+          <w:p>
+            <w:pPr>
+              <w:pStyle w:val="Compact"/>
+              <w:jc w:val="left"/>
+            </w:pPr>
+            <w:r>
+              <w:t xml:space="preserve">子目录或文件</w:t>
+            </w:r>
+          </w:p>
+        </w:tc>
+        <w:tc>
+          <w:tcPr/>
+          <w:p>
+            <w:pPr>
+              <w:pStyle w:val="Compact"/>
+              <w:jc w:val="left"/>
+            </w:pPr>
+            <w:r>
+              <w:t xml:space="preserve">与业务/存储约定</w:t>
+            </w:r>
+          </w:p>
+        </w:tc>
+        <w:tc>
+          <w:tcPr/>
+          <w:p>
+            <w:pPr>
+              <w:pStyle w:val="Compact"/>
+              <w:jc w:val="left"/>
+            </w:pPr>
+            <w:r>
+              <w:rPr>
+                <w:bCs/>
+                <w:b/>
+              </w:rPr>
+              <w:t xml:space="preserve">子文件夹</w:t>
+            </w:r>
+            <w:r>
+              <w:t xml:space="preserve"> </w:t>
+            </w:r>
+            <w:r>
+              <w:t xml:space="preserve">可继续有子；</w:t>
+            </w:r>
+            <w:r>
+              <w:rPr>
+                <w:bCs/>
+                <w:b/>
+              </w:rPr>
+              <w:t xml:space="preserve">文件</w:t>
+            </w:r>
+            <w:r>
+              <w:t xml:space="preserve"> </w:t>
+            </w:r>
+            <w:r>
+              <w:t xml:space="preserve">为叶节点，见</w:t>
+            </w:r>
+            <w:r>
+              <w:t xml:space="preserve"> </w:t>
+            </w:r>
+            <w:r>
+              <w:rPr>
+                <w:bCs/>
+                <w:b/>
+              </w:rPr>
+              <w:t xml:space="preserve">§6.2.3</w:t>
             </w:r>
           </w:p>
         </w:tc>
@@ -4719,9 +6983,6 @@
         <w:pStyle w:val="BodyText"/>
       </w:pPr>
       <w:r>
-        <w:t xml:space="preserve">从</w:t>
-      </w:r>
-      <w:r>
         <w:rPr>
           <w:bCs/>
           <w:b/>
@@ -4729,23 +6990,62 @@
         <w:t xml:space="preserve">项目概况 → 文档查看</w:t>
       </w:r>
       <w:r>
-        <w:t xml:space="preserve"> </w:t>
-      </w:r>
-      <w:r>
-        <w:t xml:space="preserve">跳转时，需带</w:t>
-      </w:r>
-      <w:r>
-        <w:rPr>
-          <w:bCs/>
-          <w:b/>
-        </w:rPr>
-        <w:t xml:space="preserve">项目、版本、目标目录/文档</w:t>
-      </w:r>
-      <w:r>
-        <w:t xml:space="preserve"> </w:t>
-      </w:r>
-      <w:r>
-        <w:t xml:space="preserve">参数以正确定位。</w:t>
+        <w:t xml:space="preserve">：</w:t>
+      </w:r>
+      <w:r>
+        <w:rPr>
+          <w:bCs/>
+          <w:b/>
+        </w:rPr>
+        <w:t xml:space="preserve">定位</w:t>
+      </w:r>
+      <w:r>
+        <w:t xml:space="preserve"> </w:t>
+      </w:r>
+      <w:r>
+        <w:t xml:space="preserve">至</w:t>
+      </w:r>
+      <w:r>
+        <w:t xml:space="preserve"> </w:t>
+      </w:r>
+      <w:r>
+        <w:rPr>
+          <w:bCs/>
+          <w:b/>
+        </w:rPr>
+        <w:t xml:space="preserve">L1=项目、L2=该版本号</w:t>
+      </w:r>
+      <w:r>
+        <w:t xml:space="preserve"> </w:t>
+      </w:r>
+      <w:r>
+        <w:t xml:space="preserve">节点（</w:t>
+      </w:r>
+      <w:r>
+        <w:rPr>
+          <w:bCs/>
+          <w:b/>
+        </w:rPr>
+        <w:t xml:space="preserve">不</w:t>
+      </w:r>
+      <w:r>
+        <w:t xml:space="preserve"> </w:t>
+      </w:r>
+      <w:r>
+        <w:t xml:space="preserve">强制 deeper）；参数至少含</w:t>
+      </w:r>
+      <w:r>
+        <w:t xml:space="preserve"> </w:t>
+      </w:r>
+      <w:r>
+        <w:rPr>
+          <w:bCs/>
+          <w:b/>
+        </w:rPr>
+        <w:t xml:space="preserve">项目标识 + 版本号/版本目录 ID</w:t>
+      </w:r>
+      <w:r>
+        <w:t xml:space="preserve">。</w:t>
       </w:r>
     </w:p>
     <w:p>
@@ -4757,7 +7057,7 @@
     </w:p>
     <w:bookmarkEnd w:id="48"/>
     <w:bookmarkEnd w:id="49"/>
-    <w:bookmarkStart w:id="54" w:name="a.2-状态机"/>
+    <w:bookmarkStart w:id="55" w:name="a.2-状态机"/>
     <w:p>
       <w:pPr>
         <w:pStyle w:val="Heading3"/>
@@ -4766,7 +7066,82 @@
         <w:t xml:space="preserve">A.2 状态机</w:t>
       </w:r>
     </w:p>
-    <w:bookmarkStart w:id="50" w:name="a.2.1-用户会话"/>
+    <w:bookmarkStart w:id="50" w:name="a.2.0-项目保存与项目名版本号唯一性"/>
+    <w:p>
+      <w:pPr>
+        <w:pStyle w:val="Heading4"/>
+      </w:pPr>
+      <w:r>
+        <w:t xml:space="preserve">A.2.0 项目保存与「项目名+版本号」唯一性</w:t>
+      </w:r>
+    </w:p>
+    <w:p>
+      <w:pPr>
+        <w:pStyle w:val="SourceCode"/>
+      </w:pPr>
+      <w:r>
+        <w:rPr>
+          <w:rStyle w:val="VerbatimChar"/>
+        </w:rPr>
+        <w:t xml:space="preserve">stateDiagram-v2</w:t>
+      </w:r>
+      <w:r>
+        <w:br/>
+      </w:r>
+      <w:r>
+        <w:rPr>
+          <w:rStyle w:val="VerbatimChar"/>
+        </w:rPr>
+        <w:t xml:space="preserve">    [*] --&gt; 填参中</w:t>
+      </w:r>
+      <w:r>
+        <w:br/>
+      </w:r>
+      <w:r>
+        <w:rPr>
+          <w:rStyle w:val="VerbatimChar"/>
+        </w:rPr>
+        <w:t xml:space="preserve">    填参中 --&gt; 校验中: 点确定(新增/改)</w:t>
+      </w:r>
+      <w:r>
+        <w:br/>
+      </w:r>
+      <w:r>
+        <w:rPr>
+          <w:rStyle w:val="VerbatimChar"/>
+        </w:rPr>
+        <w:t xml:space="preserve">    校验中 --&gt; 可保存: 全库无重复组合\n或(修改且组合未变)</w:t>
+      </w:r>
+      <w:r>
+        <w:br/>
+      </w:r>
+      <w:r>
+        <w:rPr>
+          <w:rStyle w:val="VerbatimChar"/>
+        </w:rPr>
+        <w:t xml:space="preserve">    校验中 --&gt; 被拦截: 组合与他行重复</w:t>
+      </w:r>
+      <w:r>
+        <w:br/>
+      </w:r>
+      <w:r>
+        <w:rPr>
+          <w:rStyle w:val="VerbatimChar"/>
+        </w:rPr>
+        <w:t xml:space="preserve">    被拦截 --&gt; 填参中: 改名称/版本/取消</w:t>
+      </w:r>
+      <w:r>
+        <w:br/>
+      </w:r>
+      <w:r>
+        <w:rPr>
+          <w:rStyle w:val="VerbatimChar"/>
+        </w:rPr>
+        <w:t xml:space="preserve">    可保存 --&gt; [*]: 保存成功</w:t>
+      </w:r>
+    </w:p>
+    <w:bookmarkEnd w:id="50"/>
+    <w:bookmarkStart w:id="51" w:name="a.2.1-用户会话"/>
     <w:p>
       <w:pPr>
         <w:pStyle w:val="Heading4"/>
@@ -4924,8 +7299,8 @@
         </w:tc>
       </w:tr>
     </w:tbl>
-    <w:bookmarkEnd w:id="50"/>
-    <w:bookmarkStart w:id="51" w:name="a.2.2-主界面-tab与二级菜单联动"/>
+    <w:bookmarkEnd w:id="51"/>
+    <w:bookmarkStart w:id="52" w:name="a.2.2-主界面-tab与二级菜单联动"/>
     <w:p>
       <w:pPr>
         <w:pStyle w:val="Heading4"/>
@@ -4960,43 +7335,6 @@
       </w:r>
       <w:r>
         <w:t xml:space="preserve">；多 Tab 时，Tab 标题=二级菜单名。状态转换要点：</w:t>
-      </w:r>
-    </w:p>
-    <w:p>
-      <w:pPr>
-        <w:numPr>
-          <w:ilvl w:val="0"/>
-          <w:numId w:val="1018"/>
-        </w:numPr>
-        <w:pStyle w:val="Compact"/>
-      </w:pPr>
-      <w:r>
-        <w:t xml:space="preserve">点侧栏二级菜单：打开或切换对应 Tab 内容区。</w:t>
-      </w:r>
-      <w:r>
-        <w:br/>
-      </w:r>
-    </w:p>
-    <w:p>
-      <w:pPr>
-        <w:numPr>
-          <w:ilvl w:val="0"/>
-          <w:numId w:val="1018"/>
-        </w:numPr>
-        <w:pStyle w:val="Compact"/>
-      </w:pPr>
-      <w:r>
-        <w:t xml:space="preserve">点「退出登录」：从「已登录」回「未登录」。</w:t>
-      </w:r>
-    </w:p>
-    <w:bookmarkEnd w:id="51"/>
-    <w:bookmarkStart w:id="52" w:name="a.2.3-删除确认项目行-文档行"/>
-    <w:p>
-      <w:pPr>
-        <w:pStyle w:val="Heading4"/>
-      </w:pPr>
-      <w:r>
-        <w:t xml:space="preserve">A.2.3 删除确认（项目行 / 文档行）</w:t>
       </w:r>
     </w:p>
     <w:p>
@@ -5008,113 +7346,32 @@
         <w:pStyle w:val="Compact"/>
       </w:pPr>
       <w:r>
-        <w:rPr>
-          <w:bCs/>
-          <w:b/>
-        </w:rPr>
-        <w:t xml:space="preserve">初始</w:t>
-      </w:r>
-      <w:r>
-        <w:t xml:space="preserve"> </w:t>
-      </w:r>
-      <w:r>
-        <w:t xml:space="preserve">→ 点</w:t>
-      </w:r>
-      <w:r>
-        <w:rPr>
-          <w:bCs/>
-          <w:b/>
-        </w:rPr>
-        <w:t xml:space="preserve">删除</w:t>
-      </w:r>
-      <w:r>
-        <w:t xml:space="preserve"> </w:t>
-      </w:r>
-      <w:r>
-        <w:t xml:space="preserve">→</w:t>
-      </w:r>
-      <w:r>
-        <w:t xml:space="preserve"> </w:t>
-      </w:r>
-      <w:r>
-        <w:rPr>
-          <w:bCs/>
-          <w:b/>
-        </w:rPr>
-        <w:t xml:space="preserve">待确认对话</w:t>
-      </w:r>
-      <w:r>
-        <w:t xml:space="preserve">；</w:t>
-      </w:r>
-      <w:r>
-        <w:rPr>
-          <w:bCs/>
-          <w:b/>
-        </w:rPr>
-        <w:t xml:space="preserve">确认</w:t>
-      </w:r>
-      <w:r>
-        <w:t xml:space="preserve">后请求接口，</w:t>
-      </w:r>
-      <w:r>
-        <w:rPr>
-          <w:bCs/>
-          <w:b/>
-        </w:rPr>
-        <w:t xml:space="preserve">成功</w:t>
-      </w:r>
-      <w:r>
-        <w:t xml:space="preserve">回列表</w:t>
-      </w:r>
-      <w:r>
-        <w:rPr>
-          <w:bCs/>
-          <w:b/>
-        </w:rPr>
-        <w:t xml:space="preserve">常显</w:t>
-      </w:r>
-      <w:r>
-        <w:t xml:space="preserve">；</w:t>
-      </w:r>
-      <w:r>
-        <w:rPr>
-          <w:bCs/>
-          <w:b/>
-        </w:rPr>
-        <w:t xml:space="preserve">取消</w:t>
-      </w:r>
-      <w:r>
-        <w:t xml:space="preserve">回</w:t>
-      </w:r>
-      <w:r>
-        <w:rPr>
-          <w:bCs/>
-          <w:b/>
-        </w:rPr>
-        <w:t xml:space="preserve">常显</w:t>
-      </w:r>
-      <w:r>
-        <w:t xml:space="preserve">；失败则提示并</w:t>
-      </w:r>
-      <w:r>
-        <w:rPr>
-          <w:bCs/>
-          <w:b/>
-        </w:rPr>
-        <w:t xml:space="preserve">保持常显</w:t>
-      </w:r>
-      <w:r>
-        <w:t xml:space="preserve">。</w:t>
+        <w:t xml:space="preserve">点侧栏二级菜单：打开或切换对应 Tab 内容区。</w:t>
+      </w:r>
+      <w:r>
+        <w:br/>
+      </w:r>
+    </w:p>
+    <w:p>
+      <w:pPr>
+        <w:numPr>
+          <w:ilvl w:val="0"/>
+          <w:numId w:val="1019"/>
+        </w:numPr>
+        <w:pStyle w:val="Compact"/>
+      </w:pPr>
+      <w:r>
+        <w:t xml:space="preserve">点「退出登录」：从「已登录」回「未登录」。</w:t>
       </w:r>
     </w:p>
     <w:bookmarkEnd w:id="52"/>
-    <w:bookmarkStart w:id="53" w:name="a.2.4-需求文档管理右侧"/>
+    <w:bookmarkStart w:id="53" w:name="a.2.3-删除确认项目行-文档行"/>
     <w:p>
       <w:pPr>
         <w:pStyle w:val="Heading4"/>
       </w:pPr>
       <w:r>
-        <w:t xml:space="preserve">A.2.4 需求文档管理—右侧</w:t>
+        <w:t xml:space="preserve">A.2.3 删除确认（项目行 / 文档行）</w:t>
       </w:r>
     </w:p>
     <w:p>
@@ -5130,217 +7387,109 @@
           <w:bCs/>
           <w:b/>
         </w:rPr>
-        <w:t xml:space="preserve">未选目录</w:t>
-      </w:r>
-      <w:r>
-        <w:t xml:space="preserve">：不展示文档表仅提示选目录（若产品无此步则一进入即选默认根）。</w:t>
-      </w:r>
-      <w:r>
-        <w:br/>
-      </w:r>
-    </w:p>
-    <w:p>
-      <w:pPr>
-        <w:numPr>
-          <w:ilvl w:val="0"/>
-          <w:numId w:val="1020"/>
-        </w:numPr>
-        <w:pStyle w:val="Compact"/>
-      </w:pPr>
-      <w:r>
-        <w:rPr>
-          <w:bCs/>
-          <w:b/>
-        </w:rPr>
-        <w:t xml:space="preserve">已选目录-无文档</w:t>
-      </w:r>
-      <w:r>
-        <w:t xml:space="preserve">：空态 +「立即上传」。</w:t>
-      </w:r>
-      <w:r>
-        <w:br/>
-      </w:r>
-    </w:p>
-    <w:p>
-      <w:pPr>
-        <w:numPr>
-          <w:ilvl w:val="0"/>
-          <w:numId w:val="1020"/>
-        </w:numPr>
-        <w:pStyle w:val="Compact"/>
-      </w:pPr>
-      <w:r>
-        <w:rPr>
-          <w:bCs/>
-          <w:b/>
-        </w:rPr>
-        <w:t xml:space="preserve">已选目录-有文档</w:t>
-      </w:r>
-      <w:r>
-        <w:t xml:space="preserve">：表 + 行操作。</w:t>
-      </w:r>
-      <w:r>
-        <w:br/>
-      </w:r>
-    </w:p>
-    <w:p>
-      <w:pPr>
-        <w:numPr>
-          <w:ilvl w:val="0"/>
-          <w:numId w:val="1020"/>
-        </w:numPr>
-        <w:pStyle w:val="Compact"/>
-      </w:pPr>
-      <w:r>
-        <w:rPr>
-          <w:bCs/>
-          <w:b/>
-        </w:rPr>
-        <w:t xml:space="preserve">上传/更新成功</w:t>
-      </w:r>
-      <w:r>
-        <w:t xml:space="preserve">：无文档态 → 有文档态 或 刷新有文档态。</w:t>
-      </w:r>
-      <w:r>
-        <w:br/>
-      </w:r>
-    </w:p>
-    <w:p>
-      <w:pPr>
-        <w:numPr>
-          <w:ilvl w:val="0"/>
-          <w:numId w:val="1020"/>
-        </w:numPr>
-        <w:pStyle w:val="Compact"/>
-      </w:pPr>
-      <w:r>
-        <w:rPr>
-          <w:bCs/>
-          <w:b/>
-        </w:rPr>
-        <w:t xml:space="preserve">全部删除</w:t>
-      </w:r>
-      <w:r>
-        <w:t xml:space="preserve">：若有文档可删至 0 条，有文档态可回到无文档态。</w:t>
-      </w:r>
-    </w:p>
-    <w:p>
-      <w:pPr>
-        <w:pStyle w:val="FirstParagraph"/>
-      </w:pPr>
-      <w:r>
-        <w:t xml:space="preserve">（具体是否「必须选树节点再显右侧」以交互稿为准。）</w:t>
-      </w:r>
-    </w:p>
-    <w:p>
-      <w:r>
-        <w:pict>
-          <v:rect style="width:0;height:1.5pt" o:hralign="center" o:hrstd="t" o:hr="t"/>
-        </w:pict>
+        <w:t xml:space="preserve">初始</w:t>
+      </w:r>
+      <w:r>
+        <w:t xml:space="preserve"> </w:t>
+      </w:r>
+      <w:r>
+        <w:t xml:space="preserve">→ 点</w:t>
+      </w:r>
+      <w:r>
+        <w:rPr>
+          <w:bCs/>
+          <w:b/>
+        </w:rPr>
+        <w:t xml:space="preserve">删除</w:t>
+      </w:r>
+      <w:r>
+        <w:t xml:space="preserve"> </w:t>
+      </w:r>
+      <w:r>
+        <w:t xml:space="preserve">→</w:t>
+      </w:r>
+      <w:r>
+        <w:t xml:space="preserve"> </w:t>
+      </w:r>
+      <w:r>
+        <w:rPr>
+          <w:bCs/>
+          <w:b/>
+        </w:rPr>
+        <w:t xml:space="preserve">待确认对话</w:t>
+      </w:r>
+      <w:r>
+        <w:t xml:space="preserve">；</w:t>
+      </w:r>
+      <w:r>
+        <w:rPr>
+          <w:bCs/>
+          <w:b/>
+        </w:rPr>
+        <w:t xml:space="preserve">确认</w:t>
+      </w:r>
+      <w:r>
+        <w:t xml:space="preserve">后请求接口，</w:t>
+      </w:r>
+      <w:r>
+        <w:rPr>
+          <w:bCs/>
+          <w:b/>
+        </w:rPr>
+        <w:t xml:space="preserve">成功</w:t>
+      </w:r>
+      <w:r>
+        <w:t xml:space="preserve">回列表</w:t>
+      </w:r>
+      <w:r>
+        <w:rPr>
+          <w:bCs/>
+          <w:b/>
+        </w:rPr>
+        <w:t xml:space="preserve">常显</w:t>
+      </w:r>
+      <w:r>
+        <w:t xml:space="preserve">；</w:t>
+      </w:r>
+      <w:r>
+        <w:rPr>
+          <w:bCs/>
+          <w:b/>
+        </w:rPr>
+        <w:t xml:space="preserve">取消</w:t>
+      </w:r>
+      <w:r>
+        <w:t xml:space="preserve">回</w:t>
+      </w:r>
+      <w:r>
+        <w:rPr>
+          <w:bCs/>
+          <w:b/>
+        </w:rPr>
+        <w:t xml:space="preserve">常显</w:t>
+      </w:r>
+      <w:r>
+        <w:t xml:space="preserve">；失败则提示并</w:t>
+      </w:r>
+      <w:r>
+        <w:rPr>
+          <w:bCs/>
+          <w:b/>
+        </w:rPr>
+        <w:t xml:space="preserve">保持常显</w:t>
+      </w:r>
+      <w:r>
+        <w:t xml:space="preserve">。</w:t>
       </w:r>
     </w:p>
     <w:bookmarkEnd w:id="53"/>
-    <w:bookmarkEnd w:id="54"/>
-    <w:bookmarkStart w:id="59" w:name="a.3-线框图说明低精度文字布局"/>
-    <w:p>
-      <w:pPr>
-        <w:pStyle w:val="Heading3"/>
-      </w:pPr>
-      <w:r>
-        <w:t xml:space="preserve">A.3 线框图说明（低精度文字布局）</w:t>
-      </w:r>
-    </w:p>
-    <w:bookmarkStart w:id="55" w:name="a.3.1-登录页"/>
+    <w:bookmarkStart w:id="54" w:name="a.2.4-需求文档管理右侧"/>
     <w:p>
       <w:pPr>
         <w:pStyle w:val="Heading4"/>
       </w:pPr>
       <w:r>
-        <w:t xml:space="preserve">A.3.1 登录页</w:t>
-      </w:r>
-    </w:p>
-    <w:p>
-      <w:pPr>
-        <w:pStyle w:val="SourceCode"/>
-      </w:pPr>
-      <w:r>
-        <w:rPr>
-          <w:rStyle w:val="VerbatimChar"/>
-        </w:rPr>
-        <w:t xml:space="preserve">┌────────────────────────────────────────────┐</w:t>
-      </w:r>
-      <w:r>
-        <w:br/>
-      </w:r>
-      <w:r>
-        <w:rPr>
-          <w:rStyle w:val="VerbatimChar"/>
-        </w:rPr>
-        <w:t xml:space="preserve">│              项目管理系统                    │</w:t>
-      </w:r>
-      <w:r>
-        <w:br/>
-      </w:r>
-      <w:r>
-        <w:rPr>
-          <w:rStyle w:val="VerbatimChar"/>
-        </w:rPr>
-        <w:t xml:space="preserve">│                                            │</w:t>
-      </w:r>
-      <w:r>
-        <w:br/>
-      </w:r>
-      <w:r>
-        <w:rPr>
-          <w:rStyle w:val="VerbatimChar"/>
-        </w:rPr>
-        <w:t xml:space="preserve">│         账号    [        input         ]  │</w:t>
-      </w:r>
-      <w:r>
-        <w:br/>
-      </w:r>
-      <w:r>
-        <w:rPr>
-          <w:rStyle w:val="VerbatimChar"/>
-        </w:rPr>
-        <w:t xml:space="preserve">│         密码    [  •••••  password     ]  │</w:t>
-      </w:r>
-      <w:r>
-        <w:br/>
-      </w:r>
-      <w:r>
-        <w:rPr>
-          <w:rStyle w:val="VerbatimChar"/>
-        </w:rPr>
-        <w:t xml:space="preserve">│                                            │</w:t>
-      </w:r>
-      <w:r>
-        <w:br/>
-      </w:r>
-      <w:r>
-        <w:rPr>
-          <w:rStyle w:val="VerbatimChar"/>
-        </w:rPr>
-        <w:t xml:space="preserve">│                 [ 登  录 ]                 │</w:t>
-      </w:r>
-      <w:r>
-        <w:br/>
-      </w:r>
-      <w:r>
-        <w:rPr>
-          <w:rStyle w:val="VerbatimChar"/>
-        </w:rPr>
-        <w:t xml:space="preserve">└────────────────────────────────────────────┘</w:t>
-      </w:r>
-    </w:p>
-    <w:bookmarkEnd w:id="55"/>
-    <w:bookmarkStart w:id="56" w:name="a.3.2-主壳已登录"/>
-    <w:p>
-      <w:pPr>
-        <w:pStyle w:val="Heading4"/>
-      </w:pPr>
-      <w:r>
-        <w:t xml:space="preserve">A.3.2 主壳（已登录）</w:t>
+        <w:t xml:space="preserve">A.2.4 需求文档管理—右侧</w:t>
       </w:r>
     </w:p>
     <w:p>
@@ -5356,30 +7505,10 @@
           <w:bCs/>
           <w:b/>
         </w:rPr>
-        <w:t xml:space="preserve">顶栏</w:t>
-      </w:r>
-      <w:r>
-        <w:t xml:space="preserve">：系统名/折叠按钮；</w:t>
-      </w:r>
-      <w:r>
-        <w:rPr>
-          <w:bCs/>
-          <w:b/>
-        </w:rPr>
-        <w:t xml:space="preserve">右上</w:t>
-      </w:r>
-      <w:r>
-        <w:t xml:space="preserve">：头像+昵称，下拉</w:t>
-      </w:r>
-      <w:r>
-        <w:rPr>
-          <w:bCs/>
-          <w:b/>
-        </w:rPr>
-        <w:t xml:space="preserve">退出登录</w:t>
-      </w:r>
-      <w:r>
-        <w:t xml:space="preserve">。</w:t>
+        <w:t xml:space="preserve">未选目录</w:t>
+      </w:r>
+      <w:r>
+        <w:t xml:space="preserve">：不展示文档表仅提示选目录（若产品无此步则一进入即选默认根）。</w:t>
       </w:r>
       <w:r>
         <w:br/>
@@ -5398,20 +7527,10 @@
           <w:bCs/>
           <w:b/>
         </w:rPr>
-        <w:t xml:space="preserve">左侧</w:t>
-      </w:r>
-      <w:r>
-        <w:t xml:space="preserve">：可折叠边栏，一级「项目管理」下二级</w:t>
-      </w:r>
-      <w:r>
-        <w:rPr>
-          <w:bCs/>
-          <w:b/>
-        </w:rPr>
-        <w:t xml:space="preserve">项目概况、需求文档管理</w:t>
-      </w:r>
-      <w:r>
-        <w:t xml:space="preserve">。</w:t>
+        <w:t xml:space="preserve">已选目录-无文档</w:t>
+      </w:r>
+      <w:r>
+        <w:t xml:space="preserve">：空态 +「立即上传」。</w:t>
       </w:r>
       <w:r>
         <w:br/>
@@ -5430,20 +7549,10 @@
           <w:bCs/>
           <w:b/>
         </w:rPr>
-        <w:t xml:space="preserve">主区上</w:t>
-      </w:r>
-      <w:r>
-        <w:t xml:space="preserve">：</w:t>
-      </w:r>
-      <w:r>
-        <w:rPr>
-          <w:bCs/>
-          <w:b/>
-        </w:rPr>
-        <w:t xml:space="preserve">Tab 条</w:t>
-      </w:r>
-      <w:r>
-        <w:t xml:space="preserve">（Tab 文=二级菜单名）。</w:t>
+        <w:t xml:space="preserve">已选目录-有文档</w:t>
+      </w:r>
+      <w:r>
+        <w:t xml:space="preserve">：表 + 行操作。</w:t>
       </w:r>
       <w:r>
         <w:br/>
@@ -5462,20 +7571,151 @@
           <w:bCs/>
           <w:b/>
         </w:rPr>
-        <w:t xml:space="preserve">主区下</w:t>
-      </w:r>
-      <w:r>
-        <w:t xml:space="preserve">：当前 Tab 的页面块。</w:t>
+        <w:t xml:space="preserve">上传/更新成功</w:t>
+      </w:r>
+      <w:r>
+        <w:t xml:space="preserve">：无文档态 → 有文档态 或 刷新有文档态。</w:t>
+      </w:r>
+      <w:r>
+        <w:br/>
+      </w:r>
+    </w:p>
+    <w:p>
+      <w:pPr>
+        <w:numPr>
+          <w:ilvl w:val="0"/>
+          <w:numId w:val="1021"/>
+        </w:numPr>
+        <w:pStyle w:val="Compact"/>
+      </w:pPr>
+      <w:r>
+        <w:rPr>
+          <w:bCs/>
+          <w:b/>
+        </w:rPr>
+        <w:t xml:space="preserve">全部删除</w:t>
+      </w:r>
+      <w:r>
+        <w:t xml:space="preserve">：若有文档可删至 0 条，有文档态可回到无文档态。</w:t>
+      </w:r>
+    </w:p>
+    <w:p>
+      <w:pPr>
+        <w:pStyle w:val="FirstParagraph"/>
+      </w:pPr>
+      <w:r>
+        <w:t xml:space="preserve">（具体是否「必须选树节点再显右侧」以交互稿为准。）</w:t>
+      </w:r>
+    </w:p>
+    <w:p>
+      <w:r>
+        <w:pict>
+          <v:rect style="width:0;height:1.5pt" o:hralign="center" o:hrstd="t" o:hr="t"/>
+        </w:pict>
+      </w:r>
+    </w:p>
+    <w:bookmarkEnd w:id="54"/>
+    <w:bookmarkEnd w:id="55"/>
+    <w:bookmarkStart w:id="60" w:name="a.3-线框图说明低精度文字布局"/>
+    <w:p>
+      <w:pPr>
+        <w:pStyle w:val="Heading3"/>
+      </w:pPr>
+      <w:r>
+        <w:t xml:space="preserve">A.3 线框图说明（低精度文字布局）</w:t>
+      </w:r>
+    </w:p>
+    <w:bookmarkStart w:id="56" w:name="a.3.1-登录页"/>
+    <w:p>
+      <w:pPr>
+        <w:pStyle w:val="Heading4"/>
+      </w:pPr>
+      <w:r>
+        <w:t xml:space="preserve">A.3.1 登录页</w:t>
+      </w:r>
+    </w:p>
+    <w:p>
+      <w:pPr>
+        <w:pStyle w:val="SourceCode"/>
+      </w:pPr>
+      <w:r>
+        <w:rPr>
+          <w:rStyle w:val="VerbatimChar"/>
+        </w:rPr>
+        <w:t xml:space="preserve">┌────────────────────────────────────────────┐</w:t>
+      </w:r>
+      <w:r>
+        <w:br/>
+      </w:r>
+      <w:r>
+        <w:rPr>
+          <w:rStyle w:val="VerbatimChar"/>
+        </w:rPr>
+        <w:t xml:space="preserve">│              项目管理系统                    │</w:t>
+      </w:r>
+      <w:r>
+        <w:br/>
+      </w:r>
+      <w:r>
+        <w:rPr>
+          <w:rStyle w:val="VerbatimChar"/>
+        </w:rPr>
+        <w:t xml:space="preserve">│                                            │</w:t>
+      </w:r>
+      <w:r>
+        <w:br/>
+      </w:r>
+      <w:r>
+        <w:rPr>
+          <w:rStyle w:val="VerbatimChar"/>
+        </w:rPr>
+        <w:t xml:space="preserve">│         账号    [        input         ]  │</w:t>
+      </w:r>
+      <w:r>
+        <w:br/>
+      </w:r>
+      <w:r>
+        <w:rPr>
+          <w:rStyle w:val="VerbatimChar"/>
+        </w:rPr>
+        <w:t xml:space="preserve">│         密码    [  •••••  password     ]  │</w:t>
+      </w:r>
+      <w:r>
+        <w:br/>
+      </w:r>
+      <w:r>
+        <w:rPr>
+          <w:rStyle w:val="VerbatimChar"/>
+        </w:rPr>
+        <w:t xml:space="preserve">│                                            │</w:t>
+      </w:r>
+      <w:r>
+        <w:br/>
+      </w:r>
+      <w:r>
+        <w:rPr>
+          <w:rStyle w:val="VerbatimChar"/>
+        </w:rPr>
+        <w:t xml:space="preserve">│                 [ 登  录 ]                 │</w:t>
+      </w:r>
+      <w:r>
+        <w:br/>
+      </w:r>
+      <w:r>
+        <w:rPr>
+          <w:rStyle w:val="VerbatimChar"/>
+        </w:rPr>
+        <w:t xml:space="preserve">└────────────────────────────────────────────┘</w:t>
       </w:r>
     </w:p>
     <w:bookmarkEnd w:id="56"/>
-    <w:bookmarkStart w:id="57" w:name="a.3.3-项目概况"/>
+    <w:bookmarkStart w:id="57" w:name="a.3.2-主壳已登录"/>
     <w:p>
       <w:pPr>
         <w:pStyle w:val="Heading4"/>
       </w:pPr>
       <w:r>
-        <w:t xml:space="preserve">A.3.3 项目概况</w:t>
+        <w:t xml:space="preserve">A.3.2 主壳（已登录）</w:t>
       </w:r>
     </w:p>
     <w:p>
@@ -5491,46 +7731,27 @@
           <w:bCs/>
           <w:b/>
         </w:rPr>
-        <w:t xml:space="preserve">上</w:t>
-      </w:r>
-      <w:r>
-        <w:t xml:space="preserve">：</w:t>
-      </w:r>
-      <w:r>
-        <w:rPr>
-          <w:bCs/>
-          <w:b/>
-        </w:rPr>
-        <w:t xml:space="preserve">查询区</w:t>
-      </w:r>
-      <w:r>
-        <w:t xml:space="preserve">（名称、经理、版本、部门 模糊 +</w:t>
-      </w:r>
-      <w:r>
-        <w:t xml:space="preserve"> </w:t>
-      </w:r>
-      <w:r>
-        <w:rPr>
-          <w:bCs/>
-          <w:b/>
-        </w:rPr>
-        <w:t xml:space="preserve">查询</w:t>
-      </w:r>
-      <w:r>
-        <w:t xml:space="preserve"> </w:t>
-      </w:r>
-      <w:r>
-        <w:t xml:space="preserve">按钮） +</w:t>
-      </w:r>
-      <w:r>
-        <w:t xml:space="preserve"> </w:t>
-      </w:r>
-      <w:r>
-        <w:rPr>
-          <w:bCs/>
-          <w:b/>
-        </w:rPr>
-        <w:t xml:space="preserve">+ 新增项目</w:t>
+        <w:t xml:space="preserve">顶栏</w:t>
+      </w:r>
+      <w:r>
+        <w:t xml:space="preserve">：系统名/折叠按钮；</w:t>
+      </w:r>
+      <w:r>
+        <w:rPr>
+          <w:bCs/>
+          <w:b/>
+        </w:rPr>
+        <w:t xml:space="preserve">右上</w:t>
+      </w:r>
+      <w:r>
+        <w:t xml:space="preserve">：头像+昵称，下拉</w:t>
+      </w:r>
+      <w:r>
+        <w:rPr>
+          <w:bCs/>
+          <w:b/>
+        </w:rPr>
+        <w:t xml:space="preserve">退出登录</w:t>
       </w:r>
       <w:r>
         <w:t xml:space="preserve">。</w:t>
@@ -5552,20 +7773,20 @@
           <w:bCs/>
           <w:b/>
         </w:rPr>
-        <w:t xml:space="preserve">中</w:t>
-      </w:r>
-      <w:r>
-        <w:t xml:space="preserve">：</w:t>
-      </w:r>
-      <w:r>
-        <w:rPr>
-          <w:bCs/>
-          <w:b/>
-        </w:rPr>
-        <w:t xml:space="preserve">分页表</w:t>
-      </w:r>
-      <w:r>
-        <w:t xml:space="preserve">（列含 需求文档 + 操作[改/删]）。</w:t>
+        <w:t xml:space="preserve">左侧</w:t>
+      </w:r>
+      <w:r>
+        <w:t xml:space="preserve">：可折叠边栏，一级「项目管理」下二级</w:t>
+      </w:r>
+      <w:r>
+        <w:rPr>
+          <w:bCs/>
+          <w:b/>
+        </w:rPr>
+        <w:t xml:space="preserve">项目概况、需求文档管理</w:t>
+      </w:r>
+      <w:r>
+        <w:t xml:space="preserve">。</w:t>
       </w:r>
       <w:r>
         <w:br/>
@@ -5584,7 +7805,7 @@
           <w:bCs/>
           <w:b/>
         </w:rPr>
-        <w:t xml:space="preserve">弹窗</w:t>
+        <w:t xml:space="preserve">主区上</w:t>
       </w:r>
       <w:r>
         <w:t xml:space="preserve">：</w:t>
@@ -5594,49 +7815,121 @@
           <w:bCs/>
           <w:b/>
         </w:rPr>
-        <w:t xml:space="preserve">必填</w:t>
-      </w:r>
-      <w:r>
-        <w:t xml:space="preserve">项与需求文档</w:t>
-      </w:r>
-      <w:r>
-        <w:rPr>
-          <w:bCs/>
-          <w:b/>
-        </w:rPr>
-        <w:t xml:space="preserve">标签块</w:t>
-      </w:r>
-      <w:r>
-        <w:t xml:space="preserve"> </w:t>
-      </w:r>
-      <w:r>
-        <w:t xml:space="preserve">+</w:t>
-      </w:r>
-      <w:r>
-        <w:t xml:space="preserve"> </w:t>
-      </w:r>
-      <w:r>
-        <w:rPr>
-          <w:bCs/>
-          <w:b/>
-        </w:rPr>
-        <w:t xml:space="preserve">上传</w:t>
-      </w:r>
-      <w:r>
-        <w:t xml:space="preserve"> </w:t>
-      </w:r>
-      <w:r>
-        <w:t xml:space="preserve">+ 确定/取消。</w:t>
+        <w:t xml:space="preserve">Tab 条</w:t>
+      </w:r>
+      <w:r>
+        <w:t xml:space="preserve">（Tab 文=二级菜单名）。</w:t>
+      </w:r>
+      <w:r>
+        <w:br/>
+      </w:r>
+    </w:p>
+    <w:p>
+      <w:pPr>
+        <w:numPr>
+          <w:ilvl w:val="0"/>
+          <w:numId w:val="1022"/>
+        </w:numPr>
+        <w:pStyle w:val="Compact"/>
+      </w:pPr>
+      <w:r>
+        <w:rPr>
+          <w:bCs/>
+          <w:b/>
+        </w:rPr>
+        <w:t xml:space="preserve">主区下</w:t>
+      </w:r>
+      <w:r>
+        <w:t xml:space="preserve">：当前 Tab 的页面块。</w:t>
+      </w:r>
+    </w:p>
+    <w:p>
+      <w:pPr>
+        <w:pStyle w:val="FirstParagraph"/>
+      </w:pPr>
+      <w:r>
+        <w:rPr>
+          <w:bCs/>
+          <w:b/>
+        </w:rPr>
+        <w:t xml:space="preserve">补充</w:t>
+      </w:r>
+      <w:r>
+        <w:t xml:space="preserve">：在</w:t>
+      </w:r>
+      <w:r>
+        <w:t xml:space="preserve"> </w:t>
+      </w:r>
+      <w:r>
+        <w:rPr>
+          <w:bCs/>
+          <w:b/>
+        </w:rPr>
+        <w:t xml:space="preserve">需求文档管理</w:t>
+      </w:r>
+      <w:r>
+        <w:t xml:space="preserve"> </w:t>
+      </w:r>
+      <w:r>
+        <w:t xml:space="preserve">中，树为</w:t>
+      </w:r>
+      <w:r>
+        <w:t xml:space="preserve"> </w:t>
+      </w:r>
+      <w:r>
+        <w:rPr>
+          <w:bCs/>
+          <w:b/>
+        </w:rPr>
+        <w:t xml:space="preserve">可嵌套</w:t>
+      </w:r>
+      <w:r>
+        <w:t xml:space="preserve"> </w:t>
+      </w:r>
+      <w:r>
+        <w:t xml:space="preserve">的</w:t>
+      </w:r>
+      <w:r>
+        <w:t xml:space="preserve"> </w:t>
+      </w:r>
+      <w:r>
+        <w:rPr>
+          <w:bCs/>
+          <w:b/>
+        </w:rPr>
+        <w:t xml:space="preserve">项目→版本→(文件|文件夹[→…] )</w:t>
+      </w:r>
+      <w:r>
+        <w:t xml:space="preserve"> </w:t>
+      </w:r>
+      <w:r>
+        <w:t xml:space="preserve">结构，与</w:t>
+      </w:r>
+      <w:r>
+        <w:t xml:space="preserve"> </w:t>
+      </w:r>
+      <w:r>
+        <w:rPr>
+          <w:bCs/>
+          <w:b/>
+        </w:rPr>
+        <w:t xml:space="preserve">§6.2.2</w:t>
+      </w:r>
+      <w:r>
+        <w:t xml:space="preserve"> </w:t>
+      </w:r>
+      <w:r>
+        <w:t xml:space="preserve">一致。</w:t>
       </w:r>
     </w:p>
     <w:bookmarkEnd w:id="57"/>
-    <w:bookmarkStart w:id="58" w:name="a.3.4-需求文档管理"/>
+    <w:bookmarkStart w:id="58" w:name="a.3.3-项目概况"/>
     <w:p>
       <w:pPr>
         <w:pStyle w:val="Heading4"/>
       </w:pPr>
       <w:r>
-        <w:t xml:space="preserve">A.3.4 需求文档管理</w:t>
+        <w:t xml:space="preserve">A.3.3 项目概况</w:t>
       </w:r>
     </w:p>
     <w:p>
@@ -5652,7 +7945,7 @@
           <w:bCs/>
           <w:b/>
         </w:rPr>
-        <w:t xml:space="preserve">左约 1/4</w:t>
+        <w:t xml:space="preserve">上</w:t>
       </w:r>
       <w:r>
         <w:t xml:space="preserve">：</w:t>
@@ -5662,10 +7955,39 @@
           <w:bCs/>
           <w:b/>
         </w:rPr>
-        <w:t xml:space="preserve">目录树</w:t>
-      </w:r>
-      <w:r>
-        <w:t xml:space="preserve">（项目→版本→需求文档层）。</w:t>
+        <w:t xml:space="preserve">查询区</w:t>
+      </w:r>
+      <w:r>
+        <w:t xml:space="preserve">（名称、经理、版本、部门 模糊 +</w:t>
+      </w:r>
+      <w:r>
+        <w:t xml:space="preserve"> </w:t>
+      </w:r>
+      <w:r>
+        <w:rPr>
+          <w:bCs/>
+          <w:b/>
+        </w:rPr>
+        <w:t xml:space="preserve">查询</w:t>
+      </w:r>
+      <w:r>
+        <w:t xml:space="preserve"> </w:t>
+      </w:r>
+      <w:r>
+        <w:t xml:space="preserve">按钮） +</w:t>
+      </w:r>
+      <w:r>
+        <w:t xml:space="preserve"> </w:t>
+      </w:r>
+      <w:r>
+        <w:rPr>
+          <w:bCs/>
+          <w:b/>
+        </w:rPr>
+        <w:t xml:space="preserve">+ 新增项目</w:t>
+      </w:r>
+      <w:r>
+        <w:t xml:space="preserve">。</w:t>
       </w:r>
       <w:r>
         <w:br/>
@@ -5684,17 +8006,291 @@
           <w:bCs/>
           <w:b/>
         </w:rPr>
+        <w:t xml:space="preserve">中</w:t>
+      </w:r>
+      <w:r>
+        <w:t xml:space="preserve">：</w:t>
+      </w:r>
+      <w:r>
+        <w:rPr>
+          <w:bCs/>
+          <w:b/>
+        </w:rPr>
+        <w:t xml:space="preserve">分页表</w:t>
+      </w:r>
+      <w:r>
+        <w:t xml:space="preserve">（列含 需求文档 + 操作[改/删]）。</w:t>
+      </w:r>
+      <w:r>
+        <w:br/>
+      </w:r>
+    </w:p>
+    <w:p>
+      <w:pPr>
+        <w:numPr>
+          <w:ilvl w:val="0"/>
+          <w:numId w:val="1023"/>
+        </w:numPr>
+        <w:pStyle w:val="Compact"/>
+      </w:pPr>
+      <w:r>
+        <w:rPr>
+          <w:bCs/>
+          <w:b/>
+        </w:rPr>
+        <w:t xml:space="preserve">弹窗</w:t>
+      </w:r>
+      <w:r>
+        <w:t xml:space="preserve">：</w:t>
+      </w:r>
+      <w:r>
+        <w:rPr>
+          <w:bCs/>
+          <w:b/>
+        </w:rPr>
+        <w:t xml:space="preserve">必填</w:t>
+      </w:r>
+      <w:r>
+        <w:t xml:space="preserve"> </w:t>
+      </w:r>
+      <w:r>
+        <w:t xml:space="preserve">项目名称、</w:t>
+      </w:r>
+      <w:r>
+        <w:rPr>
+          <w:bCs/>
+          <w:b/>
+        </w:rPr>
+        <w:t xml:space="preserve">版本号</w:t>
+      </w:r>
+      <w:r>
+        <w:t xml:space="preserve">、项目经理；</w:t>
+      </w:r>
+      <w:r>
+        <w:rPr>
+          <w:bCs/>
+          <w:b/>
+        </w:rPr>
+        <w:t xml:space="preserve">保存</w:t>
+      </w:r>
+      <w:r>
+        <w:t xml:space="preserve"> </w:t>
+      </w:r>
+      <w:r>
+        <w:t xml:space="preserve">时</w:t>
+      </w:r>
+      <w:r>
+        <w:t xml:space="preserve"> </w:t>
+      </w:r>
+      <w:r>
+        <w:rPr>
+          <w:bCs/>
+          <w:b/>
+        </w:rPr>
+        <w:t xml:space="preserve">(名称+版本号)</w:t>
+      </w:r>
+      <w:r>
+        <w:t xml:space="preserve"> </w:t>
+      </w:r>
+      <w:r>
+        <w:rPr>
+          <w:bCs/>
+          <w:b/>
+        </w:rPr>
+        <w:t xml:space="preserve">唯一</w:t>
+      </w:r>
+      <w:r>
+        <w:t xml:space="preserve"> </w:t>
+      </w:r>
+      <w:r>
+        <w:t xml:space="preserve">不通过则</w:t>
+      </w:r>
+      <w:r>
+        <w:rPr>
+          <w:bCs/>
+          <w:b/>
+        </w:rPr>
+        <w:t xml:space="preserve">拦截</w:t>
+      </w:r>
+      <w:r>
+        <w:t xml:space="preserve">+</w:t>
+      </w:r>
+      <w:r>
+        <w:rPr>
+          <w:bCs/>
+          <w:b/>
+        </w:rPr>
+        <w:t xml:space="preserve">提示</w:t>
+      </w:r>
+      <w:r>
+        <w:t xml:space="preserve">；需求文档</w:t>
+      </w:r>
+      <w:r>
+        <w:rPr>
+          <w:bCs/>
+          <w:b/>
+        </w:rPr>
+        <w:t xml:space="preserve">标签块</w:t>
+      </w:r>
+      <w:r>
+        <w:t xml:space="preserve"> </w:t>
+      </w:r>
+      <w:r>
+        <w:t xml:space="preserve">+</w:t>
+      </w:r>
+      <w:r>
+        <w:t xml:space="preserve"> </w:t>
+      </w:r>
+      <w:r>
+        <w:rPr>
+          <w:bCs/>
+          <w:b/>
+        </w:rPr>
+        <w:t xml:space="preserve">上传</w:t>
+      </w:r>
+      <w:r>
+        <w:t xml:space="preserve">（</w:t>
+      </w:r>
+      <w:r>
+        <w:rPr>
+          <w:bCs/>
+          <w:b/>
+        </w:rPr>
+        <w:t xml:space="preserve">文件/文件夹</w:t>
+      </w:r>
+      <w:r>
+        <w:t xml:space="preserve">）+ 确定/取消。</w:t>
+      </w:r>
+    </w:p>
+    <w:bookmarkEnd w:id="58"/>
+    <w:bookmarkStart w:id="59" w:name="a.3.4-需求文档管理"/>
+    <w:p>
+      <w:pPr>
+        <w:pStyle w:val="Heading4"/>
+      </w:pPr>
+      <w:r>
+        <w:t xml:space="preserve">A.3.4 需求文档管理</w:t>
+      </w:r>
+    </w:p>
+    <w:p>
+      <w:pPr>
+        <w:numPr>
+          <w:ilvl w:val="0"/>
+          <w:numId w:val="1024"/>
+        </w:numPr>
+        <w:pStyle w:val="Compact"/>
+      </w:pPr>
+      <w:r>
+        <w:rPr>
+          <w:bCs/>
+          <w:b/>
+        </w:rPr>
+        <w:t xml:space="preserve">左约 1/4</w:t>
+      </w:r>
+      <w:r>
+        <w:t xml:space="preserve">：</w:t>
+      </w:r>
+      <w:r>
+        <w:rPr>
+          <w:bCs/>
+          <w:b/>
+        </w:rPr>
+        <w:t xml:space="preserve">目录树</w:t>
+      </w:r>
+      <w:r>
+        <w:t xml:space="preserve">（</w:t>
+      </w:r>
+      <w:r>
+        <w:rPr>
+          <w:bCs/>
+          <w:b/>
+        </w:rPr>
+        <w:t xml:space="preserve">项目→版本号(二级目录)→</w:t>
+      </w:r>
+      <w:r>
+        <w:t xml:space="preserve"> </w:t>
+      </w:r>
+      <w:r>
+        <w:t xml:space="preserve">文件或</w:t>
+      </w:r>
+      <w:r>
+        <w:rPr>
+          <w:bCs/>
+          <w:b/>
+        </w:rPr>
+        <w:t xml:space="preserve">可嵌套</w:t>
+      </w:r>
+      <w:r>
+        <w:t xml:space="preserve"> </w:t>
+      </w:r>
+      <w:r>
+        <w:rPr>
+          <w:bCs/>
+          <w:b/>
+        </w:rPr>
+        <w:t xml:space="preserve">文件夹</w:t>
+      </w:r>
+      <w:r>
+        <w:t xml:space="preserve">）。</w:t>
+      </w:r>
+      <w:r>
+        <w:br/>
+      </w:r>
+    </w:p>
+    <w:p>
+      <w:pPr>
+        <w:numPr>
+          <w:ilvl w:val="0"/>
+          <w:numId w:val="1024"/>
+        </w:numPr>
+        <w:pStyle w:val="Compact"/>
+      </w:pPr>
+      <w:r>
+        <w:rPr>
+          <w:bCs/>
+          <w:b/>
+        </w:rPr>
         <w:t xml:space="preserve">右约 3/4</w:t>
       </w:r>
       <w:r>
-        <w:t xml:space="preserve">：当前目录下</w:t>
-      </w:r>
-      <w:r>
-        <w:rPr>
-          <w:bCs/>
-          <w:b/>
-        </w:rPr>
-        <w:t xml:space="preserve">文档表</w:t>
+        <w:t xml:space="preserve">：</w:t>
+      </w:r>
+      <w:r>
+        <w:rPr>
+          <w:bCs/>
+          <w:b/>
+        </w:rPr>
+        <w:t xml:space="preserve">当前</w:t>
+      </w:r>
+      <w:r>
+        <w:t xml:space="preserve"> </w:t>
+      </w:r>
+      <w:r>
+        <w:rPr>
+          <w:bCs/>
+          <w:b/>
+        </w:rPr>
+        <w:t xml:space="preserve">选中</w:t>
+      </w:r>
+      <w:r>
+        <w:t xml:space="preserve"> </w:t>
+      </w:r>
+      <w:r>
+        <w:rPr>
+          <w:bCs/>
+          <w:b/>
+        </w:rPr>
+        <w:t xml:space="preserve">目录</w:t>
+      </w:r>
+      <w:r>
+        <w:t xml:space="preserve"> </w:t>
+      </w:r>
+      <w:r>
+        <w:rPr>
+          <w:bCs/>
+          <w:b/>
+        </w:rPr>
+        <w:t xml:space="preserve">下</w:t>
       </w:r>
       <w:r>
         <w:t xml:space="preserve">（</w:t>
@@ -5704,13 +8300,95 @@
           <w:bCs/>
           <w:b/>
         </w:rPr>
-        <w:t xml:space="preserve">预览/下载/删/更</w:t>
-      </w:r>
-      <w:r>
-        <w:t xml:space="preserve">）；无文档为提示 +</w:t>
-      </w:r>
-      <w:r>
-        <w:t xml:space="preserve"> </w:t>
+        <w:t xml:space="preserve">本层</w:t>
+      </w:r>
+      <w:r>
+        <w:t xml:space="preserve">）</w:t>
+      </w:r>
+      <w:r>
+        <w:rPr>
+          <w:bCs/>
+          <w:b/>
+        </w:rPr>
+        <w:t xml:space="preserve">直挂</w:t>
+      </w:r>
+      <w:r>
+        <w:t xml:space="preserve"> </w:t>
+      </w:r>
+      <w:r>
+        <w:rPr>
+          <w:bCs/>
+          <w:b/>
+        </w:rPr>
+        <w:t xml:space="preserve">文件</w:t>
+      </w:r>
+      <w:r>
+        <w:t xml:space="preserve"> </w:t>
+      </w:r>
+      <w:r>
+        <w:t xml:space="preserve">的</w:t>
+      </w:r>
+      <w:r>
+        <w:rPr>
+          <w:bCs/>
+          <w:b/>
+        </w:rPr>
+        <w:t xml:space="preserve">表格</w:t>
+      </w:r>
+      <w:r>
+        <w:t xml:space="preserve"> </w:t>
+      </w:r>
+      <w:r>
+        <w:t xml:space="preserve">+</w:t>
+      </w:r>
+      <w:r>
+        <w:t xml:space="preserve"> </w:t>
+      </w:r>
+      <w:r>
+        <w:rPr>
+          <w:bCs/>
+          <w:b/>
+        </w:rPr>
+        <w:t xml:space="preserve">行操</w:t>
+      </w:r>
+      <w:r>
+        <w:t xml:space="preserve"> </w:t>
+      </w:r>
+      <w:r>
+        <w:t xml:space="preserve">与</w:t>
+      </w:r>
+      <w:r>
+        <w:t xml:space="preserve"> </w:t>
+      </w:r>
+      <w:r>
+        <w:rPr>
+          <w:bCs/>
+          <w:b/>
+        </w:rPr>
+        <w:t xml:space="preserve">§6.2.3/6.2.4</w:t>
+      </w:r>
+      <w:r>
+        <w:t xml:space="preserve"> </w:t>
+      </w:r>
+      <w:r>
+        <w:t xml:space="preserve">一致；</w:t>
+      </w:r>
+      <w:r>
+        <w:rPr>
+          <w:bCs/>
+          <w:b/>
+        </w:rPr>
+        <w:t xml:space="preserve">可</w:t>
+      </w:r>
+      <w:r>
+        <w:t xml:space="preserve"> </w:t>
+      </w:r>
+      <w:r>
+        <w:rPr>
+          <w:bCs/>
+          <w:b/>
+        </w:rPr>
+        <w:t xml:space="preserve">“</w:t>
       </w:r>
       <w:r>
         <w:rPr>
@@ -5720,6 +8398,33 @@
         <w:t xml:space="preserve">立即上传</w:t>
       </w:r>
       <w:r>
+        <w:rPr>
+          <w:bCs/>
+          <w:b/>
+        </w:rPr>
+        <w:t xml:space="preserve">”</w:t>
+      </w:r>
+      <w:r>
+        <w:t xml:space="preserve"> </w:t>
+      </w:r>
+      <w:r>
+        <w:rPr>
+          <w:bCs/>
+          <w:b/>
+        </w:rPr>
+        <w:t xml:space="preserve">选</w:t>
+      </w:r>
+      <w:r>
+        <w:t xml:space="preserve"> </w:t>
+      </w:r>
+      <w:r>
+        <w:rPr>
+          <w:bCs/>
+          <w:b/>
+        </w:rPr>
+        <w:t xml:space="preserve">文件/文件夹</w:t>
+      </w:r>
+      <w:r>
         <w:t xml:space="preserve">；</w:t>
       </w:r>
       <w:r>
@@ -5730,7 +8435,73 @@
         <w:t xml:space="preserve">预览</w:t>
       </w:r>
       <w:r>
-        <w:t xml:space="preserve">为右侧弹层/抽屉。</w:t>
+        <w:t xml:space="preserve"> </w:t>
+      </w:r>
+      <w:r>
+        <w:t xml:space="preserve">为</w:t>
+      </w:r>
+      <w:r>
+        <w:rPr>
+          <w:bCs/>
+          <w:b/>
+        </w:rPr>
+        <w:t xml:space="preserve">右侧</w:t>
+      </w:r>
+      <w:r>
+        <w:t xml:space="preserve"> </w:t>
+      </w:r>
+      <w:r>
+        <w:t xml:space="preserve">弹层/抽屉（</w:t>
+      </w:r>
+      <w:r>
+        <w:rPr>
+          <w:bCs/>
+          <w:b/>
+        </w:rPr>
+        <w:t xml:space="preserve">仅</w:t>
+      </w:r>
+      <w:r>
+        <w:t xml:space="preserve"> </w:t>
+      </w:r>
+      <w:r>
+        <w:rPr>
+          <w:bCs/>
+          <w:b/>
+        </w:rPr>
+        <w:t xml:space="preserve">对</w:t>
+      </w:r>
+      <w:r>
+        <w:t xml:space="preserve"> </w:t>
+      </w:r>
+      <w:r>
+        <w:rPr>
+          <w:bCs/>
+          <w:b/>
+        </w:rPr>
+        <w:t xml:space="preserve">文件</w:t>
+      </w:r>
+      <w:r>
+        <w:t xml:space="preserve"> </w:t>
+      </w:r>
+      <w:r>
+        <w:rPr>
+          <w:bCs/>
+          <w:b/>
+        </w:rPr>
+        <w:t xml:space="preserve">行</w:t>
+      </w:r>
+      <w:r>
+        <w:t xml:space="preserve"> </w:t>
+      </w:r>
+      <w:r>
+        <w:rPr>
+          <w:bCs/>
+          <w:b/>
+        </w:rPr>
+        <w:t xml:space="preserve">有效</w:t>
+      </w:r>
+      <w:r>
+        <w:t xml:space="preserve">）。</w:t>
       </w:r>
     </w:p>
     <w:p>
@@ -5752,10 +8523,10 @@
         <w:t xml:space="preserve">— 本文档为 Markdown/Word 同期导出稿；Mermaid 图在 Word 中需依赖后续插件或转图后再嵌入方可渲染。</w:t>
       </w:r>
     </w:p>
-    <w:bookmarkEnd w:id="58"/>
     <w:bookmarkEnd w:id="59"/>
     <w:bookmarkEnd w:id="60"/>
     <w:bookmarkEnd w:id="61"/>
+    <w:bookmarkEnd w:id="62"/>
     <w:sectPr/>
   </w:body>
 </w:document>
@@ -6102,6 +8873,9 @@
     <w:abstractNumId w:val="991"/>
   </w:num>
   <w:num w:numId="1017">
+    <w:abstractNumId w:val="991"/>
+  </w:num>
+  <w:num w:numId="1018">
     <w:abstractNumId w:val="99411"/>
     <w:lvlOverride w:ilvl="0">
       <w:startOverride w:val="1"/>
@@ -6131,9 +8905,6 @@
       <w:startOverride w:val="1"/>
     </w:lvlOverride>
   </w:num>
-  <w:num w:numId="1018">
-    <w:abstractNumId w:val="991"/>
-  </w:num>
   <w:num w:numId="1019">
     <w:abstractNumId w:val="991"/>
   </w:num>
@@ -6147,6 +8918,9 @@
     <w:abstractNumId w:val="991"/>
   </w:num>
   <w:num w:numId="1023">
+    <w:abstractNumId w:val="991"/>
+  </w:num>
+  <w:num w:numId="1024">
     <w:abstractNumId w:val="991"/>
   </w:num>
 </w:numbering>

--- a/docs/PRD-项目管理系统.docx
+++ b/docs/PRD-项目管理系统.docx
@@ -36,7 +36,7 @@
         <w:t xml:space="preserve">最后更新</w:t>
       </w:r>
       <w:r>
-        <w:t xml:space="preserve">：2026-12-20</w:t>
+        <w:t xml:space="preserve">：2026-12-23</w:t>
       </w:r>
       <w:r>
         <w:br/>
@@ -49,7 +49,284 @@
         <w:t xml:space="preserve">修订说明</w:t>
       </w:r>
       <w:r>
-        <w:t xml:space="preserve">：已纳入 (1) 项目名称+版本号全库唯一与表单校验 (2) 支持文件夹上传及可延展的目录树 (3) 从项目概况跳转到「版本号」二级目录节点。</w:t>
+        <w:t xml:space="preserve">：在 (1) 项目名+版本号全库唯一、可嵌套目录树、从项目概况跳转到需求文档时仅定位到「项目 → 版本号（二级）」的基线之上，</w:t>
+      </w:r>
+      <w:r>
+        <w:rPr>
+          <w:bCs/>
+          <w:b/>
+        </w:rPr>
+        <w:t xml:space="preserve">已产品确认</w:t>
+      </w:r>
+      <w:r>
+        <w:t xml:space="preserve">（见</w:t>
+      </w:r>
+      <w:r>
+        <w:t xml:space="preserve"> </w:t>
+      </w:r>
+      <w:r>
+        <w:rPr>
+          <w:bCs/>
+          <w:b/>
+        </w:rPr>
+        <w:t xml:space="preserve">§3、§6.1.4、§6.2.2、§6.2.3、§6.2.4、§8</w:t>
+      </w:r>
+      <w:r>
+        <w:t xml:space="preserve">）。要点：① 删除</w:t>
+      </w:r>
+      <w:r>
+        <w:rPr>
+          <w:bCs/>
+          <w:b/>
+        </w:rPr>
+        <w:t xml:space="preserve">文件夹</w:t>
+      </w:r>
+      <w:r>
+        <w:t xml:space="preserve">须</w:t>
+      </w:r>
+      <w:r>
+        <w:rPr>
+          <w:bCs/>
+          <w:b/>
+        </w:rPr>
+        <w:t xml:space="preserve">二次确认</w:t>
+      </w:r>
+      <w:r>
+        <w:t xml:space="preserve">，</w:t>
+      </w:r>
+      <w:r>
+        <w:rPr>
+          <w:bCs/>
+          <w:b/>
+        </w:rPr>
+        <w:t xml:space="preserve">确认</w:t>
+      </w:r>
+      <w:r>
+        <w:t xml:space="preserve">文案须</w:t>
+      </w:r>
+      <w:r>
+        <w:rPr>
+          <w:bCs/>
+          <w:b/>
+        </w:rPr>
+        <w:t xml:space="preserve">明确声明</w:t>
+      </w:r>
+      <w:r>
+        <w:t xml:space="preserve">将</w:t>
+      </w:r>
+      <w:r>
+        <w:rPr>
+          <w:bCs/>
+          <w:b/>
+        </w:rPr>
+        <w:t xml:space="preserve">级联删除</w:t>
+      </w:r>
+      <w:r>
+        <w:t xml:space="preserve">其下全部子级，用户</w:t>
+      </w:r>
+      <w:r>
+        <w:rPr>
+          <w:bCs/>
+          <w:b/>
+        </w:rPr>
+        <w:t xml:space="preserve">确认</w:t>
+      </w:r>
+      <w:r>
+        <w:t xml:space="preserve">后</w:t>
+      </w:r>
+      <w:r>
+        <w:rPr>
+          <w:bCs/>
+          <w:b/>
+        </w:rPr>
+        <w:t xml:space="preserve">执行级联删除</w:t>
+      </w:r>
+      <w:r>
+        <w:t xml:space="preserve">；②</w:t>
+      </w:r>
+      <w:r>
+        <w:t xml:space="preserve"> </w:t>
+      </w:r>
+      <w:r>
+        <w:rPr>
+          <w:bCs/>
+          <w:b/>
+        </w:rPr>
+        <w:t xml:space="preserve">「上传文件夹」在客户端展开后的全部文件</w:t>
+      </w:r>
+      <w:r>
+        <w:t xml:space="preserve">与多选/单文件</w:t>
+      </w:r>
+      <w:r>
+        <w:rPr>
+          <w:bCs/>
+          <w:b/>
+        </w:rPr>
+        <w:t xml:space="preserve">合并</w:t>
+      </w:r>
+      <w:r>
+        <w:t xml:space="preserve">为</w:t>
+      </w:r>
+      <w:r>
+        <w:rPr>
+          <w:bCs/>
+          <w:b/>
+        </w:rPr>
+        <w:t xml:space="preserve">同一次</w:t>
+      </w:r>
+      <w:r>
+        <w:t xml:space="preserve">上传，不拆多轮；该次</w:t>
+      </w:r>
+      <w:r>
+        <w:rPr>
+          <w:bCs/>
+          <w:b/>
+        </w:rPr>
+        <w:t xml:space="preserve">文件个数</w:t>
+      </w:r>
+      <w:r>
+        <w:t xml:space="preserve">合计最多 20 个、</w:t>
+      </w:r>
+      <w:r>
+        <w:rPr>
+          <w:bCs/>
+          <w:b/>
+        </w:rPr>
+        <w:t xml:space="preserve">总大小</w:t>
+      </w:r>
+      <w:r>
+        <w:t xml:space="preserve">合计</w:t>
+      </w:r>
+      <w:r>
+        <w:rPr>
+          <w:bCs/>
+          <w:b/>
+        </w:rPr>
+        <w:t xml:space="preserve">不超过 100MB</w:t>
+      </w:r>
+      <w:r>
+        <w:t xml:space="preserve">；与落点目录</w:t>
+      </w:r>
+      <w:r>
+        <w:rPr>
+          <w:bCs/>
+          <w:b/>
+        </w:rPr>
+        <w:t xml:space="preserve">已有</w:t>
+      </w:r>
+      <w:r>
+        <w:t xml:space="preserve">项</w:t>
+      </w:r>
+      <w:r>
+        <w:rPr>
+          <w:bCs/>
+          <w:b/>
+        </w:rPr>
+        <w:t xml:space="preserve">同名</w:t>
+      </w:r>
+      <w:r>
+        <w:t xml:space="preserve">时，对本次</w:t>
+      </w:r>
+      <w:r>
+        <w:rPr>
+          <w:bCs/>
+          <w:b/>
+        </w:rPr>
+        <w:t xml:space="preserve">拟新增</w:t>
+      </w:r>
+      <w:r>
+        <w:t xml:space="preserve">的</w:t>
+      </w:r>
+      <w:r>
+        <w:rPr>
+          <w:bCs/>
+          <w:b/>
+        </w:rPr>
+        <w:t xml:space="preserve">文件</w:t>
+      </w:r>
+      <w:r>
+        <w:t xml:space="preserve">或</w:t>
+      </w:r>
+      <w:r>
+        <w:rPr>
+          <w:bCs/>
+          <w:b/>
+        </w:rPr>
+        <w:t xml:space="preserve">子文件夹</w:t>
+      </w:r>
+      <w:r>
+        <w:t xml:space="preserve">在名称</w:t>
+      </w:r>
+      <w:r>
+        <w:rPr>
+          <w:bCs/>
+          <w:b/>
+        </w:rPr>
+        <w:t xml:space="preserve">末尾</w:t>
+      </w:r>
+      <w:r>
+        <w:t xml:space="preserve">自动追加</w:t>
+      </w:r>
+      <w:r>
+        <w:t xml:space="preserve"> </w:t>
+      </w:r>
+      <w:r>
+        <w:rPr>
+          <w:rStyle w:val="VerbatimChar"/>
+        </w:rPr>
+        <w:t xml:space="preserve">（新）</w:t>
+      </w:r>
+      <w:r>
+        <w:t xml:space="preserve"> </w:t>
+      </w:r>
+      <w:r>
+        <w:t xml:space="preserve">以</w:t>
+      </w:r>
+      <w:r>
+        <w:rPr>
+          <w:bCs/>
+          <w:b/>
+        </w:rPr>
+        <w:t xml:space="preserve">消解重名</w:t>
+      </w:r>
+      <w:r>
+        <w:t xml:space="preserve">；③</w:t>
+      </w:r>
+      <w:r>
+        <w:t xml:space="preserve"> </w:t>
+      </w:r>
+      <w:r>
+        <w:rPr>
+          <w:bCs/>
+          <w:b/>
+        </w:rPr>
+        <w:t xml:space="preserve">§8</w:t>
+      </w:r>
+      <w:r>
+        <w:t xml:space="preserve"> </w:t>
+      </w:r>
+      <w:r>
+        <w:t xml:space="preserve">中对应问题已</w:t>
+      </w:r>
+      <w:r>
+        <w:rPr>
+          <w:bCs/>
+          <w:b/>
+        </w:rPr>
+        <w:t xml:space="preserve">在本文定稿</w:t>
+      </w:r>
+      <w:r>
+        <w:t xml:space="preserve">（</w:t>
+      </w:r>
+      <w:r>
+        <w:rPr>
+          <w:bCs/>
+          <w:b/>
+        </w:rPr>
+        <w:t xml:space="preserve">回收站</w:t>
+      </w:r>
+      <w:r>
+        <w:t xml:space="preserve">、可恢复等仍可单列讨论）。</w:t>
       </w:r>
     </w:p>
     <w:p>
@@ -522,6 +799,420 @@
       </w:r>
     </w:p>
     <w:p>
+      <w:pPr>
+        <w:numPr>
+          <w:ilvl w:val="0"/>
+          <w:numId w:val="1003"/>
+        </w:numPr>
+        <w:pStyle w:val="Compact"/>
+      </w:pPr>
+      <w:r>
+        <w:rPr>
+          <w:bCs/>
+          <w:b/>
+        </w:rPr>
+        <w:t xml:space="preserve">需求文档：同一次上传统一规则</w:t>
+      </w:r>
+      <w:r>
+        <w:t xml:space="preserve">（已产品确认；</w:t>
+      </w:r>
+      <w:r>
+        <w:rPr>
+          <w:bCs/>
+          <w:b/>
+        </w:rPr>
+        <w:t xml:space="preserve">项目概况</w:t>
+      </w:r>
+      <w:r>
+        <w:t xml:space="preserve">弹窗与</w:t>
+      </w:r>
+      <w:r>
+        <w:rPr>
+          <w:bCs/>
+          <w:b/>
+        </w:rPr>
+        <w:t xml:space="preserve">需求文档管理</w:t>
+      </w:r>
+      <w:r>
+        <w:t xml:space="preserve">一致）:</w:t>
+      </w:r>
+    </w:p>
+    <w:p>
+      <w:pPr>
+        <w:numPr>
+          <w:ilvl w:val="1"/>
+          <w:numId w:val="1004"/>
+        </w:numPr>
+        <w:pStyle w:val="Compact"/>
+      </w:pPr>
+      <w:r>
+        <w:t xml:space="preserve">将「上传文件、多选、上传文件夹在</w:t>
+      </w:r>
+      <w:r>
+        <w:rPr>
+          <w:bCs/>
+          <w:b/>
+        </w:rPr>
+        <w:t xml:space="preserve">客户端</w:t>
+      </w:r>
+      <w:r>
+        <w:t xml:space="preserve">展开为待上传的</w:t>
+      </w:r>
+      <w:r>
+        <w:rPr>
+          <w:bCs/>
+          <w:b/>
+        </w:rPr>
+        <w:t xml:space="preserve">实际文件</w:t>
+      </w:r>
+      <w:r>
+        <w:t xml:space="preserve">」视为</w:t>
+      </w:r>
+      <w:r>
+        <w:rPr>
+          <w:bCs/>
+          <w:b/>
+        </w:rPr>
+        <w:t xml:space="preserve">同一次上传</w:t>
+      </w:r>
+      <w:r>
+        <w:t xml:space="preserve">；不将展开条数或总体积拆成多轮上传统计。</w:t>
+      </w:r>
+    </w:p>
+    <w:p>
+      <w:pPr>
+        <w:numPr>
+          <w:ilvl w:val="1"/>
+          <w:numId w:val="1004"/>
+        </w:numPr>
+        <w:pStyle w:val="Compact"/>
+      </w:pPr>
+      <w:r>
+        <w:t xml:space="preserve">该</w:t>
+      </w:r>
+      <w:r>
+        <w:rPr>
+          <w:bCs/>
+          <w:b/>
+        </w:rPr>
+        <w:t xml:space="preserve">次</w:t>
+      </w:r>
+      <w:r>
+        <w:t xml:space="preserve">上传的合并约束为：</w:t>
+      </w:r>
+      <w:r>
+        <w:rPr>
+          <w:bCs/>
+          <w:b/>
+        </w:rPr>
+        <w:t xml:space="preserve">文件个数合计</w:t>
+      </w:r>
+      <w:r>
+        <w:t xml:space="preserve">最多 20 个、</w:t>
+      </w:r>
+      <w:r>
+        <w:rPr>
+          <w:bCs/>
+          <w:b/>
+        </w:rPr>
+        <w:t xml:space="preserve">所有文件总大小</w:t>
+      </w:r>
+      <w:r>
+        <w:t xml:space="preserve">合计</w:t>
+      </w:r>
+      <w:r>
+        <w:rPr>
+          <w:bCs/>
+          <w:b/>
+        </w:rPr>
+        <w:t xml:space="preserve">不超过 100MB</w:t>
+      </w:r>
+      <w:r>
+        <w:t xml:space="preserve">。</w:t>
+      </w:r>
+    </w:p>
+    <w:p>
+      <w:pPr>
+        <w:numPr>
+          <w:ilvl w:val="1"/>
+          <w:numId w:val="1004"/>
+        </w:numPr>
+        <w:pStyle w:val="Compact"/>
+      </w:pPr>
+      <w:r>
+        <w:t xml:space="preserve">若落点目录下已有</w:t>
+      </w:r>
+      <w:r>
+        <w:rPr>
+          <w:bCs/>
+          <w:b/>
+        </w:rPr>
+        <w:t xml:space="preserve">文件</w:t>
+      </w:r>
+      <w:r>
+        <w:t xml:space="preserve">或</w:t>
+      </w:r>
+      <w:r>
+        <w:rPr>
+          <w:bCs/>
+          <w:b/>
+        </w:rPr>
+        <w:t xml:space="preserve">子文件夹</w:t>
+      </w:r>
+      <w:r>
+        <w:t xml:space="preserve">与本次</w:t>
+      </w:r>
+      <w:r>
+        <w:rPr>
+          <w:bCs/>
+          <w:b/>
+        </w:rPr>
+        <w:t xml:space="preserve">拟新增</w:t>
+      </w:r>
+      <w:r>
+        <w:t xml:space="preserve">的项</w:t>
+      </w:r>
+      <w:r>
+        <w:rPr>
+          <w:bCs/>
+          <w:b/>
+        </w:rPr>
+        <w:t xml:space="preserve">同名</w:t>
+      </w:r>
+      <w:r>
+        <w:t xml:space="preserve">（同一目录、同一层级下比对），在名称末尾自动追加</w:t>
+      </w:r>
+      <w:r>
+        <w:t xml:space="preserve"> </w:t>
+      </w:r>
+      <w:r>
+        <w:rPr>
+          <w:rStyle w:val="VerbatimChar"/>
+        </w:rPr>
+        <w:t xml:space="preserve">（新）</w:t>
+      </w:r>
+      <w:r>
+        <w:t xml:space="preserve"> </w:t>
+      </w:r>
+      <w:r>
+        <w:t xml:space="preserve">以自动重名；若</w:t>
+      </w:r>
+      <w:r>
+        <w:rPr>
+          <w:bCs/>
+          <w:b/>
+        </w:rPr>
+        <w:t xml:space="preserve">追加后</w:t>
+      </w:r>
+      <w:r>
+        <w:t xml:space="preserve">仍与已有名称冲突，可</w:t>
+      </w:r>
+      <w:r>
+        <w:rPr>
+          <w:bCs/>
+          <w:b/>
+        </w:rPr>
+        <w:t xml:space="preserve">继续</w:t>
+      </w:r>
+      <w:r>
+        <w:t xml:space="preserve">在名称末尾追加</w:t>
+      </w:r>
+      <w:r>
+        <w:t xml:space="preserve"> </w:t>
+      </w:r>
+      <w:r>
+        <w:rPr>
+          <w:rStyle w:val="VerbatimChar"/>
+        </w:rPr>
+        <w:t xml:space="preserve">（新）</w:t>
+      </w:r>
+      <w:r>
+        <w:t xml:space="preserve">（如</w:t>
+      </w:r>
+      <w:r>
+        <w:t xml:space="preserve"> </w:t>
+      </w:r>
+      <w:r>
+        <w:rPr>
+          <w:rStyle w:val="VerbatimChar"/>
+        </w:rPr>
+        <w:t xml:space="preserve">a（新）.txt</w:t>
+      </w:r>
+      <w:r>
+        <w:t xml:space="preserve"> </w:t>
+      </w:r>
+      <w:r>
+        <w:t xml:space="preserve">如仍冲突可变为</w:t>
+      </w:r>
+      <w:r>
+        <w:t xml:space="preserve"> </w:t>
+      </w:r>
+      <w:r>
+        <w:rPr>
+          <w:rStyle w:val="VerbatimChar"/>
+        </w:rPr>
+        <w:t xml:space="preserve">a（新）（新）.txt</w:t>
+      </w:r>
+      <w:r>
+        <w:t xml:space="preserve">），直至在同级唯一。文件与</w:t>
+      </w:r>
+      <w:r>
+        <w:rPr>
+          <w:bCs/>
+          <w:b/>
+        </w:rPr>
+        <w:t xml:space="preserve">文件夹</w:t>
+      </w:r>
+      <w:r>
+        <w:t xml:space="preserve">的命名细则见下</w:t>
+      </w:r>
+      <w:r>
+        <w:t xml:space="preserve"> </w:t>
+      </w:r>
+      <w:r>
+        <w:rPr>
+          <w:bCs/>
+          <w:b/>
+        </w:rPr>
+        <w:t xml:space="preserve">§6.1.4、§6.2.2、§6.2.4</w:t>
+      </w:r>
+      <w:r>
+        <w:t xml:space="preserve">。</w:t>
+      </w:r>
+    </w:p>
+    <w:p>
+      <w:pPr>
+        <w:numPr>
+          <w:ilvl w:val="0"/>
+          <w:numId w:val="1003"/>
+        </w:numPr>
+        <w:pStyle w:val="Compact"/>
+      </w:pPr>
+      <w:r>
+        <w:rPr>
+          <w:bCs/>
+          <w:b/>
+        </w:rPr>
+        <w:t xml:space="preserve">需求文档：删除文件夹</w:t>
+      </w:r>
+      <w:r>
+        <w:t xml:space="preserve">（已产品确认）：删除</w:t>
+      </w:r>
+      <w:r>
+        <w:rPr>
+          <w:bCs/>
+          <w:b/>
+        </w:rPr>
+        <w:t xml:space="preserve">文件夹</w:t>
+      </w:r>
+      <w:r>
+        <w:t xml:space="preserve">须</w:t>
+      </w:r>
+      <w:r>
+        <w:rPr>
+          <w:bCs/>
+          <w:b/>
+        </w:rPr>
+        <w:t xml:space="preserve">二次确认</w:t>
+      </w:r>
+      <w:r>
+        <w:t xml:space="preserve">；</w:t>
+      </w:r>
+      <w:r>
+        <w:rPr>
+          <w:bCs/>
+          <w:b/>
+        </w:rPr>
+        <w:t xml:space="preserve">确认</w:t>
+      </w:r>
+      <w:r>
+        <w:t xml:space="preserve">对话框/说明中须</w:t>
+      </w:r>
+      <w:r>
+        <w:rPr>
+          <w:bCs/>
+          <w:b/>
+        </w:rPr>
+        <w:t xml:space="preserve">明确声明</w:t>
+      </w:r>
+      <w:r>
+        <w:t xml:space="preserve">将</w:t>
+      </w:r>
+      <w:r>
+        <w:rPr>
+          <w:bCs/>
+          <w:b/>
+        </w:rPr>
+        <w:t xml:space="preserve">级联删除</w:t>
+      </w:r>
+      <w:r>
+        <w:t xml:space="preserve">该文件夹下的全部</w:t>
+      </w:r>
+      <w:r>
+        <w:rPr>
+          <w:bCs/>
+          <w:b/>
+        </w:rPr>
+        <w:t xml:space="preserve">子文件</w:t>
+      </w:r>
+      <w:r>
+        <w:t xml:space="preserve">、</w:t>
+      </w:r>
+      <w:r>
+        <w:rPr>
+          <w:bCs/>
+          <w:b/>
+        </w:rPr>
+        <w:t xml:space="preserve">子文件夹</w:t>
+      </w:r>
+      <w:r>
+        <w:t xml:space="preserve">等</w:t>
+      </w:r>
+      <w:r>
+        <w:rPr>
+          <w:bCs/>
+          <w:b/>
+        </w:rPr>
+        <w:t xml:space="preserve">全部</w:t>
+      </w:r>
+      <w:r>
+        <w:t xml:space="preserve">内容；用户</w:t>
+      </w:r>
+      <w:r>
+        <w:rPr>
+          <w:bCs/>
+          <w:b/>
+        </w:rPr>
+        <w:t xml:space="preserve">确认</w:t>
+      </w:r>
+      <w:r>
+        <w:t xml:space="preserve">后</w:t>
+      </w:r>
+      <w:r>
+        <w:rPr>
+          <w:bCs/>
+          <w:b/>
+        </w:rPr>
+        <w:t xml:space="preserve">执行级联删除</w:t>
+      </w:r>
+      <w:r>
+        <w:t xml:space="preserve">（见</w:t>
+      </w:r>
+      <w:r>
+        <w:t xml:space="preserve"> </w:t>
+      </w:r>
+      <w:r>
+        <w:rPr>
+          <w:bCs/>
+          <w:b/>
+        </w:rPr>
+        <w:t xml:space="preserve">§6.2.3、§6.2.4</w:t>
+      </w:r>
+      <w:r>
+        <w:t xml:space="preserve">）。</w:t>
+      </w:r>
+    </w:p>
+    <w:p>
       <w:r>
         <w:pict>
           <v:rect style="width:0;height:1.5pt" o:hralign="center" o:hrstd="t" o:hr="t"/>
@@ -737,339 +1428,176 @@
       <w:pPr>
         <w:numPr>
           <w:ilvl w:val="0"/>
-          <w:numId w:val="1004"/>
-        </w:numPr>
-        <w:pStyle w:val="Compact"/>
-      </w:pPr>
-      <w:r>
-        <w:rPr>
-          <w:bCs/>
-          <w:b/>
-        </w:rPr>
-        <w:t xml:space="preserve">结构</w:t>
-      </w:r>
-      <w:r>
-        <w:t xml:space="preserve">：共二级菜单，在</w:t>
-      </w:r>
-      <w:r>
-        <w:rPr>
-          <w:bCs/>
-          <w:b/>
-        </w:rPr>
-        <w:t xml:space="preserve">左侧边栏</w:t>
-      </w:r>
-      <w:r>
-        <w:t xml:space="preserve">展示；边栏</w:t>
-      </w:r>
-      <w:r>
-        <w:rPr>
-          <w:bCs/>
-          <w:b/>
-        </w:rPr>
-        <w:t xml:space="preserve">支持折叠/展开</w:t>
-      </w:r>
-      <w:r>
-        <w:t xml:space="preserve">。</w:t>
-      </w:r>
-    </w:p>
-    <w:p>
-      <w:pPr>
-        <w:numPr>
-          <w:ilvl w:val="0"/>
-          <w:numId w:val="1004"/>
-        </w:numPr>
-        <w:pStyle w:val="Compact"/>
-      </w:pPr>
-      <w:r>
-        <w:rPr>
-          <w:bCs/>
-          <w:b/>
-        </w:rPr>
-        <w:t xml:space="preserve">内容区</w:t>
-      </w:r>
-      <w:r>
-        <w:t xml:space="preserve">：选中菜单后，在</w:t>
-      </w:r>
-      <w:r>
-        <w:rPr>
-          <w:bCs/>
-          <w:b/>
-        </w:rPr>
-        <w:t xml:space="preserve">右侧以标签页（Tab）</w:t>
-      </w:r>
-      <w:r>
-        <w:t xml:space="preserve">打开该二级菜单对应页面；</w:t>
-      </w:r>
-      <w:r>
-        <w:rPr>
-          <w:bCs/>
-          <w:b/>
-        </w:rPr>
-        <w:t xml:space="preserve">标签页标题 = 该二级菜单名称</w:t>
-      </w:r>
-      <w:r>
-        <w:t xml:space="preserve">。</w:t>
-      </w:r>
-    </w:p>
-    <w:p>
-      <w:pPr>
-        <w:numPr>
-          <w:ilvl w:val="0"/>
-          <w:numId w:val="1004"/>
-        </w:numPr>
-        <w:pStyle w:val="Compact"/>
-      </w:pPr>
-      <w:r>
-        <w:rPr>
-          <w:bCs/>
-          <w:b/>
-        </w:rPr>
-        <w:t xml:space="preserve">当前一级菜单</w:t>
-      </w:r>
-      <w:r>
-        <w:t xml:space="preserve">：</w:t>
-      </w:r>
-      <w:r>
-        <w:rPr>
-          <w:rStyle w:val="VerbatimChar"/>
-        </w:rPr>
-        <w:t xml:space="preserve">项目管理</w:t>
-      </w:r>
-      <w:r>
-        <w:br/>
-      </w:r>
-    </w:p>
-    <w:p>
-      <w:pPr>
-        <w:numPr>
-          <w:ilvl w:val="0"/>
-          <w:numId w:val="1004"/>
-        </w:numPr>
-        <w:pStyle w:val="Compact"/>
-      </w:pPr>
-      <w:r>
-        <w:rPr>
-          <w:bCs/>
-          <w:b/>
-        </w:rPr>
-        <w:t xml:space="preserve">当前二级菜单</w:t>
-      </w:r>
-      <w:r>
-        <w:t xml:space="preserve">：</w:t>
-      </w:r>
-    </w:p>
-    <w:p>
-      <w:pPr>
-        <w:numPr>
-          <w:ilvl w:val="1"/>
           <w:numId w:val="1005"/>
         </w:numPr>
         <w:pStyle w:val="Compact"/>
       </w:pPr>
       <w:r>
         <w:rPr>
-          <w:rStyle w:val="VerbatimChar"/>
-        </w:rPr>
-        <w:t xml:space="preserve">项目概况</w:t>
-      </w:r>
-      <w:r>
-        <w:br/>
+          <w:bCs/>
+          <w:b/>
+        </w:rPr>
+        <w:t xml:space="preserve">结构</w:t>
+      </w:r>
+      <w:r>
+        <w:t xml:space="preserve">：共二级菜单，在</w:t>
+      </w:r>
+      <w:r>
+        <w:rPr>
+          <w:bCs/>
+          <w:b/>
+        </w:rPr>
+        <w:t xml:space="preserve">左侧边栏</w:t>
+      </w:r>
+      <w:r>
+        <w:t xml:space="preserve">展示；边栏</w:t>
+      </w:r>
+      <w:r>
+        <w:rPr>
+          <w:bCs/>
+          <w:b/>
+        </w:rPr>
+        <w:t xml:space="preserve">支持折叠/展开</w:t>
+      </w:r>
+      <w:r>
+        <w:t xml:space="preserve">。</w:t>
       </w:r>
     </w:p>
     <w:p>
       <w:pPr>
         <w:numPr>
-          <w:ilvl w:val="1"/>
+          <w:ilvl w:val="0"/>
           <w:numId w:val="1005"/>
         </w:numPr>
         <w:pStyle w:val="Compact"/>
       </w:pPr>
       <w:r>
         <w:rPr>
-          <w:rStyle w:val="VerbatimChar"/>
-        </w:rPr>
-        <w:t xml:space="preserve">需求文档管理</w:t>
-      </w:r>
-    </w:p>
-    <w:p>
-      <w:pPr>
-        <w:pStyle w:val="FirstParagraph"/>
-      </w:pPr>
-      <w:r>
-        <w:t xml:space="preserve">（后续若增加一级/二级菜单，应沿用相同交互模式。）</w:t>
-      </w:r>
-    </w:p>
-    <w:bookmarkEnd w:id="27"/>
-    <w:bookmarkStart w:id="28" w:name="已登录后顶部右上角"/>
-    <w:p>
-      <w:pPr>
-        <w:pStyle w:val="Heading3"/>
-      </w:pPr>
-      <w:r>
-        <w:t xml:space="preserve">5.2 已登录后顶部/右上角</w:t>
+          <w:bCs/>
+          <w:b/>
+        </w:rPr>
+        <w:t xml:space="preserve">内容区</w:t>
+      </w:r>
+      <w:r>
+        <w:t xml:space="preserve">：选中菜单后，在</w:t>
+      </w:r>
+      <w:r>
+        <w:rPr>
+          <w:bCs/>
+          <w:b/>
+        </w:rPr>
+        <w:t xml:space="preserve">右侧以标签页（Tab）</w:t>
+      </w:r>
+      <w:r>
+        <w:t xml:space="preserve">打开该二级菜单对应页面；</w:t>
+      </w:r>
+      <w:r>
+        <w:rPr>
+          <w:bCs/>
+          <w:b/>
+        </w:rPr>
+        <w:t xml:space="preserve">标签页标题 = 该二级菜单名称</w:t>
+      </w:r>
+      <w:r>
+        <w:t xml:space="preserve">。</w:t>
       </w:r>
     </w:p>
     <w:p>
       <w:pPr>
         <w:numPr>
           <w:ilvl w:val="0"/>
+          <w:numId w:val="1005"/>
+        </w:numPr>
+        <w:pStyle w:val="Compact"/>
+      </w:pPr>
+      <w:r>
+        <w:rPr>
+          <w:bCs/>
+          <w:b/>
+        </w:rPr>
+        <w:t xml:space="preserve">当前一级菜单</w:t>
+      </w:r>
+      <w:r>
+        <w:t xml:space="preserve">：</w:t>
+      </w:r>
+      <w:r>
+        <w:rPr>
+          <w:rStyle w:val="VerbatimChar"/>
+        </w:rPr>
+        <w:t xml:space="preserve">项目管理</w:t>
+      </w:r>
+      <w:r>
+        <w:br/>
+      </w:r>
+    </w:p>
+    <w:p>
+      <w:pPr>
+        <w:numPr>
+          <w:ilvl w:val="0"/>
+          <w:numId w:val="1005"/>
+        </w:numPr>
+        <w:pStyle w:val="Compact"/>
+      </w:pPr>
+      <w:r>
+        <w:rPr>
+          <w:bCs/>
+          <w:b/>
+        </w:rPr>
+        <w:t xml:space="preserve">当前二级菜单</w:t>
+      </w:r>
+      <w:r>
+        <w:t xml:space="preserve">：</w:t>
+      </w:r>
+    </w:p>
+    <w:p>
+      <w:pPr>
+        <w:numPr>
+          <w:ilvl w:val="1"/>
           <w:numId w:val="1006"/>
         </w:numPr>
         <w:pStyle w:val="Compact"/>
       </w:pPr>
       <w:r>
-        <w:t xml:space="preserve">显示</w:t>
-      </w:r>
-      <w:r>
-        <w:t xml:space="preserve"> </w:t>
-      </w:r>
-      <w:r>
-        <w:rPr>
-          <w:bCs/>
-          <w:b/>
-        </w:rPr>
-        <w:t xml:space="preserve">圆形头像</w:t>
-      </w:r>
-      <w:r>
-        <w:t xml:space="preserve">（默认取</w:t>
-      </w:r>
-      <w:r>
-        <w:rPr>
-          <w:bCs/>
-          <w:b/>
-        </w:rPr>
-        <w:t xml:space="preserve">昵称首字</w:t>
-      </w:r>
-      <w:r>
-        <w:t xml:space="preserve">） +</w:t>
-      </w:r>
-      <w:r>
-        <w:t xml:space="preserve"> </w:t>
-      </w:r>
-      <w:r>
-        <w:rPr>
-          <w:bCs/>
-          <w:b/>
-        </w:rPr>
-        <w:t xml:space="preserve">昵称</w:t>
-      </w:r>
-      <w:r>
-        <w:t xml:space="preserve">。</w:t>
+        <w:rPr>
+          <w:rStyle w:val="VerbatimChar"/>
+        </w:rPr>
+        <w:t xml:space="preserve">项目概况</w:t>
+      </w:r>
+      <w:r>
+        <w:br/>
       </w:r>
     </w:p>
     <w:p>
       <w:pPr>
         <w:numPr>
-          <w:ilvl w:val="0"/>
+          <w:ilvl w:val="1"/>
           <w:numId w:val="1006"/>
         </w:numPr>
         <w:pStyle w:val="Compact"/>
       </w:pPr>
       <w:r>
-        <w:t xml:space="preserve">点击头像出</w:t>
-      </w:r>
-      <w:r>
-        <w:rPr>
-          <w:bCs/>
-          <w:b/>
-        </w:rPr>
-        <w:t xml:space="preserve">下拉菜单</w:t>
-      </w:r>
-      <w:r>
-        <w:t xml:space="preserve">，项：</w:t>
-      </w:r>
-      <w:r>
-        <w:rPr>
-          <w:bCs/>
-          <w:b/>
-        </w:rPr>
-        <w:t xml:space="preserve">退出登录</w:t>
-      </w:r>
-      <w:r>
-        <w:t xml:space="preserve">。</w:t>
-      </w:r>
-    </w:p>
-    <w:p>
-      <w:pPr>
-        <w:numPr>
-          <w:ilvl w:val="0"/>
-          <w:numId w:val="1006"/>
-        </w:numPr>
-        <w:pStyle w:val="Compact"/>
-      </w:pPr>
-      <w:r>
-        <w:t xml:space="preserve">选择「退出登录」后：</w:t>
-      </w:r>
-      <w:r>
-        <w:rPr>
-          <w:bCs/>
-          <w:b/>
-        </w:rPr>
-        <w:t xml:space="preserve">清除登录态</w:t>
-      </w:r>
-      <w:r>
-        <w:t xml:space="preserve">，</w:t>
-      </w:r>
-      <w:r>
-        <w:rPr>
-          <w:bCs/>
-          <w:b/>
-        </w:rPr>
-        <w:t xml:space="preserve">跳转回登录页</w:t>
-      </w:r>
-      <w:r>
-        <w:t xml:space="preserve">。</w:t>
-      </w:r>
-    </w:p>
-    <w:p>
-      <w:r>
-        <w:pict>
-          <v:rect style="width:0;height:1.5pt" o:hralign="center" o:hrstd="t" o:hr="t"/>
-        </w:pict>
-      </w:r>
-    </w:p>
-    <w:bookmarkEnd w:id="28"/>
-    <w:bookmarkEnd w:id="29"/>
-    <w:bookmarkStart w:id="41" w:name="功能需求详述"/>
-    <w:p>
-      <w:pPr>
-        <w:pStyle w:val="Heading2"/>
-      </w:pPr>
-      <w:r>
-        <w:t xml:space="preserve">6. 功能需求详述</w:t>
-      </w:r>
-    </w:p>
-    <w:bookmarkStart w:id="35" w:name="二级菜单项目管理-项目概况"/>
+        <w:rPr>
+          <w:rStyle w:val="VerbatimChar"/>
+        </w:rPr>
+        <w:t xml:space="preserve">需求文档管理</w:t>
+      </w:r>
+    </w:p>
+    <w:p>
+      <w:pPr>
+        <w:pStyle w:val="FirstParagraph"/>
+      </w:pPr>
+      <w:r>
+        <w:t xml:space="preserve">（后续若增加一级/二级菜单，应沿用相同交互模式。）</w:t>
+      </w:r>
+    </w:p>
+    <w:bookmarkEnd w:id="27"/>
+    <w:bookmarkStart w:id="28" w:name="已登录后顶部右上角"/>
     <w:p>
       <w:pPr>
         <w:pStyle w:val="Heading3"/>
       </w:pPr>
       <w:r>
-        <w:t xml:space="preserve">6.1 二级菜单：项目管理 → 项目概况</w:t>
-      </w:r>
-    </w:p>
-    <w:p>
-      <w:pPr>
-        <w:pStyle w:val="FirstParagraph"/>
-      </w:pPr>
-      <w:r>
-        <w:rPr>
-          <w:bCs/>
-          <w:b/>
-        </w:rPr>
-        <w:t xml:space="preserve">定位</w:t>
-      </w:r>
-      <w:r>
-        <w:t xml:space="preserve">：以表格形式管理项目主数据，并作为跳转「需求文档」的入口之一。</w:t>
-      </w:r>
-    </w:p>
-    <w:bookmarkStart w:id="30" w:name="项目信息列表"/>
-    <w:p>
-      <w:pPr>
-        <w:pStyle w:val="Heading4"/>
-      </w:pPr>
-      <w:r>
-        <w:t xml:space="preserve">6.1.1 项目信息列表</w:t>
+        <w:t xml:space="preserve">5.2 已登录后顶部/右上角</w:t>
       </w:r>
     </w:p>
     <w:p>
@@ -1081,17 +1609,43 @@
         <w:pStyle w:val="Compact"/>
       </w:pPr>
       <w:r>
-        <w:t xml:space="preserve">以</w:t>
-      </w:r>
-      <w:r>
-        <w:rPr>
-          <w:bCs/>
-          <w:b/>
-        </w:rPr>
-        <w:t xml:space="preserve">分页表格</w:t>
-      </w:r>
-      <w:r>
-        <w:t xml:space="preserve">展示项目列表。</w:t>
+        <w:t xml:space="preserve">显示</w:t>
+      </w:r>
+      <w:r>
+        <w:t xml:space="preserve"> </w:t>
+      </w:r>
+      <w:r>
+        <w:rPr>
+          <w:bCs/>
+          <w:b/>
+        </w:rPr>
+        <w:t xml:space="preserve">圆形头像</w:t>
+      </w:r>
+      <w:r>
+        <w:t xml:space="preserve">（默认取</w:t>
+      </w:r>
+      <w:r>
+        <w:rPr>
+          <w:bCs/>
+          <w:b/>
+        </w:rPr>
+        <w:t xml:space="preserve">昵称首字</w:t>
+      </w:r>
+      <w:r>
+        <w:t xml:space="preserve">） +</w:t>
+      </w:r>
+      <w:r>
+        <w:t xml:space="preserve"> </w:t>
+      </w:r>
+      <w:r>
+        <w:rPr>
+          <w:bCs/>
+          <w:b/>
+        </w:rPr>
+        <w:t xml:space="preserve">昵称</w:t>
+      </w:r>
+      <w:r>
+        <w:t xml:space="preserve">。</w:t>
       </w:r>
     </w:p>
     <w:p>
@@ -1099,6 +1653,143 @@
         <w:numPr>
           <w:ilvl w:val="0"/>
           <w:numId w:val="1007"/>
+        </w:numPr>
+        <w:pStyle w:val="Compact"/>
+      </w:pPr>
+      <w:r>
+        <w:t xml:space="preserve">点击头像出</w:t>
+      </w:r>
+      <w:r>
+        <w:rPr>
+          <w:bCs/>
+          <w:b/>
+        </w:rPr>
+        <w:t xml:space="preserve">下拉菜单</w:t>
+      </w:r>
+      <w:r>
+        <w:t xml:space="preserve">，项：</w:t>
+      </w:r>
+      <w:r>
+        <w:rPr>
+          <w:bCs/>
+          <w:b/>
+        </w:rPr>
+        <w:t xml:space="preserve">退出登录</w:t>
+      </w:r>
+      <w:r>
+        <w:t xml:space="preserve">。</w:t>
+      </w:r>
+    </w:p>
+    <w:p>
+      <w:pPr>
+        <w:numPr>
+          <w:ilvl w:val="0"/>
+          <w:numId w:val="1007"/>
+        </w:numPr>
+        <w:pStyle w:val="Compact"/>
+      </w:pPr>
+      <w:r>
+        <w:t xml:space="preserve">选择「退出登录」后：</w:t>
+      </w:r>
+      <w:r>
+        <w:rPr>
+          <w:bCs/>
+          <w:b/>
+        </w:rPr>
+        <w:t xml:space="preserve">清除登录态</w:t>
+      </w:r>
+      <w:r>
+        <w:t xml:space="preserve">，</w:t>
+      </w:r>
+      <w:r>
+        <w:rPr>
+          <w:bCs/>
+          <w:b/>
+        </w:rPr>
+        <w:t xml:space="preserve">跳转回登录页</w:t>
+      </w:r>
+      <w:r>
+        <w:t xml:space="preserve">。</w:t>
+      </w:r>
+    </w:p>
+    <w:p>
+      <w:r>
+        <w:pict>
+          <v:rect style="width:0;height:1.5pt" o:hralign="center" o:hrstd="t" o:hr="t"/>
+        </w:pict>
+      </w:r>
+    </w:p>
+    <w:bookmarkEnd w:id="28"/>
+    <w:bookmarkEnd w:id="29"/>
+    <w:bookmarkStart w:id="41" w:name="功能需求详述"/>
+    <w:p>
+      <w:pPr>
+        <w:pStyle w:val="Heading2"/>
+      </w:pPr>
+      <w:r>
+        <w:t xml:space="preserve">6. 功能需求详述</w:t>
+      </w:r>
+    </w:p>
+    <w:bookmarkStart w:id="35" w:name="二级菜单项目管理-项目概况"/>
+    <w:p>
+      <w:pPr>
+        <w:pStyle w:val="Heading3"/>
+      </w:pPr>
+      <w:r>
+        <w:t xml:space="preserve">6.1 二级菜单：项目管理 → 项目概况</w:t>
+      </w:r>
+    </w:p>
+    <w:p>
+      <w:pPr>
+        <w:pStyle w:val="FirstParagraph"/>
+      </w:pPr>
+      <w:r>
+        <w:rPr>
+          <w:bCs/>
+          <w:b/>
+        </w:rPr>
+        <w:t xml:space="preserve">定位</w:t>
+      </w:r>
+      <w:r>
+        <w:t xml:space="preserve">：以表格形式管理项目主数据，并作为跳转「需求文档」的入口之一。</w:t>
+      </w:r>
+    </w:p>
+    <w:bookmarkStart w:id="30" w:name="项目信息列表"/>
+    <w:p>
+      <w:pPr>
+        <w:pStyle w:val="Heading4"/>
+      </w:pPr>
+      <w:r>
+        <w:t xml:space="preserve">6.1.1 项目信息列表</w:t>
+      </w:r>
+    </w:p>
+    <w:p>
+      <w:pPr>
+        <w:numPr>
+          <w:ilvl w:val="0"/>
+          <w:numId w:val="1008"/>
+        </w:numPr>
+        <w:pStyle w:val="Compact"/>
+      </w:pPr>
+      <w:r>
+        <w:t xml:space="preserve">以</w:t>
+      </w:r>
+      <w:r>
+        <w:rPr>
+          <w:bCs/>
+          <w:b/>
+        </w:rPr>
+        <w:t xml:space="preserve">分页表格</w:t>
+      </w:r>
+      <w:r>
+        <w:t xml:space="preserve">展示项目列表。</w:t>
+      </w:r>
+    </w:p>
+    <w:p>
+      <w:pPr>
+        <w:numPr>
+          <w:ilvl w:val="0"/>
+          <w:numId w:val="1008"/>
         </w:numPr>
         <w:pStyle w:val="Compact"/>
       </w:pPr>
@@ -1434,116 +2125,116 @@
       <w:pPr>
         <w:numPr>
           <w:ilvl w:val="0"/>
-          <w:numId w:val="1008"/>
-        </w:numPr>
-        <w:pStyle w:val="Compact"/>
-      </w:pPr>
-      <w:r>
-        <w:rPr>
-          <w:bCs/>
-          <w:b/>
-        </w:rPr>
-        <w:t xml:space="preserve">查询</w:t>
-      </w:r>
-      <w:r>
-        <w:t xml:space="preserve">：在表格</w:t>
-      </w:r>
-      <w:r>
-        <w:rPr>
-          <w:bCs/>
-          <w:b/>
-        </w:rPr>
-        <w:t xml:space="preserve">上方</w:t>
-      </w:r>
-      <w:r>
-        <w:t xml:space="preserve">独立按钮（或带输入区的查询区），支持按以下条件</w:t>
-      </w:r>
-      <w:r>
-        <w:t xml:space="preserve"> </w:t>
-      </w:r>
-      <w:r>
-        <w:rPr>
-          <w:bCs/>
-          <w:b/>
-        </w:rPr>
-        <w:t xml:space="preserve">模糊</w:t>
-      </w:r>
-      <w:r>
-        <w:t xml:space="preserve"> </w:t>
-      </w:r>
-      <w:r>
-        <w:t xml:space="preserve">搜索：</w:t>
-      </w:r>
-    </w:p>
-    <w:p>
-      <w:pPr>
-        <w:numPr>
-          <w:ilvl w:val="1"/>
           <w:numId w:val="1009"/>
         </w:numPr>
         <w:pStyle w:val="Compact"/>
       </w:pPr>
       <w:r>
-        <w:t xml:space="preserve">项目名称</w:t>
-      </w:r>
-      <w:r>
-        <w:br/>
+        <w:rPr>
+          <w:bCs/>
+          <w:b/>
+        </w:rPr>
+        <w:t xml:space="preserve">查询</w:t>
+      </w:r>
+      <w:r>
+        <w:t xml:space="preserve">：在表格</w:t>
+      </w:r>
+      <w:r>
+        <w:rPr>
+          <w:bCs/>
+          <w:b/>
+        </w:rPr>
+        <w:t xml:space="preserve">上方</w:t>
+      </w:r>
+      <w:r>
+        <w:t xml:space="preserve">独立按钮（或带输入区的查询区），支持按以下条件</w:t>
+      </w:r>
+      <w:r>
+        <w:t xml:space="preserve"> </w:t>
+      </w:r>
+      <w:r>
+        <w:rPr>
+          <w:bCs/>
+          <w:b/>
+        </w:rPr>
+        <w:t xml:space="preserve">模糊</w:t>
+      </w:r>
+      <w:r>
+        <w:t xml:space="preserve"> </w:t>
+      </w:r>
+      <w:r>
+        <w:t xml:space="preserve">搜索：</w:t>
       </w:r>
     </w:p>
     <w:p>
       <w:pPr>
         <w:numPr>
           <w:ilvl w:val="1"/>
+          <w:numId w:val="1010"/>
+        </w:numPr>
+        <w:pStyle w:val="Compact"/>
+      </w:pPr>
+      <w:r>
+        <w:t xml:space="preserve">项目名称</w:t>
+      </w:r>
+      <w:r>
+        <w:br/>
+      </w:r>
+    </w:p>
+    <w:p>
+      <w:pPr>
+        <w:numPr>
+          <w:ilvl w:val="1"/>
+          <w:numId w:val="1010"/>
+        </w:numPr>
+        <w:pStyle w:val="Compact"/>
+      </w:pPr>
+      <w:r>
+        <w:t xml:space="preserve">项目经理</w:t>
+      </w:r>
+      <w:r>
+        <w:br/>
+      </w:r>
+    </w:p>
+    <w:p>
+      <w:pPr>
+        <w:numPr>
+          <w:ilvl w:val="1"/>
+          <w:numId w:val="1010"/>
+        </w:numPr>
+        <w:pStyle w:val="Compact"/>
+      </w:pPr>
+      <w:r>
+        <w:t xml:space="preserve">版本号</w:t>
+      </w:r>
+      <w:r>
+        <w:br/>
+      </w:r>
+    </w:p>
+    <w:p>
+      <w:pPr>
+        <w:numPr>
+          <w:ilvl w:val="1"/>
+          <w:numId w:val="1010"/>
+        </w:numPr>
+        <w:pStyle w:val="Compact"/>
+      </w:pPr>
+      <w:r>
+        <w:t xml:space="preserve">需求部门</w:t>
+      </w:r>
+      <w:r>
+        <w:br/>
+      </w:r>
+    </w:p>
+    <w:p>
+      <w:pPr>
+        <w:numPr>
+          <w:ilvl w:val="0"/>
           <w:numId w:val="1009"/>
         </w:numPr>
         <w:pStyle w:val="Compact"/>
       </w:pPr>
       <w:r>
-        <w:t xml:space="preserve">项目经理</w:t>
-      </w:r>
-      <w:r>
-        <w:br/>
-      </w:r>
-    </w:p>
-    <w:p>
-      <w:pPr>
-        <w:numPr>
-          <w:ilvl w:val="1"/>
-          <w:numId w:val="1009"/>
-        </w:numPr>
-        <w:pStyle w:val="Compact"/>
-      </w:pPr>
-      <w:r>
-        <w:t xml:space="preserve">版本号</w:t>
-      </w:r>
-      <w:r>
-        <w:br/>
-      </w:r>
-    </w:p>
-    <w:p>
-      <w:pPr>
-        <w:numPr>
-          <w:ilvl w:val="1"/>
-          <w:numId w:val="1009"/>
-        </w:numPr>
-        <w:pStyle w:val="Compact"/>
-      </w:pPr>
-      <w:r>
-        <w:t xml:space="preserve">需求部门</w:t>
-      </w:r>
-      <w:r>
-        <w:br/>
-      </w:r>
-    </w:p>
-    <w:p>
-      <w:pPr>
-        <w:numPr>
-          <w:ilvl w:val="0"/>
-          <w:numId w:val="1008"/>
-        </w:numPr>
-        <w:pStyle w:val="Compact"/>
-      </w:pPr>
-      <w:r>
         <w:rPr>
           <w:bCs/>
           <w:b/>
@@ -1582,97 +2273,6 @@
       </w:pPr>
       <w:r>
         <w:t xml:space="preserve">6.1.3 行内操作（操作列）</w:t>
-      </w:r>
-    </w:p>
-    <w:p>
-      <w:pPr>
-        <w:numPr>
-          <w:ilvl w:val="0"/>
-          <w:numId w:val="1010"/>
-        </w:numPr>
-        <w:pStyle w:val="Compact"/>
-      </w:pPr>
-      <w:r>
-        <w:rPr>
-          <w:bCs/>
-          <w:b/>
-        </w:rPr>
-        <w:t xml:space="preserve">修改</w:t>
-      </w:r>
-      <w:r>
-        <w:t xml:space="preserve">：打开</w:t>
-      </w:r>
-      <w:r>
-        <w:rPr>
-          <w:bCs/>
-          <w:b/>
-        </w:rPr>
-        <w:t xml:space="preserve">编辑</w:t>
-      </w:r>
-      <w:r>
-        <w:t xml:space="preserve">弹窗，</w:t>
-      </w:r>
-      <w:r>
-        <w:rPr>
-          <w:bCs/>
-          <w:b/>
-        </w:rPr>
-        <w:t xml:space="preserve">回显</w:t>
-      </w:r>
-      <w:r>
-        <w:t xml:space="preserve">当前行已录入信息。</w:t>
-      </w:r>
-      <w:r>
-        <w:br/>
-      </w:r>
-    </w:p>
-    <w:p>
-      <w:pPr>
-        <w:numPr>
-          <w:ilvl w:val="0"/>
-          <w:numId w:val="1010"/>
-        </w:numPr>
-        <w:pStyle w:val="Compact"/>
-      </w:pPr>
-      <w:r>
-        <w:rPr>
-          <w:bCs/>
-          <w:b/>
-        </w:rPr>
-        <w:t xml:space="preserve">删除</w:t>
-      </w:r>
-      <w:r>
-        <w:t xml:space="preserve">：</w:t>
-      </w:r>
-      <w:r>
-        <w:rPr>
-          <w:bCs/>
-          <w:b/>
-        </w:rPr>
-        <w:t xml:space="preserve">二次确认</w:t>
-      </w:r>
-      <w:r>
-        <w:t xml:space="preserve">——弹出对话框，询问是否删除，如果当前项目下有关联需求文档，则额外提示会删除该项目下需求文档，</w:t>
-      </w:r>
-      <w:r>
-        <w:rPr>
-          <w:bCs/>
-          <w:b/>
-        </w:rPr>
-        <w:t xml:space="preserve">用户确认</w:t>
-      </w:r>
-      <w:r>
-        <w:t xml:space="preserve">后才执行删除。</w:t>
-      </w:r>
-    </w:p>
-    <w:bookmarkEnd w:id="32"/>
-    <w:bookmarkStart w:id="33" w:name="新增-修改-弹窗"/>
-    <w:p>
-      <w:pPr>
-        <w:pStyle w:val="Heading4"/>
-      </w:pPr>
-      <w:r>
-        <w:t xml:space="preserve">6.1.4 新增 / 修改 弹窗</w:t>
       </w:r>
     </w:p>
     <w:p>
@@ -1688,10 +2288,33 @@
           <w:bCs/>
           <w:b/>
         </w:rPr>
-        <w:t xml:space="preserve">触达</w:t>
-      </w:r>
-      <w:r>
-        <w:t xml:space="preserve">：「新增」或行内「修改」。</w:t>
+        <w:t xml:space="preserve">修改</w:t>
+      </w:r>
+      <w:r>
+        <w:t xml:space="preserve">：打开</w:t>
+      </w:r>
+      <w:r>
+        <w:rPr>
+          <w:bCs/>
+          <w:b/>
+        </w:rPr>
+        <w:t xml:space="preserve">编辑</w:t>
+      </w:r>
+      <w:r>
+        <w:t xml:space="preserve">弹窗，</w:t>
+      </w:r>
+      <w:r>
+        <w:rPr>
+          <w:bCs/>
+          <w:b/>
+        </w:rPr>
+        <w:t xml:space="preserve">回显</w:t>
+      </w:r>
+      <w:r>
+        <w:t xml:space="preserve">当前行已录入信息。</w:t>
+      </w:r>
+      <w:r>
+        <w:br/>
       </w:r>
     </w:p>
     <w:p>
@@ -1707,365 +2330,133 @@
           <w:bCs/>
           <w:b/>
         </w:rPr>
-        <w:t xml:space="preserve">回显/录入</w:t>
-      </w:r>
-      <w:r>
-        <w:t xml:space="preserve">：除必填校验外，展示/编辑与列表一致的信息维度；</w:t>
-      </w:r>
-      <w:r>
-        <w:rPr>
-          <w:bCs/>
-          <w:b/>
-        </w:rPr>
-        <w:t xml:space="preserve">需求文档</w:t>
-      </w:r>
-      <w:r>
-        <w:t xml:space="preserve">在弹窗中采用</w:t>
-      </w:r>
-      <w:r>
-        <w:t xml:space="preserve"> </w:t>
-      </w:r>
-      <w:r>
-        <w:rPr>
-          <w:bCs/>
-          <w:b/>
-        </w:rPr>
-        <w:t xml:space="preserve">「标签块」</w:t>
-      </w:r>
-      <w:r>
-        <w:t xml:space="preserve"> </w:t>
-      </w:r>
-      <w:r>
-        <w:t xml:space="preserve">式展示已关联文档（可理解为标签/卡片列表，便于多文档展示与区分；</w:t>
-      </w:r>
-      <w:r>
-        <w:rPr>
-          <w:bCs/>
-          <w:b/>
-        </w:rPr>
-        <w:t xml:space="preserve">标签块可做删除操作，删除即删除对应需求文档</w:t>
-      </w:r>
-      <w:r>
-        <w:t xml:space="preserve">）。</w:t>
+        <w:t xml:space="preserve">删除</w:t>
+      </w:r>
+      <w:r>
+        <w:t xml:space="preserve">：</w:t>
+      </w:r>
+      <w:r>
+        <w:rPr>
+          <w:bCs/>
+          <w:b/>
+        </w:rPr>
+        <w:t xml:space="preserve">二次确认</w:t>
+      </w:r>
+      <w:r>
+        <w:t xml:space="preserve">——弹出对话框，询问是否删除，如果当前项目下有关联需求文档，则额外提示会删除该项目下需求文档，</w:t>
+      </w:r>
+      <w:r>
+        <w:rPr>
+          <w:bCs/>
+          <w:b/>
+        </w:rPr>
+        <w:t xml:space="preserve">用户确认</w:t>
+      </w:r>
+      <w:r>
+        <w:t xml:space="preserve">后才执行删除。</w:t>
+      </w:r>
+    </w:p>
+    <w:bookmarkEnd w:id="32"/>
+    <w:bookmarkStart w:id="33" w:name="新增-修改-弹窗"/>
+    <w:p>
+      <w:pPr>
+        <w:pStyle w:val="Heading4"/>
+      </w:pPr>
+      <w:r>
+        <w:t xml:space="preserve">6.1.4 新增 / 修改 弹窗</w:t>
       </w:r>
     </w:p>
     <w:p>
       <w:pPr>
         <w:numPr>
           <w:ilvl w:val="0"/>
-          <w:numId w:val="1011"/>
-        </w:numPr>
-        <w:pStyle w:val="Compact"/>
-      </w:pPr>
-      <w:r>
-        <w:rPr>
-          <w:bCs/>
-          <w:b/>
-        </w:rPr>
-        <w:t xml:space="preserve">需求文档录入方式</w:t>
-      </w:r>
-      <w:r>
-        <w:t xml:space="preserve">：通过</w:t>
-      </w:r>
-      <w:r>
-        <w:t xml:space="preserve"> </w:t>
-      </w:r>
-      <w:r>
-        <w:rPr>
-          <w:bCs/>
-          <w:b/>
-        </w:rPr>
-        <w:t xml:space="preserve">上传文件</w:t>
-      </w:r>
-      <w:r>
-        <w:t xml:space="preserve"> </w:t>
-      </w:r>
-      <w:r>
-        <w:t xml:space="preserve">或</w:t>
-      </w:r>
-      <w:r>
-        <w:t xml:space="preserve"> </w:t>
-      </w:r>
-      <w:r>
-        <w:rPr>
-          <w:bCs/>
-          <w:b/>
-        </w:rPr>
-        <w:t xml:space="preserve">选择本地文件夹上传</w:t>
-      </w:r>
-      <w:r>
-        <w:t xml:space="preserve"> </w:t>
-      </w:r>
-      <w:r>
-        <w:t xml:space="preserve">添加；</w:t>
-      </w:r>
-      <w:r>
-        <w:rPr>
-          <w:bCs/>
-          <w:b/>
-        </w:rPr>
-        <w:t xml:space="preserve">批量上传</w:t>
-      </w:r>
-      <w:r>
-        <w:t xml:space="preserve">时，</w:t>
-      </w:r>
-      <w:r>
-        <w:rPr>
-          <w:bCs/>
-          <w:b/>
-        </w:rPr>
-        <w:t xml:space="preserve">单次</w:t>
-      </w:r>
-      <w:r>
-        <w:t xml:space="preserve">最多</w:t>
-      </w:r>
-      <w:r>
-        <w:t xml:space="preserve"> </w:t>
-      </w:r>
-      <w:r>
-        <w:rPr>
-          <w:bCs/>
-          <w:b/>
-        </w:rPr>
-        <w:t xml:space="preserve">20 个</w:t>
-      </w:r>
-      <w:r>
-        <w:t xml:space="preserve">文件/条目，</w:t>
-      </w:r>
-      <w:r>
-        <w:rPr>
-          <w:bCs/>
-          <w:b/>
-        </w:rPr>
-        <w:t xml:space="preserve">单个</w:t>
-      </w:r>
-      <w:r>
-        <w:t xml:space="preserve">文件</w:t>
-      </w:r>
-      <w:r>
-        <w:rPr>
-          <w:bCs/>
-          <w:b/>
-        </w:rPr>
-        <w:t xml:space="preserve">不超过 100M</w:t>
-      </w:r>
-      <w:r>
-        <w:t xml:space="preserve">；若上传</w:t>
-      </w:r>
-      <w:r>
-        <w:rPr>
-          <w:bCs/>
-          <w:b/>
-        </w:rPr>
-        <w:t xml:space="preserve">文件夹</w:t>
-      </w:r>
-      <w:r>
-        <w:t xml:space="preserve">则按</w:t>
-      </w:r>
-      <w:r>
-        <w:rPr>
-          <w:bCs/>
-          <w:b/>
-        </w:rPr>
-        <w:t xml:space="preserve">本地结构</w:t>
-      </w:r>
-      <w:r>
-        <w:t xml:space="preserve">在对应</w:t>
-      </w:r>
-      <w:r>
-        <w:rPr>
-          <w:bCs/>
-          <w:b/>
-        </w:rPr>
-        <w:t xml:space="preserve">版本目录</w:t>
-      </w:r>
-      <w:r>
-        <w:t xml:space="preserve">下</w:t>
-      </w:r>
-      <w:r>
-        <w:rPr>
-          <w:bCs/>
-          <w:b/>
-        </w:rPr>
-        <w:t xml:space="preserve">还原/合并</w:t>
-      </w:r>
-      <w:r>
-        <w:t xml:space="preserve">为子目录与文件（与</w:t>
-      </w:r>
-      <w:r>
-        <w:t xml:space="preserve"> </w:t>
-      </w:r>
-      <w:r>
-        <w:rPr>
-          <w:bCs/>
-          <w:b/>
-        </w:rPr>
-        <w:t xml:space="preserve">§6.2.2</w:t>
-      </w:r>
-      <w:r>
-        <w:t xml:space="preserve"> </w:t>
-      </w:r>
-      <w:r>
-        <w:t xml:space="preserve">可延展树一致；</w:t>
-      </w:r>
-      <w:r>
-        <w:rPr>
-          <w:bCs/>
-          <w:b/>
-        </w:rPr>
-        <w:t xml:space="preserve">多文件+文件夹</w:t>
-      </w:r>
-      <w:r>
-        <w:t xml:space="preserve"> </w:t>
-      </w:r>
-      <w:r>
-        <w:t xml:space="preserve">混选时的</w:t>
-      </w:r>
-      <w:r>
-        <w:rPr>
-          <w:bCs/>
-          <w:b/>
-        </w:rPr>
-        <w:t xml:space="preserve">计数/折算</w:t>
-      </w:r>
-      <w:r>
-        <w:t xml:space="preserve">与</w:t>
-      </w:r>
-      <w:r>
-        <w:t xml:space="preserve"> </w:t>
-      </w:r>
-      <w:r>
-        <w:rPr>
-          <w:bCs/>
-          <w:b/>
-        </w:rPr>
-        <w:t xml:space="preserve">§8</w:t>
-      </w:r>
-      <w:r>
-        <w:t xml:space="preserve"> </w:t>
-      </w:r>
-      <w:r>
-        <w:t xml:space="preserve">第 3 点 及</w:t>
-      </w:r>
-      <w:r>
-        <w:rPr>
-          <w:bCs/>
-          <w:b/>
-        </w:rPr>
-        <w:t xml:space="preserve">技术</w:t>
-      </w:r>
-      <w:r>
-        <w:t xml:space="preserve">评审 一致**）。</w:t>
-      </w:r>
-    </w:p>
-    <w:p>
-      <w:pPr>
-        <w:numPr>
-          <w:ilvl w:val="0"/>
-          <w:numId w:val="1011"/>
-        </w:numPr>
-        <w:pStyle w:val="Compact"/>
-      </w:pPr>
-      <w:r>
-        <w:rPr>
-          <w:bCs/>
-          <w:b/>
-        </w:rPr>
-        <w:t xml:space="preserve">校验（必填）</w:t>
-      </w:r>
-      <w:r>
-        <w:t xml:space="preserve">：</w:t>
-      </w:r>
-    </w:p>
-    <w:p>
-      <w:pPr>
-        <w:numPr>
-          <w:ilvl w:val="1"/>
           <w:numId w:val="1012"/>
         </w:numPr>
         <w:pStyle w:val="Compact"/>
       </w:pPr>
       <w:r>
-        <w:t xml:space="preserve">项目名称</w:t>
-      </w:r>
-      <w:r>
-        <w:br/>
+        <w:rPr>
+          <w:bCs/>
+          <w:b/>
+        </w:rPr>
+        <w:t xml:space="preserve">触达</w:t>
+      </w:r>
+      <w:r>
+        <w:t xml:space="preserve">：「新增」或行内「修改」。</w:t>
       </w:r>
     </w:p>
     <w:p>
       <w:pPr>
         <w:numPr>
-          <w:ilvl w:val="1"/>
+          <w:ilvl w:val="0"/>
           <w:numId w:val="1012"/>
         </w:numPr>
         <w:pStyle w:val="Compact"/>
       </w:pPr>
       <w:r>
-        <w:t xml:space="preserve">版本号（与「项目名称」共同构成</w:t>
-      </w:r>
-      <w:r>
-        <w:rPr>
-          <w:bCs/>
-          <w:b/>
-        </w:rPr>
-        <w:t xml:space="preserve">业务主键</w:t>
-      </w:r>
-      <w:r>
-        <w:t xml:space="preserve">）</w:t>
-      </w:r>
-      <w:r>
-        <w:br/>
+        <w:rPr>
+          <w:bCs/>
+          <w:b/>
+        </w:rPr>
+        <w:t xml:space="preserve">回显/录入</w:t>
+      </w:r>
+      <w:r>
+        <w:t xml:space="preserve">：除必填校验外，展示/编辑与列表一致的信息维度；</w:t>
+      </w:r>
+      <w:r>
+        <w:rPr>
+          <w:bCs/>
+          <w:b/>
+        </w:rPr>
+        <w:t xml:space="preserve">需求文档</w:t>
+      </w:r>
+      <w:r>
+        <w:t xml:space="preserve">在弹窗中采用</w:t>
+      </w:r>
+      <w:r>
+        <w:t xml:space="preserve"> </w:t>
+      </w:r>
+      <w:r>
+        <w:rPr>
+          <w:bCs/>
+          <w:b/>
+        </w:rPr>
+        <w:t xml:space="preserve">「标签块」</w:t>
+      </w:r>
+      <w:r>
+        <w:t xml:space="preserve"> </w:t>
+      </w:r>
+      <w:r>
+        <w:t xml:space="preserve">式展示已关联文档（可理解为标签/卡片列表，便于多文档展示与区分；</w:t>
+      </w:r>
+      <w:r>
+        <w:rPr>
+          <w:bCs/>
+          <w:b/>
+        </w:rPr>
+        <w:t xml:space="preserve">标签块可做删除操作，删除即删除对应需求文档</w:t>
+      </w:r>
+      <w:r>
+        <w:t xml:space="preserve">）。</w:t>
       </w:r>
     </w:p>
     <w:p>
       <w:pPr>
         <w:numPr>
-          <w:ilvl w:val="1"/>
+          <w:ilvl w:val="0"/>
           <w:numId w:val="1012"/>
         </w:numPr>
         <w:pStyle w:val="Compact"/>
       </w:pPr>
       <w:r>
-        <w:t xml:space="preserve">项目经理</w:t>
-      </w:r>
-    </w:p>
-    <w:p>
-      <w:pPr>
-        <w:numPr>
-          <w:ilvl w:val="0"/>
-          <w:numId w:val="1011"/>
-        </w:numPr>
-        <w:pStyle w:val="Compact"/>
-      </w:pPr>
-      <w:r>
-        <w:rPr>
-          <w:bCs/>
-          <w:b/>
-        </w:rPr>
-        <w:t xml:space="preserve">「项目名称 + 版本号」唯一性校验</w:t>
-      </w:r>
-      <w:r>
-        <w:t xml:space="preserve">（</w:t>
-      </w:r>
-      <w:r>
-        <w:rPr>
-          <w:bCs/>
-          <w:b/>
-        </w:rPr>
-        <w:t xml:space="preserve">新增</w:t>
-      </w:r>
-      <w:r>
-        <w:t xml:space="preserve">与</w:t>
-      </w:r>
-      <w:r>
-        <w:rPr>
-          <w:bCs/>
-          <w:b/>
-        </w:rPr>
-        <w:t xml:space="preserve">修改</w:t>
-      </w:r>
-      <w:r>
-        <w:t xml:space="preserve">均须执行）：</w:t>
+        <w:rPr>
+          <w:bCs/>
+          <w:b/>
+        </w:rPr>
+        <w:t xml:space="preserve">需求文档录入方式</w:t>
+      </w:r>
+      <w:r>
+        <w:t xml:space="preserve">：</w:t>
       </w:r>
     </w:p>
     <w:p>
@@ -2077,37 +2468,138 @@
         <w:pStyle w:val="Compact"/>
       </w:pPr>
       <w:r>
-        <w:rPr>
-          <w:bCs/>
-          <w:b/>
-        </w:rPr>
-        <w:t xml:space="preserve">保存前</w:t>
-      </w:r>
-      <w:r>
-        <w:t xml:space="preserve">（点击「确定」时）在</w:t>
-      </w:r>
-      <w:r>
-        <w:rPr>
-          <w:bCs/>
-          <w:b/>
-        </w:rPr>
-        <w:t xml:space="preserve">全库</w:t>
-      </w:r>
-      <w:r>
-        <w:t xml:space="preserve">检查是否已存在</w:t>
-      </w:r>
-      <w:r>
-        <w:rPr>
-          <w:bCs/>
-          <w:b/>
-        </w:rPr>
-        <w:t xml:space="preserve">相同「项目名称 + 版本号」</w:t>
-      </w:r>
-      <w:r>
-        <w:t xml:space="preserve"> </w:t>
-      </w:r>
-      <w:r>
-        <w:t xml:space="preserve">的组合。</w:t>
+        <w:t xml:space="preserve">通过</w:t>
+      </w:r>
+      <w:r>
+        <w:t xml:space="preserve"> </w:t>
+      </w:r>
+      <w:r>
+        <w:rPr>
+          <w:bCs/>
+          <w:b/>
+        </w:rPr>
+        <w:t xml:space="preserve">上传文件</w:t>
+      </w:r>
+      <w:r>
+        <w:t xml:space="preserve">、</w:t>
+      </w:r>
+      <w:r>
+        <w:rPr>
+          <w:bCs/>
+          <w:b/>
+        </w:rPr>
+        <w:t xml:space="preserve">多选文件</w:t>
+      </w:r>
+      <w:r>
+        <w:t xml:space="preserve"> </w:t>
+      </w:r>
+      <w:r>
+        <w:t xml:space="preserve">或</w:t>
+      </w:r>
+      <w:r>
+        <w:t xml:space="preserve"> </w:t>
+      </w:r>
+      <w:r>
+        <w:rPr>
+          <w:bCs/>
+          <w:b/>
+        </w:rPr>
+        <w:t xml:space="preserve">选择本地文件夹</w:t>
+      </w:r>
+      <w:r>
+        <w:t xml:space="preserve"> </w:t>
+      </w:r>
+      <w:r>
+        <w:t xml:space="preserve">将待上传项纳入与本次</w:t>
+      </w:r>
+      <w:r>
+        <w:rPr>
+          <w:bCs/>
+          <w:b/>
+        </w:rPr>
+        <w:t xml:space="preserve">保存/提交</w:t>
+      </w:r>
+      <w:r>
+        <w:t xml:space="preserve">绑定的</w:t>
+      </w:r>
+      <w:r>
+        <w:rPr>
+          <w:bCs/>
+          <w:b/>
+        </w:rPr>
+        <w:t xml:space="preserve">同一批</w:t>
+      </w:r>
+      <w:r>
+        <w:t xml:space="preserve">需求文档。将「在</w:t>
+      </w:r>
+      <w:r>
+        <w:rPr>
+          <w:bCs/>
+          <w:b/>
+        </w:rPr>
+        <w:t xml:space="preserve">客户端</w:t>
+      </w:r>
+      <w:r>
+        <w:t xml:space="preserve">展开/多选后的</w:t>
+      </w:r>
+      <w:r>
+        <w:rPr>
+          <w:bCs/>
+          <w:b/>
+        </w:rPr>
+        <w:t xml:space="preserve">待上传实际文件</w:t>
+      </w:r>
+      <w:r>
+        <w:t xml:space="preserve">」视为</w:t>
+      </w:r>
+      <w:r>
+        <w:rPr>
+          <w:bCs/>
+          <w:b/>
+        </w:rPr>
+        <w:t xml:space="preserve">同一次上传</w:t>
+      </w:r>
+      <w:r>
+        <w:t xml:space="preserve">的</w:t>
+      </w:r>
+      <w:r>
+        <w:rPr>
+          <w:bCs/>
+          <w:b/>
+        </w:rPr>
+        <w:t xml:space="preserve">统一批次</w:t>
+      </w:r>
+      <w:r>
+        <w:t xml:space="preserve">，不拆多轮，规则与</w:t>
+      </w:r>
+      <w:r>
+        <w:t xml:space="preserve"> </w:t>
+      </w:r>
+      <w:r>
+        <w:rPr>
+          <w:bCs/>
+          <w:b/>
+        </w:rPr>
+        <w:t xml:space="preserve">§3</w:t>
+      </w:r>
+      <w:r>
+        <w:t xml:space="preserve"> </w:t>
+      </w:r>
+      <w:r>
+        <w:t xml:space="preserve">一致，目录在树上的落点/结构见</w:t>
+      </w:r>
+      <w:r>
+        <w:t xml:space="preserve"> </w:t>
+      </w:r>
+      <w:r>
+        <w:rPr>
+          <w:bCs/>
+          <w:b/>
+        </w:rPr>
+        <w:t xml:space="preserve">§6.2.2</w:t>
+      </w:r>
+      <w:r>
+        <w:t xml:space="preserve">。</w:t>
       </w:r>
     </w:p>
     <w:p>
@@ -2119,34 +2611,60 @@
         <w:pStyle w:val="Compact"/>
       </w:pPr>
       <w:r>
-        <w:rPr>
-          <w:bCs/>
-          <w:b/>
-        </w:rPr>
-        <w:t xml:space="preserve">新增</w:t>
-      </w:r>
-      <w:r>
-        <w:t xml:space="preserve">：若已存在，</w:t>
-      </w:r>
-      <w:r>
-        <w:rPr>
-          <w:bCs/>
-          <w:b/>
-        </w:rPr>
-        <w:t xml:space="preserve">禁止保存</w:t>
-      </w:r>
-      <w:r>
-        <w:t xml:space="preserve">，</w:t>
-      </w:r>
-      <w:r>
-        <w:rPr>
-          <w:bCs/>
-          <w:b/>
-        </w:rPr>
-        <w:t xml:space="preserve">提示</w:t>
-      </w:r>
-      <w:r>
-        <w:t xml:space="preserve">（示例）：「已存在相同项目名称与版本号的项目，请修改名称或版本号后重试。」</w:t>
+        <w:t xml:space="preserve">该</w:t>
+      </w:r>
+      <w:r>
+        <w:rPr>
+          <w:bCs/>
+          <w:b/>
+        </w:rPr>
+        <w:t xml:space="preserve">批次</w:t>
+      </w:r>
+      <w:r>
+        <w:t xml:space="preserve">的合并限制为：</w:t>
+      </w:r>
+      <w:r>
+        <w:rPr>
+          <w:bCs/>
+          <w:b/>
+        </w:rPr>
+        <w:t xml:space="preserve">文件个数合计</w:t>
+      </w:r>
+      <w:r>
+        <w:t xml:space="preserve">最多 20 个、</w:t>
+      </w:r>
+      <w:r>
+        <w:rPr>
+          <w:bCs/>
+          <w:b/>
+        </w:rPr>
+        <w:t xml:space="preserve">所有文件总大小</w:t>
+      </w:r>
+      <w:r>
+        <w:t xml:space="preserve">合计</w:t>
+      </w:r>
+      <w:r>
+        <w:rPr>
+          <w:bCs/>
+          <w:b/>
+        </w:rPr>
+        <w:t xml:space="preserve">不超过 100MB</w:t>
+      </w:r>
+      <w:r>
+        <w:t xml:space="preserve">（与全系统「单次上传」口径一致，见</w:t>
+      </w:r>
+      <w:r>
+        <w:t xml:space="preserve"> </w:t>
+      </w:r>
+      <w:r>
+        <w:rPr>
+          <w:bCs/>
+          <w:b/>
+        </w:rPr>
+        <w:t xml:space="preserve">§3</w:t>
+      </w:r>
+      <w:r>
+        <w:t xml:space="preserve">）。</w:t>
       </w:r>
     </w:p>
     <w:p>
@@ -2158,21 +2676,156 @@
         <w:pStyle w:val="Compact"/>
       </w:pPr>
       <w:r>
-        <w:rPr>
-          <w:bCs/>
-          <w:b/>
-        </w:rPr>
-        <w:t xml:space="preserve">修改</w:t>
-      </w:r>
-      <w:r>
-        <w:t xml:space="preserve">：若用户将</w:t>
-      </w:r>
-      <w:r>
-        <w:rPr>
-          <w:bCs/>
-          <w:b/>
-        </w:rPr>
-        <w:t xml:space="preserve">项目名称</w:t>
+        <w:t xml:space="preserve">若</w:t>
+      </w:r>
+      <w:r>
+        <w:rPr>
+          <w:bCs/>
+          <w:b/>
+        </w:rPr>
+        <w:t xml:space="preserve">上传文件夹</w:t>
+      </w:r>
+      <w:r>
+        <w:t xml:space="preserve">，在对应</w:t>
+      </w:r>
+      <w:r>
+        <w:rPr>
+          <w:bCs/>
+          <w:b/>
+        </w:rPr>
+        <w:t xml:space="preserve">版本/当前落点目录</w:t>
+      </w:r>
+      <w:r>
+        <w:t xml:space="preserve">下按本地结构</w:t>
+      </w:r>
+      <w:r>
+        <w:rPr>
+          <w:bCs/>
+          <w:b/>
+        </w:rPr>
+        <w:t xml:space="preserve">还原/合并</w:t>
+      </w:r>
+      <w:r>
+        <w:t xml:space="preserve">为子目录与文件；</w:t>
+      </w:r>
+      <w:r>
+        <w:rPr>
+          <w:bCs/>
+          <w:b/>
+        </w:rPr>
+        <w:t xml:space="preserve">文件夹</w:t>
+      </w:r>
+      <w:r>
+        <w:t xml:space="preserve">在客户端</w:t>
+      </w:r>
+      <w:r>
+        <w:rPr>
+          <w:bCs/>
+          <w:b/>
+        </w:rPr>
+        <w:t xml:space="preserve">展开</w:t>
+      </w:r>
+      <w:r>
+        <w:t xml:space="preserve">出的</w:t>
+      </w:r>
+      <w:r>
+        <w:rPr>
+          <w:bCs/>
+          <w:b/>
+        </w:rPr>
+        <w:t xml:space="preserve">全部</w:t>
+      </w:r>
+      <w:r>
+        <w:t xml:space="preserve">实际文件</w:t>
+      </w:r>
+      <w:r>
+        <w:rPr>
+          <w:bCs/>
+          <w:b/>
+        </w:rPr>
+        <w:t xml:space="preserve">计入</w:t>
+      </w:r>
+      <w:r>
+        <w:t xml:space="preserve">该</w:t>
+      </w:r>
+      <w:r>
+        <w:rPr>
+          <w:bCs/>
+          <w:b/>
+        </w:rPr>
+        <w:t xml:space="preserve">批次</w:t>
+      </w:r>
+      <w:r>
+        <w:t xml:space="preserve">（仍受 20/100MB 约束，见上）。</w:t>
+      </w:r>
+      <w:r>
+        <w:br/>
+      </w:r>
+    </w:p>
+    <w:p>
+      <w:pPr>
+        <w:numPr>
+          <w:ilvl w:val="1"/>
+          <w:numId w:val="1013"/>
+        </w:numPr>
+        <w:pStyle w:val="Compact"/>
+      </w:pPr>
+      <w:r>
+        <w:rPr>
+          <w:bCs/>
+          <w:b/>
+        </w:rPr>
+        <w:t xml:space="preserve">同目录重名</w:t>
+      </w:r>
+      <w:r>
+        <w:t xml:space="preserve">（在</w:t>
+      </w:r>
+      <w:r>
+        <w:rPr>
+          <w:bCs/>
+          <w:b/>
+        </w:rPr>
+        <w:t xml:space="preserve">同一次上传</w:t>
+      </w:r>
+      <w:r>
+        <w:t xml:space="preserve">的各落点</w:t>
+      </w:r>
+      <w:r>
+        <w:rPr>
+          <w:bCs/>
+          <w:b/>
+        </w:rPr>
+        <w:t xml:space="preserve">目录/层级</w:t>
+      </w:r>
+      <w:r>
+        <w:t xml:space="preserve">中，</w:t>
+      </w:r>
+      <w:r>
+        <w:rPr>
+          <w:bCs/>
+          <w:b/>
+        </w:rPr>
+        <w:t xml:space="preserve">目标</w:t>
+      </w:r>
+      <w:r>
+        <w:t xml:space="preserve">位置已存在</w:t>
+      </w:r>
+      <w:r>
+        <w:rPr>
+          <w:bCs/>
+          <w:b/>
+        </w:rPr>
+        <w:t xml:space="preserve">同名</w:t>
+      </w:r>
+      <w:r>
+        <w:t xml:space="preserve">的</w:t>
+      </w:r>
+      <w:r>
+        <w:rPr>
+          <w:bCs/>
+          <w:b/>
+        </w:rPr>
+        <w:t xml:space="preserve">文件</w:t>
       </w:r>
       <w:r>
         <w:t xml:space="preserve">或</w:t>
@@ -2182,607 +2835,323 @@
           <w:bCs/>
           <w:b/>
         </w:rPr>
-        <w:t xml:space="preserve">版本号</w:t>
-      </w:r>
-      <w:r>
-        <w:t xml:space="preserve">改为与</w:t>
-      </w:r>
-      <w:r>
-        <w:rPr>
-          <w:bCs/>
-          <w:b/>
-        </w:rPr>
-        <w:t xml:space="preserve">其他行</w:t>
-      </w:r>
-      <w:r>
-        <w:t xml:space="preserve">已存在的组合</w:t>
-      </w:r>
-      <w:r>
-        <w:rPr>
-          <w:bCs/>
-          <w:b/>
-        </w:rPr>
-        <w:t xml:space="preserve">重复</w:t>
-      </w:r>
-      <w:r>
-        <w:t xml:space="preserve">，</w:t>
-      </w:r>
-      <w:r>
-        <w:rPr>
-          <w:bCs/>
-          <w:b/>
-        </w:rPr>
-        <w:t xml:space="preserve">禁止保存</w:t>
-      </w:r>
-      <w:r>
-        <w:t xml:space="preserve">，</w:t>
-      </w:r>
-      <w:r>
-        <w:rPr>
-          <w:bCs/>
-          <w:b/>
-        </w:rPr>
-        <w:t xml:space="preserve">提示</w:t>
-      </w:r>
-      <w:r>
-        <w:t xml:space="preserve">同上；若</w:t>
-      </w:r>
-      <w:r>
-        <w:rPr>
-          <w:bCs/>
-          <w:b/>
-        </w:rPr>
-        <w:t xml:space="preserve">未改</w:t>
-      </w:r>
-      <w:r>
-        <w:t xml:space="preserve">该组合，仅改其他字段，</w:t>
-      </w:r>
-      <w:r>
-        <w:rPr>
-          <w:bCs/>
-          <w:b/>
-        </w:rPr>
-        <w:t xml:space="preserve">应允许</w:t>
-      </w:r>
-      <w:r>
-        <w:t xml:space="preserve">保存。</w:t>
-      </w:r>
-    </w:p>
-    <w:p>
-      <w:pPr>
-        <w:pStyle w:val="BlockText"/>
-      </w:pPr>
-      <w:r>
-        <w:rPr>
-          <w:bCs/>
-          <w:b/>
-        </w:rPr>
-        <w:t xml:space="preserve">说明</w:t>
-      </w:r>
-      <w:r>
-        <w:t xml:space="preserve">：列表中「项目名称」与「版本号」为两个独立展示字段，</w:t>
-      </w:r>
-      <w:r>
-        <w:rPr>
-          <w:bCs/>
-          <w:b/>
-        </w:rPr>
-        <w:t xml:space="preserve">业务上</w:t>
-      </w:r>
-      <w:r>
-        <w:t xml:space="preserve">以二者组合唯一标识一个项目行。</w:t>
-      </w:r>
-    </w:p>
-    <w:bookmarkEnd w:id="33"/>
-    <w:bookmarkStart w:id="34" w:name="需求文档列与跨页跳转"/>
-    <w:p>
-      <w:pPr>
-        <w:pStyle w:val="Heading4"/>
-      </w:pPr>
-      <w:r>
-        <w:t xml:space="preserve">6.1.5 「需求文档」列与跨页跳转</w:t>
+        <w:t xml:space="preserve">子文件夹</w:t>
+      </w:r>
+      <w:r>
+        <w:t xml:space="preserve">时，对</w:t>
+      </w:r>
+      <w:r>
+        <w:rPr>
+          <w:bCs/>
+          <w:b/>
+        </w:rPr>
+        <w:t xml:space="preserve">本次</w:t>
+      </w:r>
+      <w:r>
+        <w:t xml:space="preserve">拟</w:t>
+      </w:r>
+      <w:r>
+        <w:rPr>
+          <w:bCs/>
+          <w:b/>
+        </w:rPr>
+        <w:t xml:space="preserve">新增</w:t>
+      </w:r>
+      <w:r>
+        <w:t xml:space="preserve">的项，对</w:t>
+      </w:r>
+      <w:r>
+        <w:rPr>
+          <w:bCs/>
+          <w:b/>
+        </w:rPr>
+        <w:t xml:space="preserve">文件</w:t>
+      </w:r>
+      <w:r>
+        <w:t xml:space="preserve">在</w:t>
+      </w:r>
+      <w:r>
+        <w:rPr>
+          <w:bCs/>
+          <w:b/>
+        </w:rPr>
+        <w:t xml:space="preserve">主文件名</w:t>
+      </w:r>
+      <w:r>
+        <w:t xml:space="preserve">末尾、</w:t>
+      </w:r>
+      <w:r>
+        <w:rPr>
+          <w:bCs/>
+          <w:b/>
+        </w:rPr>
+        <w:t xml:space="preserve">扩展名</w:t>
+      </w:r>
+      <w:r>
+        <w:t xml:space="preserve">之前</w:t>
+      </w:r>
+      <w:r>
+        <w:rPr>
+          <w:bCs/>
+          <w:b/>
+        </w:rPr>
+        <w:t xml:space="preserve">追加</w:t>
+      </w:r>
+      <w:r>
+        <w:t xml:space="preserve"> </w:t>
+      </w:r>
+      <w:r>
+        <w:rPr>
+          <w:rStyle w:val="VerbatimChar"/>
+        </w:rPr>
+        <w:t xml:space="preserve">（新）</w:t>
+      </w:r>
+      <w:r>
+        <w:t xml:space="preserve">（如</w:t>
+      </w:r>
+      <w:r>
+        <w:t xml:space="preserve"> </w:t>
+      </w:r>
+      <w:r>
+        <w:rPr>
+          <w:rStyle w:val="VerbatimChar"/>
+        </w:rPr>
+        <w:t xml:space="preserve">a.txt</w:t>
+      </w:r>
+      <w:r>
+        <w:t xml:space="preserve"> </w:t>
+      </w:r>
+      <w:r>
+        <w:t xml:space="preserve">→</w:t>
+      </w:r>
+      <w:r>
+        <w:t xml:space="preserve"> </w:t>
+      </w:r>
+      <w:r>
+        <w:rPr>
+          <w:rStyle w:val="VerbatimChar"/>
+        </w:rPr>
+        <w:t xml:space="preserve">a（新）.txt</w:t>
+      </w:r>
+      <w:r>
+        <w:t xml:space="preserve">），对</w:t>
+      </w:r>
+      <w:r>
+        <w:rPr>
+          <w:bCs/>
+          <w:b/>
+        </w:rPr>
+        <w:t xml:space="preserve">文件夹</w:t>
+      </w:r>
+      <w:r>
+        <w:t xml:space="preserve">在</w:t>
+      </w:r>
+      <w:r>
+        <w:rPr>
+          <w:bCs/>
+          <w:b/>
+        </w:rPr>
+        <w:t xml:space="preserve">夹名</w:t>
+      </w:r>
+      <w:r>
+        <w:t xml:space="preserve">末尾</w:t>
+      </w:r>
+      <w:r>
+        <w:rPr>
+          <w:bCs/>
+          <w:b/>
+        </w:rPr>
+        <w:t xml:space="preserve">追加</w:t>
+      </w:r>
+      <w:r>
+        <w:t xml:space="preserve"> </w:t>
+      </w:r>
+      <w:r>
+        <w:rPr>
+          <w:rStyle w:val="VerbatimChar"/>
+        </w:rPr>
+        <w:t xml:space="preserve">（新）</w:t>
+      </w:r>
+      <w:r>
+        <w:t xml:space="preserve">；若</w:t>
+      </w:r>
+      <w:r>
+        <w:rPr>
+          <w:bCs/>
+          <w:b/>
+        </w:rPr>
+        <w:t xml:space="preserve">追加</w:t>
+      </w:r>
+      <w:r>
+        <w:t xml:space="preserve">后</w:t>
+      </w:r>
+      <w:r>
+        <w:rPr>
+          <w:bCs/>
+          <w:b/>
+        </w:rPr>
+        <w:t xml:space="preserve">仍</w:t>
+      </w:r>
+      <w:r>
+        <w:t xml:space="preserve">冲突，可</w:t>
+      </w:r>
+      <w:r>
+        <w:rPr>
+          <w:bCs/>
+          <w:b/>
+        </w:rPr>
+        <w:t xml:space="preserve">在名称末尾</w:t>
+      </w:r>
+      <w:r>
+        <w:t xml:space="preserve">继续</w:t>
+      </w:r>
+      <w:r>
+        <w:rPr>
+          <w:bCs/>
+          <w:b/>
+        </w:rPr>
+        <w:t xml:space="preserve">追加</w:t>
+      </w:r>
+      <w:r>
+        <w:t xml:space="preserve"> </w:t>
+      </w:r>
+      <w:r>
+        <w:rPr>
+          <w:rStyle w:val="VerbatimChar"/>
+        </w:rPr>
+        <w:t xml:space="preserve">（新）</w:t>
+      </w:r>
+      <w:r>
+        <w:t xml:space="preserve"> </w:t>
+      </w:r>
+      <w:r>
+        <w:t xml:space="preserve">直至在</w:t>
+      </w:r>
+      <w:r>
+        <w:rPr>
+          <w:bCs/>
+          <w:b/>
+        </w:rPr>
+        <w:t xml:space="preserve">同级</w:t>
+      </w:r>
+      <w:r>
+        <w:t xml:space="preserve">唯一。</w:t>
       </w:r>
     </w:p>
     <w:p>
       <w:pPr>
         <w:numPr>
           <w:ilvl w:val="0"/>
+          <w:numId w:val="1012"/>
+        </w:numPr>
+        <w:pStyle w:val="Compact"/>
+      </w:pPr>
+      <w:r>
+        <w:rPr>
+          <w:bCs/>
+          <w:b/>
+        </w:rPr>
+        <w:t xml:space="preserve">校验（必填）</w:t>
+      </w:r>
+      <w:r>
+        <w:t xml:space="preserve">：</w:t>
+      </w:r>
+    </w:p>
+    <w:p>
+      <w:pPr>
+        <w:numPr>
+          <w:ilvl w:val="1"/>
           <w:numId w:val="1014"/>
         </w:numPr>
         <w:pStyle w:val="Compact"/>
       </w:pPr>
       <w:r>
-        <w:t xml:space="preserve">列表</w:t>
-      </w:r>
-      <w:r>
-        <w:rPr>
-          <w:bCs/>
-          <w:b/>
-        </w:rPr>
-        <w:t xml:space="preserve">每一行</w:t>
-      </w:r>
-      <w:r>
-        <w:t xml:space="preserve">的</w:t>
-      </w:r>
-      <w:r>
-        <w:t xml:space="preserve"> </w:t>
-      </w:r>
-      <w:r>
-        <w:rPr>
-          <w:bCs/>
-          <w:b/>
-        </w:rPr>
-        <w:t xml:space="preserve">需求文档</w:t>
-      </w:r>
-      <w:r>
-        <w:t xml:space="preserve"> </w:t>
-      </w:r>
-      <w:r>
-        <w:t xml:space="preserve">列提供</w:t>
-      </w:r>
-      <w:r>
-        <w:t xml:space="preserve"> </w:t>
-      </w:r>
-      <w:r>
-        <w:rPr>
-          <w:bCs/>
-          <w:b/>
-        </w:rPr>
-        <w:t xml:space="preserve">「文档查看」类入口</w:t>
-      </w:r>
-      <w:r>
-        <w:t xml:space="preserve">（如链接或按钮）。</w:t>
+        <w:t xml:space="preserve">项目名称</w:t>
+      </w:r>
+      <w:r>
+        <w:br/>
       </w:r>
     </w:p>
     <w:p>
       <w:pPr>
         <w:numPr>
-          <w:ilvl w:val="0"/>
+          <w:ilvl w:val="1"/>
           <w:numId w:val="1014"/>
         </w:numPr>
         <w:pStyle w:val="Compact"/>
       </w:pPr>
       <w:r>
-        <w:rPr>
-          <w:bCs/>
-          <w:b/>
-        </w:rPr>
-        <w:t xml:space="preserve">跳转目标</w:t>
-      </w:r>
-      <w:r>
-        <w:t xml:space="preserve">（</w:t>
-      </w:r>
-      <w:r>
-        <w:rPr>
-          <w:bCs/>
-          <w:b/>
-        </w:rPr>
-        <w:t xml:space="preserve">明确</w:t>
-      </w:r>
-      <w:r>
-        <w:t xml:space="preserve">）：</w:t>
-      </w:r>
-      <w:r>
-        <w:rPr>
-          <w:bCs/>
-          <w:b/>
-        </w:rPr>
-        <w:t xml:space="preserve">切换/打开</w:t>
-      </w:r>
-      <w:r>
-        <w:t xml:space="preserve"> </w:t>
-      </w:r>
-      <w:r>
-        <w:rPr>
-          <w:bCs/>
-          <w:b/>
-        </w:rPr>
-        <w:t xml:space="preserve">「需求文档管理」</w:t>
-      </w:r>
-      <w:r>
-        <w:t xml:space="preserve"> </w:t>
-      </w:r>
-      <w:r>
-        <w:t xml:space="preserve">标签页，在</w:t>
-      </w:r>
-      <w:r>
-        <w:rPr>
-          <w:bCs/>
-          <w:b/>
-        </w:rPr>
-        <w:t xml:space="preserve">目录树</w:t>
-      </w:r>
-      <w:r>
-        <w:t xml:space="preserve">中选中</w:t>
-      </w:r>
-      <w:r>
-        <w:t xml:space="preserve"> </w:t>
-      </w:r>
-      <w:r>
-        <w:rPr>
-          <w:bCs/>
-          <w:b/>
-        </w:rPr>
-        <w:t xml:space="preserve">「项目名称」→「该行的版本号」</w:t>
-      </w:r>
-      <w:r>
-        <w:t xml:space="preserve"> </w:t>
-      </w:r>
-      <w:r>
-        <w:t xml:space="preserve">对应的</w:t>
-      </w:r>
-      <w:r>
-        <w:t xml:space="preserve"> </w:t>
-      </w:r>
-      <w:r>
-        <w:rPr>
-          <w:bCs/>
-          <w:b/>
-        </w:rPr>
-        <w:t xml:space="preserve">第 2 层节点</w:t>
-      </w:r>
-      <w:r>
-        <w:t xml:space="preserve">（与</w:t>
-      </w:r>
-      <w:r>
-        <w:t xml:space="preserve"> </w:t>
-      </w:r>
-      <w:r>
-        <w:rPr>
-          <w:bCs/>
-          <w:b/>
-        </w:rPr>
-        <w:t xml:space="preserve">6.2</w:t>
-      </w:r>
-      <w:r>
-        <w:t xml:space="preserve"> </w:t>
-      </w:r>
-      <w:r>
-        <w:t xml:space="preserve">节中</w:t>
-      </w:r>
-      <w:r>
-        <w:t xml:space="preserve"> </w:t>
-      </w:r>
-      <w:r>
-        <w:rPr>
-          <w:bCs/>
-          <w:b/>
-        </w:rPr>
-        <w:t xml:space="preserve">项目 → 版本</w:t>
-      </w:r>
-      <w:r>
-        <w:t xml:space="preserve"> </w:t>
-      </w:r>
-      <w:r>
-        <w:t xml:space="preserve">树结构一致，即该项目下该</w:t>
-      </w:r>
-      <w:r>
-        <w:rPr>
-          <w:bCs/>
-          <w:b/>
-        </w:rPr>
-        <w:t xml:space="preserve">版本</w:t>
-      </w:r>
-      <w:r>
-        <w:t xml:space="preserve">文档的</w:t>
-      </w:r>
-      <w:r>
-        <w:rPr>
-          <w:bCs/>
-          <w:b/>
-        </w:rPr>
-        <w:t xml:space="preserve">根目录</w:t>
-      </w:r>
-      <w:r>
-        <w:t xml:space="preserve">节点）。</w:t>
-      </w:r>
-      <w:r>
-        <w:rPr>
-          <w:bCs/>
-          <w:b/>
-        </w:rPr>
-        <w:t xml:space="preserve">不</w:t>
-      </w:r>
-      <w:r>
-        <w:t xml:space="preserve">自动下钻到更</w:t>
-      </w:r>
-      <w:r>
-        <w:rPr>
-          <w:bCs/>
-          <w:b/>
-        </w:rPr>
-        <w:t xml:space="preserve">深层</w:t>
-      </w:r>
-      <w:r>
-        <w:t xml:space="preserve">子目录，用户可在</w:t>
-      </w:r>
-      <w:r>
-        <w:rPr>
-          <w:bCs/>
-          <w:b/>
-        </w:rPr>
-        <w:t xml:space="preserve">左树</w:t>
-      </w:r>
-      <w:r>
-        <w:t xml:space="preserve">中自行展开</w:t>
-      </w:r>
-      <w:r>
-        <w:rPr>
-          <w:bCs/>
-          <w:b/>
-        </w:rPr>
-        <w:t xml:space="preserve">子文件夹</w:t>
-      </w:r>
-      <w:r>
-        <w:t xml:space="preserve">；</w:t>
-      </w:r>
-      <w:r>
-        <w:rPr>
-          <w:bCs/>
-          <w:b/>
-        </w:rPr>
-        <w:t xml:space="preserve">右表</w:t>
-      </w:r>
-      <w:r>
-        <w:t xml:space="preserve">展示该</w:t>
-      </w:r>
-      <w:r>
-        <w:rPr>
-          <w:bCs/>
-          <w:b/>
-        </w:rPr>
-        <w:t xml:space="preserve">版本号</w:t>
-      </w:r>
-      <w:r>
-        <w:t xml:space="preserve">目录在</w:t>
-      </w:r>
-      <w:r>
-        <w:t xml:space="preserve"> </w:t>
-      </w:r>
-      <w:r>
-        <w:rPr>
-          <w:bCs/>
-          <w:b/>
-        </w:rPr>
-        <w:t xml:space="preserve">§6.2.3/6.2.4</w:t>
-      </w:r>
-      <w:r>
-        <w:t xml:space="preserve"> </w:t>
-      </w:r>
-      <w:r>
-        <w:t xml:space="preserve">约定下的内容。</w:t>
+        <w:t xml:space="preserve">版本号（与「项目名称」共同构成</w:t>
+      </w:r>
+      <w:r>
+        <w:rPr>
+          <w:bCs/>
+          <w:b/>
+        </w:rPr>
+        <w:t xml:space="preserve">业务主键</w:t>
+      </w:r>
+      <w:r>
+        <w:t xml:space="preserve">）</w:t>
+      </w:r>
+      <w:r>
+        <w:br/>
       </w:r>
     </w:p>
     <w:p>
       <w:pPr>
         <w:numPr>
-          <w:ilvl w:val="0"/>
+          <w:ilvl w:val="1"/>
           <w:numId w:val="1014"/>
         </w:numPr>
         <w:pStyle w:val="Compact"/>
       </w:pPr>
       <w:r>
-        <w:rPr>
-          <w:bCs/>
-          <w:b/>
-        </w:rPr>
-        <w:t xml:space="preserve">行为补充</w:t>
-      </w:r>
-      <w:r>
-        <w:t xml:space="preserve">：树</w:t>
-      </w:r>
-      <w:r>
-        <w:rPr>
-          <w:bCs/>
-          <w:b/>
-        </w:rPr>
-        <w:t xml:space="preserve">高亮/展开</w:t>
-      </w:r>
-      <w:r>
-        <w:t xml:space="preserve"> </w:t>
-      </w:r>
-      <w:r>
-        <w:t xml:space="preserve">至该</w:t>
-      </w:r>
-      <w:r>
-        <w:rPr>
-          <w:bCs/>
-          <w:b/>
-        </w:rPr>
-        <w:t xml:space="preserve">版本号</w:t>
-      </w:r>
-      <w:r>
-        <w:t xml:space="preserve"> </w:t>
-      </w:r>
-      <w:r>
-        <w:t xml:space="preserve">节点后，</w:t>
-      </w:r>
-      <w:r>
-        <w:rPr>
-          <w:bCs/>
-          <w:b/>
-        </w:rPr>
-        <w:t xml:space="preserve">本层直挂 的</w:t>
-      </w:r>
-      <w:r>
-        <w:t xml:space="preserve"> </w:t>
-      </w:r>
-      <w:r>
-        <w:t xml:space="preserve">文件 进入</w:t>
-      </w:r>
-      <w:r>
-        <w:rPr>
-          <w:bCs/>
-          <w:b/>
-        </w:rPr>
-        <w:t xml:space="preserve">右侧</w:t>
-      </w:r>
-      <w:r>
-        <w:t xml:space="preserve"> </w:t>
-      </w:r>
-      <w:r>
-        <w:t xml:space="preserve">表格，</w:t>
-      </w:r>
-      <w:r>
-        <w:rPr>
-          <w:bCs/>
-          <w:b/>
-        </w:rPr>
-        <w:t xml:space="preserve">子文件夹</w:t>
-      </w:r>
-      <w:r>
-        <w:t xml:space="preserve"> </w:t>
-      </w:r>
-      <w:r>
-        <w:t xml:space="preserve">只出现在</w:t>
-      </w:r>
-      <w:r>
-        <w:rPr>
-          <w:bCs/>
-          <w:b/>
-        </w:rPr>
-        <w:t xml:space="preserve">左侧</w:t>
-      </w:r>
-      <w:r>
-        <w:t xml:space="preserve">树 中，分工见</w:t>
-      </w:r>
-      <w:r>
-        <w:t xml:space="preserve"> </w:t>
-      </w:r>
-      <w:r>
-        <w:rPr>
-          <w:bCs/>
-          <w:b/>
-        </w:rPr>
-        <w:t xml:space="preserve">§6.2.3</w:t>
-      </w:r>
-      <w:r>
-        <w:t xml:space="preserve">。</w:t>
-      </w:r>
-    </w:p>
-    <w:p>
-      <w:pPr>
-        <w:pStyle w:val="FirstParagraph"/>
-      </w:pPr>
-      <w:r>
-        <w:rPr>
-          <w:bCs/>
-          <w:b/>
-        </w:rPr>
-        <w:t xml:space="preserve">验收要点</w:t>
-      </w:r>
-      <w:r>
-        <w:t xml:space="preserve">：从项目 A、版本 V 的一行点「文档查看」，应看到目录树</w:t>
-      </w:r>
-      <w:r>
-        <w:rPr>
-          <w:bCs/>
-          <w:b/>
-        </w:rPr>
-        <w:t xml:space="preserve">高亮/展开</w:t>
-      </w:r>
-      <w:r>
-        <w:t xml:space="preserve">到</w:t>
-      </w:r>
-      <w:r>
-        <w:t xml:space="preserve"> </w:t>
-      </w:r>
-      <w:r>
-        <w:rPr>
-          <w:bCs/>
-          <w:b/>
-        </w:rPr>
-        <w:t xml:space="preserve">项目 A 下的「版本 V」</w:t>
-      </w:r>
-      <w:r>
-        <w:t xml:space="preserve"> </w:t>
-      </w:r>
-      <w:r>
-        <w:t xml:space="preserve">这一层，右侧为</w:t>
-      </w:r>
-      <w:r>
-        <w:rPr>
-          <w:bCs/>
-          <w:b/>
-        </w:rPr>
-        <w:t xml:space="preserve">该版本</w:t>
-      </w:r>
-      <w:r>
-        <w:t xml:space="preserve">目录下内容；若该版本下仅有子文件夹，右侧按</w:t>
-      </w:r>
-      <w:r>
-        <w:t xml:space="preserve"> </w:t>
-      </w:r>
-      <w:r>
-        <w:rPr>
-          <w:bCs/>
-          <w:b/>
-        </w:rPr>
-        <w:t xml:space="preserve">§6.2.3</w:t>
-      </w:r>
-      <w:r>
-        <w:t xml:space="preserve"> </w:t>
-      </w:r>
-      <w:r>
-        <w:t xml:space="preserve">显示「当前目录」下文档列表或</w:t>
-      </w:r>
-      <w:r>
-        <w:rPr>
-          <w:bCs/>
-          <w:b/>
-        </w:rPr>
-        <w:t xml:space="preserve">空</w:t>
-      </w:r>
-      <w:r>
-        <w:t xml:space="preserve">（可再点进子节点）。</w:t>
-      </w:r>
-    </w:p>
-    <w:p>
-      <w:r>
-        <w:pict>
-          <v:rect style="width:0;height:1.5pt" o:hralign="center" o:hrstd="t" o:hr="t"/>
-        </w:pict>
-      </w:r>
-    </w:p>
-    <w:bookmarkEnd w:id="34"/>
-    <w:bookmarkEnd w:id="35"/>
-    <w:bookmarkStart w:id="40" w:name="二级菜单项目管理-需求文档管理"/>
-    <w:p>
-      <w:pPr>
-        <w:pStyle w:val="Heading3"/>
-      </w:pPr>
-      <w:r>
-        <w:t xml:space="preserve">6.2 二级菜单：项目管理 → 需求文档管理</w:t>
-      </w:r>
-    </w:p>
-    <w:p>
-      <w:pPr>
-        <w:pStyle w:val="FirstParagraph"/>
-      </w:pPr>
-      <w:r>
-        <w:rPr>
-          <w:bCs/>
-          <w:b/>
-        </w:rPr>
-        <w:t xml:space="preserve">定位</w:t>
-      </w:r>
-      <w:r>
-        <w:t xml:space="preserve">：以「目录树 + 文档表」管理所有需求文档的归属与操作。</w:t>
-      </w:r>
-    </w:p>
-    <w:bookmarkStart w:id="36" w:name="页面结构两栏"/>
-    <w:p>
-      <w:pPr>
-        <w:pStyle w:val="Heading4"/>
-      </w:pPr>
-      <w:r>
-        <w:t xml:space="preserve">6.2.1 页面结构（两栏）</w:t>
+        <w:t xml:space="preserve">项目经理</w:t>
       </w:r>
     </w:p>
     <w:p>
       <w:pPr>
         <w:numPr>
           <w:ilvl w:val="0"/>
+          <w:numId w:val="1012"/>
+        </w:numPr>
+        <w:pStyle w:val="Compact"/>
+      </w:pPr>
+      <w:r>
+        <w:rPr>
+          <w:bCs/>
+          <w:b/>
+        </w:rPr>
+        <w:t xml:space="preserve">「项目名称 + 版本号」唯一性校验</w:t>
+      </w:r>
+      <w:r>
+        <w:t xml:space="preserve">（</w:t>
+      </w:r>
+      <w:r>
+        <w:rPr>
+          <w:bCs/>
+          <w:b/>
+        </w:rPr>
+        <w:t xml:space="preserve">新增</w:t>
+      </w:r>
+      <w:r>
+        <w:t xml:space="preserve">与</w:t>
+      </w:r>
+      <w:r>
+        <w:rPr>
+          <w:bCs/>
+          <w:b/>
+        </w:rPr>
+        <w:t xml:space="preserve">修改</w:t>
+      </w:r>
+      <w:r>
+        <w:t xml:space="preserve">均须执行）：</w:t>
+      </w:r>
+    </w:p>
+    <w:p>
+      <w:pPr>
+        <w:numPr>
+          <w:ilvl w:val="1"/>
           <w:numId w:val="1015"/>
         </w:numPr>
         <w:pStyle w:val="Compact"/>
@@ -2792,26 +3161,39 @@
           <w:bCs/>
           <w:b/>
         </w:rPr>
-        <w:t xml:space="preserve">左</w:t>
-      </w:r>
-      <w:r>
-        <w:t xml:space="preserve">：</w:t>
-      </w:r>
-      <w:r>
-        <w:rPr>
-          <w:bCs/>
-          <w:b/>
-        </w:rPr>
-        <w:t xml:space="preserve">需求文档目录树</w:t>
-      </w:r>
-      <w:r>
-        <w:br/>
+        <w:t xml:space="preserve">保存前</w:t>
+      </w:r>
+      <w:r>
+        <w:t xml:space="preserve">（点击「确定」时）在</w:t>
+      </w:r>
+      <w:r>
+        <w:rPr>
+          <w:bCs/>
+          <w:b/>
+        </w:rPr>
+        <w:t xml:space="preserve">全库</w:t>
+      </w:r>
+      <w:r>
+        <w:t xml:space="preserve">检查是否已存在</w:t>
+      </w:r>
+      <w:r>
+        <w:rPr>
+          <w:bCs/>
+          <w:b/>
+        </w:rPr>
+        <w:t xml:space="preserve">相同「项目名称 + 版本号」</w:t>
+      </w:r>
+      <w:r>
+        <w:t xml:space="preserve"> </w:t>
+      </w:r>
+      <w:r>
+        <w:t xml:space="preserve">的组合。</w:t>
       </w:r>
     </w:p>
     <w:p>
       <w:pPr>
         <w:numPr>
-          <w:ilvl w:val="0"/>
+          <w:ilvl w:val="1"/>
           <w:numId w:val="1015"/>
         </w:numPr>
         <w:pStyle w:val="Compact"/>
@@ -2821,51 +3203,164 @@
           <w:bCs/>
           <w:b/>
         </w:rPr>
-        <w:t xml:space="preserve">右</w:t>
-      </w:r>
-      <w:r>
-        <w:t xml:space="preserve">：</w:t>
-      </w:r>
-      <w:r>
-        <w:rPr>
-          <w:bCs/>
-          <w:b/>
-        </w:rPr>
-        <w:t xml:space="preserve">当前选中目录</w:t>
-      </w:r>
-      <w:r>
-        <w:t xml:space="preserve"> </w:t>
-      </w:r>
-      <w:r>
-        <w:t xml:space="preserve">对应的</w:t>
-      </w:r>
-      <w:r>
-        <w:t xml:space="preserve"> </w:t>
-      </w:r>
-      <w:r>
-        <w:rPr>
-          <w:bCs/>
-          <w:b/>
-        </w:rPr>
-        <w:t xml:space="preserve">文档表单/列表</w:t>
-      </w:r>
-    </w:p>
-    <w:p>
-      <w:pPr>
-        <w:pStyle w:val="FirstParagraph"/>
-      </w:pPr>
-      <w:r>
-        <w:t xml:space="preserve">仅当选中某目录时，右侧展示其内容；切换目录时右侧刷新。</w:t>
-      </w:r>
-    </w:p>
-    <w:bookmarkEnd w:id="36"/>
-    <w:bookmarkStart w:id="37" w:name="目录树结构"/>
+        <w:t xml:space="preserve">新增</w:t>
+      </w:r>
+      <w:r>
+        <w:t xml:space="preserve">：若已存在，</w:t>
+      </w:r>
+      <w:r>
+        <w:rPr>
+          <w:bCs/>
+          <w:b/>
+        </w:rPr>
+        <w:t xml:space="preserve">禁止保存</w:t>
+      </w:r>
+      <w:r>
+        <w:t xml:space="preserve">，</w:t>
+      </w:r>
+      <w:r>
+        <w:rPr>
+          <w:bCs/>
+          <w:b/>
+        </w:rPr>
+        <w:t xml:space="preserve">提示</w:t>
+      </w:r>
+      <w:r>
+        <w:t xml:space="preserve">（示例）：「已存在相同项目名称与版本号的项目，请修改名称或版本号后重试。」</w:t>
+      </w:r>
+    </w:p>
+    <w:p>
+      <w:pPr>
+        <w:numPr>
+          <w:ilvl w:val="1"/>
+          <w:numId w:val="1015"/>
+        </w:numPr>
+        <w:pStyle w:val="Compact"/>
+      </w:pPr>
+      <w:r>
+        <w:rPr>
+          <w:bCs/>
+          <w:b/>
+        </w:rPr>
+        <w:t xml:space="preserve">修改</w:t>
+      </w:r>
+      <w:r>
+        <w:t xml:space="preserve">：若用户将</w:t>
+      </w:r>
+      <w:r>
+        <w:rPr>
+          <w:bCs/>
+          <w:b/>
+        </w:rPr>
+        <w:t xml:space="preserve">项目名称</w:t>
+      </w:r>
+      <w:r>
+        <w:t xml:space="preserve">或</w:t>
+      </w:r>
+      <w:r>
+        <w:rPr>
+          <w:bCs/>
+          <w:b/>
+        </w:rPr>
+        <w:t xml:space="preserve">版本号</w:t>
+      </w:r>
+      <w:r>
+        <w:t xml:space="preserve">改为与</w:t>
+      </w:r>
+      <w:r>
+        <w:rPr>
+          <w:bCs/>
+          <w:b/>
+        </w:rPr>
+        <w:t xml:space="preserve">其他行</w:t>
+      </w:r>
+      <w:r>
+        <w:t xml:space="preserve">已存在的组合</w:t>
+      </w:r>
+      <w:r>
+        <w:rPr>
+          <w:bCs/>
+          <w:b/>
+        </w:rPr>
+        <w:t xml:space="preserve">重复</w:t>
+      </w:r>
+      <w:r>
+        <w:t xml:space="preserve">，</w:t>
+      </w:r>
+      <w:r>
+        <w:rPr>
+          <w:bCs/>
+          <w:b/>
+        </w:rPr>
+        <w:t xml:space="preserve">禁止保存</w:t>
+      </w:r>
+      <w:r>
+        <w:t xml:space="preserve">，</w:t>
+      </w:r>
+      <w:r>
+        <w:rPr>
+          <w:bCs/>
+          <w:b/>
+        </w:rPr>
+        <w:t xml:space="preserve">提示</w:t>
+      </w:r>
+      <w:r>
+        <w:t xml:space="preserve">同上；若</w:t>
+      </w:r>
+      <w:r>
+        <w:rPr>
+          <w:bCs/>
+          <w:b/>
+        </w:rPr>
+        <w:t xml:space="preserve">未改</w:t>
+      </w:r>
+      <w:r>
+        <w:t xml:space="preserve">该组合，仅改其他字段，</w:t>
+      </w:r>
+      <w:r>
+        <w:rPr>
+          <w:bCs/>
+          <w:b/>
+        </w:rPr>
+        <w:t xml:space="preserve">应允许</w:t>
+      </w:r>
+      <w:r>
+        <w:t xml:space="preserve">保存。</w:t>
+      </w:r>
+    </w:p>
+    <w:p>
+      <w:pPr>
+        <w:pStyle w:val="BlockText"/>
+      </w:pPr>
+      <w:r>
+        <w:rPr>
+          <w:bCs/>
+          <w:b/>
+        </w:rPr>
+        <w:t xml:space="preserve">说明</w:t>
+      </w:r>
+      <w:r>
+        <w:t xml:space="preserve">：列表中「项目名称」与「版本号」为两个独立展示字段，</w:t>
+      </w:r>
+      <w:r>
+        <w:rPr>
+          <w:bCs/>
+          <w:b/>
+        </w:rPr>
+        <w:t xml:space="preserve">业务上</w:t>
+      </w:r>
+      <w:r>
+        <w:t xml:space="preserve">以二者组合唯一标识一个项目行。</w:t>
+      </w:r>
+    </w:p>
+    <w:bookmarkEnd w:id="33"/>
+    <w:bookmarkStart w:id="34" w:name="需求文档列与跨页跳转"/>
     <w:p>
       <w:pPr>
         <w:pStyle w:val="Heading4"/>
       </w:pPr>
       <w:r>
-        <w:t xml:space="preserve">6.2.2 目录树结构</w:t>
+        <w:t xml:space="preserve">6.1.5 「需求文档」列与跨页跳转</w:t>
       </w:r>
     </w:p>
     <w:p>
@@ -2877,76 +3372,46 @@
         <w:pStyle w:val="Compact"/>
       </w:pPr>
       <w:r>
-        <w:rPr>
-          <w:bCs/>
-          <w:b/>
-        </w:rPr>
-        <w:t xml:space="preserve">根结构</w:t>
-      </w:r>
-      <w:r>
-        <w:t xml:space="preserve">：</w:t>
-      </w:r>
-      <w:r>
-        <w:rPr>
-          <w:bCs/>
-          <w:b/>
-        </w:rPr>
-        <w:t xml:space="preserve">第 1 层</w:t>
-      </w:r>
-      <w:r>
-        <w:t xml:space="preserve"> </w:t>
-      </w:r>
-      <w:r>
-        <w:t xml:space="preserve">为</w:t>
-      </w:r>
-      <w:r>
-        <w:t xml:space="preserve"> </w:t>
-      </w:r>
-      <w:r>
-        <w:rPr>
-          <w:bCs/>
-          <w:b/>
-        </w:rPr>
-        <w:t xml:space="preserve">项目名称</w:t>
-      </w:r>
-      <w:r>
-        <w:t xml:space="preserve">；</w:t>
-      </w:r>
-      <w:r>
-        <w:rPr>
-          <w:bCs/>
-          <w:b/>
-        </w:rPr>
-        <w:t xml:space="preserve">第 2 层</w:t>
-      </w:r>
-      <w:r>
-        <w:t xml:space="preserve"> </w:t>
-      </w:r>
-      <w:r>
-        <w:t xml:space="preserve">为</w:t>
-      </w:r>
-      <w:r>
-        <w:t xml:space="preserve"> </w:t>
-      </w:r>
-      <w:r>
-        <w:rPr>
-          <w:bCs/>
-          <w:b/>
-        </w:rPr>
-        <w:t xml:space="preserve">版本号</w:t>
-      </w:r>
-      <w:r>
-        <w:t xml:space="preserve">（</w:t>
-      </w:r>
-      <w:r>
-        <w:rPr>
-          <w:bCs/>
-          <w:b/>
-        </w:rPr>
-        <w:t xml:space="preserve">即与 §6.1.5 跳转目标对应的「二级目录」</w:t>
-      </w:r>
-      <w:r>
-        <w:t xml:space="preserve">——某项目下某一版本的根）。</w:t>
+        <w:t xml:space="preserve">列表</w:t>
+      </w:r>
+      <w:r>
+        <w:rPr>
+          <w:bCs/>
+          <w:b/>
+        </w:rPr>
+        <w:t xml:space="preserve">每一行</w:t>
+      </w:r>
+      <w:r>
+        <w:t xml:space="preserve">的</w:t>
+      </w:r>
+      <w:r>
+        <w:t xml:space="preserve"> </w:t>
+      </w:r>
+      <w:r>
+        <w:rPr>
+          <w:bCs/>
+          <w:b/>
+        </w:rPr>
+        <w:t xml:space="preserve">需求文档</w:t>
+      </w:r>
+      <w:r>
+        <w:t xml:space="preserve"> </w:t>
+      </w:r>
+      <w:r>
+        <w:t xml:space="preserve">列提供</w:t>
+      </w:r>
+      <w:r>
+        <w:t xml:space="preserve"> </w:t>
+      </w:r>
+      <w:r>
+        <w:rPr>
+          <w:bCs/>
+          <w:b/>
+        </w:rPr>
+        <w:t xml:space="preserve">「文档查看」类入口</w:t>
+      </w:r>
+      <w:r>
+        <w:t xml:space="preserve">（如链接或按钮）。</w:t>
       </w:r>
     </w:p>
     <w:p>
@@ -2962,73 +3427,7 @@
           <w:bCs/>
           <w:b/>
         </w:rPr>
-        <w:t xml:space="preserve">第 3 层及以深</w:t>
-      </w:r>
-      <w:r>
-        <w:t xml:space="preserve">：在「版本号」下，</w:t>
-      </w:r>
-      <w:r>
-        <w:rPr>
-          <w:bCs/>
-          <w:b/>
-        </w:rPr>
-        <w:t xml:space="preserve">既可以</w:t>
-      </w:r>
-      <w:r>
-        <w:t xml:space="preserve"> </w:t>
-      </w:r>
-      <w:r>
-        <w:t xml:space="preserve">直接挂</w:t>
-      </w:r>
-      <w:r>
-        <w:rPr>
-          <w:bCs/>
-          <w:b/>
-        </w:rPr>
-        <w:t xml:space="preserve">单个/多个</w:t>
-      </w:r>
-      <w:r>
-        <w:t xml:space="preserve">需求文档</w:t>
-      </w:r>
-      <w:r>
-        <w:rPr>
-          <w:bCs/>
-          <w:b/>
-        </w:rPr>
-        <w:t xml:space="preserve">文件</w:t>
-      </w:r>
-      <w:r>
-        <w:t xml:space="preserve">节点，</w:t>
-      </w:r>
-      <w:r>
-        <w:rPr>
-          <w:bCs/>
-          <w:b/>
-        </w:rPr>
-        <w:t xml:space="preserve">也可以</w:t>
-      </w:r>
-      <w:r>
-        <w:t xml:space="preserve"> </w:t>
-      </w:r>
-      <w:r>
-        <w:t xml:space="preserve">挂</w:t>
-      </w:r>
-      <w:r>
-        <w:rPr>
-          <w:bCs/>
-          <w:b/>
-        </w:rPr>
-        <w:t xml:space="preserve">文件夹</w:t>
-      </w:r>
-      <w:r>
-        <w:t xml:space="preserve">节点。文件夹</w:t>
-      </w:r>
-      <w:r>
-        <w:rPr>
-          <w:bCs/>
-          <w:b/>
-        </w:rPr>
-        <w:t xml:space="preserve">可以嵌套</w:t>
+        <w:t xml:space="preserve">跳转目标</w:t>
       </w:r>
       <w:r>
         <w:t xml:space="preserve">（</w:t>
@@ -3038,27 +3437,161 @@
           <w:bCs/>
           <w:b/>
         </w:rPr>
-        <w:t xml:space="preserve">子文件夹下</w:t>
-      </w:r>
-      <w:r>
-        <w:t xml:space="preserve">还可继续有文件或</w:t>
-      </w:r>
-      <w:r>
-        <w:rPr>
-          <w:bCs/>
-          <w:b/>
-        </w:rPr>
-        <w:t xml:space="preserve">更深</w:t>
-      </w:r>
-      <w:r>
-        <w:t xml:space="preserve">子目录），</w:t>
-      </w:r>
-      <w:r>
-        <w:rPr>
-          <w:bCs/>
-          <w:b/>
-        </w:rPr>
-        <w:t xml:space="preserve">目录树在深度上可延展</w:t>
+        <w:t xml:space="preserve">明确</w:t>
+      </w:r>
+      <w:r>
+        <w:t xml:space="preserve">）：</w:t>
+      </w:r>
+      <w:r>
+        <w:rPr>
+          <w:bCs/>
+          <w:b/>
+        </w:rPr>
+        <w:t xml:space="preserve">切换/打开</w:t>
+      </w:r>
+      <w:r>
+        <w:t xml:space="preserve"> </w:t>
+      </w:r>
+      <w:r>
+        <w:rPr>
+          <w:bCs/>
+          <w:b/>
+        </w:rPr>
+        <w:t xml:space="preserve">「需求文档管理」</w:t>
+      </w:r>
+      <w:r>
+        <w:t xml:space="preserve"> </w:t>
+      </w:r>
+      <w:r>
+        <w:t xml:space="preserve">标签页，在</w:t>
+      </w:r>
+      <w:r>
+        <w:rPr>
+          <w:bCs/>
+          <w:b/>
+        </w:rPr>
+        <w:t xml:space="preserve">目录树</w:t>
+      </w:r>
+      <w:r>
+        <w:t xml:space="preserve">中选中</w:t>
+      </w:r>
+      <w:r>
+        <w:t xml:space="preserve"> </w:t>
+      </w:r>
+      <w:r>
+        <w:rPr>
+          <w:bCs/>
+          <w:b/>
+        </w:rPr>
+        <w:t xml:space="preserve">「项目名称」→「该行的版本号」</w:t>
+      </w:r>
+      <w:r>
+        <w:t xml:space="preserve"> </w:t>
+      </w:r>
+      <w:r>
+        <w:t xml:space="preserve">对应的</w:t>
+      </w:r>
+      <w:r>
+        <w:t xml:space="preserve"> </w:t>
+      </w:r>
+      <w:r>
+        <w:rPr>
+          <w:bCs/>
+          <w:b/>
+        </w:rPr>
+        <w:t xml:space="preserve">第 2 层节点</w:t>
+      </w:r>
+      <w:r>
+        <w:t xml:space="preserve">（与</w:t>
+      </w:r>
+      <w:r>
+        <w:t xml:space="preserve"> </w:t>
+      </w:r>
+      <w:r>
+        <w:rPr>
+          <w:bCs/>
+          <w:b/>
+        </w:rPr>
+        <w:t xml:space="preserve">6.2</w:t>
+      </w:r>
+      <w:r>
+        <w:t xml:space="preserve"> </w:t>
+      </w:r>
+      <w:r>
+        <w:t xml:space="preserve">节中</w:t>
+      </w:r>
+      <w:r>
+        <w:t xml:space="preserve"> </w:t>
+      </w:r>
+      <w:r>
+        <w:rPr>
+          <w:bCs/>
+          <w:b/>
+        </w:rPr>
+        <w:t xml:space="preserve">项目 → 版本</w:t>
+      </w:r>
+      <w:r>
+        <w:t xml:space="preserve"> </w:t>
+      </w:r>
+      <w:r>
+        <w:t xml:space="preserve">树结构一致，即该项目下该</w:t>
+      </w:r>
+      <w:r>
+        <w:rPr>
+          <w:bCs/>
+          <w:b/>
+        </w:rPr>
+        <w:t xml:space="preserve">版本</w:t>
+      </w:r>
+      <w:r>
+        <w:t xml:space="preserve">文档的</w:t>
+      </w:r>
+      <w:r>
+        <w:rPr>
+          <w:bCs/>
+          <w:b/>
+        </w:rPr>
+        <w:t xml:space="preserve">根目录</w:t>
+      </w:r>
+      <w:r>
+        <w:t xml:space="preserve">节点）。</w:t>
+      </w:r>
+      <w:r>
+        <w:rPr>
+          <w:bCs/>
+          <w:b/>
+        </w:rPr>
+        <w:t xml:space="preserve">不</w:t>
+      </w:r>
+      <w:r>
+        <w:t xml:space="preserve">自动下钻到更</w:t>
+      </w:r>
+      <w:r>
+        <w:rPr>
+          <w:bCs/>
+          <w:b/>
+        </w:rPr>
+        <w:t xml:space="preserve">深层</w:t>
+      </w:r>
+      <w:r>
+        <w:t xml:space="preserve">子目录，用户可在</w:t>
+      </w:r>
+      <w:r>
+        <w:rPr>
+          <w:bCs/>
+          <w:b/>
+        </w:rPr>
+        <w:t xml:space="preserve">左树</w:t>
+      </w:r>
+      <w:r>
+        <w:t xml:space="preserve">中自行展开</w:t>
+      </w:r>
+      <w:r>
+        <w:rPr>
+          <w:bCs/>
+          <w:b/>
+        </w:rPr>
+        <w:t xml:space="preserve">子文件夹</w:t>
       </w:r>
       <w:r>
         <w:t xml:space="preserve">；</w:t>
@@ -3068,10 +3601,36 @@
           <w:bCs/>
           <w:b/>
         </w:rPr>
-        <w:t xml:space="preserve">不存在</w:t>
-      </w:r>
-      <w:r>
-        <w:t xml:space="preserve">只能固定三层的限制。</w:t>
+        <w:t xml:space="preserve">右表</w:t>
+      </w:r>
+      <w:r>
+        <w:t xml:space="preserve">展示该</w:t>
+      </w:r>
+      <w:r>
+        <w:rPr>
+          <w:bCs/>
+          <w:b/>
+        </w:rPr>
+        <w:t xml:space="preserve">版本号</w:t>
+      </w:r>
+      <w:r>
+        <w:t xml:space="preserve">目录在</w:t>
+      </w:r>
+      <w:r>
+        <w:t xml:space="preserve"> </w:t>
+      </w:r>
+      <w:r>
+        <w:rPr>
+          <w:bCs/>
+          <w:b/>
+        </w:rPr>
+        <w:t xml:space="preserve">§6.2.3/6.2.4</w:t>
+      </w:r>
+      <w:r>
+        <w:t xml:space="preserve"> </w:t>
+      </w:r>
+      <w:r>
+        <w:t xml:space="preserve">约定下的内容。</w:t>
       </w:r>
     </w:p>
     <w:p>
@@ -3087,76 +3646,800 @@
           <w:bCs/>
           <w:b/>
         </w:rPr>
-        <w:t xml:space="preserve">与上传的关系</w:t>
-      </w:r>
-      <w:r>
-        <w:t xml:space="preserve">：</w:t>
-      </w:r>
-      <w:r>
-        <w:rPr>
-          <w:bCs/>
-          <w:b/>
-        </w:rPr>
-        <w:t xml:space="preserve">上传文件</w:t>
-      </w:r>
-      <w:r>
-        <w:t xml:space="preserve"> </w:t>
-      </w:r>
-      <w:r>
-        <w:t xml:space="preserve">或</w:t>
-      </w:r>
-      <w:r>
-        <w:rPr>
-          <w:bCs/>
-          <w:b/>
-        </w:rPr>
-        <w:t xml:space="preserve">上传文件夹</w:t>
-      </w:r>
-      <w:r>
-        <w:t xml:space="preserve"> </w:t>
-      </w:r>
-      <w:r>
-        <w:t xml:space="preserve">时，当前选中目录为</w:t>
-      </w:r>
-      <w:r>
-        <w:rPr>
-          <w:bCs/>
-          <w:b/>
-        </w:rPr>
-        <w:t xml:space="preserve">落点</w:t>
-      </w:r>
-      <w:r>
-        <w:t xml:space="preserve">；</w:t>
-      </w:r>
-      <w:r>
-        <w:rPr>
-          <w:bCs/>
-          <w:b/>
-        </w:rPr>
-        <w:t xml:space="preserve">上传文件夹</w:t>
-      </w:r>
-      <w:r>
-        <w:t xml:space="preserve"> </w:t>
-      </w:r>
-      <w:r>
-        <w:t xml:space="preserve">时，以选定目录为根，在下方</w:t>
-      </w:r>
-      <w:r>
-        <w:rPr>
-          <w:bCs/>
-          <w:b/>
-        </w:rPr>
-        <w:t xml:space="preserve">按本地文件夹结构</w:t>
-      </w:r>
-      <w:r>
-        <w:t xml:space="preserve">创建/合并子树。</w:t>
+        <w:t xml:space="preserve">行为补充</w:t>
+      </w:r>
+      <w:r>
+        <w:t xml:space="preserve">：树</w:t>
+      </w:r>
+      <w:r>
+        <w:rPr>
+          <w:bCs/>
+          <w:b/>
+        </w:rPr>
+        <w:t xml:space="preserve">高亮/展开</w:t>
+      </w:r>
+      <w:r>
+        <w:t xml:space="preserve"> </w:t>
+      </w:r>
+      <w:r>
+        <w:t xml:space="preserve">至该</w:t>
+      </w:r>
+      <w:r>
+        <w:rPr>
+          <w:bCs/>
+          <w:b/>
+        </w:rPr>
+        <w:t xml:space="preserve">版本号</w:t>
+      </w:r>
+      <w:r>
+        <w:t xml:space="preserve"> </w:t>
+      </w:r>
+      <w:r>
+        <w:t xml:space="preserve">节点后，</w:t>
+      </w:r>
+      <w:r>
+        <w:rPr>
+          <w:bCs/>
+          <w:b/>
+        </w:rPr>
+        <w:t xml:space="preserve">本层直挂 的</w:t>
+      </w:r>
+      <w:r>
+        <w:t xml:space="preserve"> </w:t>
+      </w:r>
+      <w:r>
+        <w:t xml:space="preserve">文件 进入</w:t>
+      </w:r>
+      <w:r>
+        <w:rPr>
+          <w:bCs/>
+          <w:b/>
+        </w:rPr>
+        <w:t xml:space="preserve">右侧</w:t>
+      </w:r>
+      <w:r>
+        <w:t xml:space="preserve"> </w:t>
+      </w:r>
+      <w:r>
+        <w:t xml:space="preserve">表格，</w:t>
+      </w:r>
+      <w:r>
+        <w:rPr>
+          <w:bCs/>
+          <w:b/>
+        </w:rPr>
+        <w:t xml:space="preserve">子文件夹</w:t>
+      </w:r>
+      <w:r>
+        <w:t xml:space="preserve"> </w:t>
+      </w:r>
+      <w:r>
+        <w:t xml:space="preserve">只出现在</w:t>
+      </w:r>
+      <w:r>
+        <w:rPr>
+          <w:bCs/>
+          <w:b/>
+        </w:rPr>
+        <w:t xml:space="preserve">左侧</w:t>
+      </w:r>
+      <w:r>
+        <w:t xml:space="preserve">树 中，分工见</w:t>
+      </w:r>
+      <w:r>
+        <w:t xml:space="preserve"> </w:t>
+      </w:r>
+      <w:r>
+        <w:rPr>
+          <w:bCs/>
+          <w:b/>
+        </w:rPr>
+        <w:t xml:space="preserve">§6.2.3</w:t>
+      </w:r>
+      <w:r>
+        <w:t xml:space="preserve">。</w:t>
+      </w:r>
+    </w:p>
+    <w:p>
+      <w:pPr>
+        <w:pStyle w:val="FirstParagraph"/>
+      </w:pPr>
+      <w:r>
+        <w:rPr>
+          <w:bCs/>
+          <w:b/>
+        </w:rPr>
+        <w:t xml:space="preserve">验收要点</w:t>
+      </w:r>
+      <w:r>
+        <w:t xml:space="preserve">：从项目 A、版本 V 的一行点「文档查看」，应看到目录树</w:t>
+      </w:r>
+      <w:r>
+        <w:rPr>
+          <w:bCs/>
+          <w:b/>
+        </w:rPr>
+        <w:t xml:space="preserve">高亮/展开</w:t>
+      </w:r>
+      <w:r>
+        <w:t xml:space="preserve">到</w:t>
+      </w:r>
+      <w:r>
+        <w:t xml:space="preserve"> </w:t>
+      </w:r>
+      <w:r>
+        <w:rPr>
+          <w:bCs/>
+          <w:b/>
+        </w:rPr>
+        <w:t xml:space="preserve">项目 A 下的「版本 V」</w:t>
+      </w:r>
+      <w:r>
+        <w:t xml:space="preserve"> </w:t>
+      </w:r>
+      <w:r>
+        <w:t xml:space="preserve">这一层，右侧为</w:t>
+      </w:r>
+      <w:r>
+        <w:rPr>
+          <w:bCs/>
+          <w:b/>
+        </w:rPr>
+        <w:t xml:space="preserve">该版本</w:t>
+      </w:r>
+      <w:r>
+        <w:t xml:space="preserve">目录下内容；若该版本下仅有子文件夹，右侧按</w:t>
+      </w:r>
+      <w:r>
+        <w:t xml:space="preserve"> </w:t>
+      </w:r>
+      <w:r>
+        <w:rPr>
+          <w:bCs/>
+          <w:b/>
+        </w:rPr>
+        <w:t xml:space="preserve">§6.2.3</w:t>
+      </w:r>
+      <w:r>
+        <w:t xml:space="preserve"> </w:t>
+      </w:r>
+      <w:r>
+        <w:t xml:space="preserve">显示「当前目录」下文档列表或</w:t>
+      </w:r>
+      <w:r>
+        <w:rPr>
+          <w:bCs/>
+          <w:b/>
+        </w:rPr>
+        <w:t xml:space="preserve">空</w:t>
+      </w:r>
+      <w:r>
+        <w:t xml:space="preserve">（可再点进子节点）。</w:t>
+      </w:r>
+    </w:p>
+    <w:p>
+      <w:r>
+        <w:pict>
+          <v:rect style="width:0;height:1.5pt" o:hralign="center" o:hrstd="t" o:hr="t"/>
+        </w:pict>
+      </w:r>
+    </w:p>
+    <w:bookmarkEnd w:id="34"/>
+    <w:bookmarkEnd w:id="35"/>
+    <w:bookmarkStart w:id="40" w:name="二级菜单项目管理-需求文档管理"/>
+    <w:p>
+      <w:pPr>
+        <w:pStyle w:val="Heading3"/>
+      </w:pPr>
+      <w:r>
+        <w:t xml:space="preserve">6.2 二级菜单：项目管理 → 需求文档管理</w:t>
+      </w:r>
+    </w:p>
+    <w:p>
+      <w:pPr>
+        <w:pStyle w:val="FirstParagraph"/>
+      </w:pPr>
+      <w:r>
+        <w:rPr>
+          <w:bCs/>
+          <w:b/>
+        </w:rPr>
+        <w:t xml:space="preserve">定位</w:t>
+      </w:r>
+      <w:r>
+        <w:t xml:space="preserve">：以「目录树 + 文档表」管理所有需求文档的归属与操作。</w:t>
+      </w:r>
+    </w:p>
+    <w:bookmarkStart w:id="36" w:name="页面结构两栏"/>
+    <w:p>
+      <w:pPr>
+        <w:pStyle w:val="Heading4"/>
+      </w:pPr>
+      <w:r>
+        <w:t xml:space="preserve">6.2.1 页面结构（两栏）</w:t>
       </w:r>
     </w:p>
     <w:p>
       <w:pPr>
         <w:numPr>
           <w:ilvl w:val="0"/>
-          <w:numId w:val="1016"/>
+          <w:numId w:val="1017"/>
+        </w:numPr>
+        <w:pStyle w:val="Compact"/>
+      </w:pPr>
+      <w:r>
+        <w:rPr>
+          <w:bCs/>
+          <w:b/>
+        </w:rPr>
+        <w:t xml:space="preserve">左</w:t>
+      </w:r>
+      <w:r>
+        <w:t xml:space="preserve">：</w:t>
+      </w:r>
+      <w:r>
+        <w:rPr>
+          <w:bCs/>
+          <w:b/>
+        </w:rPr>
+        <w:t xml:space="preserve">需求文档目录树</w:t>
+      </w:r>
+      <w:r>
+        <w:br/>
+      </w:r>
+    </w:p>
+    <w:p>
+      <w:pPr>
+        <w:numPr>
+          <w:ilvl w:val="0"/>
+          <w:numId w:val="1017"/>
+        </w:numPr>
+        <w:pStyle w:val="Compact"/>
+      </w:pPr>
+      <w:r>
+        <w:rPr>
+          <w:bCs/>
+          <w:b/>
+        </w:rPr>
+        <w:t xml:space="preserve">右</w:t>
+      </w:r>
+      <w:r>
+        <w:t xml:space="preserve">：</w:t>
+      </w:r>
+      <w:r>
+        <w:rPr>
+          <w:bCs/>
+          <w:b/>
+        </w:rPr>
+        <w:t xml:space="preserve">当前选中目录</w:t>
+      </w:r>
+      <w:r>
+        <w:t xml:space="preserve"> </w:t>
+      </w:r>
+      <w:r>
+        <w:t xml:space="preserve">对应的</w:t>
+      </w:r>
+      <w:r>
+        <w:t xml:space="preserve"> </w:t>
+      </w:r>
+      <w:r>
+        <w:rPr>
+          <w:bCs/>
+          <w:b/>
+        </w:rPr>
+        <w:t xml:space="preserve">文档表单/列表</w:t>
+      </w:r>
+    </w:p>
+    <w:p>
+      <w:pPr>
+        <w:pStyle w:val="FirstParagraph"/>
+      </w:pPr>
+      <w:r>
+        <w:t xml:space="preserve">仅当选中某目录时，右侧展示其内容；切换目录时右侧刷新。</w:t>
+      </w:r>
+    </w:p>
+    <w:bookmarkEnd w:id="36"/>
+    <w:bookmarkStart w:id="37" w:name="目录树结构"/>
+    <w:p>
+      <w:pPr>
+        <w:pStyle w:val="Heading4"/>
+      </w:pPr>
+      <w:r>
+        <w:t xml:space="preserve">6.2.2 目录树结构</w:t>
+      </w:r>
+    </w:p>
+    <w:p>
+      <w:pPr>
+        <w:numPr>
+          <w:ilvl w:val="0"/>
+          <w:numId w:val="1018"/>
+        </w:numPr>
+        <w:pStyle w:val="Compact"/>
+      </w:pPr>
+      <w:r>
+        <w:rPr>
+          <w:bCs/>
+          <w:b/>
+        </w:rPr>
+        <w:t xml:space="preserve">根结构</w:t>
+      </w:r>
+      <w:r>
+        <w:t xml:space="preserve">：</w:t>
+      </w:r>
+      <w:r>
+        <w:rPr>
+          <w:bCs/>
+          <w:b/>
+        </w:rPr>
+        <w:t xml:space="preserve">第 1 层</w:t>
+      </w:r>
+      <w:r>
+        <w:t xml:space="preserve"> </w:t>
+      </w:r>
+      <w:r>
+        <w:t xml:space="preserve">为</w:t>
+      </w:r>
+      <w:r>
+        <w:t xml:space="preserve"> </w:t>
+      </w:r>
+      <w:r>
+        <w:rPr>
+          <w:bCs/>
+          <w:b/>
+        </w:rPr>
+        <w:t xml:space="preserve">项目名称</w:t>
+      </w:r>
+      <w:r>
+        <w:t xml:space="preserve">；</w:t>
+      </w:r>
+      <w:r>
+        <w:rPr>
+          <w:bCs/>
+          <w:b/>
+        </w:rPr>
+        <w:t xml:space="preserve">第 2 层</w:t>
+      </w:r>
+      <w:r>
+        <w:t xml:space="preserve"> </w:t>
+      </w:r>
+      <w:r>
+        <w:t xml:space="preserve">为</w:t>
+      </w:r>
+      <w:r>
+        <w:t xml:space="preserve"> </w:t>
+      </w:r>
+      <w:r>
+        <w:rPr>
+          <w:bCs/>
+          <w:b/>
+        </w:rPr>
+        <w:t xml:space="preserve">版本号</w:t>
+      </w:r>
+      <w:r>
+        <w:t xml:space="preserve">（</w:t>
+      </w:r>
+      <w:r>
+        <w:rPr>
+          <w:bCs/>
+          <w:b/>
+        </w:rPr>
+        <w:t xml:space="preserve">即与 §6.1.5 跳转目标对应的「二级目录」</w:t>
+      </w:r>
+      <w:r>
+        <w:t xml:space="preserve">——某项目下某一版本的根）。</w:t>
+      </w:r>
+    </w:p>
+    <w:p>
+      <w:pPr>
+        <w:numPr>
+          <w:ilvl w:val="0"/>
+          <w:numId w:val="1018"/>
+        </w:numPr>
+        <w:pStyle w:val="Compact"/>
+      </w:pPr>
+      <w:r>
+        <w:rPr>
+          <w:bCs/>
+          <w:b/>
+        </w:rPr>
+        <w:t xml:space="preserve">第 3 层及以深</w:t>
+      </w:r>
+      <w:r>
+        <w:t xml:space="preserve">：在「版本号」下，</w:t>
+      </w:r>
+      <w:r>
+        <w:rPr>
+          <w:bCs/>
+          <w:b/>
+        </w:rPr>
+        <w:t xml:space="preserve">既可以</w:t>
+      </w:r>
+      <w:r>
+        <w:t xml:space="preserve"> </w:t>
+      </w:r>
+      <w:r>
+        <w:t xml:space="preserve">直接挂</w:t>
+      </w:r>
+      <w:r>
+        <w:rPr>
+          <w:bCs/>
+          <w:b/>
+        </w:rPr>
+        <w:t xml:space="preserve">单个/多个</w:t>
+      </w:r>
+      <w:r>
+        <w:t xml:space="preserve">需求文档</w:t>
+      </w:r>
+      <w:r>
+        <w:rPr>
+          <w:bCs/>
+          <w:b/>
+        </w:rPr>
+        <w:t xml:space="preserve">文件</w:t>
+      </w:r>
+      <w:r>
+        <w:t xml:space="preserve">节点，</w:t>
+      </w:r>
+      <w:r>
+        <w:rPr>
+          <w:bCs/>
+          <w:b/>
+        </w:rPr>
+        <w:t xml:space="preserve">也可以</w:t>
+      </w:r>
+      <w:r>
+        <w:t xml:space="preserve"> </w:t>
+      </w:r>
+      <w:r>
+        <w:t xml:space="preserve">挂</w:t>
+      </w:r>
+      <w:r>
+        <w:rPr>
+          <w:bCs/>
+          <w:b/>
+        </w:rPr>
+        <w:t xml:space="preserve">文件夹</w:t>
+      </w:r>
+      <w:r>
+        <w:t xml:space="preserve">节点。文件夹</w:t>
+      </w:r>
+      <w:r>
+        <w:rPr>
+          <w:bCs/>
+          <w:b/>
+        </w:rPr>
+        <w:t xml:space="preserve">可以嵌套</w:t>
+      </w:r>
+      <w:r>
+        <w:t xml:space="preserve">（</w:t>
+      </w:r>
+      <w:r>
+        <w:rPr>
+          <w:bCs/>
+          <w:b/>
+        </w:rPr>
+        <w:t xml:space="preserve">子文件夹下</w:t>
+      </w:r>
+      <w:r>
+        <w:t xml:space="preserve">还可继续有文件或</w:t>
+      </w:r>
+      <w:r>
+        <w:rPr>
+          <w:bCs/>
+          <w:b/>
+        </w:rPr>
+        <w:t xml:space="preserve">更深</w:t>
+      </w:r>
+      <w:r>
+        <w:t xml:space="preserve">子目录），</w:t>
+      </w:r>
+      <w:r>
+        <w:rPr>
+          <w:bCs/>
+          <w:b/>
+        </w:rPr>
+        <w:t xml:space="preserve">目录树在深度上可延展</w:t>
+      </w:r>
+      <w:r>
+        <w:t xml:space="preserve">；</w:t>
+      </w:r>
+      <w:r>
+        <w:rPr>
+          <w:bCs/>
+          <w:b/>
+        </w:rPr>
+        <w:t xml:space="preserve">不存在</w:t>
+      </w:r>
+      <w:r>
+        <w:t xml:space="preserve">只能固定三层的限制。</w:t>
+      </w:r>
+    </w:p>
+    <w:p>
+      <w:pPr>
+        <w:numPr>
+          <w:ilvl w:val="0"/>
+          <w:numId w:val="1018"/>
+        </w:numPr>
+        <w:pStyle w:val="Compact"/>
+      </w:pPr>
+      <w:r>
+        <w:rPr>
+          <w:bCs/>
+          <w:b/>
+        </w:rPr>
+        <w:t xml:space="preserve">与上传的关系</w:t>
+      </w:r>
+      <w:r>
+        <w:t xml:space="preserve">：</w:t>
+      </w:r>
+      <w:r>
+        <w:rPr>
+          <w:bCs/>
+          <w:b/>
+        </w:rPr>
+        <w:t xml:space="preserve">上传文件</w:t>
+      </w:r>
+      <w:r>
+        <w:t xml:space="preserve"> </w:t>
+      </w:r>
+      <w:r>
+        <w:t xml:space="preserve">或</w:t>
+      </w:r>
+      <w:r>
+        <w:rPr>
+          <w:bCs/>
+          <w:b/>
+        </w:rPr>
+        <w:t xml:space="preserve">上传文件夹</w:t>
+      </w:r>
+      <w:r>
+        <w:t xml:space="preserve"> </w:t>
+      </w:r>
+      <w:r>
+        <w:t xml:space="preserve">时，当前选中目录为</w:t>
+      </w:r>
+      <w:r>
+        <w:rPr>
+          <w:bCs/>
+          <w:b/>
+        </w:rPr>
+        <w:t xml:space="preserve">落点</w:t>
+      </w:r>
+      <w:r>
+        <w:t xml:space="preserve">；</w:t>
+      </w:r>
+      <w:r>
+        <w:rPr>
+          <w:bCs/>
+          <w:b/>
+        </w:rPr>
+        <w:t xml:space="preserve">上传文件夹</w:t>
+      </w:r>
+      <w:r>
+        <w:t xml:space="preserve"> </w:t>
+      </w:r>
+      <w:r>
+        <w:t xml:space="preserve">时，以选定目录为根，在下方</w:t>
+      </w:r>
+      <w:r>
+        <w:rPr>
+          <w:bCs/>
+          <w:b/>
+        </w:rPr>
+        <w:t xml:space="preserve">按本地文件夹结构</w:t>
+      </w:r>
+      <w:r>
+        <w:t xml:space="preserve">创建/合并子树。</w:t>
+      </w:r>
+    </w:p>
+    <w:p>
+      <w:pPr>
+        <w:numPr>
+          <w:ilvl w:val="0"/>
+          <w:numId w:val="1018"/>
+        </w:numPr>
+        <w:pStyle w:val="Compact"/>
+      </w:pPr>
+      <w:r>
+        <w:rPr>
+          <w:bCs/>
+          <w:b/>
+        </w:rPr>
+        <w:t xml:space="preserve">上传批次与重名</w:t>
+      </w:r>
+      <w:r>
+        <w:t xml:space="preserve">（同</w:t>
+      </w:r>
+      <w:r>
+        <w:t xml:space="preserve"> </w:t>
+      </w:r>
+      <w:r>
+        <w:rPr>
+          <w:bCs/>
+          <w:b/>
+        </w:rPr>
+        <w:t xml:space="preserve">§3、§6.1.4、§6.2.4</w:t>
+      </w:r>
+      <w:r>
+        <w:t xml:space="preserve">）：在客户端</w:t>
+      </w:r>
+      <w:r>
+        <w:rPr>
+          <w:bCs/>
+          <w:b/>
+        </w:rPr>
+        <w:t xml:space="preserve">同一次</w:t>
+      </w:r>
+      <w:r>
+        <w:t xml:space="preserve">选中的</w:t>
+      </w:r>
+      <w:r>
+        <w:rPr>
+          <w:bCs/>
+          <w:b/>
+        </w:rPr>
+        <w:t xml:space="preserve">待上传实际文件</w:t>
+      </w:r>
+      <w:r>
+        <w:t xml:space="preserve">为</w:t>
+      </w:r>
+      <w:r>
+        <w:rPr>
+          <w:bCs/>
+          <w:b/>
+        </w:rPr>
+        <w:t xml:space="preserve">同一次</w:t>
+      </w:r>
+      <w:r>
+        <w:t xml:space="preserve">上传的</w:t>
+      </w:r>
+      <w:r>
+        <w:rPr>
+          <w:bCs/>
+          <w:b/>
+        </w:rPr>
+        <w:t xml:space="preserve">统一批次</w:t>
+      </w:r>
+      <w:r>
+        <w:t xml:space="preserve">；</w:t>
+      </w:r>
+      <w:r>
+        <w:rPr>
+          <w:bCs/>
+          <w:b/>
+        </w:rPr>
+        <w:t xml:space="preserve">文件个数合计</w:t>
+      </w:r>
+      <w:r>
+        <w:t xml:space="preserve">最多 20 个、</w:t>
+      </w:r>
+      <w:r>
+        <w:rPr>
+          <w:bCs/>
+          <w:b/>
+        </w:rPr>
+        <w:t xml:space="preserve">总大小合计</w:t>
+      </w:r>
+      <w:r>
+        <w:t xml:space="preserve">不超过 100MB。与</w:t>
+      </w:r>
+      <w:r>
+        <w:rPr>
+          <w:bCs/>
+          <w:b/>
+        </w:rPr>
+        <w:t xml:space="preserve">落点</w:t>
+      </w:r>
+      <w:r>
+        <w:t xml:space="preserve">或</w:t>
+      </w:r>
+      <w:r>
+        <w:rPr>
+          <w:bCs/>
+          <w:b/>
+        </w:rPr>
+        <w:t xml:space="preserve">上传会生成</w:t>
+      </w:r>
+      <w:r>
+        <w:t xml:space="preserve">的</w:t>
+      </w:r>
+      <w:r>
+        <w:rPr>
+          <w:bCs/>
+          <w:b/>
+        </w:rPr>
+        <w:t xml:space="preserve">子目录</w:t>
+      </w:r>
+      <w:r>
+        <w:t xml:space="preserve">中</w:t>
+      </w:r>
+      <w:r>
+        <w:rPr>
+          <w:bCs/>
+          <w:b/>
+        </w:rPr>
+        <w:t xml:space="preserve">已有</w:t>
+      </w:r>
+      <w:r>
+        <w:t xml:space="preserve">项</w:t>
+      </w:r>
+      <w:r>
+        <w:rPr>
+          <w:bCs/>
+          <w:b/>
+        </w:rPr>
+        <w:t xml:space="preserve">同名</w:t>
+      </w:r>
+      <w:r>
+        <w:t xml:space="preserve">时，在</w:t>
+      </w:r>
+      <w:r>
+        <w:rPr>
+          <w:bCs/>
+          <w:b/>
+        </w:rPr>
+        <w:t xml:space="preserve">名称</w:t>
+      </w:r>
+      <w:r>
+        <w:t xml:space="preserve">末尾</w:t>
+      </w:r>
+      <w:r>
+        <w:rPr>
+          <w:bCs/>
+          <w:b/>
+        </w:rPr>
+        <w:t xml:space="preserve">自动</w:t>
+      </w:r>
+      <w:r>
+        <w:t xml:space="preserve">追加</w:t>
+      </w:r>
+      <w:r>
+        <w:t xml:space="preserve"> </w:t>
+      </w:r>
+      <w:r>
+        <w:rPr>
+          <w:rStyle w:val="VerbatimChar"/>
+        </w:rPr>
+        <w:t xml:space="preserve">（新）</w:t>
+      </w:r>
+      <w:r>
+        <w:t xml:space="preserve"> </w:t>
+      </w:r>
+      <w:r>
+        <w:t xml:space="preserve">以</w:t>
+      </w:r>
+      <w:r>
+        <w:rPr>
+          <w:bCs/>
+          <w:b/>
+        </w:rPr>
+        <w:t xml:space="preserve">消解重名</w:t>
+      </w:r>
+      <w:r>
+        <w:t xml:space="preserve">（与</w:t>
+      </w:r>
+      <w:r>
+        <w:t xml:space="preserve"> </w:t>
+      </w:r>
+      <w:r>
+        <w:rPr>
+          <w:bCs/>
+          <w:b/>
+        </w:rPr>
+        <w:t xml:space="preserve">§6.1.4</w:t>
+      </w:r>
+      <w:r>
+        <w:t xml:space="preserve"> </w:t>
+      </w:r>
+      <w:r>
+        <w:t xml:space="preserve">同规则）。</w:t>
+      </w:r>
+    </w:p>
+    <w:p>
+      <w:pPr>
+        <w:numPr>
+          <w:ilvl w:val="0"/>
+          <w:numId w:val="1018"/>
         </w:numPr>
         <w:pStyle w:val="Compact"/>
       </w:pPr>
@@ -4027,17 +5310,7 @@
         <w:t xml:space="preserve"> </w:t>
       </w:r>
       <w:r>
-        <w:t xml:space="preserve">节点</w:t>
-      </w:r>
-      <w:r>
-        <w:rPr>
-          <w:bCs/>
-          <w:b/>
-        </w:rPr>
-        <w:t xml:space="preserve">无</w:t>
-      </w:r>
-      <w:r>
-        <w:t xml:space="preserve"> </w:t>
+        <w:t xml:space="preserve">不展示</w:t>
       </w:r>
       <w:r>
         <w:rPr>
@@ -4047,10 +5320,7 @@
         <w:t xml:space="preserve">预览</w:t>
       </w:r>
       <w:r>
-        <w:t xml:space="preserve"> </w:t>
-      </w:r>
-      <w:r>
-        <w:t xml:space="preserve">行为（或</w:t>
+        <w:t xml:space="preserve">（</w:t>
       </w:r>
       <w:r>
         <w:rPr>
@@ -4060,7 +5330,7 @@
         <w:t xml:space="preserve">灰显/不提供</w:t>
       </w:r>
       <w:r>
-        <w:t xml:space="preserve">预览列）；</w:t>
+        <w:t xml:space="preserve">该列或入口）。</w:t>
       </w:r>
       <w:r>
         <w:rPr>
@@ -4073,7 +5343,7 @@
         <w:t xml:space="preserve"> </w:t>
       </w:r>
       <w:r>
-        <w:t xml:space="preserve">须</w:t>
+        <w:t xml:space="preserve">时须</w:t>
       </w:r>
       <w:r>
         <w:rPr>
@@ -4083,17 +5353,27 @@
         <w:t xml:space="preserve">二次确认</w:t>
       </w:r>
       <w:r>
-        <w:t xml:space="preserve">，并</w:t>
-      </w:r>
-      <w:r>
-        <w:rPr>
-          <w:bCs/>
-          <w:b/>
-        </w:rPr>
-        <w:t xml:space="preserve">明确</w:t>
-      </w:r>
-      <w:r>
-        <w:t xml:space="preserve">是否</w:t>
+        <w:t xml:space="preserve">；</w:t>
+      </w:r>
+      <w:r>
+        <w:rPr>
+          <w:bCs/>
+          <w:b/>
+        </w:rPr>
+        <w:t xml:space="preserve">确认</w:t>
+      </w:r>
+      <w:r>
+        <w:t xml:space="preserve">文案须</w:t>
+      </w:r>
+      <w:r>
+        <w:rPr>
+          <w:bCs/>
+          <w:b/>
+        </w:rPr>
+        <w:t xml:space="preserve">明确声明</w:t>
+      </w:r>
+      <w:r>
+        <w:t xml:space="preserve">将</w:t>
       </w:r>
       <w:r>
         <w:rPr>
@@ -4103,7 +5383,7 @@
         <w:t xml:space="preserve">级联删除</w:t>
       </w:r>
       <w:r>
-        <w:t xml:space="preserve">其下</w:t>
+        <w:t xml:space="preserve">该文件夹下</w:t>
       </w:r>
       <w:r>
         <w:rPr>
@@ -4113,27 +5393,77 @@
         <w:t xml:space="preserve">全部</w:t>
       </w:r>
       <w:r>
-        <w:t xml:space="preserve">子级（建议默认</w:t>
-      </w:r>
-      <w:r>
-        <w:rPr>
-          <w:bCs/>
-          <w:b/>
-        </w:rPr>
-        <w:t xml:space="preserve">级联删除</w:t>
-      </w:r>
-      <w:r>
-        <w:t xml:space="preserve">并在文案中</w:t>
-      </w:r>
-      <w:r>
-        <w:rPr>
-          <w:bCs/>
-          <w:b/>
-        </w:rPr>
-        <w:t xml:space="preserve">声明</w:t>
-      </w:r>
-      <w:r>
-        <w:t xml:space="preserve">风险）。</w:t>
+        <w:t xml:space="preserve">子</w:t>
+      </w:r>
+      <w:r>
+        <w:rPr>
+          <w:bCs/>
+          <w:b/>
+        </w:rPr>
+        <w:t xml:space="preserve">文件</w:t>
+      </w:r>
+      <w:r>
+        <w:t xml:space="preserve">、</w:t>
+      </w:r>
+      <w:r>
+        <w:rPr>
+          <w:bCs/>
+          <w:b/>
+        </w:rPr>
+        <w:t xml:space="preserve">子文件夹</w:t>
+      </w:r>
+      <w:r>
+        <w:t xml:space="preserve">等</w:t>
+      </w:r>
+      <w:r>
+        <w:rPr>
+          <w:bCs/>
+          <w:b/>
+        </w:rPr>
+        <w:t xml:space="preserve">全部</w:t>
+      </w:r>
+      <w:r>
+        <w:t xml:space="preserve">内容；用户</w:t>
+      </w:r>
+      <w:r>
+        <w:rPr>
+          <w:bCs/>
+          <w:b/>
+        </w:rPr>
+        <w:t xml:space="preserve">确认</w:t>
+      </w:r>
+      <w:r>
+        <w:t xml:space="preserve">后</w:t>
+      </w:r>
+      <w:r>
+        <w:rPr>
+          <w:bCs/>
+          <w:b/>
+        </w:rPr>
+        <w:t xml:space="preserve">执行级联删除</w:t>
+      </w:r>
+      <w:r>
+        <w:t xml:space="preserve">（</w:t>
+      </w:r>
+      <w:r>
+        <w:rPr>
+          <w:bCs/>
+          <w:b/>
+        </w:rPr>
+        <w:t xml:space="preserve">同</w:t>
+      </w:r>
+      <w:r>
+        <w:t xml:space="preserve"> </w:t>
+      </w:r>
+      <w:r>
+        <w:rPr>
+          <w:bCs/>
+          <w:b/>
+        </w:rPr>
+        <w:t xml:space="preserve">§3</w:t>
+      </w:r>
+      <w:r>
+        <w:t xml:space="preserve">）。</w:t>
       </w:r>
     </w:p>
     <w:bookmarkEnd w:id="38"/>
@@ -4180,7 +5510,7 @@
       <w:pPr>
         <w:numPr>
           <w:ilvl w:val="0"/>
-          <w:numId w:val="1017"/>
+          <w:numId w:val="1019"/>
         </w:numPr>
         <w:pStyle w:val="Compact"/>
       </w:pPr>
@@ -4313,111 +5643,121 @@
           <w:bCs/>
           <w:b/>
         </w:rPr>
-        <w:t xml:space="preserve">单次</w:t>
-      </w:r>
-      <w:r>
-        <w:t xml:space="preserve">最多</w:t>
-      </w:r>
-      <w:r>
-        <w:t xml:space="preserve"> </w:t>
-      </w:r>
-      <w:r>
-        <w:rPr>
-          <w:bCs/>
-          <w:b/>
-        </w:rPr>
-        <w:t xml:space="preserve">20</w:t>
-      </w:r>
-      <w:r>
-        <w:t xml:space="preserve"> </w:t>
-      </w:r>
-      <w:r>
-        <w:t xml:space="preserve">个、</w:t>
-      </w:r>
-      <w:r>
-        <w:rPr>
-          <w:bCs/>
-          <w:b/>
-        </w:rPr>
-        <w:t xml:space="preserve">单文件</w:t>
-      </w:r>
-      <w:r>
-        <w:t xml:space="preserve"> </w:t>
-      </w:r>
-      <w:r>
-        <w:rPr>
-          <w:bCs/>
-          <w:b/>
-        </w:rPr>
-        <w:t xml:space="preserve">100M</w:t>
-      </w:r>
-      <w:r>
-        <w:t xml:space="preserve"> </w:t>
-      </w:r>
-      <w:r>
-        <w:t xml:space="preserve">的约束与</w:t>
-      </w:r>
-      <w:r>
-        <w:t xml:space="preserve"> </w:t>
-      </w:r>
-      <w:r>
-        <w:rPr>
-          <w:bCs/>
-          <w:b/>
-        </w:rPr>
-        <w:t xml:space="preserve">§6.1.4</w:t>
-      </w:r>
-      <w:r>
-        <w:t xml:space="preserve"> </w:t>
-      </w:r>
-      <w:r>
-        <w:t xml:space="preserve">中弹窗</w:t>
-      </w:r>
-      <w:r>
-        <w:rPr>
-          <w:bCs/>
-          <w:b/>
-        </w:rPr>
-        <w:t xml:space="preserve">上传</w:t>
-      </w:r>
-      <w:r>
-        <w:t xml:space="preserve"> </w:t>
-      </w:r>
-      <w:r>
-        <w:t xml:space="preserve">一致，</w:t>
-      </w:r>
-      <w:r>
-        <w:rPr>
-          <w:bCs/>
-          <w:b/>
-        </w:rPr>
-        <w:t xml:space="preserve">大文件夹</w:t>
-      </w:r>
-      <w:r>
-        <w:t xml:space="preserve"> </w:t>
-      </w:r>
-      <w:r>
-        <w:t xml:space="preserve">策略见</w:t>
-      </w:r>
-      <w:r>
-        <w:t xml:space="preserve"> </w:t>
-      </w:r>
-      <w:r>
-        <w:rPr>
-          <w:bCs/>
-          <w:b/>
-        </w:rPr>
-        <w:t xml:space="preserve">待确认</w:t>
-      </w:r>
-      <w:r>
-        <w:t xml:space="preserve">。</w:t>
+        <w:t xml:space="preserve">同一次上传</w:t>
+      </w:r>
+      <w:r>
+        <w:t xml:space="preserve">的</w:t>
+      </w:r>
+      <w:r>
+        <w:rPr>
+          <w:bCs/>
+          <w:b/>
+        </w:rPr>
+        <w:t xml:space="preserve">合并限制</w:t>
+      </w:r>
+      <w:r>
+        <w:t xml:space="preserve">、</w:t>
+      </w:r>
+      <w:r>
+        <w:rPr>
+          <w:bCs/>
+          <w:b/>
+        </w:rPr>
+        <w:t xml:space="preserve">同目录重名</w:t>
+      </w:r>
+      <w:r>
+        <w:t xml:space="preserve">时自动追加</w:t>
+      </w:r>
+      <w:r>
+        <w:t xml:space="preserve"> </w:t>
+      </w:r>
+      <w:r>
+        <w:rPr>
+          <w:rStyle w:val="VerbatimChar"/>
+        </w:rPr>
+        <w:t xml:space="preserve">（新）</w:t>
+      </w:r>
+      <w:r>
+        <w:t xml:space="preserve"> </w:t>
+      </w:r>
+      <w:r>
+        <w:t xml:space="preserve">等规则与</w:t>
+      </w:r>
+      <w:r>
+        <w:t xml:space="preserve"> </w:t>
+      </w:r>
+      <w:r>
+        <w:rPr>
+          <w:bCs/>
+          <w:b/>
+        </w:rPr>
+        <w:t xml:space="preserve">§6.1.4、§3、§6.2.2</w:t>
+      </w:r>
+      <w:r>
+        <w:t xml:space="preserve"> </w:t>
+      </w:r>
+      <w:r>
+        <w:t xml:space="preserve">一致。若本地</w:t>
+      </w:r>
+      <w:r>
+        <w:rPr>
+          <w:bCs/>
+          <w:b/>
+        </w:rPr>
+        <w:t xml:space="preserve">展开</w:t>
+      </w:r>
+      <w:r>
+        <w:t xml:space="preserve">后</w:t>
+      </w:r>
+      <w:r>
+        <w:rPr>
+          <w:bCs/>
+          <w:b/>
+        </w:rPr>
+        <w:t xml:space="preserve">超出</w:t>
+      </w:r>
+      <w:r>
+        <w:t xml:space="preserve">上述 20/100MB</w:t>
+      </w:r>
+      <w:r>
+        <w:t xml:space="preserve"> </w:t>
+      </w:r>
+      <w:r>
+        <w:rPr>
+          <w:bCs/>
+          <w:b/>
+        </w:rPr>
+        <w:t xml:space="preserve">上限</w:t>
+      </w:r>
+      <w:r>
+        <w:t xml:space="preserve">，则</w:t>
+      </w:r>
+      <w:r>
+        <w:rPr>
+          <w:bCs/>
+          <w:b/>
+        </w:rPr>
+        <w:t xml:space="preserve">提示</w:t>
+      </w:r>
+      <w:r>
+        <w:t xml:space="preserve">用户</w:t>
+      </w:r>
+      <w:r>
+        <w:rPr>
+          <w:bCs/>
+          <w:b/>
+        </w:rPr>
+        <w:t xml:space="preserve">分批</w:t>
+      </w:r>
+      <w:r>
+        <w:t xml:space="preserve">处理。</w:t>
       </w:r>
     </w:p>
     <w:p>
       <w:pPr>
         <w:numPr>
           <w:ilvl w:val="0"/>
-          <w:numId w:val="1017"/>
+          <w:numId w:val="1019"/>
         </w:numPr>
         <w:pStyle w:val="Compact"/>
       </w:pPr>
@@ -4606,7 +5946,7 @@
       <w:pPr>
         <w:numPr>
           <w:ilvl w:val="0"/>
-          <w:numId w:val="1017"/>
+          <w:numId w:val="1019"/>
         </w:numPr>
         <w:pStyle w:val="Compact"/>
       </w:pPr>
@@ -4920,7 +6260,7 @@
       <w:pPr>
         <w:numPr>
           <w:ilvl w:val="0"/>
-          <w:numId w:val="1018"/>
+          <w:numId w:val="1020"/>
         </w:numPr>
         <w:pStyle w:val="Compact"/>
       </w:pPr>
@@ -4935,12 +6275,84 @@
       <w:pPr>
         <w:numPr>
           <w:ilvl w:val="0"/>
-          <w:numId w:val="1018"/>
+          <w:numId w:val="1020"/>
         </w:numPr>
         <w:pStyle w:val="Compact"/>
       </w:pPr>
       <w:r>
-        <w:t xml:space="preserve">文件夹/目录节点</w:t>
+        <w:t xml:space="preserve">删除</w:t>
+      </w:r>
+      <w:r>
+        <w:rPr>
+          <w:bCs/>
+          <w:b/>
+        </w:rPr>
+        <w:t xml:space="preserve">项目/文档/文件夹</w:t>
+      </w:r>
+      <w:r>
+        <w:t xml:space="preserve">之后，是否在本期提供</w:t>
+      </w:r>
+      <w:r>
+        <w:rPr>
+          <w:bCs/>
+          <w:b/>
+        </w:rPr>
+        <w:t xml:space="preserve">回收站</w:t>
+      </w:r>
+      <w:r>
+        <w:t xml:space="preserve">或</w:t>
+      </w:r>
+      <w:r>
+        <w:rPr>
+          <w:bCs/>
+          <w:b/>
+        </w:rPr>
+        <w:t xml:space="preserve">可恢复</w:t>
+      </w:r>
+      <w:r>
+        <w:t xml:space="preserve">能力（</w:t>
+      </w:r>
+      <w:r>
+        <w:rPr>
+          <w:bCs/>
+          <w:b/>
+        </w:rPr>
+        <w:t xml:space="preserve">独立</w:t>
+      </w:r>
+      <w:r>
+        <w:t xml:space="preserve">于本文「</w:t>
+      </w:r>
+      <w:r>
+        <w:rPr>
+          <w:bCs/>
+          <w:b/>
+        </w:rPr>
+        <w:t xml:space="preserve">删除文件夹</w:t>
+      </w:r>
+      <w:r>
+        <w:t xml:space="preserve"> </w:t>
+      </w:r>
+      <w:r>
+        <w:t xml:space="preserve">→</w:t>
+      </w:r>
+      <w:r>
+        <w:t xml:space="preserve"> </w:t>
+      </w:r>
+      <w:r>
+        <w:rPr>
+          <w:bCs/>
+          <w:b/>
+        </w:rPr>
+        <w:t xml:space="preserve">二次确认</w:t>
+      </w:r>
+      <w:r>
+        <w:t xml:space="preserve"> </w:t>
+      </w:r>
+      <w:r>
+        <w:t xml:space="preserve">→</w:t>
+      </w:r>
+      <w:r>
+        <w:t xml:space="preserve"> </w:t>
       </w:r>
       <w:r>
         <w:rPr>
@@ -4950,33 +6362,30 @@
         <w:t xml:space="preserve">级联删除</w:t>
       </w:r>
       <w:r>
-        <w:t xml:space="preserve"> </w:t>
-      </w:r>
-      <w:r>
-        <w:t xml:space="preserve">的</w:t>
-      </w:r>
-      <w:r>
-        <w:rPr>
-          <w:bCs/>
-          <w:b/>
-        </w:rPr>
-        <w:t xml:space="preserve">默认</w:t>
-      </w:r>
-      <w:r>
-        <w:t xml:space="preserve">策略与</w:t>
-      </w:r>
-      <w:r>
-        <w:rPr>
-          <w:bCs/>
-          <w:b/>
-        </w:rPr>
-        <w:t xml:space="preserve">可恢复/回收站</w:t>
-      </w:r>
-      <w:r>
-        <w:t xml:space="preserve"> </w:t>
-      </w:r>
-      <w:r>
-        <w:t xml:space="preserve">是否入本期。</w:t>
+        <w:t xml:space="preserve">」的已定流程，</w:t>
+      </w:r>
+      <w:r>
+        <w:rPr>
+          <w:bCs/>
+          <w:b/>
+        </w:rPr>
+        <w:t xml:space="preserve">级联删除</w:t>
+      </w:r>
+      <w:r>
+        <w:t xml:space="preserve">规则见</w:t>
+      </w:r>
+      <w:r>
+        <w:t xml:space="preserve"> </w:t>
+      </w:r>
+      <w:r>
+        <w:rPr>
+          <w:bCs/>
+          <w:b/>
+        </w:rPr>
+        <w:t xml:space="preserve">§3、§6.2.3、§6.2.4</w:t>
+      </w:r>
+      <w:r>
+        <w:t xml:space="preserve">）。</w:t>
       </w:r>
       <w:r>
         <w:br/>
@@ -4986,12 +6395,67 @@
       <w:pPr>
         <w:numPr>
           <w:ilvl w:val="0"/>
-          <w:numId w:val="1018"/>
+          <w:numId w:val="1020"/>
         </w:numPr>
         <w:pStyle w:val="Compact"/>
       </w:pPr>
       <w:r>
-        <w:t xml:space="preserve">上传</w:t>
+        <w:t xml:space="preserve">后续</w:t>
+      </w:r>
+      <w:r>
+        <w:rPr>
+          <w:bCs/>
+          <w:b/>
+        </w:rPr>
+        <w:t xml:space="preserve">多用户</w:t>
+      </w:r>
+      <w:r>
+        <w:t xml:space="preserve">、</w:t>
+      </w:r>
+      <w:r>
+        <w:rPr>
+          <w:bCs/>
+          <w:b/>
+        </w:rPr>
+        <w:t xml:space="preserve">角色</w:t>
+      </w:r>
+      <w:r>
+        <w:t xml:space="preserve">、</w:t>
+      </w:r>
+      <w:r>
+        <w:rPr>
+          <w:bCs/>
+          <w:b/>
+        </w:rPr>
+        <w:t xml:space="preserve">审计</w:t>
+      </w:r>
+      <w:r>
+        <w:t xml:space="preserve">、</w:t>
+      </w:r>
+      <w:r>
+        <w:rPr>
+          <w:bCs/>
+          <w:b/>
+        </w:rPr>
+        <w:t xml:space="preserve">存储配额</w:t>
+      </w:r>
+      <w:r>
+        <w:t xml:space="preserve">等为二期，本期不写死。</w:t>
+      </w:r>
+    </w:p>
+    <w:p>
+      <w:pPr>
+        <w:pStyle w:val="BlockText"/>
+      </w:pPr>
+      <w:r>
+        <w:rPr>
+          <w:bCs/>
+          <w:b/>
+        </w:rPr>
+        <w:t xml:space="preserve">定稿提醒</w:t>
+      </w:r>
+      <w:r>
+        <w:t xml:space="preserve">：</w:t>
       </w:r>
       <w:r>
         <w:rPr>
@@ -5001,35 +6465,6 @@
         <w:t xml:space="preserve">文件夹</w:t>
       </w:r>
       <w:r>
-        <w:t xml:space="preserve"> </w:t>
-      </w:r>
-      <w:r>
-        <w:t xml:space="preserve">或</w:t>
-      </w:r>
-      <w:r>
-        <w:rPr>
-          <w:bCs/>
-          <w:b/>
-        </w:rPr>
-        <w:t xml:space="preserve">大目录</w:t>
-      </w:r>
-      <w:r>
-        <w:t xml:space="preserve"> </w:t>
-      </w:r>
-      <w:r>
-        <w:t xml:space="preserve">时，与</w:t>
-      </w:r>
-      <w:r>
-        <w:rPr>
-          <w:bCs/>
-          <w:b/>
-        </w:rPr>
-        <w:t xml:space="preserve">单次 20/单文件 100M</w:t>
-      </w:r>
-      <w:r>
-        <w:t xml:space="preserve"> </w:t>
-      </w:r>
-      <w:r>
         <w:t xml:space="preserve">的</w:t>
       </w:r>
       <w:r>
@@ -5037,7 +6472,17 @@
           <w:bCs/>
           <w:b/>
         </w:rPr>
-        <w:t xml:space="preserve">如何折算</w:t>
+        <w:t xml:space="preserve">二次确认</w:t>
+      </w:r>
+      <w:r>
+        <w:t xml:space="preserve">与</w:t>
+      </w:r>
+      <w:r>
+        <w:rPr>
+          <w:bCs/>
+          <w:b/>
+        </w:rPr>
+        <w:t xml:space="preserve">级联删除</w:t>
       </w:r>
       <w:r>
         <w:t xml:space="preserve">、</w:t>
@@ -5047,7 +6492,88 @@
           <w:bCs/>
           <w:b/>
         </w:rPr>
-        <w:t xml:space="preserve">重名</w:t>
+        <w:t xml:space="preserve">同一次上传</w:t>
+      </w:r>
+      <w:r>
+        <w:t xml:space="preserve">的</w:t>
+      </w:r>
+      <w:r>
+        <w:t xml:space="preserve"> </w:t>
+      </w:r>
+      <w:r>
+        <w:rPr>
+          <w:bCs/>
+          <w:b/>
+        </w:rPr>
+        <w:t xml:space="preserve">20 个文件 / 合计 100MB</w:t>
+      </w:r>
+      <w:r>
+        <w:t xml:space="preserve"> </w:t>
+      </w:r>
+      <w:r>
+        <w:t xml:space="preserve">上限、</w:t>
+      </w:r>
+      <w:r>
+        <w:rPr>
+          <w:bCs/>
+          <w:b/>
+        </w:rPr>
+        <w:t xml:space="preserve">同目录重名</w:t>
+      </w:r>
+      <w:r>
+        <w:t xml:space="preserve">时在名称</w:t>
+      </w:r>
+      <w:r>
+        <w:rPr>
+          <w:bCs/>
+          <w:b/>
+        </w:rPr>
+        <w:t xml:space="preserve">末尾</w:t>
+      </w:r>
+      <w:r>
+        <w:t xml:space="preserve">追加</w:t>
+      </w:r>
+      <w:r>
+        <w:t xml:space="preserve"> </w:t>
+      </w:r>
+      <w:r>
+        <w:rPr>
+          <w:rStyle w:val="VerbatimChar"/>
+        </w:rPr>
+        <w:t xml:space="preserve">（新）</w:t>
+      </w:r>
+      <w:r>
+        <w:t xml:space="preserve"> </w:t>
+      </w:r>
+      <w:r>
+        <w:t xml:space="preserve">的</w:t>
+      </w:r>
+      <w:r>
+        <w:rPr>
+          <w:bCs/>
+          <w:b/>
+        </w:rPr>
+        <w:t xml:space="preserve">自动重名</w:t>
+      </w:r>
+      <w:r>
+        <w:t xml:space="preserve">、从</w:t>
+      </w:r>
+      <w:r>
+        <w:rPr>
+          <w:bCs/>
+          <w:b/>
+        </w:rPr>
+        <w:t xml:space="preserve">项目概况</w:t>
+      </w:r>
+      <w:r>
+        <w:t xml:space="preserve">跳转至</w:t>
+      </w:r>
+      <w:r>
+        <w:rPr>
+          <w:bCs/>
+          <w:b/>
+        </w:rPr>
+        <w:t xml:space="preserve">需求文档</w:t>
       </w:r>
       <w:r>
         <w:t xml:space="preserve">时</w:t>
@@ -5057,141 +6583,46 @@
           <w:bCs/>
           <w:b/>
         </w:rPr>
-        <w:t xml:space="preserve">覆盖/自动重名</w:t>
-      </w:r>
-      <w:r>
-        <w:t xml:space="preserve"> </w:t>
-      </w:r>
-      <w:r>
-        <w:t xml:space="preserve">及</w:t>
-      </w:r>
-      <w:r>
-        <w:rPr>
-          <w:bCs/>
-          <w:b/>
-        </w:rPr>
-        <w:t xml:space="preserve">总大小</w:t>
-      </w:r>
-      <w:r>
-        <w:t xml:space="preserve"> </w:t>
-      </w:r>
-      <w:r>
-        <w:t xml:space="preserve">上限。</w:t>
-      </w:r>
-      <w:r>
-        <w:br/>
-      </w:r>
-    </w:p>
-    <w:p>
-      <w:pPr>
-        <w:numPr>
-          <w:ilvl w:val="0"/>
-          <w:numId w:val="1018"/>
-        </w:numPr>
-        <w:pStyle w:val="Compact"/>
-      </w:pPr>
-      <w:r>
-        <w:t xml:space="preserve">后续多用户、角色、审计、存储配额为二期，本期不写死。</w:t>
-      </w:r>
-    </w:p>
-    <w:p>
-      <w:pPr>
-        <w:pStyle w:val="BlockText"/>
-      </w:pPr>
-      <w:r>
-        <w:rPr>
-          <w:bCs/>
-          <w:b/>
-        </w:rPr>
-        <w:t xml:space="preserve">本版已纳入</w:t>
-      </w:r>
-      <w:r>
-        <w:t xml:space="preserve">：（1）</w:t>
-      </w:r>
-      <w:r>
-        <w:rPr>
-          <w:bCs/>
-          <w:b/>
-        </w:rPr>
-        <w:t xml:space="preserve">项目名称+版本号</w:t>
-      </w:r>
-      <w:r>
-        <w:t xml:space="preserve"> </w:t>
-      </w:r>
-      <w:r>
-        <w:t xml:space="preserve">全库</w:t>
-      </w:r>
-      <w:r>
-        <w:rPr>
-          <w:bCs/>
-          <w:b/>
-        </w:rPr>
-        <w:t xml:space="preserve">唯一</w:t>
-      </w:r>
-      <w:r>
-        <w:t xml:space="preserve"> </w:t>
-      </w:r>
-      <w:r>
-        <w:t xml:space="preserve">与** 新增/修改 表单 校验 及** 提醒</w:t>
-      </w:r>
-      <w:r>
-        <w:rPr>
-          <w:bCs/>
-          <w:b/>
-        </w:rPr>
-        <w:t xml:space="preserve">；（2）</w:t>
-      </w:r>
-      <w:r>
-        <w:t xml:space="preserve">文件/文件夹** 上传** 与** 可 嵌 套 延展 的 目录 树</w:t>
-      </w:r>
-      <w:r>
-        <w:rPr>
-          <w:bCs/>
-          <w:b/>
-        </w:rPr>
-        <w:t xml:space="preserve">；（3） 从 项目 概况 跳 至 需求 文档 时，</w:t>
-      </w:r>
-      <w:r>
-        <w:t xml:space="preserve">仅** 定位 到 项目下</w:t>
-      </w:r>
-      <w:r>
-        <w:t xml:space="preserve"> </w:t>
-      </w:r>
-      <w:r>
-        <w:rPr>
-          <w:bCs/>
-          <w:b/>
-        </w:rPr>
-        <w:t xml:space="preserve">该</w:t>
-      </w:r>
-      <w:r>
-        <w:t xml:space="preserve"> </w:t>
-      </w:r>
-      <w:r>
-        <w:rPr>
-          <w:bCs/>
-          <w:b/>
-        </w:rPr>
-        <w:t xml:space="preserve">版本号</w:t>
-      </w:r>
-      <w:r>
-        <w:t xml:space="preserve"> </w:t>
-      </w:r>
-      <w:r>
-        <w:t xml:space="preserve">对应 的 第 二 层 目录 节点，</w:t>
-      </w:r>
-      <w:r>
-        <w:rPr>
-          <w:bCs/>
-          <w:b/>
-        </w:rPr>
-        <w:t xml:space="preserve">不</w:t>
-      </w:r>
-      <w:r>
-        <w:t xml:space="preserve"> </w:t>
-      </w:r>
-      <w:r>
-        <w:t xml:space="preserve">自动 深入 更 深 子 路径。</w:t>
+        <w:t xml:space="preserve">仅定位</w:t>
+      </w:r>
+      <w:r>
+        <w:t xml:space="preserve">到</w:t>
+      </w:r>
+      <w:r>
+        <w:rPr>
+          <w:bCs/>
+          <w:b/>
+        </w:rPr>
+        <w:t xml:space="preserve">项目 → 版本号</w:t>
+      </w:r>
+      <w:r>
+        <w:t xml:space="preserve">二级目录等，已在</w:t>
+      </w:r>
+      <w:r>
+        <w:t xml:space="preserve"> </w:t>
+      </w:r>
+      <w:r>
+        <w:rPr>
+          <w:bCs/>
+          <w:b/>
+        </w:rPr>
+        <w:t xml:space="preserve">§3、§6.1.4、§6.2.2、§6.2.3、§6.2.4</w:t>
+      </w:r>
+      <w:r>
+        <w:t xml:space="preserve"> </w:t>
+      </w:r>
+      <w:r>
+        <w:t xml:space="preserve">写明；本条仅保留</w:t>
+      </w:r>
+      <w:r>
+        <w:rPr>
+          <w:bCs/>
+          <w:b/>
+        </w:rPr>
+        <w:t xml:space="preserve">尚未</w:t>
+      </w:r>
+      <w:r>
+        <w:t xml:space="preserve">单独拍板的开放项（上表 1～3）。</w:t>
       </w:r>
     </w:p>
     <w:p>
@@ -7910,7 +9341,7 @@
       <w:pPr>
         <w:numPr>
           <w:ilvl w:val="0"/>
-          <w:numId w:val="1019"/>
+          <w:numId w:val="1021"/>
         </w:numPr>
         <w:pStyle w:val="Compact"/>
       </w:pPr>
@@ -7919,146 +9350,6 @@
       </w:r>
       <w:r>
         <w:br/>
-      </w:r>
-    </w:p>
-    <w:p>
-      <w:pPr>
-        <w:numPr>
-          <w:ilvl w:val="0"/>
-          <w:numId w:val="1019"/>
-        </w:numPr>
-        <w:pStyle w:val="Compact"/>
-      </w:pPr>
-      <w:r>
-        <w:t xml:space="preserve">点「退出登录」：从「已登录」回「未登录」。</w:t>
-      </w:r>
-    </w:p>
-    <w:bookmarkEnd w:id="52"/>
-    <w:bookmarkStart w:id="53" w:name="a.2.3-删除确认项目行-文档行"/>
-    <w:p>
-      <w:pPr>
-        <w:pStyle w:val="Heading4"/>
-      </w:pPr>
-      <w:r>
-        <w:t xml:space="preserve">A.2.3 删除确认（项目行 / 文档行）</w:t>
-      </w:r>
-    </w:p>
-    <w:p>
-      <w:pPr>
-        <w:numPr>
-          <w:ilvl w:val="0"/>
-          <w:numId w:val="1020"/>
-        </w:numPr>
-        <w:pStyle w:val="Compact"/>
-      </w:pPr>
-      <w:r>
-        <w:rPr>
-          <w:bCs/>
-          <w:b/>
-        </w:rPr>
-        <w:t xml:space="preserve">初始</w:t>
-      </w:r>
-      <w:r>
-        <w:t xml:space="preserve"> </w:t>
-      </w:r>
-      <w:r>
-        <w:t xml:space="preserve">→ 点</w:t>
-      </w:r>
-      <w:r>
-        <w:rPr>
-          <w:bCs/>
-          <w:b/>
-        </w:rPr>
-        <w:t xml:space="preserve">删除</w:t>
-      </w:r>
-      <w:r>
-        <w:t xml:space="preserve"> </w:t>
-      </w:r>
-      <w:r>
-        <w:t xml:space="preserve">→</w:t>
-      </w:r>
-      <w:r>
-        <w:t xml:space="preserve"> </w:t>
-      </w:r>
-      <w:r>
-        <w:rPr>
-          <w:bCs/>
-          <w:b/>
-        </w:rPr>
-        <w:t xml:space="preserve">待确认对话</w:t>
-      </w:r>
-      <w:r>
-        <w:t xml:space="preserve">；</w:t>
-      </w:r>
-      <w:r>
-        <w:rPr>
-          <w:bCs/>
-          <w:b/>
-        </w:rPr>
-        <w:t xml:space="preserve">确认</w:t>
-      </w:r>
-      <w:r>
-        <w:t xml:space="preserve">后请求接口，</w:t>
-      </w:r>
-      <w:r>
-        <w:rPr>
-          <w:bCs/>
-          <w:b/>
-        </w:rPr>
-        <w:t xml:space="preserve">成功</w:t>
-      </w:r>
-      <w:r>
-        <w:t xml:space="preserve">回列表</w:t>
-      </w:r>
-      <w:r>
-        <w:rPr>
-          <w:bCs/>
-          <w:b/>
-        </w:rPr>
-        <w:t xml:space="preserve">常显</w:t>
-      </w:r>
-      <w:r>
-        <w:t xml:space="preserve">；</w:t>
-      </w:r>
-      <w:r>
-        <w:rPr>
-          <w:bCs/>
-          <w:b/>
-        </w:rPr>
-        <w:t xml:space="preserve">取消</w:t>
-      </w:r>
-      <w:r>
-        <w:t xml:space="preserve">回</w:t>
-      </w:r>
-      <w:r>
-        <w:rPr>
-          <w:bCs/>
-          <w:b/>
-        </w:rPr>
-        <w:t xml:space="preserve">常显</w:t>
-      </w:r>
-      <w:r>
-        <w:t xml:space="preserve">；失败则提示并</w:t>
-      </w:r>
-      <w:r>
-        <w:rPr>
-          <w:bCs/>
-          <w:b/>
-        </w:rPr>
-        <w:t xml:space="preserve">保持常显</w:t>
-      </w:r>
-      <w:r>
-        <w:t xml:space="preserve">。</w:t>
-      </w:r>
-    </w:p>
-    <w:bookmarkEnd w:id="53"/>
-    <w:bookmarkStart w:id="54" w:name="a.2.4-需求文档管理右侧"/>
-    <w:p>
-      <w:pPr>
-        <w:pStyle w:val="Heading4"/>
-      </w:pPr>
-      <w:r>
-        <w:t xml:space="preserve">A.2.4 需求文档管理—右侧</w:t>
       </w:r>
     </w:p>
     <w:p>
@@ -8070,221 +9361,17 @@
         <w:pStyle w:val="Compact"/>
       </w:pPr>
       <w:r>
-        <w:rPr>
-          <w:bCs/>
-          <w:b/>
-        </w:rPr>
-        <w:t xml:space="preserve">未选目录</w:t>
-      </w:r>
-      <w:r>
-        <w:t xml:space="preserve">：不展示文档表仅提示选目录（若产品无此步则一进入即选默认根）。</w:t>
-      </w:r>
-      <w:r>
-        <w:br/>
-      </w:r>
-    </w:p>
-    <w:p>
-      <w:pPr>
-        <w:numPr>
-          <w:ilvl w:val="0"/>
-          <w:numId w:val="1021"/>
-        </w:numPr>
-        <w:pStyle w:val="Compact"/>
-      </w:pPr>
-      <w:r>
-        <w:rPr>
-          <w:bCs/>
-          <w:b/>
-        </w:rPr>
-        <w:t xml:space="preserve">已选目录-无文档</w:t>
-      </w:r>
-      <w:r>
-        <w:t xml:space="preserve">：空态 +「立即上传」。</w:t>
-      </w:r>
-      <w:r>
-        <w:br/>
-      </w:r>
-    </w:p>
-    <w:p>
-      <w:pPr>
-        <w:numPr>
-          <w:ilvl w:val="0"/>
-          <w:numId w:val="1021"/>
-        </w:numPr>
-        <w:pStyle w:val="Compact"/>
-      </w:pPr>
-      <w:r>
-        <w:rPr>
-          <w:bCs/>
-          <w:b/>
-        </w:rPr>
-        <w:t xml:space="preserve">已选目录-有文档</w:t>
-      </w:r>
-      <w:r>
-        <w:t xml:space="preserve">：表 + 行操作。</w:t>
-      </w:r>
-      <w:r>
-        <w:br/>
-      </w:r>
-    </w:p>
-    <w:p>
-      <w:pPr>
-        <w:numPr>
-          <w:ilvl w:val="0"/>
-          <w:numId w:val="1021"/>
-        </w:numPr>
-        <w:pStyle w:val="Compact"/>
-      </w:pPr>
-      <w:r>
-        <w:rPr>
-          <w:bCs/>
-          <w:b/>
-        </w:rPr>
-        <w:t xml:space="preserve">上传/更新成功</w:t>
-      </w:r>
-      <w:r>
-        <w:t xml:space="preserve">：无文档态 → 有文档态 或 刷新有文档态。</w:t>
-      </w:r>
-      <w:r>
-        <w:br/>
-      </w:r>
-    </w:p>
-    <w:p>
-      <w:pPr>
-        <w:numPr>
-          <w:ilvl w:val="0"/>
-          <w:numId w:val="1021"/>
-        </w:numPr>
-        <w:pStyle w:val="Compact"/>
-      </w:pPr>
-      <w:r>
-        <w:rPr>
-          <w:bCs/>
-          <w:b/>
-        </w:rPr>
-        <w:t xml:space="preserve">全部删除</w:t>
-      </w:r>
-      <w:r>
-        <w:t xml:space="preserve">：若有文档可删至 0 条，有文档态可回到无文档态。</w:t>
-      </w:r>
-    </w:p>
-    <w:p>
-      <w:pPr>
-        <w:pStyle w:val="FirstParagraph"/>
-      </w:pPr>
-      <w:r>
-        <w:t xml:space="preserve">（具体是否「必须选树节点再显右侧」以交互稿为准。）</w:t>
-      </w:r>
-    </w:p>
-    <w:p>
-      <w:r>
-        <w:pict>
-          <v:rect style="width:0;height:1.5pt" o:hralign="center" o:hrstd="t" o:hr="t"/>
-        </w:pict>
-      </w:r>
-    </w:p>
-    <w:bookmarkEnd w:id="54"/>
-    <w:bookmarkEnd w:id="55"/>
-    <w:bookmarkStart w:id="60" w:name="a.3-线框图说明低精度文字布局"/>
-    <w:p>
-      <w:pPr>
-        <w:pStyle w:val="Heading3"/>
-      </w:pPr>
-      <w:r>
-        <w:t xml:space="preserve">A.3 线框图说明（低精度文字布局）</w:t>
-      </w:r>
-    </w:p>
-    <w:bookmarkStart w:id="56" w:name="a.3.1-登录页"/>
+        <w:t xml:space="preserve">点「退出登录」：从「已登录」回「未登录」。</w:t>
+      </w:r>
+    </w:p>
+    <w:bookmarkEnd w:id="52"/>
+    <w:bookmarkStart w:id="53" w:name="a.2.3-删除确认项目行-文档行"/>
     <w:p>
       <w:pPr>
         <w:pStyle w:val="Heading4"/>
       </w:pPr>
       <w:r>
-        <w:t xml:space="preserve">A.3.1 登录页</w:t>
-      </w:r>
-    </w:p>
-    <w:p>
-      <w:pPr>
-        <w:pStyle w:val="SourceCode"/>
-      </w:pPr>
-      <w:r>
-        <w:rPr>
-          <w:rStyle w:val="VerbatimChar"/>
-        </w:rPr>
-        <w:t xml:space="preserve">┌────────────────────────────────────────────┐</w:t>
-      </w:r>
-      <w:r>
-        <w:br/>
-      </w:r>
-      <w:r>
-        <w:rPr>
-          <w:rStyle w:val="VerbatimChar"/>
-        </w:rPr>
-        <w:t xml:space="preserve">│              项目管理系统                    │</w:t>
-      </w:r>
-      <w:r>
-        <w:br/>
-      </w:r>
-      <w:r>
-        <w:rPr>
-          <w:rStyle w:val="VerbatimChar"/>
-        </w:rPr>
-        <w:t xml:space="preserve">│                                            │</w:t>
-      </w:r>
-      <w:r>
-        <w:br/>
-      </w:r>
-      <w:r>
-        <w:rPr>
-          <w:rStyle w:val="VerbatimChar"/>
-        </w:rPr>
-        <w:t xml:space="preserve">│         账号    [        input         ]  │</w:t>
-      </w:r>
-      <w:r>
-        <w:br/>
-      </w:r>
-      <w:r>
-        <w:rPr>
-          <w:rStyle w:val="VerbatimChar"/>
-        </w:rPr>
-        <w:t xml:space="preserve">│         密码    [  •••••  password     ]  │</w:t>
-      </w:r>
-      <w:r>
-        <w:br/>
-      </w:r>
-      <w:r>
-        <w:rPr>
-          <w:rStyle w:val="VerbatimChar"/>
-        </w:rPr>
-        <w:t xml:space="preserve">│                                            │</w:t>
-      </w:r>
-      <w:r>
-        <w:br/>
-      </w:r>
-      <w:r>
-        <w:rPr>
-          <w:rStyle w:val="VerbatimChar"/>
-        </w:rPr>
-        <w:t xml:space="preserve">│                 [ 登  录 ]                 │</w:t>
-      </w:r>
-      <w:r>
-        <w:br/>
-      </w:r>
-      <w:r>
-        <w:rPr>
-          <w:rStyle w:val="VerbatimChar"/>
-        </w:rPr>
-        <w:t xml:space="preserve">└────────────────────────────────────────────┘</w:t>
-      </w:r>
-    </w:p>
-    <w:bookmarkEnd w:id="56"/>
-    <w:bookmarkStart w:id="57" w:name="a.3.2-主壳已登录"/>
-    <w:p>
-      <w:pPr>
-        <w:pStyle w:val="Heading4"/>
-      </w:pPr>
-      <w:r>
-        <w:t xml:space="preserve">A.3.2 主壳（已登录）</w:t>
+        <w:t xml:space="preserve">A.2.3 删除确认（项目行 / 文档行）</w:t>
       </w:r>
     </w:p>
     <w:p>
@@ -8300,205 +9387,109 @@
           <w:bCs/>
           <w:b/>
         </w:rPr>
-        <w:t xml:space="preserve">顶栏</w:t>
-      </w:r>
-      <w:r>
-        <w:t xml:space="preserve">：系统名/折叠按钮；</w:t>
-      </w:r>
-      <w:r>
-        <w:rPr>
-          <w:bCs/>
-          <w:b/>
-        </w:rPr>
-        <w:t xml:space="preserve">右上</w:t>
-      </w:r>
-      <w:r>
-        <w:t xml:space="preserve">：头像+昵称，下拉</w:t>
-      </w:r>
-      <w:r>
-        <w:rPr>
-          <w:bCs/>
-          <w:b/>
-        </w:rPr>
-        <w:t xml:space="preserve">退出登录</w:t>
+        <w:t xml:space="preserve">初始</w:t>
+      </w:r>
+      <w:r>
+        <w:t xml:space="preserve"> </w:t>
+      </w:r>
+      <w:r>
+        <w:t xml:space="preserve">→ 点</w:t>
+      </w:r>
+      <w:r>
+        <w:rPr>
+          <w:bCs/>
+          <w:b/>
+        </w:rPr>
+        <w:t xml:space="preserve">删除</w:t>
+      </w:r>
+      <w:r>
+        <w:t xml:space="preserve"> </w:t>
+      </w:r>
+      <w:r>
+        <w:t xml:space="preserve">→</w:t>
+      </w:r>
+      <w:r>
+        <w:t xml:space="preserve"> </w:t>
+      </w:r>
+      <w:r>
+        <w:rPr>
+          <w:bCs/>
+          <w:b/>
+        </w:rPr>
+        <w:t xml:space="preserve">待确认对话</w:t>
+      </w:r>
+      <w:r>
+        <w:t xml:space="preserve">；</w:t>
+      </w:r>
+      <w:r>
+        <w:rPr>
+          <w:bCs/>
+          <w:b/>
+        </w:rPr>
+        <w:t xml:space="preserve">确认</w:t>
+      </w:r>
+      <w:r>
+        <w:t xml:space="preserve">后请求接口，</w:t>
+      </w:r>
+      <w:r>
+        <w:rPr>
+          <w:bCs/>
+          <w:b/>
+        </w:rPr>
+        <w:t xml:space="preserve">成功</w:t>
+      </w:r>
+      <w:r>
+        <w:t xml:space="preserve">回列表</w:t>
+      </w:r>
+      <w:r>
+        <w:rPr>
+          <w:bCs/>
+          <w:b/>
+        </w:rPr>
+        <w:t xml:space="preserve">常显</w:t>
+      </w:r>
+      <w:r>
+        <w:t xml:space="preserve">；</w:t>
+      </w:r>
+      <w:r>
+        <w:rPr>
+          <w:bCs/>
+          <w:b/>
+        </w:rPr>
+        <w:t xml:space="preserve">取消</w:t>
+      </w:r>
+      <w:r>
+        <w:t xml:space="preserve">回</w:t>
+      </w:r>
+      <w:r>
+        <w:rPr>
+          <w:bCs/>
+          <w:b/>
+        </w:rPr>
+        <w:t xml:space="preserve">常显</w:t>
+      </w:r>
+      <w:r>
+        <w:t xml:space="preserve">；失败则提示并</w:t>
+      </w:r>
+      <w:r>
+        <w:rPr>
+          <w:bCs/>
+          <w:b/>
+        </w:rPr>
+        <w:t xml:space="preserve">保持常显</w:t>
       </w:r>
       <w:r>
         <w:t xml:space="preserve">。</w:t>
       </w:r>
-      <w:r>
-        <w:br/>
-      </w:r>
-    </w:p>
-    <w:p>
-      <w:pPr>
-        <w:numPr>
-          <w:ilvl w:val="0"/>
-          <w:numId w:val="1022"/>
-        </w:numPr>
-        <w:pStyle w:val="Compact"/>
-      </w:pPr>
-      <w:r>
-        <w:rPr>
-          <w:bCs/>
-          <w:b/>
-        </w:rPr>
-        <w:t xml:space="preserve">左侧</w:t>
-      </w:r>
-      <w:r>
-        <w:t xml:space="preserve">：可折叠边栏，一级「项目管理」下二级</w:t>
-      </w:r>
-      <w:r>
-        <w:rPr>
-          <w:bCs/>
-          <w:b/>
-        </w:rPr>
-        <w:t xml:space="preserve">项目概况、需求文档管理</w:t>
-      </w:r>
-      <w:r>
-        <w:t xml:space="preserve">。</w:t>
-      </w:r>
-      <w:r>
-        <w:br/>
-      </w:r>
-    </w:p>
-    <w:p>
-      <w:pPr>
-        <w:numPr>
-          <w:ilvl w:val="0"/>
-          <w:numId w:val="1022"/>
-        </w:numPr>
-        <w:pStyle w:val="Compact"/>
-      </w:pPr>
-      <w:r>
-        <w:rPr>
-          <w:bCs/>
-          <w:b/>
-        </w:rPr>
-        <w:t xml:space="preserve">主区上</w:t>
-      </w:r>
-      <w:r>
-        <w:t xml:space="preserve">：</w:t>
-      </w:r>
-      <w:r>
-        <w:rPr>
-          <w:bCs/>
-          <w:b/>
-        </w:rPr>
-        <w:t xml:space="preserve">Tab 条</w:t>
-      </w:r>
-      <w:r>
-        <w:t xml:space="preserve">（Tab 文=二级菜单名）。</w:t>
-      </w:r>
-      <w:r>
-        <w:br/>
-      </w:r>
-    </w:p>
-    <w:p>
-      <w:pPr>
-        <w:numPr>
-          <w:ilvl w:val="0"/>
-          <w:numId w:val="1022"/>
-        </w:numPr>
-        <w:pStyle w:val="Compact"/>
-      </w:pPr>
-      <w:r>
-        <w:rPr>
-          <w:bCs/>
-          <w:b/>
-        </w:rPr>
-        <w:t xml:space="preserve">主区下</w:t>
-      </w:r>
-      <w:r>
-        <w:t xml:space="preserve">：当前 Tab 的页面块。</w:t>
-      </w:r>
-    </w:p>
-    <w:p>
-      <w:pPr>
-        <w:pStyle w:val="FirstParagraph"/>
-      </w:pPr>
-      <w:r>
-        <w:rPr>
-          <w:bCs/>
-          <w:b/>
-        </w:rPr>
-        <w:t xml:space="preserve">补充</w:t>
-      </w:r>
-      <w:r>
-        <w:t xml:space="preserve">：在</w:t>
-      </w:r>
-      <w:r>
-        <w:t xml:space="preserve"> </w:t>
-      </w:r>
-      <w:r>
-        <w:rPr>
-          <w:bCs/>
-          <w:b/>
-        </w:rPr>
-        <w:t xml:space="preserve">需求文档管理</w:t>
-      </w:r>
-      <w:r>
-        <w:t xml:space="preserve"> </w:t>
-      </w:r>
-      <w:r>
-        <w:t xml:space="preserve">中，树为</w:t>
-      </w:r>
-      <w:r>
-        <w:t xml:space="preserve"> </w:t>
-      </w:r>
-      <w:r>
-        <w:rPr>
-          <w:bCs/>
-          <w:b/>
-        </w:rPr>
-        <w:t xml:space="preserve">可嵌套</w:t>
-      </w:r>
-      <w:r>
-        <w:t xml:space="preserve"> </w:t>
-      </w:r>
-      <w:r>
-        <w:t xml:space="preserve">的</w:t>
-      </w:r>
-      <w:r>
-        <w:t xml:space="preserve"> </w:t>
-      </w:r>
-      <w:r>
-        <w:rPr>
-          <w:bCs/>
-          <w:b/>
-        </w:rPr>
-        <w:t xml:space="preserve">项目→版本→(文件|文件夹[→…] )</w:t>
-      </w:r>
-      <w:r>
-        <w:t xml:space="preserve"> </w:t>
-      </w:r>
-      <w:r>
-        <w:t xml:space="preserve">结构，与</w:t>
-      </w:r>
-      <w:r>
-        <w:t xml:space="preserve"> </w:t>
-      </w:r>
-      <w:r>
-        <w:rPr>
-          <w:bCs/>
-          <w:b/>
-        </w:rPr>
-        <w:t xml:space="preserve">§6.2.2</w:t>
-      </w:r>
-      <w:r>
-        <w:t xml:space="preserve"> </w:t>
-      </w:r>
-      <w:r>
-        <w:t xml:space="preserve">一致。</w:t>
-      </w:r>
-    </w:p>
-    <w:bookmarkEnd w:id="57"/>
-    <w:bookmarkStart w:id="58" w:name="a.3.3-项目概况"/>
+    </w:p>
+    <w:bookmarkEnd w:id="53"/>
+    <w:bookmarkStart w:id="54" w:name="a.2.4-需求文档管理右侧"/>
     <w:p>
       <w:pPr>
         <w:pStyle w:val="Heading4"/>
       </w:pPr>
       <w:r>
-        <w:t xml:space="preserve">A.3.3 项目概况</w:t>
+        <w:t xml:space="preserve">A.2.4 需求文档管理—右侧</w:t>
       </w:r>
     </w:p>
     <w:p>
@@ -8514,49 +9505,10 @@
           <w:bCs/>
           <w:b/>
         </w:rPr>
-        <w:t xml:space="preserve">上</w:t>
-      </w:r>
-      <w:r>
-        <w:t xml:space="preserve">：</w:t>
-      </w:r>
-      <w:r>
-        <w:rPr>
-          <w:bCs/>
-          <w:b/>
-        </w:rPr>
-        <w:t xml:space="preserve">查询区</w:t>
-      </w:r>
-      <w:r>
-        <w:t xml:space="preserve">（名称、经理、版本、部门 模糊 +</w:t>
-      </w:r>
-      <w:r>
-        <w:t xml:space="preserve"> </w:t>
-      </w:r>
-      <w:r>
-        <w:rPr>
-          <w:bCs/>
-          <w:b/>
-        </w:rPr>
-        <w:t xml:space="preserve">查询</w:t>
-      </w:r>
-      <w:r>
-        <w:t xml:space="preserve"> </w:t>
-      </w:r>
-      <w:r>
-        <w:t xml:space="preserve">按钮） +</w:t>
-      </w:r>
-      <w:r>
-        <w:t xml:space="preserve"> </w:t>
-      </w:r>
-      <w:r>
-        <w:rPr>
-          <w:bCs/>
-          <w:b/>
-        </w:rPr>
-        <w:t xml:space="preserve">+ 新增项目</w:t>
-      </w:r>
-      <w:r>
-        <w:t xml:space="preserve">。</w:t>
+        <w:t xml:space="preserve">未选目录</w:t>
+      </w:r>
+      <w:r>
+        <w:t xml:space="preserve">：不展示文档表仅提示选目录（若产品无此步则一进入即选默认根）。</w:t>
       </w:r>
       <w:r>
         <w:br/>
@@ -8575,20 +9527,10 @@
           <w:bCs/>
           <w:b/>
         </w:rPr>
-        <w:t xml:space="preserve">中</w:t>
-      </w:r>
-      <w:r>
-        <w:t xml:space="preserve">：</w:t>
-      </w:r>
-      <w:r>
-        <w:rPr>
-          <w:bCs/>
-          <w:b/>
-        </w:rPr>
-        <w:t xml:space="preserve">分页表</w:t>
-      </w:r>
-      <w:r>
-        <w:t xml:space="preserve">（列含 需求文档 + 操作[改/删]）。</w:t>
+        <w:t xml:space="preserve">已选目录-无文档</w:t>
+      </w:r>
+      <w:r>
+        <w:t xml:space="preserve">：空态 +「立即上传」。</w:t>
       </w:r>
       <w:r>
         <w:br/>
@@ -8607,138 +9549,173 @@
           <w:bCs/>
           <w:b/>
         </w:rPr>
-        <w:t xml:space="preserve">弹窗</w:t>
-      </w:r>
-      <w:r>
-        <w:t xml:space="preserve">：</w:t>
-      </w:r>
-      <w:r>
-        <w:rPr>
-          <w:bCs/>
-          <w:b/>
-        </w:rPr>
-        <w:t xml:space="preserve">必填</w:t>
-      </w:r>
-      <w:r>
-        <w:t xml:space="preserve"> </w:t>
-      </w:r>
-      <w:r>
-        <w:t xml:space="preserve">项目名称、</w:t>
-      </w:r>
-      <w:r>
-        <w:rPr>
-          <w:bCs/>
-          <w:b/>
-        </w:rPr>
-        <w:t xml:space="preserve">版本号</w:t>
-      </w:r>
-      <w:r>
-        <w:t xml:space="preserve">、项目经理；</w:t>
-      </w:r>
-      <w:r>
-        <w:rPr>
-          <w:bCs/>
-          <w:b/>
-        </w:rPr>
-        <w:t xml:space="preserve">保存</w:t>
-      </w:r>
-      <w:r>
-        <w:t xml:space="preserve"> </w:t>
-      </w:r>
-      <w:r>
-        <w:t xml:space="preserve">时</w:t>
-      </w:r>
-      <w:r>
-        <w:t xml:space="preserve"> </w:t>
-      </w:r>
-      <w:r>
-        <w:rPr>
-          <w:bCs/>
-          <w:b/>
-        </w:rPr>
-        <w:t xml:space="preserve">(名称+版本号)</w:t>
-      </w:r>
-      <w:r>
-        <w:t xml:space="preserve"> </w:t>
-      </w:r>
-      <w:r>
-        <w:rPr>
-          <w:bCs/>
-          <w:b/>
-        </w:rPr>
-        <w:t xml:space="preserve">唯一</w:t>
-      </w:r>
-      <w:r>
-        <w:t xml:space="preserve"> </w:t>
-      </w:r>
-      <w:r>
-        <w:t xml:space="preserve">不通过则</w:t>
-      </w:r>
-      <w:r>
-        <w:rPr>
-          <w:bCs/>
-          <w:b/>
-        </w:rPr>
-        <w:t xml:space="preserve">拦截</w:t>
-      </w:r>
-      <w:r>
-        <w:t xml:space="preserve">+</w:t>
-      </w:r>
-      <w:r>
-        <w:rPr>
-          <w:bCs/>
-          <w:b/>
-        </w:rPr>
-        <w:t xml:space="preserve">提示</w:t>
-      </w:r>
-      <w:r>
-        <w:t xml:space="preserve">；需求文档</w:t>
-      </w:r>
-      <w:r>
-        <w:rPr>
-          <w:bCs/>
-          <w:b/>
-        </w:rPr>
-        <w:t xml:space="preserve">标签块</w:t>
-      </w:r>
-      <w:r>
-        <w:t xml:space="preserve"> </w:t>
-      </w:r>
-      <w:r>
-        <w:t xml:space="preserve">+</w:t>
-      </w:r>
-      <w:r>
-        <w:t xml:space="preserve"> </w:t>
-      </w:r>
-      <w:r>
-        <w:rPr>
-          <w:bCs/>
-          <w:b/>
-        </w:rPr>
-        <w:t xml:space="preserve">上传</w:t>
-      </w:r>
-      <w:r>
-        <w:t xml:space="preserve">（</w:t>
-      </w:r>
-      <w:r>
-        <w:rPr>
-          <w:bCs/>
-          <w:b/>
-        </w:rPr>
-        <w:t xml:space="preserve">文件/文件夹</w:t>
-      </w:r>
-      <w:r>
-        <w:t xml:space="preserve">）+ 确定/取消。</w:t>
-      </w:r>
-    </w:p>
-    <w:bookmarkEnd w:id="58"/>
-    <w:bookmarkStart w:id="59" w:name="a.3.4-需求文档管理"/>
+        <w:t xml:space="preserve">已选目录-有文档</w:t>
+      </w:r>
+      <w:r>
+        <w:t xml:space="preserve">：表 + 行操作。</w:t>
+      </w:r>
+      <w:r>
+        <w:br/>
+      </w:r>
+    </w:p>
+    <w:p>
+      <w:pPr>
+        <w:numPr>
+          <w:ilvl w:val="0"/>
+          <w:numId w:val="1023"/>
+        </w:numPr>
+        <w:pStyle w:val="Compact"/>
+      </w:pPr>
+      <w:r>
+        <w:rPr>
+          <w:bCs/>
+          <w:b/>
+        </w:rPr>
+        <w:t xml:space="preserve">上传/更新成功</w:t>
+      </w:r>
+      <w:r>
+        <w:t xml:space="preserve">：无文档态 → 有文档态 或 刷新有文档态。</w:t>
+      </w:r>
+      <w:r>
+        <w:br/>
+      </w:r>
+    </w:p>
+    <w:p>
+      <w:pPr>
+        <w:numPr>
+          <w:ilvl w:val="0"/>
+          <w:numId w:val="1023"/>
+        </w:numPr>
+        <w:pStyle w:val="Compact"/>
+      </w:pPr>
+      <w:r>
+        <w:rPr>
+          <w:bCs/>
+          <w:b/>
+        </w:rPr>
+        <w:t xml:space="preserve">全部删除</w:t>
+      </w:r>
+      <w:r>
+        <w:t xml:space="preserve">：若有文档可删至 0 条，有文档态可回到无文档态。</w:t>
+      </w:r>
+    </w:p>
+    <w:p>
+      <w:pPr>
+        <w:pStyle w:val="FirstParagraph"/>
+      </w:pPr>
+      <w:r>
+        <w:t xml:space="preserve">（具体是否「必须选树节点再显右侧」以交互稿为准。）</w:t>
+      </w:r>
+    </w:p>
+    <w:p>
+      <w:r>
+        <w:pict>
+          <v:rect style="width:0;height:1.5pt" o:hralign="center" o:hrstd="t" o:hr="t"/>
+        </w:pict>
+      </w:r>
+    </w:p>
+    <w:bookmarkEnd w:id="54"/>
+    <w:bookmarkEnd w:id="55"/>
+    <w:bookmarkStart w:id="60" w:name="a.3-线框图说明低精度文字布局"/>
+    <w:p>
+      <w:pPr>
+        <w:pStyle w:val="Heading3"/>
+      </w:pPr>
+      <w:r>
+        <w:t xml:space="preserve">A.3 线框图说明（低精度文字布局）</w:t>
+      </w:r>
+    </w:p>
+    <w:bookmarkStart w:id="56" w:name="a.3.1-登录页"/>
     <w:p>
       <w:pPr>
         <w:pStyle w:val="Heading4"/>
       </w:pPr>
       <w:r>
-        <w:t xml:space="preserve">A.3.4 需求文档管理</w:t>
+        <w:t xml:space="preserve">A.3.1 登录页</w:t>
+      </w:r>
+    </w:p>
+    <w:p>
+      <w:pPr>
+        <w:pStyle w:val="SourceCode"/>
+      </w:pPr>
+      <w:r>
+        <w:rPr>
+          <w:rStyle w:val="VerbatimChar"/>
+        </w:rPr>
+        <w:t xml:space="preserve">┌────────────────────────────────────────────┐</w:t>
+      </w:r>
+      <w:r>
+        <w:br/>
+      </w:r>
+      <w:r>
+        <w:rPr>
+          <w:rStyle w:val="VerbatimChar"/>
+        </w:rPr>
+        <w:t xml:space="preserve">│              项目管理系统                    │</w:t>
+      </w:r>
+      <w:r>
+        <w:br/>
+      </w:r>
+      <w:r>
+        <w:rPr>
+          <w:rStyle w:val="VerbatimChar"/>
+        </w:rPr>
+        <w:t xml:space="preserve">│                                            │</w:t>
+      </w:r>
+      <w:r>
+        <w:br/>
+      </w:r>
+      <w:r>
+        <w:rPr>
+          <w:rStyle w:val="VerbatimChar"/>
+        </w:rPr>
+        <w:t xml:space="preserve">│         账号    [        input         ]  │</w:t>
+      </w:r>
+      <w:r>
+        <w:br/>
+      </w:r>
+      <w:r>
+        <w:rPr>
+          <w:rStyle w:val="VerbatimChar"/>
+        </w:rPr>
+        <w:t xml:space="preserve">│         密码    [  •••••  password     ]  │</w:t>
+      </w:r>
+      <w:r>
+        <w:br/>
+      </w:r>
+      <w:r>
+        <w:rPr>
+          <w:rStyle w:val="VerbatimChar"/>
+        </w:rPr>
+        <w:t xml:space="preserve">│                                            │</w:t>
+      </w:r>
+      <w:r>
+        <w:br/>
+      </w:r>
+      <w:r>
+        <w:rPr>
+          <w:rStyle w:val="VerbatimChar"/>
+        </w:rPr>
+        <w:t xml:space="preserve">│                 [ 登  录 ]                 │</w:t>
+      </w:r>
+      <w:r>
+        <w:br/>
+      </w:r>
+      <w:r>
+        <w:rPr>
+          <w:rStyle w:val="VerbatimChar"/>
+        </w:rPr>
+        <w:t xml:space="preserve">└────────────────────────────────────────────┘</w:t>
+      </w:r>
+    </w:p>
+    <w:bookmarkEnd w:id="56"/>
+    <w:bookmarkStart w:id="57" w:name="a.3.2-主壳已登录"/>
+    <w:p>
+      <w:pPr>
+        <w:pStyle w:val="Heading4"/>
+      </w:pPr>
+      <w:r>
+        <w:t xml:space="preserve">A.3.2 主壳（已登录）</w:t>
       </w:r>
     </w:p>
     <w:p>
@@ -8754,53 +9731,30 @@
           <w:bCs/>
           <w:b/>
         </w:rPr>
-        <w:t xml:space="preserve">左约 1/4</w:t>
-      </w:r>
-      <w:r>
-        <w:t xml:space="preserve">：</w:t>
-      </w:r>
-      <w:r>
-        <w:rPr>
-          <w:bCs/>
-          <w:b/>
-        </w:rPr>
-        <w:t xml:space="preserve">目录树</w:t>
-      </w:r>
-      <w:r>
-        <w:t xml:space="preserve">（</w:t>
-      </w:r>
-      <w:r>
-        <w:rPr>
-          <w:bCs/>
-          <w:b/>
-        </w:rPr>
-        <w:t xml:space="preserve">项目→版本号(二级目录)→</w:t>
-      </w:r>
-      <w:r>
-        <w:t xml:space="preserve"> </w:t>
-      </w:r>
-      <w:r>
-        <w:t xml:space="preserve">文件或</w:t>
-      </w:r>
-      <w:r>
-        <w:rPr>
-          <w:bCs/>
-          <w:b/>
-        </w:rPr>
-        <w:t xml:space="preserve">可嵌套</w:t>
-      </w:r>
-      <w:r>
-        <w:t xml:space="preserve"> </w:t>
-      </w:r>
-      <w:r>
-        <w:rPr>
-          <w:bCs/>
-          <w:b/>
-        </w:rPr>
-        <w:t xml:space="preserve">文件夹</w:t>
-      </w:r>
-      <w:r>
-        <w:t xml:space="preserve">）。</w:t>
+        <w:t xml:space="preserve">顶栏</w:t>
+      </w:r>
+      <w:r>
+        <w:t xml:space="preserve">：系统名/折叠按钮；</w:t>
+      </w:r>
+      <w:r>
+        <w:rPr>
+          <w:bCs/>
+          <w:b/>
+        </w:rPr>
+        <w:t xml:space="preserve">右上</w:t>
+      </w:r>
+      <w:r>
+        <w:t xml:space="preserve">：头像+昵称，下拉</w:t>
+      </w:r>
+      <w:r>
+        <w:rPr>
+          <w:bCs/>
+          <w:b/>
+        </w:rPr>
+        <w:t xml:space="preserve">退出登录</w:t>
+      </w:r>
+      <w:r>
+        <w:t xml:space="preserve">。</w:t>
       </w:r>
       <w:r>
         <w:br/>
@@ -8811,6 +9765,483 @@
         <w:numPr>
           <w:ilvl w:val="0"/>
           <w:numId w:val="1024"/>
+        </w:numPr>
+        <w:pStyle w:val="Compact"/>
+      </w:pPr>
+      <w:r>
+        <w:rPr>
+          <w:bCs/>
+          <w:b/>
+        </w:rPr>
+        <w:t xml:space="preserve">左侧</w:t>
+      </w:r>
+      <w:r>
+        <w:t xml:space="preserve">：可折叠边栏，一级「项目管理」下二级</w:t>
+      </w:r>
+      <w:r>
+        <w:rPr>
+          <w:bCs/>
+          <w:b/>
+        </w:rPr>
+        <w:t xml:space="preserve">项目概况、需求文档管理</w:t>
+      </w:r>
+      <w:r>
+        <w:t xml:space="preserve">。</w:t>
+      </w:r>
+      <w:r>
+        <w:br/>
+      </w:r>
+    </w:p>
+    <w:p>
+      <w:pPr>
+        <w:numPr>
+          <w:ilvl w:val="0"/>
+          <w:numId w:val="1024"/>
+        </w:numPr>
+        <w:pStyle w:val="Compact"/>
+      </w:pPr>
+      <w:r>
+        <w:rPr>
+          <w:bCs/>
+          <w:b/>
+        </w:rPr>
+        <w:t xml:space="preserve">主区上</w:t>
+      </w:r>
+      <w:r>
+        <w:t xml:space="preserve">：</w:t>
+      </w:r>
+      <w:r>
+        <w:rPr>
+          <w:bCs/>
+          <w:b/>
+        </w:rPr>
+        <w:t xml:space="preserve">Tab 条</w:t>
+      </w:r>
+      <w:r>
+        <w:t xml:space="preserve">（Tab 文=二级菜单名）。</w:t>
+      </w:r>
+      <w:r>
+        <w:br/>
+      </w:r>
+    </w:p>
+    <w:p>
+      <w:pPr>
+        <w:numPr>
+          <w:ilvl w:val="0"/>
+          <w:numId w:val="1024"/>
+        </w:numPr>
+        <w:pStyle w:val="Compact"/>
+      </w:pPr>
+      <w:r>
+        <w:rPr>
+          <w:bCs/>
+          <w:b/>
+        </w:rPr>
+        <w:t xml:space="preserve">主区下</w:t>
+      </w:r>
+      <w:r>
+        <w:t xml:space="preserve">：当前 Tab 的页面块。</w:t>
+      </w:r>
+    </w:p>
+    <w:p>
+      <w:pPr>
+        <w:pStyle w:val="FirstParagraph"/>
+      </w:pPr>
+      <w:r>
+        <w:rPr>
+          <w:bCs/>
+          <w:b/>
+        </w:rPr>
+        <w:t xml:space="preserve">补充</w:t>
+      </w:r>
+      <w:r>
+        <w:t xml:space="preserve">：在</w:t>
+      </w:r>
+      <w:r>
+        <w:t xml:space="preserve"> </w:t>
+      </w:r>
+      <w:r>
+        <w:rPr>
+          <w:bCs/>
+          <w:b/>
+        </w:rPr>
+        <w:t xml:space="preserve">需求文档管理</w:t>
+      </w:r>
+      <w:r>
+        <w:t xml:space="preserve"> </w:t>
+      </w:r>
+      <w:r>
+        <w:t xml:space="preserve">中，树为</w:t>
+      </w:r>
+      <w:r>
+        <w:t xml:space="preserve"> </w:t>
+      </w:r>
+      <w:r>
+        <w:rPr>
+          <w:bCs/>
+          <w:b/>
+        </w:rPr>
+        <w:t xml:space="preserve">可嵌套</w:t>
+      </w:r>
+      <w:r>
+        <w:t xml:space="preserve"> </w:t>
+      </w:r>
+      <w:r>
+        <w:t xml:space="preserve">的</w:t>
+      </w:r>
+      <w:r>
+        <w:t xml:space="preserve"> </w:t>
+      </w:r>
+      <w:r>
+        <w:rPr>
+          <w:bCs/>
+          <w:b/>
+        </w:rPr>
+        <w:t xml:space="preserve">项目→版本→(文件|文件夹[→…] )</w:t>
+      </w:r>
+      <w:r>
+        <w:t xml:space="preserve"> </w:t>
+      </w:r>
+      <w:r>
+        <w:t xml:space="preserve">结构，与</w:t>
+      </w:r>
+      <w:r>
+        <w:t xml:space="preserve"> </w:t>
+      </w:r>
+      <w:r>
+        <w:rPr>
+          <w:bCs/>
+          <w:b/>
+        </w:rPr>
+        <w:t xml:space="preserve">§6.2.2</w:t>
+      </w:r>
+      <w:r>
+        <w:t xml:space="preserve"> </w:t>
+      </w:r>
+      <w:r>
+        <w:t xml:space="preserve">一致。</w:t>
+      </w:r>
+    </w:p>
+    <w:bookmarkEnd w:id="57"/>
+    <w:bookmarkStart w:id="58" w:name="a.3.3-项目概况"/>
+    <w:p>
+      <w:pPr>
+        <w:pStyle w:val="Heading4"/>
+      </w:pPr>
+      <w:r>
+        <w:t xml:space="preserve">A.3.3 项目概况</w:t>
+      </w:r>
+    </w:p>
+    <w:p>
+      <w:pPr>
+        <w:numPr>
+          <w:ilvl w:val="0"/>
+          <w:numId w:val="1025"/>
+        </w:numPr>
+        <w:pStyle w:val="Compact"/>
+      </w:pPr>
+      <w:r>
+        <w:rPr>
+          <w:bCs/>
+          <w:b/>
+        </w:rPr>
+        <w:t xml:space="preserve">上</w:t>
+      </w:r>
+      <w:r>
+        <w:t xml:space="preserve">：</w:t>
+      </w:r>
+      <w:r>
+        <w:rPr>
+          <w:bCs/>
+          <w:b/>
+        </w:rPr>
+        <w:t xml:space="preserve">查询区</w:t>
+      </w:r>
+      <w:r>
+        <w:t xml:space="preserve">（名称、经理、版本、部门 模糊 +</w:t>
+      </w:r>
+      <w:r>
+        <w:t xml:space="preserve"> </w:t>
+      </w:r>
+      <w:r>
+        <w:rPr>
+          <w:bCs/>
+          <w:b/>
+        </w:rPr>
+        <w:t xml:space="preserve">查询</w:t>
+      </w:r>
+      <w:r>
+        <w:t xml:space="preserve"> </w:t>
+      </w:r>
+      <w:r>
+        <w:t xml:space="preserve">按钮） +</w:t>
+      </w:r>
+      <w:r>
+        <w:t xml:space="preserve"> </w:t>
+      </w:r>
+      <w:r>
+        <w:rPr>
+          <w:bCs/>
+          <w:b/>
+        </w:rPr>
+        <w:t xml:space="preserve">+ 新增项目</w:t>
+      </w:r>
+      <w:r>
+        <w:t xml:space="preserve">。</w:t>
+      </w:r>
+      <w:r>
+        <w:br/>
+      </w:r>
+    </w:p>
+    <w:p>
+      <w:pPr>
+        <w:numPr>
+          <w:ilvl w:val="0"/>
+          <w:numId w:val="1025"/>
+        </w:numPr>
+        <w:pStyle w:val="Compact"/>
+      </w:pPr>
+      <w:r>
+        <w:rPr>
+          <w:bCs/>
+          <w:b/>
+        </w:rPr>
+        <w:t xml:space="preserve">中</w:t>
+      </w:r>
+      <w:r>
+        <w:t xml:space="preserve">：</w:t>
+      </w:r>
+      <w:r>
+        <w:rPr>
+          <w:bCs/>
+          <w:b/>
+        </w:rPr>
+        <w:t xml:space="preserve">分页表</w:t>
+      </w:r>
+      <w:r>
+        <w:t xml:space="preserve">（列含 需求文档 + 操作[改/删]）。</w:t>
+      </w:r>
+      <w:r>
+        <w:br/>
+      </w:r>
+    </w:p>
+    <w:p>
+      <w:pPr>
+        <w:numPr>
+          <w:ilvl w:val="0"/>
+          <w:numId w:val="1025"/>
+        </w:numPr>
+        <w:pStyle w:val="Compact"/>
+      </w:pPr>
+      <w:r>
+        <w:rPr>
+          <w:bCs/>
+          <w:b/>
+        </w:rPr>
+        <w:t xml:space="preserve">弹窗</w:t>
+      </w:r>
+      <w:r>
+        <w:t xml:space="preserve">：</w:t>
+      </w:r>
+      <w:r>
+        <w:rPr>
+          <w:bCs/>
+          <w:b/>
+        </w:rPr>
+        <w:t xml:space="preserve">必填</w:t>
+      </w:r>
+      <w:r>
+        <w:t xml:space="preserve"> </w:t>
+      </w:r>
+      <w:r>
+        <w:t xml:space="preserve">项目名称、</w:t>
+      </w:r>
+      <w:r>
+        <w:rPr>
+          <w:bCs/>
+          <w:b/>
+        </w:rPr>
+        <w:t xml:space="preserve">版本号</w:t>
+      </w:r>
+      <w:r>
+        <w:t xml:space="preserve">、项目经理；</w:t>
+      </w:r>
+      <w:r>
+        <w:rPr>
+          <w:bCs/>
+          <w:b/>
+        </w:rPr>
+        <w:t xml:space="preserve">保存</w:t>
+      </w:r>
+      <w:r>
+        <w:t xml:space="preserve"> </w:t>
+      </w:r>
+      <w:r>
+        <w:t xml:space="preserve">时</w:t>
+      </w:r>
+      <w:r>
+        <w:t xml:space="preserve"> </w:t>
+      </w:r>
+      <w:r>
+        <w:rPr>
+          <w:bCs/>
+          <w:b/>
+        </w:rPr>
+        <w:t xml:space="preserve">(名称+版本号)</w:t>
+      </w:r>
+      <w:r>
+        <w:t xml:space="preserve"> </w:t>
+      </w:r>
+      <w:r>
+        <w:rPr>
+          <w:bCs/>
+          <w:b/>
+        </w:rPr>
+        <w:t xml:space="preserve">唯一</w:t>
+      </w:r>
+      <w:r>
+        <w:t xml:space="preserve"> </w:t>
+      </w:r>
+      <w:r>
+        <w:t xml:space="preserve">不通过则</w:t>
+      </w:r>
+      <w:r>
+        <w:rPr>
+          <w:bCs/>
+          <w:b/>
+        </w:rPr>
+        <w:t xml:space="preserve">拦截</w:t>
+      </w:r>
+      <w:r>
+        <w:t xml:space="preserve">+</w:t>
+      </w:r>
+      <w:r>
+        <w:rPr>
+          <w:bCs/>
+          <w:b/>
+        </w:rPr>
+        <w:t xml:space="preserve">提示</w:t>
+      </w:r>
+      <w:r>
+        <w:t xml:space="preserve">；需求文档</w:t>
+      </w:r>
+      <w:r>
+        <w:rPr>
+          <w:bCs/>
+          <w:b/>
+        </w:rPr>
+        <w:t xml:space="preserve">标签块</w:t>
+      </w:r>
+      <w:r>
+        <w:t xml:space="preserve"> </w:t>
+      </w:r>
+      <w:r>
+        <w:t xml:space="preserve">+</w:t>
+      </w:r>
+      <w:r>
+        <w:t xml:space="preserve"> </w:t>
+      </w:r>
+      <w:r>
+        <w:rPr>
+          <w:bCs/>
+          <w:b/>
+        </w:rPr>
+        <w:t xml:space="preserve">上传</w:t>
+      </w:r>
+      <w:r>
+        <w:t xml:space="preserve">（</w:t>
+      </w:r>
+      <w:r>
+        <w:rPr>
+          <w:bCs/>
+          <w:b/>
+        </w:rPr>
+        <w:t xml:space="preserve">文件/文件夹</w:t>
+      </w:r>
+      <w:r>
+        <w:t xml:space="preserve">）+ 确定/取消。</w:t>
+      </w:r>
+    </w:p>
+    <w:bookmarkEnd w:id="58"/>
+    <w:bookmarkStart w:id="59" w:name="a.3.4-需求文档管理"/>
+    <w:p>
+      <w:pPr>
+        <w:pStyle w:val="Heading4"/>
+      </w:pPr>
+      <w:r>
+        <w:t xml:space="preserve">A.3.4 需求文档管理</w:t>
+      </w:r>
+    </w:p>
+    <w:p>
+      <w:pPr>
+        <w:numPr>
+          <w:ilvl w:val="0"/>
+          <w:numId w:val="1026"/>
+        </w:numPr>
+        <w:pStyle w:val="Compact"/>
+      </w:pPr>
+      <w:r>
+        <w:rPr>
+          <w:bCs/>
+          <w:b/>
+        </w:rPr>
+        <w:t xml:space="preserve">左约 1/4</w:t>
+      </w:r>
+      <w:r>
+        <w:t xml:space="preserve">：</w:t>
+      </w:r>
+      <w:r>
+        <w:rPr>
+          <w:bCs/>
+          <w:b/>
+        </w:rPr>
+        <w:t xml:space="preserve">目录树</w:t>
+      </w:r>
+      <w:r>
+        <w:t xml:space="preserve">（</w:t>
+      </w:r>
+      <w:r>
+        <w:rPr>
+          <w:bCs/>
+          <w:b/>
+        </w:rPr>
+        <w:t xml:space="preserve">项目→版本号(二级目录)→</w:t>
+      </w:r>
+      <w:r>
+        <w:t xml:space="preserve"> </w:t>
+      </w:r>
+      <w:r>
+        <w:t xml:space="preserve">文件或</w:t>
+      </w:r>
+      <w:r>
+        <w:rPr>
+          <w:bCs/>
+          <w:b/>
+        </w:rPr>
+        <w:t xml:space="preserve">可嵌套</w:t>
+      </w:r>
+      <w:r>
+        <w:t xml:space="preserve"> </w:t>
+      </w:r>
+      <w:r>
+        <w:rPr>
+          <w:bCs/>
+          <w:b/>
+        </w:rPr>
+        <w:t xml:space="preserve">文件夹</w:t>
+      </w:r>
+      <w:r>
+        <w:t xml:space="preserve">）。</w:t>
+      </w:r>
+      <w:r>
+        <w:br/>
+      </w:r>
+    </w:p>
+    <w:p>
+      <w:pPr>
+        <w:numPr>
+          <w:ilvl w:val="0"/>
+          <w:numId w:val="1026"/>
         </w:numPr>
         <w:pStyle w:val="Compact"/>
       </w:pPr>
@@ -9379,6 +10810,9 @@
     <w:abstractNumId w:val="991"/>
   </w:num>
   <w:num w:numId="1005">
+    <w:abstractNumId w:val="991"/>
+  </w:num>
+  <w:num w:numId="1006">
     <w:abstractNumId w:val="99411"/>
     <w:lvlOverride w:ilvl="0">
       <w:startOverride w:val="1"/>
@@ -9407,9 +10841,6 @@
     <w:lvlOverride w:ilvl="8">
       <w:startOverride w:val="1"/>
     </w:lvlOverride>
-  </w:num>
-  <w:num w:numId="1006">
-    <w:abstractNumId w:val="991"/>
   </w:num>
   <w:num w:numId="1007">
     <w:abstractNumId w:val="991"/>
@@ -9445,6 +10876,12 @@
     <w:abstractNumId w:val="991"/>
   </w:num>
   <w:num w:numId="1018">
+    <w:abstractNumId w:val="991"/>
+  </w:num>
+  <w:num w:numId="1019">
+    <w:abstractNumId w:val="991"/>
+  </w:num>
+  <w:num w:numId="1020">
     <w:abstractNumId w:val="99411"/>
     <w:lvlOverride w:ilvl="0">
       <w:startOverride w:val="1"/>
@@ -9474,12 +10911,6 @@
       <w:startOverride w:val="1"/>
     </w:lvlOverride>
   </w:num>
-  <w:num w:numId="1019">
-    <w:abstractNumId w:val="991"/>
-  </w:num>
-  <w:num w:numId="1020">
-    <w:abstractNumId w:val="991"/>
-  </w:num>
   <w:num w:numId="1021">
     <w:abstractNumId w:val="991"/>
   </w:num>
@@ -9490,6 +10921,12 @@
     <w:abstractNumId w:val="991"/>
   </w:num>
   <w:num w:numId="1024">
+    <w:abstractNumId w:val="991"/>
+  </w:num>
+  <w:num w:numId="1025">
+    <w:abstractNumId w:val="991"/>
+  </w:num>
+  <w:num w:numId="1026">
     <w:abstractNumId w:val="991"/>
   </w:num>
 </w:numbering>
